--- a/Содержание_итого_вариат_сам_работы.docx
+++ b/Содержание_итого_вариат_сам_работы.docx
@@ -978,6 +978,7 @@
         <w:p>
           <w:pPr>
             <w:rPr>
+              <w:b/>
               <w:bCs/>
             </w:rPr>
           </w:pPr>
@@ -989,6 +990,78 @@
             <w:fldChar w:fldCharType="end"/>
           </w:r>
         </w:p>
+        <w:p>
+          <w:pPr>
+            <w:rPr>
+              <w:b/>
+              <w:bCs/>
+            </w:rPr>
+          </w:pPr>
+        </w:p>
+        <w:p>
+          <w:pPr>
+            <w:rPr>
+              <w:b/>
+              <w:bCs/>
+            </w:rPr>
+          </w:pPr>
+        </w:p>
+        <w:p>
+          <w:pPr>
+            <w:rPr>
+              <w:b/>
+              <w:bCs/>
+            </w:rPr>
+          </w:pPr>
+        </w:p>
+        <w:p>
+          <w:pPr>
+            <w:rPr>
+              <w:b/>
+              <w:bCs/>
+            </w:rPr>
+          </w:pPr>
+        </w:p>
+        <w:p>
+          <w:pPr>
+            <w:rPr>
+              <w:b/>
+              <w:bCs/>
+            </w:rPr>
+          </w:pPr>
+        </w:p>
+        <w:p>
+          <w:pPr>
+            <w:rPr>
+              <w:b/>
+              <w:bCs/>
+            </w:rPr>
+          </w:pPr>
+        </w:p>
+        <w:p>
+          <w:pPr>
+            <w:rPr>
+              <w:b/>
+              <w:bCs/>
+            </w:rPr>
+          </w:pPr>
+        </w:p>
+        <w:p>
+          <w:pPr>
+            <w:rPr>
+              <w:b/>
+              <w:bCs/>
+            </w:rPr>
+          </w:pPr>
+        </w:p>
+        <w:p>
+          <w:pPr>
+            <w:rPr>
+              <w:b/>
+              <w:bCs/>
+            </w:rPr>
+          </w:pPr>
+        </w:p>
       </w:sdtContent>
     </w:sdt>
     <w:p>
@@ -996,16 +1069,13 @@
         <w:pStyle w:val="1"/>
       </w:pPr>
       <w:r>
+        <w:lastRenderedPageBreak/>
         <w:t>Постановка задачи</w:t>
       </w:r>
     </w:p>
     <w:p>
       <w:r>
-        <w:t xml:space="preserve">Вариант 10. Предметная область: Пусть требуется создать программную систему, предназначенную для диспетчера станции техобслуживания. Такая система должна обеспечивать хранение сведений об услугах, оказываемых станцией и их стоимости, о клиентах станции, о работниках станции и об автомобилях, которые они ремонтируют в текущий момент. Клиент станции — это человек, который хотя бы раз воспользовался услугами станции. О клиенте должны храниться следующие сведения: паспортные данные, включая фамилию, имя, отчество, дату рождения, прописку, а также даты обращения на станцию техобслуживания с указанием автомобилей, которые он сдавал в ремонт. Клиент сдает в ремонт не обязательно автомобиль, владельцем которого он является. Сведения об автомобилях включают в себя марку автомобиля, его цвет, год выпуска, номер государственной регистрации, перечень неисправностей и данные о владельце. Сведения о работнике — это его фамилия, имя, отчество, специальность, разряд, стаж работы. Диспетчер заносит в БД сведения об автомобиле и о клиенте, если клиент обращается на станцию впервые. После этого диспетчер определяет рабочих, которые будут устранять имеющиеся в автомобиле неисправности. Оставляя автомобиль </w:t>
-      </w:r>
-      <w:r>
-        <w:lastRenderedPageBreak/>
-        <w:t>на станции техобслуживания, клиент получает расписку, в которой указано, когда автомобиль был поставлен на ремонт, какие он имеет неисправности, когда станция обязуется возвратить отремонтированный автомобиль. После возвращения автомобиля клиенту данные о произведенном ремонте помещаются в архив, клиент получает счет, в котором содержится перечень устраненных неисправностей с указанием времени работы, стоимости работы и стоимости запчастей.</w:t>
+        <w:t>Вариант 10. Предметная область: Пусть требуется создать программную систему, предназначенную для диспетчера станции техобслуживания. Такая система должна обеспечивать хранение сведений об услугах, оказываемых станцией и их стоимости, о клиентах станции, о работниках станции и об автомобилях, которые они ремонтируют в текущий момент. Клиент станции — это человек, который хотя бы раз воспользовался услугами станции. О клиенте должны храниться следующие сведения: паспортные данные, включая фамилию, имя, отчество, дату рождения, прописку, а также даты обращения на станцию техобслуживания с указанием автомобилей, которые он сдавал в ремонт. Клиент сдает в ремонт не обязательно автомобиль, владельцем которого он является. Сведения об автомобилях включают в себя марку автомобиля, его цвет, год выпуска, номер государственной регистрации, перечень неисправностей и данные о владельце. Сведения о работнике — это его фамилия, имя, отчество, специальность, разряд, стаж работы. Диспетчер заносит в БД сведения об автомобиле и о клиенте, если клиент обращается на станцию впервые. После этого диспетчер определяет рабочих, которые будут устранять имеющиеся в автомобиле неисправности. Оставляя автомобиль на станции техобслуживания, клиент получает расписку, в которой указано, когда автомобиль был поставлен на ремонт, какие он имеет неисправности, когда станция обязуется возвратить отремонтированный автомобиль. После возвращения автомобиля клиенту данные о произведенном ремонте помещаются в архив, клиент получает счет, в котором содержится перечень устраненных неисправностей с указанием времени работы, стоимости работы и стоимости запчастей.</w:t>
       </w:r>
     </w:p>
     <w:p>
@@ -1040,12 +1110,13 @@
       </w:pPr>
       <w:r>
         <w:rPr>
-          <w:lang w:val="en-US"/>
+          <w:noProof/>
+          <w:lang w:eastAsia="ru-RU"/>
         </w:rPr>
         <w:drawing>
-          <wp:inline distT="0" distB="0" distL="0" distR="0" wp14:anchorId="7EE7530A" wp14:editId="162E0AA7">
-            <wp:extent cx="5940425" cy="3439160"/>
-            <wp:effectExtent l="0" t="0" r="3175" b="8890"/>
+          <wp:inline distT="0" distB="0" distL="0" distR="0" wp14:anchorId="2603F158" wp14:editId="05C9DA01">
+            <wp:extent cx="5940425" cy="2769870"/>
+            <wp:effectExtent l="0" t="0" r="3175" b="0"/>
             <wp:docPr id="1" name="Рисунок 1"/>
             <wp:cNvGraphicFramePr>
               <a:graphicFrameLocks xmlns:a="http://schemas.openxmlformats.org/drawingml/2006/main" noChangeAspect="1"/>
@@ -1058,7 +1129,7 @@
                     <pic:cNvPicPr/>
                   </pic:nvPicPr>
                   <pic:blipFill>
-                    <a:blip r:embed="rId5"/>
+                    <a:blip r:embed="rId6"/>
                     <a:stretch>
                       <a:fillRect/>
                     </a:stretch>
@@ -1066,7 +1137,7 @@
                   <pic:spPr>
                     <a:xfrm>
                       <a:off x="0" y="0"/>
-                      <a:ext cx="5940425" cy="3439160"/>
+                      <a:ext cx="5940425" cy="2769870"/>
                     </a:xfrm>
                     <a:prstGeom prst="rect">
                       <a:avLst/>
@@ -1084,14 +1155,2363 @@
         <w:pStyle w:val="3"/>
       </w:pPr>
       <w:r>
+        <w:lastRenderedPageBreak/>
         <w:t>Графическое представление функций</w:t>
       </w:r>
     </w:p>
     <w:p>
+      <w:pPr>
+        <w:rPr>
+          <w:noProof/>
+          <w:lang w:eastAsia="ru-RU"/>
+        </w:rPr>
+      </w:pPr>
       <w:r>
         <w:t>.</w:t>
       </w:r>
+      <w:r>
+        <w:rPr>
+          <w:noProof/>
+          <w:lang w:eastAsia="ru-RU"/>
+        </w:rPr>
+        <w:t xml:space="preserve"> </w:t>
+      </w:r>
+      <w:r>
+        <w:rPr>
+          <w:noProof/>
+          <w:lang w:eastAsia="ru-RU"/>
+        </w:rPr>
+        <w:drawing>
+          <wp:inline distT="0" distB="0" distL="0" distR="0" wp14:anchorId="49875A66" wp14:editId="7B986D3C">
+            <wp:extent cx="3029373" cy="6296904"/>
+            <wp:effectExtent l="0" t="0" r="0" b="8890"/>
+            <wp:docPr id="10" name="Рисунок 10"/>
+            <wp:cNvGraphicFramePr>
+              <a:graphicFrameLocks xmlns:a="http://schemas.openxmlformats.org/drawingml/2006/main" noChangeAspect="1"/>
+            </wp:cNvGraphicFramePr>
+            <a:graphic xmlns:a="http://schemas.openxmlformats.org/drawingml/2006/main">
+              <a:graphicData uri="http://schemas.openxmlformats.org/drawingml/2006/picture">
+                <pic:pic xmlns:pic="http://schemas.openxmlformats.org/drawingml/2006/picture">
+                  <pic:nvPicPr>
+                    <pic:cNvPr id="1" name=""/>
+                    <pic:cNvPicPr/>
+                  </pic:nvPicPr>
+                  <pic:blipFill>
+                    <a:blip r:embed="rId7"/>
+                    <a:stretch>
+                      <a:fillRect/>
+                    </a:stretch>
+                  </pic:blipFill>
+                  <pic:spPr>
+                    <a:xfrm>
+                      <a:off x="0" y="0"/>
+                      <a:ext cx="3029373" cy="6296904"/>
+                    </a:xfrm>
+                    <a:prstGeom prst="rect">
+                      <a:avLst/>
+                    </a:prstGeom>
+                  </pic:spPr>
+                </pic:pic>
+              </a:graphicData>
+            </a:graphic>
+          </wp:inline>
+        </w:drawing>
+      </w:r>
     </w:p>
+    <w:p>
+      <w:pPr>
+        <w:rPr>
+          <w:noProof/>
+          <w:lang w:eastAsia="ru-RU"/>
+        </w:rPr>
+      </w:pPr>
+    </w:p>
+    <w:p>
+      <w:pPr>
+        <w:rPr>
+          <w:noProof/>
+          <w:lang w:eastAsia="ru-RU"/>
+        </w:rPr>
+      </w:pPr>
+    </w:p>
+    <w:p>
+      <w:pPr>
+        <w:rPr>
+          <w:noProof/>
+          <w:lang w:eastAsia="ru-RU"/>
+        </w:rPr>
+      </w:pPr>
+    </w:p>
+    <w:p>
+      <w:pPr>
+        <w:rPr>
+          <w:noProof/>
+          <w:lang w:eastAsia="ru-RU"/>
+        </w:rPr>
+      </w:pPr>
+    </w:p>
+    <w:p>
+      <w:pPr>
+        <w:rPr>
+          <w:noProof/>
+          <w:lang w:eastAsia="ru-RU"/>
+        </w:rPr>
+      </w:pPr>
+    </w:p>
+    <w:p>
+      <w:pPr>
+        <w:rPr>
+          <w:noProof/>
+          <w:lang w:eastAsia="ru-RU"/>
+        </w:rPr>
+      </w:pPr>
+    </w:p>
+    <w:p>
+      <w:pPr>
+        <w:rPr>
+          <w:noProof/>
+          <w:lang w:eastAsia="ru-RU"/>
+        </w:rPr>
+      </w:pPr>
+    </w:p>
+    <w:p>
+      <w:pPr>
+        <w:rPr>
+          <w:noProof/>
+          <w:lang w:eastAsia="ru-RU"/>
+        </w:rPr>
+      </w:pPr>
+    </w:p>
+    <w:tbl>
+      <w:tblPr>
+        <w:tblStyle w:val="a5"/>
+        <w:tblW w:w="11341" w:type="dxa"/>
+        <w:tblInd w:w="-1423" w:type="dxa"/>
+        <w:tblLook w:val="04A0" w:firstRow="1" w:lastRow="0" w:firstColumn="1" w:lastColumn="0" w:noHBand="0" w:noVBand="1"/>
+      </w:tblPr>
+      <w:tblGrid>
+        <w:gridCol w:w="564"/>
+        <w:gridCol w:w="1826"/>
+        <w:gridCol w:w="2535"/>
+        <w:gridCol w:w="6416"/>
+      </w:tblGrid>
+      <w:tr>
+        <w:tc>
+          <w:tcPr>
+            <w:tcW w:w="564" w:type="dxa"/>
+          </w:tcPr>
+          <w:p>
+            <w:pPr>
+              <w:spacing w:line="276" w:lineRule="auto"/>
+              <w:jc w:val="center"/>
+              <w:rPr>
+                <w:szCs w:val="24"/>
+              </w:rPr>
+            </w:pPr>
+            <w:r>
+              <w:rPr>
+                <w:szCs w:val="24"/>
+              </w:rPr>
+              <w:lastRenderedPageBreak/>
+              <w:t>№</w:t>
+            </w:r>
+          </w:p>
+        </w:tc>
+        <w:tc>
+          <w:tcPr>
+            <w:tcW w:w="1826" w:type="dxa"/>
+          </w:tcPr>
+          <w:p>
+            <w:pPr>
+              <w:spacing w:line="276" w:lineRule="auto"/>
+              <w:jc w:val="center"/>
+              <w:rPr>
+                <w:szCs w:val="24"/>
+              </w:rPr>
+            </w:pPr>
+            <w:r>
+              <w:rPr>
+                <w:szCs w:val="24"/>
+              </w:rPr>
+              <w:t>Функция</w:t>
+            </w:r>
+          </w:p>
+        </w:tc>
+        <w:tc>
+          <w:tcPr>
+            <w:tcW w:w="2535" w:type="dxa"/>
+          </w:tcPr>
+          <w:p>
+            <w:pPr>
+              <w:spacing w:line="276" w:lineRule="auto"/>
+              <w:jc w:val="center"/>
+              <w:rPr>
+                <w:szCs w:val="24"/>
+              </w:rPr>
+            </w:pPr>
+            <w:r>
+              <w:rPr>
+                <w:szCs w:val="24"/>
+              </w:rPr>
+              <w:t>Элемент</w:t>
+            </w:r>
+          </w:p>
+        </w:tc>
+        <w:tc>
+          <w:tcPr>
+            <w:tcW w:w="6416" w:type="dxa"/>
+          </w:tcPr>
+          <w:p>
+            <w:pPr>
+              <w:spacing w:line="276" w:lineRule="auto"/>
+              <w:jc w:val="center"/>
+              <w:rPr>
+                <w:szCs w:val="24"/>
+              </w:rPr>
+            </w:pPr>
+            <w:r>
+              <w:rPr>
+                <w:szCs w:val="24"/>
+              </w:rPr>
+              <w:t>Описание</w:t>
+            </w:r>
+          </w:p>
+        </w:tc>
+      </w:tr>
+      <w:tr>
+        <w:trPr>
+          <w:trHeight w:val="80"/>
+        </w:trPr>
+        <w:tc>
+          <w:tcPr>
+            <w:tcW w:w="564" w:type="dxa"/>
+            <w:vMerge w:val="restart"/>
+          </w:tcPr>
+          <w:p>
+            <w:pPr>
+              <w:jc w:val="center"/>
+              <w:rPr>
+                <w:szCs w:val="24"/>
+              </w:rPr>
+            </w:pPr>
+            <w:r>
+              <w:rPr>
+                <w:szCs w:val="24"/>
+              </w:rPr>
+              <w:t>1</w:t>
+            </w:r>
+          </w:p>
+        </w:tc>
+        <w:tc>
+          <w:tcPr>
+            <w:tcW w:w="1826" w:type="dxa"/>
+            <w:vMerge w:val="restart"/>
+          </w:tcPr>
+          <w:p>
+            <w:pPr>
+              <w:jc w:val="center"/>
+              <w:rPr>
+                <w:szCs w:val="24"/>
+              </w:rPr>
+            </w:pPr>
+            <w:r>
+              <w:rPr>
+                <w:szCs w:val="24"/>
+              </w:rPr>
+              <w:t>Представление услуг по ремонту</w:t>
+            </w:r>
+          </w:p>
+        </w:tc>
+        <w:tc>
+          <w:tcPr>
+            <w:tcW w:w="8951" w:type="dxa"/>
+            <w:gridSpan w:val="2"/>
+          </w:tcPr>
+          <w:p>
+            <w:pPr>
+              <w:jc w:val="center"/>
+              <w:rPr>
+                <w:szCs w:val="24"/>
+              </w:rPr>
+            </w:pPr>
+            <w:r>
+              <w:rPr>
+                <w:szCs w:val="24"/>
+              </w:rPr>
+              <w:t>Задачи</w:t>
+            </w:r>
+          </w:p>
+        </w:tc>
+      </w:tr>
+      <w:tr>
+        <w:trPr>
+          <w:trHeight w:val="80"/>
+        </w:trPr>
+        <w:tc>
+          <w:tcPr>
+            <w:tcW w:w="564" w:type="dxa"/>
+            <w:vMerge/>
+          </w:tcPr>
+          <w:p>
+            <w:pPr>
+              <w:jc w:val="center"/>
+              <w:rPr>
+                <w:szCs w:val="24"/>
+              </w:rPr>
+            </w:pPr>
+          </w:p>
+        </w:tc>
+        <w:tc>
+          <w:tcPr>
+            <w:tcW w:w="1826" w:type="dxa"/>
+            <w:vMerge/>
+          </w:tcPr>
+          <w:p>
+            <w:pPr>
+              <w:jc w:val="center"/>
+              <w:rPr>
+                <w:szCs w:val="24"/>
+              </w:rPr>
+            </w:pPr>
+          </w:p>
+        </w:tc>
+        <w:tc>
+          <w:tcPr>
+            <w:tcW w:w="2535" w:type="dxa"/>
+          </w:tcPr>
+          <w:p>
+            <w:pPr>
+              <w:rPr>
+                <w:szCs w:val="24"/>
+              </w:rPr>
+            </w:pPr>
+            <w:r>
+              <w:rPr>
+                <w:szCs w:val="24"/>
+              </w:rPr>
+              <w:t xml:space="preserve">Приём и </w:t>
+            </w:r>
+            <w:r>
+              <w:rPr>
+                <w:szCs w:val="24"/>
+              </w:rPr>
+              <w:t>предоставление услуг</w:t>
+            </w:r>
+            <w:r>
+              <w:rPr>
+                <w:szCs w:val="24"/>
+              </w:rPr>
+              <w:t xml:space="preserve"> </w:t>
+            </w:r>
+            <w:r>
+              <w:rPr>
+                <w:szCs w:val="24"/>
+              </w:rPr>
+              <w:t>клиенту</w:t>
+            </w:r>
+            <w:r>
+              <w:rPr>
+                <w:szCs w:val="24"/>
+              </w:rPr>
+              <w:t>.</w:t>
+            </w:r>
+          </w:p>
+        </w:tc>
+        <w:tc>
+          <w:tcPr>
+            <w:tcW w:w="6416" w:type="dxa"/>
+          </w:tcPr>
+          <w:p>
+            <w:pPr>
+              <w:jc w:val="both"/>
+              <w:rPr>
+                <w:szCs w:val="24"/>
+              </w:rPr>
+            </w:pPr>
+            <w:r>
+              <w:rPr>
+                <w:szCs w:val="24"/>
+              </w:rPr>
+              <w:t>п</w:t>
+            </w:r>
+            <w:r>
+              <w:rPr>
+                <w:szCs w:val="24"/>
+              </w:rPr>
+              <w:t>риём и регистрация первичного обращения потенциального заказчика. Директор фиксирует: дату обращения, контактные данные заказчика, предварительный предмет договора, предполагаемые сроки и бюджет. Запросу присваивается временный номер.</w:t>
+            </w:r>
+          </w:p>
+        </w:tc>
+      </w:tr>
+      <w:tr>
+        <w:trPr>
+          <w:trHeight w:val="80"/>
+        </w:trPr>
+        <w:tc>
+          <w:tcPr>
+            <w:tcW w:w="564" w:type="dxa"/>
+            <w:vMerge/>
+          </w:tcPr>
+          <w:p>
+            <w:pPr>
+              <w:jc w:val="center"/>
+              <w:rPr>
+                <w:szCs w:val="24"/>
+              </w:rPr>
+            </w:pPr>
+          </w:p>
+        </w:tc>
+        <w:tc>
+          <w:tcPr>
+            <w:tcW w:w="1826" w:type="dxa"/>
+            <w:vMerge/>
+          </w:tcPr>
+          <w:p>
+            <w:pPr>
+              <w:jc w:val="center"/>
+              <w:rPr>
+                <w:szCs w:val="24"/>
+              </w:rPr>
+            </w:pPr>
+          </w:p>
+        </w:tc>
+        <w:tc>
+          <w:tcPr>
+            <w:tcW w:w="8951" w:type="dxa"/>
+            <w:gridSpan w:val="2"/>
+          </w:tcPr>
+          <w:p>
+            <w:pPr>
+              <w:ind w:firstLine="172"/>
+              <w:jc w:val="center"/>
+              <w:rPr>
+                <w:szCs w:val="24"/>
+              </w:rPr>
+            </w:pPr>
+            <w:r>
+              <w:rPr>
+                <w:szCs w:val="24"/>
+              </w:rPr>
+              <w:t>Объекты</w:t>
+            </w:r>
+          </w:p>
+        </w:tc>
+      </w:tr>
+      <w:tr>
+        <w:trPr>
+          <w:trHeight w:val="80"/>
+        </w:trPr>
+        <w:tc>
+          <w:tcPr>
+            <w:tcW w:w="564" w:type="dxa"/>
+            <w:vMerge/>
+          </w:tcPr>
+          <w:p>
+            <w:pPr>
+              <w:jc w:val="center"/>
+              <w:rPr>
+                <w:szCs w:val="24"/>
+              </w:rPr>
+            </w:pPr>
+          </w:p>
+        </w:tc>
+        <w:tc>
+          <w:tcPr>
+            <w:tcW w:w="1826" w:type="dxa"/>
+            <w:vMerge/>
+          </w:tcPr>
+          <w:p>
+            <w:pPr>
+              <w:jc w:val="center"/>
+              <w:rPr>
+                <w:szCs w:val="24"/>
+              </w:rPr>
+            </w:pPr>
+          </w:p>
+        </w:tc>
+        <w:tc>
+          <w:tcPr>
+            <w:tcW w:w="2535" w:type="dxa"/>
+          </w:tcPr>
+          <w:p>
+            <w:pPr>
+              <w:rPr>
+                <w:szCs w:val="24"/>
+              </w:rPr>
+            </w:pPr>
+            <w:r>
+              <w:rPr>
+                <w:szCs w:val="24"/>
+              </w:rPr>
+              <w:t>Журнал регистрации запросов</w:t>
+            </w:r>
+            <w:r>
+              <w:rPr>
+                <w:szCs w:val="24"/>
+              </w:rPr>
+              <w:t xml:space="preserve"> по услугам</w:t>
+            </w:r>
+          </w:p>
+        </w:tc>
+        <w:tc>
+          <w:tcPr>
+            <w:tcW w:w="6416" w:type="dxa"/>
+          </w:tcPr>
+          <w:p>
+            <w:pPr>
+              <w:jc w:val="both"/>
+              <w:rPr>
+                <w:szCs w:val="24"/>
+              </w:rPr>
+            </w:pPr>
+            <w:r>
+              <w:rPr>
+                <w:szCs w:val="24"/>
+              </w:rPr>
+              <w:t>документ (бумажный или электронный) для учёта обращений.</w:t>
+            </w:r>
+          </w:p>
+        </w:tc>
+      </w:tr>
+      <w:tr>
+        <w:trPr>
+          <w:trHeight w:val="80"/>
+        </w:trPr>
+        <w:tc>
+          <w:tcPr>
+            <w:tcW w:w="564" w:type="dxa"/>
+            <w:vMerge/>
+          </w:tcPr>
+          <w:p>
+            <w:pPr>
+              <w:jc w:val="center"/>
+              <w:rPr>
+                <w:szCs w:val="24"/>
+              </w:rPr>
+            </w:pPr>
+          </w:p>
+        </w:tc>
+        <w:tc>
+          <w:tcPr>
+            <w:tcW w:w="1826" w:type="dxa"/>
+            <w:vMerge/>
+          </w:tcPr>
+          <w:p>
+            <w:pPr>
+              <w:jc w:val="center"/>
+              <w:rPr>
+                <w:szCs w:val="24"/>
+              </w:rPr>
+            </w:pPr>
+          </w:p>
+        </w:tc>
+        <w:tc>
+          <w:tcPr>
+            <w:tcW w:w="2535" w:type="dxa"/>
+          </w:tcPr>
+          <w:p>
+            <w:pPr>
+              <w:rPr>
+                <w:szCs w:val="24"/>
+              </w:rPr>
+            </w:pPr>
+            <w:r>
+              <w:rPr>
+                <w:szCs w:val="24"/>
+              </w:rPr>
+              <w:t>Запись в журнале</w:t>
+            </w:r>
+          </w:p>
+        </w:tc>
+        <w:tc>
+          <w:tcPr>
+            <w:tcW w:w="6416" w:type="dxa"/>
+          </w:tcPr>
+          <w:p>
+            <w:pPr>
+              <w:jc w:val="both"/>
+              <w:rPr>
+                <w:szCs w:val="24"/>
+              </w:rPr>
+            </w:pPr>
+            <w:r>
+              <w:rPr>
+                <w:szCs w:val="24"/>
+              </w:rPr>
+              <w:t>строка с данными о заказчике, дате обращения, содержании запроса.</w:t>
+            </w:r>
+          </w:p>
+        </w:tc>
+      </w:tr>
+      <w:tr>
+        <w:trPr>
+          <w:trHeight w:val="80"/>
+        </w:trPr>
+        <w:tc>
+          <w:tcPr>
+            <w:tcW w:w="564" w:type="dxa"/>
+            <w:vMerge/>
+          </w:tcPr>
+          <w:p>
+            <w:pPr>
+              <w:jc w:val="center"/>
+              <w:rPr>
+                <w:szCs w:val="24"/>
+              </w:rPr>
+            </w:pPr>
+          </w:p>
+        </w:tc>
+        <w:tc>
+          <w:tcPr>
+            <w:tcW w:w="1826" w:type="dxa"/>
+            <w:vMerge/>
+          </w:tcPr>
+          <w:p>
+            <w:pPr>
+              <w:jc w:val="center"/>
+              <w:rPr>
+                <w:szCs w:val="24"/>
+              </w:rPr>
+            </w:pPr>
+          </w:p>
+        </w:tc>
+        <w:tc>
+          <w:tcPr>
+            <w:tcW w:w="8951" w:type="dxa"/>
+            <w:gridSpan w:val="2"/>
+          </w:tcPr>
+          <w:p>
+            <w:pPr>
+              <w:ind w:firstLine="172"/>
+              <w:jc w:val="center"/>
+              <w:rPr>
+                <w:szCs w:val="24"/>
+              </w:rPr>
+            </w:pPr>
+            <w:r>
+              <w:rPr>
+                <w:szCs w:val="24"/>
+              </w:rPr>
+              <w:t>Субъекты</w:t>
+            </w:r>
+          </w:p>
+        </w:tc>
+      </w:tr>
+      <w:tr>
+        <w:trPr>
+          <w:trHeight w:val="80"/>
+        </w:trPr>
+        <w:tc>
+          <w:tcPr>
+            <w:tcW w:w="564" w:type="dxa"/>
+            <w:vMerge/>
+          </w:tcPr>
+          <w:p>
+            <w:pPr>
+              <w:jc w:val="center"/>
+              <w:rPr>
+                <w:szCs w:val="24"/>
+              </w:rPr>
+            </w:pPr>
+          </w:p>
+        </w:tc>
+        <w:tc>
+          <w:tcPr>
+            <w:tcW w:w="1826" w:type="dxa"/>
+            <w:vMerge/>
+          </w:tcPr>
+          <w:p>
+            <w:pPr>
+              <w:jc w:val="center"/>
+              <w:rPr>
+                <w:szCs w:val="24"/>
+              </w:rPr>
+            </w:pPr>
+          </w:p>
+        </w:tc>
+        <w:tc>
+          <w:tcPr>
+            <w:tcW w:w="2535" w:type="dxa"/>
+          </w:tcPr>
+          <w:p>
+            <w:pPr>
+              <w:rPr>
+                <w:szCs w:val="24"/>
+              </w:rPr>
+            </w:pPr>
+            <w:r>
+              <w:rPr>
+                <w:szCs w:val="24"/>
+              </w:rPr>
+              <w:t>Клиент</w:t>
+            </w:r>
+          </w:p>
+        </w:tc>
+        <w:tc>
+          <w:tcPr>
+            <w:tcW w:w="6416" w:type="dxa"/>
+          </w:tcPr>
+          <w:p>
+            <w:pPr>
+              <w:jc w:val="both"/>
+              <w:rPr>
+                <w:szCs w:val="24"/>
+              </w:rPr>
+            </w:pPr>
+            <w:r>
+              <w:rPr>
+                <w:szCs w:val="24"/>
+              </w:rPr>
+              <w:t xml:space="preserve">инициатор обращения </w:t>
+            </w:r>
+          </w:p>
+        </w:tc>
+      </w:tr>
+      <w:tr>
+        <w:trPr>
+          <w:trHeight w:val="80"/>
+        </w:trPr>
+        <w:tc>
+          <w:tcPr>
+            <w:tcW w:w="564" w:type="dxa"/>
+            <w:vMerge/>
+          </w:tcPr>
+          <w:p>
+            <w:pPr>
+              <w:jc w:val="center"/>
+              <w:rPr>
+                <w:szCs w:val="24"/>
+              </w:rPr>
+            </w:pPr>
+          </w:p>
+        </w:tc>
+        <w:tc>
+          <w:tcPr>
+            <w:tcW w:w="1826" w:type="dxa"/>
+            <w:vMerge/>
+          </w:tcPr>
+          <w:p>
+            <w:pPr>
+              <w:jc w:val="center"/>
+              <w:rPr>
+                <w:szCs w:val="24"/>
+              </w:rPr>
+            </w:pPr>
+          </w:p>
+        </w:tc>
+        <w:tc>
+          <w:tcPr>
+            <w:tcW w:w="2535" w:type="dxa"/>
+          </w:tcPr>
+          <w:p>
+            <w:pPr>
+              <w:rPr>
+                <w:szCs w:val="24"/>
+              </w:rPr>
+            </w:pPr>
+            <w:r>
+              <w:rPr>
+                <w:szCs w:val="24"/>
+              </w:rPr>
+              <w:t>Диспетчер</w:t>
+            </w:r>
+          </w:p>
+        </w:tc>
+        <w:tc>
+          <w:tcPr>
+            <w:tcW w:w="6416" w:type="dxa"/>
+          </w:tcPr>
+          <w:p>
+            <w:pPr>
+              <w:jc w:val="both"/>
+              <w:rPr>
+                <w:szCs w:val="24"/>
+              </w:rPr>
+            </w:pPr>
+            <w:r>
+              <w:rPr>
+                <w:szCs w:val="24"/>
+              </w:rPr>
+              <w:t xml:space="preserve">принимает и регистрирует запрос </w:t>
+            </w:r>
+          </w:p>
+        </w:tc>
+      </w:tr>
+      <w:tr>
+        <w:trPr>
+          <w:trHeight w:val="1124"/>
+        </w:trPr>
+        <w:tc>
+          <w:tcPr>
+            <w:tcW w:w="564" w:type="dxa"/>
+            <w:vMerge w:val="restart"/>
+          </w:tcPr>
+          <w:p>
+            <w:pPr>
+              <w:jc w:val="center"/>
+              <w:rPr>
+                <w:szCs w:val="24"/>
+              </w:rPr>
+            </w:pPr>
+            <w:r>
+              <w:rPr>
+                <w:szCs w:val="24"/>
+              </w:rPr>
+              <w:t>2</w:t>
+            </w:r>
+          </w:p>
+        </w:tc>
+        <w:tc>
+          <w:tcPr>
+            <w:tcW w:w="1826" w:type="dxa"/>
+            <w:vMerge w:val="restart"/>
+          </w:tcPr>
+          <w:p>
+            <w:pPr>
+              <w:jc w:val="center"/>
+              <w:rPr>
+                <w:szCs w:val="24"/>
+              </w:rPr>
+            </w:pPr>
+            <w:r>
+              <w:rPr>
+                <w:szCs w:val="24"/>
+              </w:rPr>
+              <w:t>Организация технической документации</w:t>
+            </w:r>
+          </w:p>
+        </w:tc>
+        <w:tc>
+          <w:tcPr>
+            <w:tcW w:w="2535" w:type="dxa"/>
+          </w:tcPr>
+          <w:p>
+            <w:pPr>
+              <w:rPr>
+                <w:rFonts w:cs="Times New Roman"/>
+                <w:szCs w:val="24"/>
+              </w:rPr>
+            </w:pPr>
+            <w:r>
+              <w:rPr>
+                <w:rFonts w:cs="Times New Roman"/>
+                <w:color w:val="0F1115"/>
+                <w:sz w:val="23"/>
+                <w:szCs w:val="23"/>
+              </w:rPr>
+              <w:t>Ор</w:t>
+            </w:r>
+            <w:r>
+              <w:rPr>
+                <w:rFonts w:cs="Times New Roman"/>
+                <w:color w:val="0F1115"/>
+                <w:sz w:val="23"/>
+                <w:szCs w:val="23"/>
+              </w:rPr>
+              <w:t>ганизация отчётов по предоставленным работам</w:t>
+            </w:r>
+          </w:p>
+        </w:tc>
+        <w:tc>
+          <w:tcPr>
+            <w:tcW w:w="6416" w:type="dxa"/>
+          </w:tcPr>
+          <w:p>
+            <w:pPr>
+              <w:jc w:val="both"/>
+              <w:rPr>
+                <w:szCs w:val="24"/>
+              </w:rPr>
+            </w:pPr>
+            <w:r>
+              <w:rPr>
+                <w:szCs w:val="24"/>
+              </w:rPr>
+              <w:t>с</w:t>
+            </w:r>
+            <w:r>
+              <w:rPr>
+                <w:szCs w:val="24"/>
+              </w:rPr>
+              <w:t>огласовываются: предмет договора</w:t>
+            </w:r>
+            <w:r>
+              <w:rPr>
+                <w:szCs w:val="24"/>
+              </w:rPr>
+              <w:t xml:space="preserve"> (Отчёта)</w:t>
+            </w:r>
+            <w:r>
+              <w:rPr>
+                <w:szCs w:val="24"/>
+              </w:rPr>
+              <w:t>, с</w:t>
+            </w:r>
+            <w:r>
+              <w:rPr>
+                <w:szCs w:val="24"/>
+              </w:rPr>
+              <w:t xml:space="preserve">тоимость, сроки, порядок оплаты. </w:t>
+            </w:r>
+            <w:r>
+              <w:rPr>
+                <w:szCs w:val="24"/>
+              </w:rPr>
+              <w:t>Достигнутые договорённости фиксируются в протоколе.</w:t>
+            </w:r>
+          </w:p>
+        </w:tc>
+      </w:tr>
+      <w:tr>
+        <w:trPr>
+          <w:trHeight w:val="236"/>
+        </w:trPr>
+        <w:tc>
+          <w:tcPr>
+            <w:tcW w:w="564" w:type="dxa"/>
+            <w:vMerge/>
+          </w:tcPr>
+          <w:p>
+            <w:pPr>
+              <w:jc w:val="center"/>
+              <w:rPr>
+                <w:szCs w:val="24"/>
+              </w:rPr>
+            </w:pPr>
+          </w:p>
+        </w:tc>
+        <w:tc>
+          <w:tcPr>
+            <w:tcW w:w="1826" w:type="dxa"/>
+            <w:vMerge/>
+          </w:tcPr>
+          <w:p>
+            <w:pPr>
+              <w:jc w:val="center"/>
+              <w:rPr>
+                <w:szCs w:val="24"/>
+              </w:rPr>
+            </w:pPr>
+          </w:p>
+        </w:tc>
+        <w:tc>
+          <w:tcPr>
+            <w:tcW w:w="8951" w:type="dxa"/>
+            <w:gridSpan w:val="2"/>
+          </w:tcPr>
+          <w:p>
+            <w:pPr>
+              <w:ind w:firstLine="172"/>
+              <w:jc w:val="center"/>
+              <w:rPr>
+                <w:szCs w:val="24"/>
+              </w:rPr>
+            </w:pPr>
+            <w:r>
+              <w:rPr>
+                <w:szCs w:val="24"/>
+              </w:rPr>
+              <w:t>Объекты</w:t>
+            </w:r>
+          </w:p>
+        </w:tc>
+      </w:tr>
+      <w:tr>
+        <w:trPr>
+          <w:trHeight w:val="411"/>
+        </w:trPr>
+        <w:tc>
+          <w:tcPr>
+            <w:tcW w:w="564" w:type="dxa"/>
+            <w:vMerge/>
+          </w:tcPr>
+          <w:p>
+            <w:pPr>
+              <w:jc w:val="center"/>
+              <w:rPr>
+                <w:szCs w:val="24"/>
+              </w:rPr>
+            </w:pPr>
+          </w:p>
+        </w:tc>
+        <w:tc>
+          <w:tcPr>
+            <w:tcW w:w="1826" w:type="dxa"/>
+            <w:vMerge/>
+          </w:tcPr>
+          <w:p>
+            <w:pPr>
+              <w:jc w:val="center"/>
+              <w:rPr>
+                <w:szCs w:val="24"/>
+              </w:rPr>
+            </w:pPr>
+          </w:p>
+        </w:tc>
+        <w:tc>
+          <w:tcPr>
+            <w:tcW w:w="2535" w:type="dxa"/>
+          </w:tcPr>
+          <w:p>
+            <w:pPr>
+              <w:rPr>
+                <w:szCs w:val="24"/>
+              </w:rPr>
+            </w:pPr>
+            <w:r>
+              <w:rPr>
+                <w:szCs w:val="24"/>
+              </w:rPr>
+              <w:t>Печать со штампом (подпись от организации)</w:t>
+            </w:r>
+          </w:p>
+        </w:tc>
+        <w:tc>
+          <w:tcPr>
+            <w:tcW w:w="6416" w:type="dxa"/>
+          </w:tcPr>
+          <w:p>
+            <w:pPr>
+              <w:jc w:val="both"/>
+              <w:rPr>
+                <w:szCs w:val="24"/>
+              </w:rPr>
+            </w:pPr>
+            <w:r>
+              <w:rPr>
+                <w:szCs w:val="24"/>
+              </w:rPr>
+              <w:t>документ, фиксирующий согласованные условия</w:t>
+            </w:r>
+            <w:r>
+              <w:rPr>
+                <w:szCs w:val="24"/>
+              </w:rPr>
+              <w:t xml:space="preserve"> проведения ремонта</w:t>
+            </w:r>
+            <w:r>
+              <w:rPr>
+                <w:szCs w:val="24"/>
+              </w:rPr>
+              <w:t>.</w:t>
+            </w:r>
+          </w:p>
+        </w:tc>
+      </w:tr>
+      <w:tr>
+        <w:trPr>
+          <w:trHeight w:val="517"/>
+        </w:trPr>
+        <w:tc>
+          <w:tcPr>
+            <w:tcW w:w="564" w:type="dxa"/>
+            <w:vMerge/>
+          </w:tcPr>
+          <w:p>
+            <w:pPr>
+              <w:jc w:val="center"/>
+              <w:rPr>
+                <w:szCs w:val="24"/>
+              </w:rPr>
+            </w:pPr>
+          </w:p>
+        </w:tc>
+        <w:tc>
+          <w:tcPr>
+            <w:tcW w:w="1826" w:type="dxa"/>
+            <w:vMerge/>
+          </w:tcPr>
+          <w:p>
+            <w:pPr>
+              <w:jc w:val="center"/>
+              <w:rPr>
+                <w:szCs w:val="24"/>
+              </w:rPr>
+            </w:pPr>
+          </w:p>
+        </w:tc>
+        <w:tc>
+          <w:tcPr>
+            <w:tcW w:w="2535" w:type="dxa"/>
+          </w:tcPr>
+          <w:p>
+            <w:pPr>
+              <w:jc w:val="center"/>
+              <w:rPr>
+                <w:szCs w:val="24"/>
+              </w:rPr>
+            </w:pPr>
+            <w:r>
+              <w:rPr>
+                <w:szCs w:val="24"/>
+              </w:rPr>
+              <w:t>Расписка</w:t>
+            </w:r>
+          </w:p>
+        </w:tc>
+        <w:tc>
+          <w:tcPr>
+            <w:tcW w:w="6416" w:type="dxa"/>
+          </w:tcPr>
+          <w:p>
+            <w:pPr>
+              <w:tabs>
+                <w:tab w:val="left" w:pos="1155"/>
+              </w:tabs>
+              <w:jc w:val="both"/>
+              <w:rPr>
+                <w:szCs w:val="24"/>
+              </w:rPr>
+            </w:pPr>
+            <w:r>
+              <w:rPr>
+                <w:szCs w:val="24"/>
+              </w:rPr>
+              <w:t>документ который гарантирует сохранность авто в исходном состоянии</w:t>
+            </w:r>
+          </w:p>
+        </w:tc>
+      </w:tr>
+      <w:tr>
+        <w:trPr>
+          <w:trHeight w:val="242"/>
+        </w:trPr>
+        <w:tc>
+          <w:tcPr>
+            <w:tcW w:w="564" w:type="dxa"/>
+            <w:vMerge/>
+          </w:tcPr>
+          <w:p>
+            <w:pPr>
+              <w:jc w:val="center"/>
+              <w:rPr>
+                <w:szCs w:val="24"/>
+              </w:rPr>
+            </w:pPr>
+          </w:p>
+        </w:tc>
+        <w:tc>
+          <w:tcPr>
+            <w:tcW w:w="1826" w:type="dxa"/>
+            <w:vMerge/>
+          </w:tcPr>
+          <w:p>
+            <w:pPr>
+              <w:jc w:val="center"/>
+              <w:rPr>
+                <w:szCs w:val="24"/>
+              </w:rPr>
+            </w:pPr>
+          </w:p>
+        </w:tc>
+        <w:tc>
+          <w:tcPr>
+            <w:tcW w:w="8951" w:type="dxa"/>
+            <w:gridSpan w:val="2"/>
+          </w:tcPr>
+          <w:p>
+            <w:pPr>
+              <w:ind w:firstLine="172"/>
+              <w:jc w:val="center"/>
+              <w:rPr>
+                <w:szCs w:val="24"/>
+              </w:rPr>
+            </w:pPr>
+            <w:r>
+              <w:rPr>
+                <w:szCs w:val="24"/>
+              </w:rPr>
+              <w:t>Субъекты</w:t>
+            </w:r>
+          </w:p>
+        </w:tc>
+      </w:tr>
+      <w:tr>
+        <w:trPr>
+          <w:trHeight w:val="517"/>
+        </w:trPr>
+        <w:tc>
+          <w:tcPr>
+            <w:tcW w:w="564" w:type="dxa"/>
+            <w:vMerge/>
+          </w:tcPr>
+          <w:p>
+            <w:pPr>
+              <w:jc w:val="center"/>
+              <w:rPr>
+                <w:szCs w:val="24"/>
+              </w:rPr>
+            </w:pPr>
+          </w:p>
+        </w:tc>
+        <w:tc>
+          <w:tcPr>
+            <w:tcW w:w="1826" w:type="dxa"/>
+            <w:vMerge/>
+          </w:tcPr>
+          <w:p>
+            <w:pPr>
+              <w:jc w:val="center"/>
+              <w:rPr>
+                <w:szCs w:val="24"/>
+              </w:rPr>
+            </w:pPr>
+          </w:p>
+        </w:tc>
+        <w:tc>
+          <w:tcPr>
+            <w:tcW w:w="2535" w:type="dxa"/>
+          </w:tcPr>
+          <w:p>
+            <w:pPr>
+              <w:rPr>
+                <w:szCs w:val="24"/>
+              </w:rPr>
+            </w:pPr>
+            <w:r>
+              <w:rPr>
+                <w:szCs w:val="24"/>
+              </w:rPr>
+              <w:t>Клиент</w:t>
+            </w:r>
+          </w:p>
+        </w:tc>
+        <w:tc>
+          <w:tcPr>
+            <w:tcW w:w="6416" w:type="dxa"/>
+          </w:tcPr>
+          <w:p>
+            <w:pPr>
+              <w:jc w:val="both"/>
+              <w:rPr>
+                <w:szCs w:val="24"/>
+              </w:rPr>
+            </w:pPr>
+            <w:r>
+              <w:rPr>
+                <w:szCs w:val="24"/>
+              </w:rPr>
+              <w:t>участник встречи, представитель заинтересованной стороны</w:t>
+            </w:r>
+          </w:p>
+        </w:tc>
+      </w:tr>
+      <w:tr>
+        <w:trPr>
+          <w:trHeight w:val="517"/>
+        </w:trPr>
+        <w:tc>
+          <w:tcPr>
+            <w:tcW w:w="564" w:type="dxa"/>
+            <w:vMerge/>
+          </w:tcPr>
+          <w:p>
+            <w:pPr>
+              <w:jc w:val="center"/>
+              <w:rPr>
+                <w:szCs w:val="24"/>
+              </w:rPr>
+            </w:pPr>
+          </w:p>
+        </w:tc>
+        <w:tc>
+          <w:tcPr>
+            <w:tcW w:w="1826" w:type="dxa"/>
+            <w:vMerge/>
+          </w:tcPr>
+          <w:p>
+            <w:pPr>
+              <w:jc w:val="center"/>
+              <w:rPr>
+                <w:szCs w:val="24"/>
+              </w:rPr>
+            </w:pPr>
+          </w:p>
+        </w:tc>
+        <w:tc>
+          <w:tcPr>
+            <w:tcW w:w="2535" w:type="dxa"/>
+          </w:tcPr>
+          <w:p>
+            <w:pPr>
+              <w:rPr>
+                <w:szCs w:val="24"/>
+              </w:rPr>
+            </w:pPr>
+            <w:r>
+              <w:rPr>
+                <w:szCs w:val="24"/>
+              </w:rPr>
+              <w:t>Диспетчер</w:t>
+            </w:r>
+          </w:p>
+        </w:tc>
+        <w:tc>
+          <w:tcPr>
+            <w:tcW w:w="6416" w:type="dxa"/>
+          </w:tcPr>
+          <w:p>
+            <w:pPr>
+              <w:jc w:val="both"/>
+              <w:rPr>
+                <w:szCs w:val="24"/>
+              </w:rPr>
+            </w:pPr>
+            <w:r>
+              <w:rPr>
+                <w:szCs w:val="24"/>
+              </w:rPr>
+              <w:t>руководитель организации, принимающий ключевые решения.</w:t>
+            </w:r>
+          </w:p>
+        </w:tc>
+      </w:tr>
+      <w:tr>
+        <w:trPr>
+          <w:trHeight w:val="64"/>
+        </w:trPr>
+        <w:tc>
+          <w:tcPr>
+            <w:tcW w:w="564" w:type="dxa"/>
+            <w:vMerge w:val="restart"/>
+          </w:tcPr>
+          <w:p>
+            <w:pPr>
+              <w:jc w:val="center"/>
+              <w:rPr>
+                <w:szCs w:val="24"/>
+              </w:rPr>
+            </w:pPr>
+            <w:r>
+              <w:rPr>
+                <w:szCs w:val="24"/>
+              </w:rPr>
+              <w:t>3</w:t>
+            </w:r>
+          </w:p>
+        </w:tc>
+        <w:tc>
+          <w:tcPr>
+            <w:tcW w:w="1826" w:type="dxa"/>
+            <w:vMerge w:val="restart"/>
+          </w:tcPr>
+          <w:p>
+            <w:pPr>
+              <w:jc w:val="center"/>
+              <w:rPr>
+                <w:szCs w:val="24"/>
+              </w:rPr>
+            </w:pPr>
+            <w:r>
+              <w:rPr>
+                <w:szCs w:val="24"/>
+              </w:rPr>
+              <w:t>Выдача авто после ремонта</w:t>
+            </w:r>
+          </w:p>
+        </w:tc>
+        <w:tc>
+          <w:tcPr>
+            <w:tcW w:w="2535" w:type="dxa"/>
+          </w:tcPr>
+          <w:p>
+            <w:pPr>
+              <w:rPr>
+                <w:szCs w:val="24"/>
+              </w:rPr>
+            </w:pPr>
+            <w:r>
+              <w:rPr>
+                <w:szCs w:val="24"/>
+              </w:rPr>
+              <w:t xml:space="preserve">Подготовка </w:t>
+            </w:r>
+            <w:r>
+              <w:rPr>
+                <w:szCs w:val="24"/>
+              </w:rPr>
+              <w:t>отчетов по проведенным работам</w:t>
+            </w:r>
+          </w:p>
+        </w:tc>
+        <w:tc>
+          <w:tcPr>
+            <w:tcW w:w="6416" w:type="dxa"/>
+          </w:tcPr>
+          <w:p>
+            <w:pPr>
+              <w:jc w:val="both"/>
+              <w:rPr>
+                <w:szCs w:val="24"/>
+              </w:rPr>
+            </w:pPr>
+            <w:r>
+              <w:rPr>
+                <w:szCs w:val="24"/>
+              </w:rPr>
+              <w:t xml:space="preserve">на основе достигнутых договорённостей, передача на подпись </w:t>
+            </w:r>
+            <w:r>
+              <w:rPr>
+                <w:szCs w:val="24"/>
+              </w:rPr>
+              <w:t>клиенту</w:t>
+            </w:r>
+            <w:r>
+              <w:rPr>
+                <w:szCs w:val="24"/>
+              </w:rPr>
+              <w:t xml:space="preserve"> и подписание со стороны организации. При необходимости внесение корректировок. Получение подписанных экземпляров договора от обеих сторон.</w:t>
+            </w:r>
+          </w:p>
+          <w:p>
+            <w:pPr>
+              <w:tabs>
+                <w:tab w:val="left" w:pos="1535"/>
+              </w:tabs>
+              <w:rPr>
+                <w:szCs w:val="24"/>
+              </w:rPr>
+            </w:pPr>
+            <w:r>
+              <w:rPr>
+                <w:szCs w:val="24"/>
+              </w:rPr>
+              <w:tab/>
+            </w:r>
+          </w:p>
+        </w:tc>
+      </w:tr>
+      <w:tr>
+        <w:trPr>
+          <w:trHeight w:val="64"/>
+        </w:trPr>
+        <w:tc>
+          <w:tcPr>
+            <w:tcW w:w="564" w:type="dxa"/>
+            <w:vMerge/>
+          </w:tcPr>
+          <w:p>
+            <w:pPr>
+              <w:jc w:val="center"/>
+              <w:rPr>
+                <w:szCs w:val="24"/>
+              </w:rPr>
+            </w:pPr>
+          </w:p>
+        </w:tc>
+        <w:tc>
+          <w:tcPr>
+            <w:tcW w:w="1826" w:type="dxa"/>
+            <w:vMerge/>
+          </w:tcPr>
+          <w:p>
+            <w:pPr>
+              <w:jc w:val="center"/>
+              <w:rPr>
+                <w:szCs w:val="24"/>
+              </w:rPr>
+            </w:pPr>
+          </w:p>
+        </w:tc>
+        <w:tc>
+          <w:tcPr>
+            <w:tcW w:w="8951" w:type="dxa"/>
+            <w:gridSpan w:val="2"/>
+          </w:tcPr>
+          <w:p>
+            <w:pPr>
+              <w:ind w:firstLine="172"/>
+              <w:jc w:val="center"/>
+              <w:rPr>
+                <w:szCs w:val="24"/>
+              </w:rPr>
+            </w:pPr>
+            <w:r>
+              <w:rPr>
+                <w:szCs w:val="24"/>
+              </w:rPr>
+              <w:t>Объекты</w:t>
+            </w:r>
+          </w:p>
+        </w:tc>
+      </w:tr>
+      <w:tr>
+        <w:trPr>
+          <w:trHeight w:val="64"/>
+        </w:trPr>
+        <w:tc>
+          <w:tcPr>
+            <w:tcW w:w="564" w:type="dxa"/>
+            <w:vMerge/>
+          </w:tcPr>
+          <w:p>
+            <w:pPr>
+              <w:jc w:val="center"/>
+              <w:rPr>
+                <w:szCs w:val="24"/>
+              </w:rPr>
+            </w:pPr>
+          </w:p>
+        </w:tc>
+        <w:tc>
+          <w:tcPr>
+            <w:tcW w:w="1826" w:type="dxa"/>
+            <w:vMerge/>
+          </w:tcPr>
+          <w:p>
+            <w:pPr>
+              <w:jc w:val="center"/>
+              <w:rPr>
+                <w:szCs w:val="24"/>
+              </w:rPr>
+            </w:pPr>
+          </w:p>
+        </w:tc>
+        <w:tc>
+          <w:tcPr>
+            <w:tcW w:w="2535" w:type="dxa"/>
+          </w:tcPr>
+          <w:p>
+            <w:pPr>
+              <w:jc w:val="center"/>
+              <w:rPr>
+                <w:szCs w:val="24"/>
+              </w:rPr>
+            </w:pPr>
+            <w:r>
+              <w:rPr>
+                <w:szCs w:val="24"/>
+              </w:rPr>
+              <w:t>Чек(стоимость)</w:t>
+            </w:r>
+          </w:p>
+        </w:tc>
+        <w:tc>
+          <w:tcPr>
+            <w:tcW w:w="6416" w:type="dxa"/>
+          </w:tcPr>
+          <w:p>
+            <w:pPr>
+              <w:tabs>
+                <w:tab w:val="left" w:pos="1549"/>
+              </w:tabs>
+              <w:jc w:val="both"/>
+              <w:rPr>
+                <w:szCs w:val="24"/>
+              </w:rPr>
+            </w:pPr>
+            <w:r>
+              <w:rPr>
+                <w:szCs w:val="24"/>
+              </w:rPr>
+              <w:t>документ описывающий стоимость проведенных работ</w:t>
+            </w:r>
+          </w:p>
+        </w:tc>
+      </w:tr>
+      <w:tr>
+        <w:trPr>
+          <w:trHeight w:val="64"/>
+        </w:trPr>
+        <w:tc>
+          <w:tcPr>
+            <w:tcW w:w="564" w:type="dxa"/>
+            <w:vMerge/>
+          </w:tcPr>
+          <w:p>
+            <w:pPr>
+              <w:jc w:val="center"/>
+              <w:rPr>
+                <w:szCs w:val="24"/>
+              </w:rPr>
+            </w:pPr>
+            <w:bookmarkStart w:id="0" w:name="_Hlk166344136"/>
+          </w:p>
+        </w:tc>
+        <w:tc>
+          <w:tcPr>
+            <w:tcW w:w="1826" w:type="dxa"/>
+            <w:vMerge/>
+          </w:tcPr>
+          <w:p>
+            <w:pPr>
+              <w:jc w:val="center"/>
+              <w:rPr>
+                <w:szCs w:val="24"/>
+              </w:rPr>
+            </w:pPr>
+          </w:p>
+        </w:tc>
+        <w:tc>
+          <w:tcPr>
+            <w:tcW w:w="2535" w:type="dxa"/>
+          </w:tcPr>
+          <w:p>
+            <w:pPr>
+              <w:rPr>
+                <w:szCs w:val="24"/>
+              </w:rPr>
+            </w:pPr>
+            <w:r>
+              <w:rPr>
+                <w:szCs w:val="24"/>
+              </w:rPr>
+              <w:t>Подписанный договор</w:t>
+            </w:r>
+          </w:p>
+        </w:tc>
+        <w:tc>
+          <w:tcPr>
+            <w:tcW w:w="6416" w:type="dxa"/>
+          </w:tcPr>
+          <w:p>
+            <w:pPr>
+              <w:tabs>
+                <w:tab w:val="left" w:pos="1304"/>
+              </w:tabs>
+              <w:jc w:val="both"/>
+              <w:rPr>
+                <w:szCs w:val="24"/>
+              </w:rPr>
+            </w:pPr>
+            <w:r>
+              <w:rPr>
+                <w:szCs w:val="24"/>
+              </w:rPr>
+              <w:t>юридически значимый документ, содержащий реквизиты сторон, предмет, сроки, стоимость, права и обязанности.</w:t>
+            </w:r>
+            <w:r>
+              <w:rPr>
+                <w:szCs w:val="24"/>
+              </w:rPr>
+              <w:tab/>
+            </w:r>
+          </w:p>
+        </w:tc>
+      </w:tr>
+      <w:bookmarkEnd w:id="0"/>
+      <w:tr>
+        <w:trPr>
+          <w:trHeight w:val="64"/>
+        </w:trPr>
+        <w:tc>
+          <w:tcPr>
+            <w:tcW w:w="564" w:type="dxa"/>
+            <w:vMerge/>
+          </w:tcPr>
+          <w:p>
+            <w:pPr>
+              <w:jc w:val="center"/>
+              <w:rPr>
+                <w:szCs w:val="24"/>
+              </w:rPr>
+            </w:pPr>
+          </w:p>
+        </w:tc>
+        <w:tc>
+          <w:tcPr>
+            <w:tcW w:w="1826" w:type="dxa"/>
+            <w:vMerge/>
+          </w:tcPr>
+          <w:p>
+            <w:pPr>
+              <w:jc w:val="center"/>
+              <w:rPr>
+                <w:szCs w:val="24"/>
+              </w:rPr>
+            </w:pPr>
+          </w:p>
+        </w:tc>
+        <w:tc>
+          <w:tcPr>
+            <w:tcW w:w="8951" w:type="dxa"/>
+            <w:gridSpan w:val="2"/>
+          </w:tcPr>
+          <w:p>
+            <w:pPr>
+              <w:ind w:firstLine="172"/>
+              <w:jc w:val="center"/>
+              <w:rPr>
+                <w:szCs w:val="24"/>
+              </w:rPr>
+            </w:pPr>
+            <w:r>
+              <w:rPr>
+                <w:szCs w:val="24"/>
+              </w:rPr>
+              <w:t>Субъекты</w:t>
+            </w:r>
+          </w:p>
+        </w:tc>
+      </w:tr>
+      <w:tr>
+        <w:trPr>
+          <w:trHeight w:val="64"/>
+        </w:trPr>
+        <w:tc>
+          <w:tcPr>
+            <w:tcW w:w="564" w:type="dxa"/>
+            <w:vMerge/>
+          </w:tcPr>
+          <w:p>
+            <w:pPr>
+              <w:jc w:val="center"/>
+              <w:rPr>
+                <w:szCs w:val="24"/>
+              </w:rPr>
+            </w:pPr>
+          </w:p>
+        </w:tc>
+        <w:tc>
+          <w:tcPr>
+            <w:tcW w:w="1826" w:type="dxa"/>
+            <w:vMerge/>
+          </w:tcPr>
+          <w:p>
+            <w:pPr>
+              <w:jc w:val="center"/>
+              <w:rPr>
+                <w:szCs w:val="24"/>
+              </w:rPr>
+            </w:pPr>
+          </w:p>
+        </w:tc>
+        <w:tc>
+          <w:tcPr>
+            <w:tcW w:w="2535" w:type="dxa"/>
+          </w:tcPr>
+          <w:p>
+            <w:pPr>
+              <w:rPr>
+                <w:szCs w:val="24"/>
+              </w:rPr>
+            </w:pPr>
+            <w:r>
+              <w:rPr>
+                <w:szCs w:val="24"/>
+              </w:rPr>
+              <w:t>Клиент</w:t>
+            </w:r>
+          </w:p>
+        </w:tc>
+        <w:tc>
+          <w:tcPr>
+            <w:tcW w:w="6416" w:type="dxa"/>
+          </w:tcPr>
+          <w:p>
+            <w:pPr>
+              <w:jc w:val="both"/>
+              <w:rPr>
+                <w:szCs w:val="24"/>
+              </w:rPr>
+            </w:pPr>
+            <w:r>
+              <w:rPr>
+                <w:szCs w:val="24"/>
+              </w:rPr>
+              <w:t>подписывает договор со своей стороны.</w:t>
+            </w:r>
+          </w:p>
+        </w:tc>
+      </w:tr>
+      <w:tr>
+        <w:trPr>
+          <w:trHeight w:val="64"/>
+        </w:trPr>
+        <w:tc>
+          <w:tcPr>
+            <w:tcW w:w="564" w:type="dxa"/>
+            <w:vMerge/>
+          </w:tcPr>
+          <w:p>
+            <w:pPr>
+              <w:jc w:val="center"/>
+              <w:rPr>
+                <w:szCs w:val="24"/>
+              </w:rPr>
+            </w:pPr>
+          </w:p>
+        </w:tc>
+        <w:tc>
+          <w:tcPr>
+            <w:tcW w:w="1826" w:type="dxa"/>
+            <w:vMerge/>
+          </w:tcPr>
+          <w:p>
+            <w:pPr>
+              <w:jc w:val="center"/>
+              <w:rPr>
+                <w:szCs w:val="24"/>
+              </w:rPr>
+            </w:pPr>
+          </w:p>
+        </w:tc>
+        <w:tc>
+          <w:tcPr>
+            <w:tcW w:w="2535" w:type="dxa"/>
+          </w:tcPr>
+          <w:p>
+            <w:pPr>
+              <w:rPr>
+                <w:szCs w:val="24"/>
+              </w:rPr>
+            </w:pPr>
+            <w:r>
+              <w:rPr>
+                <w:szCs w:val="24"/>
+              </w:rPr>
+              <w:t>Диспетчер</w:t>
+            </w:r>
+          </w:p>
+        </w:tc>
+        <w:tc>
+          <w:tcPr>
+            <w:tcW w:w="6416" w:type="dxa"/>
+          </w:tcPr>
+          <w:p>
+            <w:pPr>
+              <w:jc w:val="both"/>
+              <w:rPr>
+                <w:szCs w:val="24"/>
+              </w:rPr>
+            </w:pPr>
+            <w:r>
+              <w:rPr>
+                <w:szCs w:val="24"/>
+              </w:rPr>
+              <w:t>подписывает договор со стороны организации-исполнителя, он же готовит проект и контролирует возврат подписанных экземпляров (без менеджера).</w:t>
+            </w:r>
+          </w:p>
+        </w:tc>
+      </w:tr>
+      <w:tr>
+        <w:trPr>
+          <w:trHeight w:val="64"/>
+        </w:trPr>
+        <w:tc>
+          <w:tcPr>
+            <w:tcW w:w="564" w:type="dxa"/>
+            <w:vMerge w:val="restart"/>
+          </w:tcPr>
+          <w:p>
+            <w:pPr>
+              <w:jc w:val="center"/>
+              <w:rPr>
+                <w:szCs w:val="24"/>
+              </w:rPr>
+            </w:pPr>
+            <w:r>
+              <w:rPr>
+                <w:szCs w:val="24"/>
+              </w:rPr>
+              <w:t>4</w:t>
+            </w:r>
+          </w:p>
+        </w:tc>
+        <w:tc>
+          <w:tcPr>
+            <w:tcW w:w="1826" w:type="dxa"/>
+            <w:vMerge w:val="restart"/>
+          </w:tcPr>
+          <w:p>
+            <w:pPr>
+              <w:jc w:val="center"/>
+              <w:rPr>
+                <w:szCs w:val="24"/>
+              </w:rPr>
+            </w:pPr>
+            <w:r>
+              <w:rPr>
+                <w:szCs w:val="24"/>
+              </w:rPr>
+              <w:t>Занесение в базу данных</w:t>
+            </w:r>
+          </w:p>
+        </w:tc>
+        <w:tc>
+          <w:tcPr>
+            <w:tcW w:w="2535" w:type="dxa"/>
+          </w:tcPr>
+          <w:p>
+            <w:pPr>
+              <w:rPr>
+                <w:szCs w:val="24"/>
+              </w:rPr>
+            </w:pPr>
+            <w:r>
+              <w:rPr>
+                <w:szCs w:val="24"/>
+              </w:rPr>
+              <w:t>Хранение информации о проведенных работах и их стоимости</w:t>
+            </w:r>
+          </w:p>
+        </w:tc>
+        <w:tc>
+          <w:tcPr>
+            <w:tcW w:w="6416" w:type="dxa"/>
+          </w:tcPr>
+          <w:p>
+            <w:pPr>
+              <w:jc w:val="both"/>
+              <w:rPr>
+                <w:szCs w:val="24"/>
+              </w:rPr>
+            </w:pPr>
+            <w:r>
+              <w:rPr>
+                <w:szCs w:val="24"/>
+              </w:rPr>
+              <w:t>п</w:t>
+            </w:r>
+            <w:r>
+              <w:rPr>
+                <w:szCs w:val="24"/>
+              </w:rPr>
+              <w:t>осле подписания договора д</w:t>
+            </w:r>
+            <w:r>
+              <w:rPr>
+                <w:szCs w:val="24"/>
+              </w:rPr>
+              <w:t>испетче</w:t>
+            </w:r>
+            <w:r>
+              <w:rPr>
+                <w:szCs w:val="24"/>
+              </w:rPr>
+              <w:t xml:space="preserve">р определяет и регистрирует </w:t>
+            </w:r>
+            <w:r>
+              <w:rPr>
+                <w:szCs w:val="24"/>
+              </w:rPr>
+              <w:t>и вносит данные в БД</w:t>
+            </w:r>
+          </w:p>
+        </w:tc>
+      </w:tr>
+      <w:tr>
+        <w:trPr>
+          <w:trHeight w:val="64"/>
+        </w:trPr>
+        <w:tc>
+          <w:tcPr>
+            <w:tcW w:w="564" w:type="dxa"/>
+            <w:vMerge/>
+          </w:tcPr>
+          <w:p>
+            <w:pPr>
+              <w:jc w:val="center"/>
+              <w:rPr>
+                <w:szCs w:val="24"/>
+              </w:rPr>
+            </w:pPr>
+          </w:p>
+        </w:tc>
+        <w:tc>
+          <w:tcPr>
+            <w:tcW w:w="1826" w:type="dxa"/>
+            <w:vMerge/>
+          </w:tcPr>
+          <w:p>
+            <w:pPr>
+              <w:jc w:val="center"/>
+              <w:rPr>
+                <w:szCs w:val="24"/>
+              </w:rPr>
+            </w:pPr>
+          </w:p>
+        </w:tc>
+        <w:tc>
+          <w:tcPr>
+            <w:tcW w:w="8951" w:type="dxa"/>
+            <w:gridSpan w:val="2"/>
+          </w:tcPr>
+          <w:p>
+            <w:pPr>
+              <w:ind w:firstLine="314"/>
+              <w:jc w:val="center"/>
+              <w:rPr>
+                <w:szCs w:val="24"/>
+              </w:rPr>
+            </w:pPr>
+            <w:r>
+              <w:rPr>
+                <w:szCs w:val="24"/>
+              </w:rPr>
+              <w:t>Объекты</w:t>
+            </w:r>
+          </w:p>
+        </w:tc>
+      </w:tr>
+      <w:tr>
+        <w:trPr>
+          <w:trHeight w:val="64"/>
+        </w:trPr>
+        <w:tc>
+          <w:tcPr>
+            <w:tcW w:w="564" w:type="dxa"/>
+            <w:vMerge/>
+          </w:tcPr>
+          <w:p>
+            <w:pPr>
+              <w:jc w:val="center"/>
+              <w:rPr>
+                <w:szCs w:val="24"/>
+              </w:rPr>
+            </w:pPr>
+          </w:p>
+        </w:tc>
+        <w:tc>
+          <w:tcPr>
+            <w:tcW w:w="1826" w:type="dxa"/>
+            <w:vMerge/>
+          </w:tcPr>
+          <w:p>
+            <w:pPr>
+              <w:jc w:val="center"/>
+              <w:rPr>
+                <w:szCs w:val="24"/>
+              </w:rPr>
+            </w:pPr>
+          </w:p>
+        </w:tc>
+        <w:tc>
+          <w:tcPr>
+            <w:tcW w:w="2535" w:type="dxa"/>
+          </w:tcPr>
+          <w:p>
+            <w:pPr>
+              <w:rPr>
+                <w:szCs w:val="24"/>
+              </w:rPr>
+            </w:pPr>
+            <w:r>
+              <w:rPr>
+                <w:szCs w:val="24"/>
+              </w:rPr>
+              <w:t xml:space="preserve">Журнал </w:t>
+            </w:r>
+            <w:r>
+              <w:rPr>
+                <w:szCs w:val="24"/>
+              </w:rPr>
+              <w:t>регистрации работ</w:t>
+            </w:r>
+          </w:p>
+        </w:tc>
+        <w:tc>
+          <w:tcPr>
+            <w:tcW w:w="6416" w:type="dxa"/>
+          </w:tcPr>
+          <w:p>
+            <w:pPr>
+              <w:jc w:val="both"/>
+              <w:rPr>
+                <w:szCs w:val="24"/>
+              </w:rPr>
+            </w:pPr>
+            <w:r>
+              <w:rPr>
+                <w:szCs w:val="24"/>
+              </w:rPr>
+              <w:t>учётный документ, где фиксируются основные атрибуты договора, включая сроки</w:t>
+            </w:r>
+            <w:r>
+              <w:rPr>
+                <w:szCs w:val="24"/>
+              </w:rPr>
+              <w:t>, вид ремонта и прочее</w:t>
+            </w:r>
+            <w:r>
+              <w:rPr>
+                <w:szCs w:val="24"/>
+              </w:rPr>
+              <w:t>.</w:t>
+            </w:r>
+          </w:p>
+        </w:tc>
+      </w:tr>
+      <w:tr>
+        <w:trPr>
+          <w:trHeight w:val="64"/>
+        </w:trPr>
+        <w:tc>
+          <w:tcPr>
+            <w:tcW w:w="564" w:type="dxa"/>
+            <w:vMerge/>
+          </w:tcPr>
+          <w:p>
+            <w:pPr>
+              <w:jc w:val="center"/>
+              <w:rPr>
+                <w:szCs w:val="24"/>
+              </w:rPr>
+            </w:pPr>
+          </w:p>
+        </w:tc>
+        <w:tc>
+          <w:tcPr>
+            <w:tcW w:w="1826" w:type="dxa"/>
+            <w:vMerge/>
+          </w:tcPr>
+          <w:p>
+            <w:pPr>
+              <w:jc w:val="center"/>
+              <w:rPr>
+                <w:szCs w:val="24"/>
+              </w:rPr>
+            </w:pPr>
+          </w:p>
+        </w:tc>
+        <w:tc>
+          <w:tcPr>
+            <w:tcW w:w="2535" w:type="dxa"/>
+          </w:tcPr>
+          <w:p>
+            <w:pPr>
+              <w:rPr>
+                <w:szCs w:val="24"/>
+              </w:rPr>
+            </w:pPr>
+            <w:r>
+              <w:rPr>
+                <w:szCs w:val="24"/>
+              </w:rPr>
+              <w:t>Календарный план (график)</w:t>
+            </w:r>
+          </w:p>
+        </w:tc>
+        <w:tc>
+          <w:tcPr>
+            <w:tcW w:w="6416" w:type="dxa"/>
+          </w:tcPr>
+          <w:p>
+            <w:pPr>
+              <w:ind w:firstLine="314"/>
+              <w:jc w:val="both"/>
+              <w:rPr>
+                <w:szCs w:val="24"/>
+              </w:rPr>
+            </w:pPr>
+            <w:r>
+              <w:rPr>
+                <w:szCs w:val="24"/>
+              </w:rPr>
+              <w:t xml:space="preserve">при необходимости детализация </w:t>
+            </w:r>
+            <w:r>
+              <w:rPr>
+                <w:szCs w:val="24"/>
+              </w:rPr>
+              <w:t xml:space="preserve">и разбиение заказов (работ) </w:t>
+            </w:r>
+            <w:r>
+              <w:rPr>
+                <w:szCs w:val="24"/>
+              </w:rPr>
+              <w:t>с указанием дат.</w:t>
+            </w:r>
+          </w:p>
+        </w:tc>
+      </w:tr>
+      <w:tr>
+        <w:trPr>
+          <w:trHeight w:val="64"/>
+        </w:trPr>
+        <w:tc>
+          <w:tcPr>
+            <w:tcW w:w="564" w:type="dxa"/>
+            <w:vMerge/>
+          </w:tcPr>
+          <w:p>
+            <w:pPr>
+              <w:jc w:val="center"/>
+              <w:rPr>
+                <w:szCs w:val="24"/>
+              </w:rPr>
+            </w:pPr>
+          </w:p>
+        </w:tc>
+        <w:tc>
+          <w:tcPr>
+            <w:tcW w:w="1826" w:type="dxa"/>
+            <w:vMerge/>
+          </w:tcPr>
+          <w:p>
+            <w:pPr>
+              <w:jc w:val="center"/>
+              <w:rPr>
+                <w:szCs w:val="24"/>
+              </w:rPr>
+            </w:pPr>
+          </w:p>
+        </w:tc>
+        <w:tc>
+          <w:tcPr>
+            <w:tcW w:w="8951" w:type="dxa"/>
+            <w:gridSpan w:val="2"/>
+          </w:tcPr>
+          <w:p>
+            <w:pPr>
+              <w:ind w:firstLine="314"/>
+              <w:jc w:val="center"/>
+              <w:rPr>
+                <w:szCs w:val="24"/>
+              </w:rPr>
+            </w:pPr>
+            <w:r>
+              <w:rPr>
+                <w:szCs w:val="24"/>
+              </w:rPr>
+              <w:t>Субъекты</w:t>
+            </w:r>
+          </w:p>
+        </w:tc>
+      </w:tr>
+      <w:tr>
+        <w:trPr>
+          <w:trHeight w:val="64"/>
+        </w:trPr>
+        <w:tc>
+          <w:tcPr>
+            <w:tcW w:w="564" w:type="dxa"/>
+            <w:vMerge/>
+          </w:tcPr>
+          <w:p>
+            <w:pPr>
+              <w:jc w:val="center"/>
+              <w:rPr>
+                <w:szCs w:val="24"/>
+              </w:rPr>
+            </w:pPr>
+          </w:p>
+        </w:tc>
+        <w:tc>
+          <w:tcPr>
+            <w:tcW w:w="1826" w:type="dxa"/>
+            <w:vMerge/>
+          </w:tcPr>
+          <w:p>
+            <w:pPr>
+              <w:jc w:val="center"/>
+              <w:rPr>
+                <w:szCs w:val="24"/>
+              </w:rPr>
+            </w:pPr>
+          </w:p>
+        </w:tc>
+        <w:tc>
+          <w:tcPr>
+            <w:tcW w:w="2535" w:type="dxa"/>
+          </w:tcPr>
+          <w:p>
+            <w:pPr>
+              <w:rPr>
+                <w:szCs w:val="24"/>
+              </w:rPr>
+            </w:pPr>
+            <w:r>
+              <w:rPr>
+                <w:szCs w:val="24"/>
+              </w:rPr>
+              <w:t>Клиент</w:t>
+            </w:r>
+          </w:p>
+        </w:tc>
+        <w:tc>
+          <w:tcPr>
+            <w:tcW w:w="6416" w:type="dxa"/>
+          </w:tcPr>
+          <w:p>
+            <w:pPr>
+              <w:jc w:val="both"/>
+              <w:rPr>
+                <w:szCs w:val="24"/>
+              </w:rPr>
+            </w:pPr>
+            <w:r>
+              <w:rPr>
+                <w:szCs w:val="24"/>
+              </w:rPr>
+              <w:t>фиксирует сроки на основе подписанного договора (функции менеджера выполняет директор).</w:t>
+            </w:r>
+          </w:p>
+        </w:tc>
+      </w:tr>
+      <w:tr>
+        <w:trPr>
+          <w:trHeight w:val="64"/>
+        </w:trPr>
+        <w:tc>
+          <w:tcPr>
+            <w:tcW w:w="564" w:type="dxa"/>
+            <w:vMerge/>
+          </w:tcPr>
+          <w:p>
+            <w:pPr>
+              <w:jc w:val="center"/>
+              <w:rPr>
+                <w:szCs w:val="24"/>
+              </w:rPr>
+            </w:pPr>
+          </w:p>
+        </w:tc>
+        <w:tc>
+          <w:tcPr>
+            <w:tcW w:w="1826" w:type="dxa"/>
+            <w:vMerge/>
+          </w:tcPr>
+          <w:p>
+            <w:pPr>
+              <w:jc w:val="center"/>
+              <w:rPr>
+                <w:szCs w:val="24"/>
+              </w:rPr>
+            </w:pPr>
+          </w:p>
+        </w:tc>
+        <w:tc>
+          <w:tcPr>
+            <w:tcW w:w="2535" w:type="dxa"/>
+          </w:tcPr>
+          <w:p>
+            <w:pPr>
+              <w:rPr>
+                <w:szCs w:val="24"/>
+              </w:rPr>
+            </w:pPr>
+            <w:r>
+              <w:rPr>
+                <w:szCs w:val="24"/>
+              </w:rPr>
+              <w:t>Диспетчер</w:t>
+            </w:r>
+          </w:p>
+        </w:tc>
+        <w:tc>
+          <w:tcPr>
+            <w:tcW w:w="6416" w:type="dxa"/>
+          </w:tcPr>
+          <w:p>
+            <w:pPr>
+              <w:jc w:val="both"/>
+              <w:rPr>
+                <w:szCs w:val="24"/>
+              </w:rPr>
+            </w:pPr>
+            <w:r>
+              <w:rPr>
+                <w:szCs w:val="24"/>
+              </w:rPr>
+              <w:t>может уточнять этапы.</w:t>
+            </w:r>
+          </w:p>
+        </w:tc>
+      </w:tr>
+    </w:tbl>
+    <w:p/>
     <w:p>
       <w:pPr>
         <w:pStyle w:val="3"/>
@@ -1105,19 +3525,3370 @@
         <w:t>.</w:t>
       </w:r>
     </w:p>
+    <w:tbl>
+      <w:tblPr>
+        <w:tblStyle w:val="a5"/>
+        <w:tblW w:w="10774" w:type="dxa"/>
+        <w:tblInd w:w="-1281" w:type="dxa"/>
+        <w:tblLook w:val="04A0" w:firstRow="1" w:lastRow="0" w:firstColumn="1" w:lastColumn="0" w:noHBand="0" w:noVBand="1"/>
+      </w:tblPr>
+      <w:tblGrid>
+        <w:gridCol w:w="485"/>
+        <w:gridCol w:w="1756"/>
+        <w:gridCol w:w="3146"/>
+        <w:gridCol w:w="5387"/>
+      </w:tblGrid>
+      <w:tr>
+        <w:tc>
+          <w:tcPr>
+            <w:tcW w:w="485" w:type="dxa"/>
+          </w:tcPr>
+          <w:p>
+            <w:pPr>
+              <w:jc w:val="center"/>
+              <w:rPr>
+                <w:szCs w:val="24"/>
+              </w:rPr>
+            </w:pPr>
+            <w:r>
+              <w:rPr>
+                <w:szCs w:val="24"/>
+              </w:rPr>
+              <w:t>№</w:t>
+            </w:r>
+          </w:p>
+        </w:tc>
+        <w:tc>
+          <w:tcPr>
+            <w:tcW w:w="1756" w:type="dxa"/>
+          </w:tcPr>
+          <w:p>
+            <w:pPr>
+              <w:jc w:val="center"/>
+              <w:rPr>
+                <w:szCs w:val="24"/>
+              </w:rPr>
+            </w:pPr>
+            <w:r>
+              <w:rPr>
+                <w:szCs w:val="24"/>
+              </w:rPr>
+              <w:t>Функция</w:t>
+            </w:r>
+          </w:p>
+        </w:tc>
+        <w:tc>
+          <w:tcPr>
+            <w:tcW w:w="3146" w:type="dxa"/>
+          </w:tcPr>
+          <w:p>
+            <w:pPr>
+              <w:jc w:val="center"/>
+              <w:rPr>
+                <w:szCs w:val="24"/>
+              </w:rPr>
+            </w:pPr>
+            <w:r>
+              <w:rPr>
+                <w:szCs w:val="24"/>
+              </w:rPr>
+              <w:t>Данные</w:t>
+            </w:r>
+          </w:p>
+        </w:tc>
+        <w:tc>
+          <w:tcPr>
+            <w:tcW w:w="5387" w:type="dxa"/>
+          </w:tcPr>
+          <w:p>
+            <w:pPr>
+              <w:jc w:val="center"/>
+              <w:rPr>
+                <w:szCs w:val="24"/>
+              </w:rPr>
+            </w:pPr>
+            <w:r>
+              <w:rPr>
+                <w:szCs w:val="24"/>
+              </w:rPr>
+              <w:t>Описание</w:t>
+            </w:r>
+          </w:p>
+        </w:tc>
+      </w:tr>
+      <w:tr>
+        <w:tc>
+          <w:tcPr>
+            <w:tcW w:w="485" w:type="dxa"/>
+            <w:vMerge w:val="restart"/>
+          </w:tcPr>
+          <w:p>
+            <w:pPr>
+              <w:jc w:val="center"/>
+              <w:rPr>
+                <w:szCs w:val="24"/>
+              </w:rPr>
+            </w:pPr>
+            <w:r>
+              <w:rPr>
+                <w:szCs w:val="24"/>
+              </w:rPr>
+              <w:t>1</w:t>
+            </w:r>
+          </w:p>
+        </w:tc>
+        <w:tc>
+          <w:tcPr>
+            <w:tcW w:w="1756" w:type="dxa"/>
+            <w:vMerge w:val="restart"/>
+          </w:tcPr>
+          <w:p>
+            <w:pPr>
+              <w:jc w:val="center"/>
+              <w:rPr>
+                <w:szCs w:val="24"/>
+              </w:rPr>
+            </w:pPr>
+            <w:r>
+              <w:rPr>
+                <w:szCs w:val="24"/>
+              </w:rPr>
+              <w:t>Представление услуг по ремонту</w:t>
+            </w:r>
+          </w:p>
+        </w:tc>
+        <w:tc>
+          <w:tcPr>
+            <w:tcW w:w="3146" w:type="dxa"/>
+          </w:tcPr>
+          <w:p>
+            <w:pPr>
+              <w:rPr>
+                <w:szCs w:val="24"/>
+              </w:rPr>
+            </w:pPr>
+            <w:r>
+              <w:rPr>
+                <w:szCs w:val="24"/>
+              </w:rPr>
+              <w:t>Список услуг</w:t>
+            </w:r>
+          </w:p>
+        </w:tc>
+        <w:tc>
+          <w:tcPr>
+            <w:tcW w:w="5387" w:type="dxa"/>
+          </w:tcPr>
+          <w:p>
+            <w:pPr>
+              <w:jc w:val="both"/>
+              <w:rPr>
+                <w:szCs w:val="24"/>
+              </w:rPr>
+            </w:pPr>
+            <w:r>
+              <w:rPr>
+                <w:szCs w:val="24"/>
+              </w:rPr>
+              <w:t xml:space="preserve">Данные сведения необходимы для </w:t>
+            </w:r>
+            <w:r>
+              <w:rPr>
+                <w:szCs w:val="24"/>
+              </w:rPr>
+              <w:t>определения дальнейших работ</w:t>
+            </w:r>
+          </w:p>
+        </w:tc>
+      </w:tr>
+      <w:tr>
+        <w:tc>
+          <w:tcPr>
+            <w:tcW w:w="485" w:type="dxa"/>
+            <w:vMerge/>
+          </w:tcPr>
+          <w:p>
+            <w:pPr>
+              <w:jc w:val="center"/>
+              <w:rPr>
+                <w:szCs w:val="24"/>
+              </w:rPr>
+            </w:pPr>
+          </w:p>
+        </w:tc>
+        <w:tc>
+          <w:tcPr>
+            <w:tcW w:w="1756" w:type="dxa"/>
+            <w:vMerge/>
+          </w:tcPr>
+          <w:p>
+            <w:pPr>
+              <w:jc w:val="center"/>
+              <w:rPr>
+                <w:szCs w:val="24"/>
+              </w:rPr>
+            </w:pPr>
+          </w:p>
+        </w:tc>
+        <w:tc>
+          <w:tcPr>
+            <w:tcW w:w="3146" w:type="dxa"/>
+          </w:tcPr>
+          <w:p>
+            <w:pPr>
+              <w:rPr>
+                <w:szCs w:val="24"/>
+              </w:rPr>
+            </w:pPr>
+            <w:r>
+              <w:rPr>
+                <w:szCs w:val="24"/>
+              </w:rPr>
+              <w:t>Гос. Номер (Марка авто)</w:t>
+            </w:r>
+          </w:p>
+        </w:tc>
+        <w:tc>
+          <w:tcPr>
+            <w:tcW w:w="5387" w:type="dxa"/>
+          </w:tcPr>
+          <w:p>
+            <w:pPr>
+              <w:jc w:val="both"/>
+              <w:rPr>
+                <w:szCs w:val="24"/>
+              </w:rPr>
+            </w:pPr>
+            <w:r>
+              <w:rPr>
+                <w:szCs w:val="24"/>
+              </w:rPr>
+              <w:t xml:space="preserve">Данные определяют </w:t>
+            </w:r>
+            <w:r>
+              <w:rPr>
+                <w:szCs w:val="24"/>
+              </w:rPr>
+              <w:t xml:space="preserve">вид авто, кому оно принадлежит и служит </w:t>
+            </w:r>
+            <w:proofErr w:type="spellStart"/>
+            <w:r>
+              <w:rPr>
+                <w:szCs w:val="24"/>
+              </w:rPr>
+              <w:t>индификатором</w:t>
+            </w:r>
+            <w:proofErr w:type="spellEnd"/>
+          </w:p>
+        </w:tc>
+      </w:tr>
+      <w:tr>
+        <w:tc>
+          <w:tcPr>
+            <w:tcW w:w="485" w:type="dxa"/>
+            <w:vMerge/>
+          </w:tcPr>
+          <w:p>
+            <w:pPr>
+              <w:jc w:val="center"/>
+              <w:rPr>
+                <w:szCs w:val="24"/>
+              </w:rPr>
+            </w:pPr>
+          </w:p>
+        </w:tc>
+        <w:tc>
+          <w:tcPr>
+            <w:tcW w:w="1756" w:type="dxa"/>
+            <w:vMerge/>
+          </w:tcPr>
+          <w:p>
+            <w:pPr>
+              <w:jc w:val="center"/>
+              <w:rPr>
+                <w:szCs w:val="24"/>
+              </w:rPr>
+            </w:pPr>
+          </w:p>
+        </w:tc>
+        <w:tc>
+          <w:tcPr>
+            <w:tcW w:w="3146" w:type="dxa"/>
+          </w:tcPr>
+          <w:p>
+            <w:pPr>
+              <w:rPr>
+                <w:szCs w:val="24"/>
+              </w:rPr>
+            </w:pPr>
+            <w:r>
+              <w:rPr>
+                <w:szCs w:val="24"/>
+              </w:rPr>
+              <w:t>Номер телефона клиента</w:t>
+            </w:r>
+          </w:p>
+        </w:tc>
+        <w:tc>
+          <w:tcPr>
+            <w:tcW w:w="5387" w:type="dxa"/>
+          </w:tcPr>
+          <w:p>
+            <w:pPr>
+              <w:jc w:val="both"/>
+              <w:rPr>
+                <w:szCs w:val="24"/>
+              </w:rPr>
+            </w:pPr>
+            <w:r>
+              <w:rPr>
+                <w:szCs w:val="24"/>
+              </w:rPr>
+              <w:t>Данные необходимы для последующей связи</w:t>
+            </w:r>
+          </w:p>
+        </w:tc>
+      </w:tr>
+      <w:tr>
+        <w:trPr>
+          <w:trHeight w:val="838"/>
+        </w:trPr>
+        <w:tc>
+          <w:tcPr>
+            <w:tcW w:w="485" w:type="dxa"/>
+            <w:vMerge/>
+          </w:tcPr>
+          <w:p>
+            <w:pPr>
+              <w:jc w:val="center"/>
+              <w:rPr>
+                <w:szCs w:val="24"/>
+              </w:rPr>
+            </w:pPr>
+          </w:p>
+        </w:tc>
+        <w:tc>
+          <w:tcPr>
+            <w:tcW w:w="1756" w:type="dxa"/>
+            <w:vMerge/>
+          </w:tcPr>
+          <w:p>
+            <w:pPr>
+              <w:jc w:val="center"/>
+              <w:rPr>
+                <w:szCs w:val="24"/>
+              </w:rPr>
+            </w:pPr>
+          </w:p>
+        </w:tc>
+        <w:tc>
+          <w:tcPr>
+            <w:tcW w:w="3146" w:type="dxa"/>
+          </w:tcPr>
+          <w:p>
+            <w:pPr>
+              <w:rPr>
+                <w:szCs w:val="24"/>
+              </w:rPr>
+            </w:pPr>
+            <w:r>
+              <w:rPr>
+                <w:szCs w:val="24"/>
+              </w:rPr>
+              <w:t>Дата и время обращения</w:t>
+            </w:r>
+          </w:p>
+          <w:p>
+            <w:pPr>
+              <w:tabs>
+                <w:tab w:val="left" w:pos="2832"/>
+                <w:tab w:val="left" w:pos="3521"/>
+              </w:tabs>
+              <w:jc w:val="both"/>
+              <w:rPr>
+                <w:szCs w:val="24"/>
+              </w:rPr>
+            </w:pPr>
+            <w:r>
+              <w:rPr>
+                <w:szCs w:val="24"/>
+              </w:rPr>
+              <w:tab/>
+            </w:r>
+            <w:r>
+              <w:rPr>
+                <w:szCs w:val="24"/>
+              </w:rPr>
+              <w:tab/>
+            </w:r>
+          </w:p>
+        </w:tc>
+        <w:tc>
+          <w:tcPr>
+            <w:tcW w:w="5387" w:type="dxa"/>
+          </w:tcPr>
+          <w:p>
+            <w:pPr>
+              <w:jc w:val="both"/>
+              <w:rPr>
+                <w:szCs w:val="24"/>
+              </w:rPr>
+            </w:pPr>
+            <w:r>
+              <w:rPr>
+                <w:szCs w:val="24"/>
+              </w:rPr>
+              <w:t>Данные определяющие начало периода ремонта авто</w:t>
+            </w:r>
+          </w:p>
+        </w:tc>
+      </w:tr>
+      <w:tr>
+        <w:tc>
+          <w:tcPr>
+            <w:tcW w:w="485" w:type="dxa"/>
+          </w:tcPr>
+          <w:p>
+            <w:pPr>
+              <w:jc w:val="center"/>
+              <w:rPr>
+                <w:szCs w:val="24"/>
+              </w:rPr>
+            </w:pPr>
+            <w:r>
+              <w:rPr>
+                <w:szCs w:val="24"/>
+              </w:rPr>
+              <w:t>2</w:t>
+            </w:r>
+          </w:p>
+        </w:tc>
+        <w:tc>
+          <w:tcPr>
+            <w:tcW w:w="1756" w:type="dxa"/>
+          </w:tcPr>
+          <w:p>
+            <w:pPr>
+              <w:jc w:val="center"/>
+              <w:rPr>
+                <w:szCs w:val="24"/>
+              </w:rPr>
+            </w:pPr>
+            <w:r>
+              <w:rPr>
+                <w:szCs w:val="24"/>
+              </w:rPr>
+              <w:t>Организация технической документации</w:t>
+            </w:r>
+          </w:p>
+        </w:tc>
+        <w:tc>
+          <w:tcPr>
+            <w:tcW w:w="3146" w:type="dxa"/>
+          </w:tcPr>
+          <w:p>
+            <w:pPr>
+              <w:rPr>
+                <w:szCs w:val="24"/>
+              </w:rPr>
+            </w:pPr>
+            <w:r>
+              <w:rPr>
+                <w:szCs w:val="24"/>
+              </w:rPr>
+              <w:t>Заказ на ремонт</w:t>
+            </w:r>
+          </w:p>
+        </w:tc>
+        <w:tc>
+          <w:tcPr>
+            <w:tcW w:w="5387" w:type="dxa"/>
+          </w:tcPr>
+          <w:p>
+            <w:pPr>
+              <w:jc w:val="both"/>
+              <w:rPr>
+                <w:szCs w:val="24"/>
+              </w:rPr>
+            </w:pPr>
+            <w:r>
+              <w:rPr>
+                <w:szCs w:val="24"/>
+              </w:rPr>
+              <w:t>Данные о авто, его владелец, необходимый вид ремонта для будущего использования этой инф. Работниками и Клиентом</w:t>
+            </w:r>
+          </w:p>
+        </w:tc>
+      </w:tr>
+    </w:tbl>
+    <w:p/>
+    <w:tbl>
+      <w:tblPr>
+        <w:tblStyle w:val="a5"/>
+        <w:tblW w:w="11341" w:type="dxa"/>
+        <w:tblInd w:w="-1281" w:type="dxa"/>
+        <w:tblLook w:val="04A0" w:firstRow="1" w:lastRow="0" w:firstColumn="1" w:lastColumn="0" w:noHBand="0" w:noVBand="1"/>
+      </w:tblPr>
+      <w:tblGrid>
+        <w:gridCol w:w="445"/>
+        <w:gridCol w:w="1662"/>
+        <w:gridCol w:w="3847"/>
+        <w:gridCol w:w="2693"/>
+        <w:gridCol w:w="2694"/>
+      </w:tblGrid>
+      <w:tr>
+        <w:tc>
+          <w:tcPr>
+            <w:tcW w:w="445" w:type="dxa"/>
+          </w:tcPr>
+          <w:p>
+            <w:pPr>
+              <w:jc w:val="center"/>
+              <w:rPr>
+                <w:szCs w:val="24"/>
+              </w:rPr>
+            </w:pPr>
+            <w:r>
+              <w:rPr>
+                <w:szCs w:val="24"/>
+              </w:rPr>
+              <w:t>№</w:t>
+            </w:r>
+          </w:p>
+        </w:tc>
+        <w:tc>
+          <w:tcPr>
+            <w:tcW w:w="1662" w:type="dxa"/>
+          </w:tcPr>
+          <w:p>
+            <w:pPr>
+              <w:jc w:val="center"/>
+              <w:rPr>
+                <w:szCs w:val="24"/>
+              </w:rPr>
+            </w:pPr>
+            <w:r>
+              <w:rPr>
+                <w:szCs w:val="24"/>
+              </w:rPr>
+              <w:t>Функция</w:t>
+            </w:r>
+          </w:p>
+        </w:tc>
+        <w:tc>
+          <w:tcPr>
+            <w:tcW w:w="3847" w:type="dxa"/>
+          </w:tcPr>
+          <w:p>
+            <w:pPr>
+              <w:jc w:val="center"/>
+              <w:rPr>
+                <w:szCs w:val="24"/>
+              </w:rPr>
+            </w:pPr>
+            <w:r>
+              <w:rPr>
+                <w:szCs w:val="24"/>
+              </w:rPr>
+              <w:t>Данные</w:t>
+            </w:r>
+          </w:p>
+        </w:tc>
+        <w:tc>
+          <w:tcPr>
+            <w:tcW w:w="2693" w:type="dxa"/>
+          </w:tcPr>
+          <w:p>
+            <w:pPr>
+              <w:jc w:val="center"/>
+              <w:rPr>
+                <w:szCs w:val="24"/>
+              </w:rPr>
+            </w:pPr>
+            <w:r>
+              <w:rPr>
+                <w:szCs w:val="24"/>
+              </w:rPr>
+              <w:t>Документ</w:t>
+            </w:r>
+          </w:p>
+        </w:tc>
+        <w:tc>
+          <w:tcPr>
+            <w:tcW w:w="2694" w:type="dxa"/>
+          </w:tcPr>
+          <w:p>
+            <w:pPr>
+              <w:jc w:val="center"/>
+              <w:rPr>
+                <w:szCs w:val="24"/>
+              </w:rPr>
+            </w:pPr>
+            <w:r>
+              <w:rPr>
+                <w:szCs w:val="24"/>
+              </w:rPr>
+              <w:t>Описание</w:t>
+            </w:r>
+          </w:p>
+        </w:tc>
+      </w:tr>
+      <w:tr>
+        <w:tc>
+          <w:tcPr>
+            <w:tcW w:w="445" w:type="dxa"/>
+            <w:vMerge w:val="restart"/>
+          </w:tcPr>
+          <w:p>
+            <w:pPr>
+              <w:jc w:val="center"/>
+              <w:rPr>
+                <w:szCs w:val="24"/>
+              </w:rPr>
+            </w:pPr>
+            <w:r>
+              <w:rPr>
+                <w:szCs w:val="24"/>
+              </w:rPr>
+              <w:t>1</w:t>
+            </w:r>
+          </w:p>
+        </w:tc>
+        <w:tc>
+          <w:tcPr>
+            <w:tcW w:w="1662" w:type="dxa"/>
+            <w:vMerge w:val="restart"/>
+          </w:tcPr>
+          <w:p>
+            <w:pPr>
+              <w:jc w:val="center"/>
+              <w:rPr>
+                <w:szCs w:val="24"/>
+              </w:rPr>
+            </w:pPr>
+            <w:r>
+              <w:rPr>
+                <w:szCs w:val="24"/>
+              </w:rPr>
+              <w:t xml:space="preserve">Выдача авто после </w:t>
+            </w:r>
+            <w:r>
+              <w:rPr>
+                <w:szCs w:val="24"/>
+              </w:rPr>
+              <w:t>ремонта</w:t>
+            </w:r>
+          </w:p>
+        </w:tc>
+        <w:tc>
+          <w:tcPr>
+            <w:tcW w:w="3847" w:type="dxa"/>
+          </w:tcPr>
+          <w:p>
+            <w:pPr>
+              <w:rPr>
+                <w:szCs w:val="24"/>
+              </w:rPr>
+            </w:pPr>
+            <w:r>
+              <w:rPr>
+                <w:szCs w:val="24"/>
+              </w:rPr>
+              <w:t>Счёт, стоимость всех затраченных объектов</w:t>
+            </w:r>
+          </w:p>
+        </w:tc>
+        <w:tc>
+          <w:tcPr>
+            <w:tcW w:w="2693" w:type="dxa"/>
+          </w:tcPr>
+          <w:p>
+            <w:pPr>
+              <w:rPr>
+                <w:szCs w:val="24"/>
+              </w:rPr>
+            </w:pPr>
+            <w:r>
+              <w:rPr>
+                <w:szCs w:val="24"/>
+              </w:rPr>
+              <w:t>Чек по проведённым работам</w:t>
+            </w:r>
+          </w:p>
+        </w:tc>
+        <w:tc>
+          <w:tcPr>
+            <w:tcW w:w="2694" w:type="dxa"/>
+          </w:tcPr>
+          <w:p>
+            <w:pPr>
+              <w:rPr>
+                <w:szCs w:val="24"/>
+              </w:rPr>
+            </w:pPr>
+            <w:r>
+              <w:rPr>
+                <w:szCs w:val="24"/>
+              </w:rPr>
+              <w:t xml:space="preserve">Стандартный </w:t>
+            </w:r>
+          </w:p>
+        </w:tc>
+      </w:tr>
+      <w:tr>
+        <w:tc>
+          <w:tcPr>
+            <w:tcW w:w="445" w:type="dxa"/>
+            <w:vMerge/>
+          </w:tcPr>
+          <w:p>
+            <w:pPr>
+              <w:jc w:val="center"/>
+              <w:rPr>
+                <w:szCs w:val="24"/>
+              </w:rPr>
+            </w:pPr>
+          </w:p>
+        </w:tc>
+        <w:tc>
+          <w:tcPr>
+            <w:tcW w:w="1662" w:type="dxa"/>
+            <w:vMerge/>
+          </w:tcPr>
+          <w:p>
+            <w:pPr>
+              <w:jc w:val="center"/>
+              <w:rPr>
+                <w:szCs w:val="24"/>
+              </w:rPr>
+            </w:pPr>
+          </w:p>
+        </w:tc>
+        <w:tc>
+          <w:tcPr>
+            <w:tcW w:w="3847" w:type="dxa"/>
+          </w:tcPr>
+          <w:p>
+            <w:pPr>
+              <w:rPr>
+                <w:szCs w:val="24"/>
+              </w:rPr>
+            </w:pPr>
+            <w:r>
+              <w:rPr>
+                <w:szCs w:val="24"/>
+              </w:rPr>
+              <w:t>Отчеты</w:t>
+            </w:r>
+            <w:r>
+              <w:rPr>
+                <w:szCs w:val="24"/>
+              </w:rPr>
+              <w:t xml:space="preserve"> о проведённых работах и их периоды начала-окончания </w:t>
+            </w:r>
+          </w:p>
+        </w:tc>
+        <w:tc>
+          <w:tcPr>
+            <w:tcW w:w="2693" w:type="dxa"/>
+          </w:tcPr>
+          <w:p>
+            <w:pPr>
+              <w:rPr>
+                <w:szCs w:val="24"/>
+              </w:rPr>
+            </w:pPr>
+            <w:r>
+              <w:rPr>
+                <w:szCs w:val="24"/>
+              </w:rPr>
+              <w:t>Договор с услугами</w:t>
+            </w:r>
+          </w:p>
+        </w:tc>
+        <w:tc>
+          <w:tcPr>
+            <w:tcW w:w="2694" w:type="dxa"/>
+          </w:tcPr>
+          <w:p>
+            <w:pPr>
+              <w:rPr>
+                <w:szCs w:val="24"/>
+              </w:rPr>
+            </w:pPr>
+            <w:r>
+              <w:rPr>
+                <w:szCs w:val="24"/>
+              </w:rPr>
+              <w:t xml:space="preserve">Составляется по </w:t>
+            </w:r>
+            <w:r>
+              <w:rPr>
+                <w:szCs w:val="24"/>
+              </w:rPr>
+              <w:t>заказу на ремонт</w:t>
+            </w:r>
+          </w:p>
+        </w:tc>
+      </w:tr>
+      <w:tr>
+        <w:trPr>
+          <w:trHeight w:val="1104"/>
+        </w:trPr>
+        <w:tc>
+          <w:tcPr>
+            <w:tcW w:w="445" w:type="dxa"/>
+          </w:tcPr>
+          <w:p>
+            <w:pPr>
+              <w:jc w:val="center"/>
+              <w:rPr>
+                <w:szCs w:val="24"/>
+              </w:rPr>
+            </w:pPr>
+            <w:r>
+              <w:rPr>
+                <w:szCs w:val="24"/>
+              </w:rPr>
+              <w:t>2</w:t>
+            </w:r>
+          </w:p>
+        </w:tc>
+        <w:tc>
+          <w:tcPr>
+            <w:tcW w:w="1662" w:type="dxa"/>
+          </w:tcPr>
+          <w:p>
+            <w:pPr>
+              <w:jc w:val="center"/>
+              <w:rPr>
+                <w:szCs w:val="24"/>
+              </w:rPr>
+            </w:pPr>
+            <w:r>
+              <w:rPr>
+                <w:szCs w:val="24"/>
+              </w:rPr>
+              <w:t>Занесение в базу данных</w:t>
+            </w:r>
+          </w:p>
+        </w:tc>
+        <w:tc>
+          <w:tcPr>
+            <w:tcW w:w="3847" w:type="dxa"/>
+          </w:tcPr>
+          <w:p>
+            <w:pPr>
+              <w:rPr>
+                <w:szCs w:val="24"/>
+              </w:rPr>
+            </w:pPr>
+            <w:r>
+              <w:rPr>
+                <w:szCs w:val="24"/>
+              </w:rPr>
+              <w:t>Данные о клиенте и его авто, сроках работы, права и обязанности сторон, реквизиты организаций</w:t>
+            </w:r>
+          </w:p>
+        </w:tc>
+        <w:tc>
+          <w:tcPr>
+            <w:tcW w:w="2693" w:type="dxa"/>
+          </w:tcPr>
+          <w:p>
+            <w:pPr>
+              <w:rPr>
+                <w:szCs w:val="24"/>
+              </w:rPr>
+            </w:pPr>
+            <w:r>
+              <w:rPr>
+                <w:szCs w:val="24"/>
+              </w:rPr>
+              <w:t xml:space="preserve">Договор с приложением </w:t>
+            </w:r>
+            <w:r>
+              <w:rPr>
+                <w:szCs w:val="24"/>
+              </w:rPr>
+              <w:t>т</w:t>
+            </w:r>
+            <w:r>
+              <w:rPr>
+                <w:szCs w:val="24"/>
+              </w:rPr>
+              <w:t>ех</w:t>
+            </w:r>
+            <w:r>
+              <w:rPr>
+                <w:szCs w:val="24"/>
+              </w:rPr>
+              <w:t xml:space="preserve">нического </w:t>
+            </w:r>
+            <w:r>
+              <w:rPr>
+                <w:szCs w:val="24"/>
+              </w:rPr>
+              <w:t>заданием</w:t>
+            </w:r>
+          </w:p>
+        </w:tc>
+        <w:tc>
+          <w:tcPr>
+            <w:tcW w:w="2694" w:type="dxa"/>
+          </w:tcPr>
+          <w:p>
+            <w:pPr>
+              <w:rPr>
+                <w:szCs w:val="24"/>
+              </w:rPr>
+            </w:pPr>
+            <w:r>
+              <w:rPr>
+                <w:szCs w:val="24"/>
+              </w:rPr>
+              <w:t>Стандартный вид, составляется по ГОСТу</w:t>
+            </w:r>
+          </w:p>
+        </w:tc>
+      </w:tr>
+    </w:tbl>
+    <w:p/>
+    <w:p/>
+    <w:p/>
+    <w:p/>
+    <w:p/>
+    <w:p/>
+    <w:p/>
+    <w:p/>
+    <w:p/>
     <w:p>
       <w:pPr>
         <w:pStyle w:val="3"/>
       </w:pPr>
       <w:r>
-        <w:t>Составление органиограммы</w:t>
+        <w:lastRenderedPageBreak/>
+        <w:t xml:space="preserve">Составление </w:t>
       </w:r>
+      <w:proofErr w:type="spellStart"/>
+      <w:r>
+        <w:t>органиограммы</w:t>
+      </w:r>
+      <w:proofErr w:type="spellEnd"/>
     </w:p>
     <w:p>
       <w:r>
         <w:t>.</w:t>
       </w:r>
     </w:p>
+    <w:tbl>
+      <w:tblPr>
+        <w:tblStyle w:val="a5"/>
+        <w:tblW w:w="0" w:type="auto"/>
+        <w:tblLook w:val="04A0" w:firstRow="1" w:lastRow="0" w:firstColumn="1" w:lastColumn="0" w:noHBand="0" w:noVBand="1"/>
+      </w:tblPr>
+      <w:tblGrid>
+        <w:gridCol w:w="1858"/>
+        <w:gridCol w:w="1815"/>
+        <w:gridCol w:w="1827"/>
+        <w:gridCol w:w="1827"/>
+        <w:gridCol w:w="2018"/>
+      </w:tblGrid>
+      <w:tr>
+        <w:tc>
+          <w:tcPr>
+            <w:tcW w:w="1858" w:type="dxa"/>
+          </w:tcPr>
+          <w:p>
+            <w:pPr>
+              <w:jc w:val="center"/>
+            </w:pPr>
+            <w:r>
+              <w:t>Наименование документа</w:t>
+            </w:r>
+          </w:p>
+        </w:tc>
+        <w:tc>
+          <w:tcPr>
+            <w:tcW w:w="1815" w:type="dxa"/>
+          </w:tcPr>
+          <w:p>
+            <w:pPr>
+              <w:jc w:val="center"/>
+            </w:pPr>
+            <w:r>
+              <w:t>Клиенты</w:t>
+            </w:r>
+          </w:p>
+        </w:tc>
+        <w:tc>
+          <w:tcPr>
+            <w:tcW w:w="1827" w:type="dxa"/>
+          </w:tcPr>
+          <w:p>
+            <w:pPr>
+              <w:jc w:val="center"/>
+            </w:pPr>
+            <w:r>
+              <w:t>Работники</w:t>
+            </w:r>
+          </w:p>
+        </w:tc>
+        <w:tc>
+          <w:tcPr>
+            <w:tcW w:w="1827" w:type="dxa"/>
+          </w:tcPr>
+          <w:p>
+            <w:pPr>
+              <w:jc w:val="center"/>
+            </w:pPr>
+            <w:r>
+              <w:t>Диспетчер</w:t>
+            </w:r>
+          </w:p>
+        </w:tc>
+        <w:tc>
+          <w:tcPr>
+            <w:tcW w:w="2018" w:type="dxa"/>
+          </w:tcPr>
+          <w:p>
+            <w:pPr>
+              <w:jc w:val="center"/>
+            </w:pPr>
+            <w:r>
+              <w:t>Информационная система</w:t>
+            </w:r>
+          </w:p>
+        </w:tc>
+      </w:tr>
+      <w:tr>
+        <w:trPr>
+          <w:trHeight w:val="643"/>
+        </w:trPr>
+        <w:tc>
+          <w:tcPr>
+            <w:tcW w:w="1858" w:type="dxa"/>
+          </w:tcPr>
+          <w:p>
+            <w:pPr>
+              <w:jc w:val="center"/>
+            </w:pPr>
+            <w:r>
+              <w:t>Заказ на ремонт</w:t>
+            </w:r>
+          </w:p>
+        </w:tc>
+        <w:tc>
+          <w:tcPr>
+            <w:tcW w:w="1815" w:type="dxa"/>
+          </w:tcPr>
+          <w:p>
+            <w:pPr>
+              <w:jc w:val="center"/>
+            </w:pPr>
+            <w:r>
+              <w:rPr>
+                <w:noProof/>
+                <w:lang w:eastAsia="ru-RU"/>
+                <w14:ligatures w14:val="none"/>
+              </w:rPr>
+              <mc:AlternateContent>
+                <mc:Choice Requires="wps">
+                  <w:drawing>
+                    <wp:anchor distT="0" distB="0" distL="114300" distR="114300" simplePos="0" relativeHeight="251663360" behindDoc="0" locked="0" layoutInCell="1" allowOverlap="1" wp14:anchorId="0CDF5156" wp14:editId="6E401A6B">
+                      <wp:simplePos x="0" y="0"/>
+                      <wp:positionH relativeFrom="column">
+                        <wp:posOffset>427765</wp:posOffset>
+                      </wp:positionH>
+                      <wp:positionV relativeFrom="paragraph">
+                        <wp:posOffset>9589</wp:posOffset>
+                      </wp:positionV>
+                      <wp:extent cx="176733" cy="161364"/>
+                      <wp:effectExtent l="0" t="0" r="13970" b="10160"/>
+                      <wp:wrapNone/>
+                      <wp:docPr id="19" name="Прямоугольник 19"/>
+                      <wp:cNvGraphicFramePr/>
+                      <a:graphic xmlns:a="http://schemas.openxmlformats.org/drawingml/2006/main">
+                        <a:graphicData uri="http://schemas.microsoft.com/office/word/2010/wordprocessingShape">
+                          <wps:wsp>
+                            <wps:cNvSpPr/>
+                            <wps:spPr>
+                              <a:xfrm>
+                                <a:off x="0" y="0"/>
+                                <a:ext cx="176733" cy="161364"/>
+                              </a:xfrm>
+                              <a:prstGeom prst="rect">
+                                <a:avLst/>
+                              </a:prstGeom>
+                              <a:noFill/>
+                              <a:ln>
+                                <a:solidFill>
+                                  <a:schemeClr val="tx1"/>
+                                </a:solidFill>
+                              </a:ln>
+                            </wps:spPr>
+                            <wps:style>
+                              <a:lnRef idx="2">
+                                <a:schemeClr val="accent1">
+                                  <a:shade val="50000"/>
+                                </a:schemeClr>
+                              </a:lnRef>
+                              <a:fillRef idx="1">
+                                <a:schemeClr val="accent1"/>
+                              </a:fillRef>
+                              <a:effectRef idx="0">
+                                <a:schemeClr val="accent1"/>
+                              </a:effectRef>
+                              <a:fontRef idx="minor">
+                                <a:schemeClr val="lt1"/>
+                              </a:fontRef>
+                            </wps:style>
+                            <wps:bodyPr rot="0" spcFirstLastPara="0" vertOverflow="overflow" horzOverflow="overflow" vert="horz" wrap="square" lIns="91440" tIns="45720" rIns="91440" bIns="45720" numCol="1" spcCol="0" rtlCol="0" fromWordArt="0" anchor="ctr" anchorCtr="0" forceAA="0" compatLnSpc="1">
+                              <a:prstTxWarp prst="textNoShape">
+                                <a:avLst/>
+                              </a:prstTxWarp>
+                              <a:noAutofit/>
+                            </wps:bodyPr>
+                          </wps:wsp>
+                        </a:graphicData>
+                      </a:graphic>
+                    </wp:anchor>
+                  </w:drawing>
+                </mc:Choice>
+                <mc:Fallback>
+                  <w:pict>
+                    <v:rect w14:anchorId="1DD3CA03" id="Прямоугольник 19" o:spid="_x0000_s1026" style="position:absolute;margin-left:33.7pt;margin-top:.75pt;width:13.9pt;height:12.7pt;z-index:251663360;visibility:visible;mso-wrap-style:square;mso-wrap-distance-left:9pt;mso-wrap-distance-top:0;mso-wrap-distance-right:9pt;mso-wrap-distance-bottom:0;mso-position-horizontal:absolute;mso-position-horizontal-relative:text;mso-position-vertical:absolute;mso-position-vertical-relative:text;v-text-anchor:middle" o:gfxdata="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" filled="f" strokecolor="black [3213]" strokeweight="1pt"/>
+                  </w:pict>
+                </mc:Fallback>
+              </mc:AlternateContent>
+            </w:r>
+            <w:r>
+              <w:rPr>
+                <w:noProof/>
+                <w:lang w:eastAsia="ru-RU"/>
+                <w14:ligatures w14:val="none"/>
+              </w:rPr>
+              <mc:AlternateContent>
+                <mc:Choice Requires="wps">
+                  <w:drawing>
+                    <wp:anchor distT="0" distB="0" distL="114300" distR="114300" simplePos="0" relativeHeight="251660288" behindDoc="0" locked="0" layoutInCell="1" allowOverlap="1">
+                      <wp:simplePos x="0" y="0"/>
+                      <wp:positionH relativeFrom="column">
+                        <wp:posOffset>611265</wp:posOffset>
+                      </wp:positionH>
+                      <wp:positionV relativeFrom="paragraph">
+                        <wp:posOffset>86835</wp:posOffset>
+                      </wp:positionV>
+                      <wp:extent cx="868296" cy="0"/>
+                      <wp:effectExtent l="38100" t="76200" r="0" b="95250"/>
+                      <wp:wrapNone/>
+                      <wp:docPr id="5" name="Прямая со стрелкой 5"/>
+                      <wp:cNvGraphicFramePr/>
+                      <a:graphic xmlns:a="http://schemas.openxmlformats.org/drawingml/2006/main">
+                        <a:graphicData uri="http://schemas.microsoft.com/office/word/2010/wordprocessingShape">
+                          <wps:wsp>
+                            <wps:cNvCnPr/>
+                            <wps:spPr>
+                              <a:xfrm flipH="1">
+                                <a:off x="0" y="0"/>
+                                <a:ext cx="868296" cy="0"/>
+                              </a:xfrm>
+                              <a:prstGeom prst="straightConnector1">
+                                <a:avLst/>
+                              </a:prstGeom>
+                              <a:ln>
+                                <a:solidFill>
+                                  <a:schemeClr val="tx1"/>
+                                </a:solidFill>
+                                <a:tailEnd type="triangle"/>
+                              </a:ln>
+                            </wps:spPr>
+                            <wps:style>
+                              <a:lnRef idx="1">
+                                <a:schemeClr val="accent1"/>
+                              </a:lnRef>
+                              <a:fillRef idx="0">
+                                <a:schemeClr val="accent1"/>
+                              </a:fillRef>
+                              <a:effectRef idx="0">
+                                <a:schemeClr val="accent1"/>
+                              </a:effectRef>
+                              <a:fontRef idx="minor">
+                                <a:schemeClr val="tx1"/>
+                              </a:fontRef>
+                            </wps:style>
+                            <wps:bodyPr/>
+                          </wps:wsp>
+                        </a:graphicData>
+                      </a:graphic>
+                    </wp:anchor>
+                  </w:drawing>
+                </mc:Choice>
+                <mc:Fallback>
+                  <w:pict>
+                    <v:shapetype w14:anchorId="072548D9" id="_x0000_t32" coordsize="21600,21600" o:spt="32" o:oned="t" path="m,l21600,21600e" filled="f">
+                      <v:path arrowok="t" fillok="f" o:connecttype="none"/>
+                      <o:lock v:ext="edit" shapetype="t"/>
+                    </v:shapetype>
+                    <v:shape id="Прямая со стрелкой 5" o:spid="_x0000_s1026" type="#_x0000_t32" style="position:absolute;margin-left:48.15pt;margin-top:6.85pt;width:68.35pt;height:0;flip:x;z-index:251660288;visibility:visible;mso-wrap-style:square;mso-wrap-distance-left:9pt;mso-wrap-distance-top:0;mso-wrap-distance-right:9pt;mso-wrap-distance-bottom:0;mso-position-horizontal:absolute;mso-position-horizontal-relative:text;mso-position-vertical:absolute;mso-position-vertical-relative:text" o:gfxdata="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" strokecolor="black [3213]" strokeweight=".5pt">
+                      <v:stroke endarrow="block" joinstyle="miter"/>
+                    </v:shape>
+                  </w:pict>
+                </mc:Fallback>
+              </mc:AlternateContent>
+            </w:r>
+            <w:r>
+              <w:t>С</w:t>
+            </w:r>
+          </w:p>
+        </w:tc>
+        <w:tc>
+          <w:tcPr>
+            <w:tcW w:w="1827" w:type="dxa"/>
+          </w:tcPr>
+          <w:p>
+            <w:pPr>
+              <w:jc w:val="center"/>
+            </w:pPr>
+            <w:r>
+              <w:rPr>
+                <w:noProof/>
+                <w:lang w:eastAsia="ru-RU"/>
+                <w14:ligatures w14:val="none"/>
+              </w:rPr>
+              <mc:AlternateContent>
+                <mc:Choice Requires="wps">
+                  <w:drawing>
+                    <wp:anchor distT="0" distB="0" distL="114300" distR="114300" simplePos="0" relativeHeight="251664384" behindDoc="0" locked="0" layoutInCell="1" allowOverlap="1">
+                      <wp:simplePos x="0" y="0"/>
+                      <wp:positionH relativeFrom="column">
+                        <wp:posOffset>349885</wp:posOffset>
+                      </wp:positionH>
+                      <wp:positionV relativeFrom="paragraph">
+                        <wp:posOffset>17652</wp:posOffset>
+                      </wp:positionV>
+                      <wp:extent cx="345781" cy="145996"/>
+                      <wp:effectExtent l="0" t="0" r="16510" b="26035"/>
+                      <wp:wrapNone/>
+                      <wp:docPr id="20" name="Прямоугольник 20"/>
+                      <wp:cNvGraphicFramePr/>
+                      <a:graphic xmlns:a="http://schemas.openxmlformats.org/drawingml/2006/main">
+                        <a:graphicData uri="http://schemas.microsoft.com/office/word/2010/wordprocessingShape">
+                          <wps:wsp>
+                            <wps:cNvSpPr/>
+                            <wps:spPr>
+                              <a:xfrm>
+                                <a:off x="0" y="0"/>
+                                <a:ext cx="345781" cy="145996"/>
+                              </a:xfrm>
+                              <a:prstGeom prst="rect">
+                                <a:avLst/>
+                              </a:prstGeom>
+                              <a:noFill/>
+                              <a:ln>
+                                <a:solidFill>
+                                  <a:schemeClr val="tx1"/>
+                                </a:solidFill>
+                              </a:ln>
+                            </wps:spPr>
+                            <wps:style>
+                              <a:lnRef idx="2">
+                                <a:schemeClr val="accent1">
+                                  <a:shade val="50000"/>
+                                </a:schemeClr>
+                              </a:lnRef>
+                              <a:fillRef idx="1">
+                                <a:schemeClr val="accent1"/>
+                              </a:fillRef>
+                              <a:effectRef idx="0">
+                                <a:schemeClr val="accent1"/>
+                              </a:effectRef>
+                              <a:fontRef idx="minor">
+                                <a:schemeClr val="lt1"/>
+                              </a:fontRef>
+                            </wps:style>
+                            <wps:bodyPr rot="0" spcFirstLastPara="0" vertOverflow="overflow" horzOverflow="overflow" vert="horz" wrap="square" lIns="91440" tIns="45720" rIns="91440" bIns="45720" numCol="1" spcCol="0" rtlCol="0" fromWordArt="0" anchor="ctr" anchorCtr="0" forceAA="0" compatLnSpc="1">
+                              <a:prstTxWarp prst="textNoShape">
+                                <a:avLst/>
+                              </a:prstTxWarp>
+                              <a:noAutofit/>
+                            </wps:bodyPr>
+                          </wps:wsp>
+                        </a:graphicData>
+                      </a:graphic>
+                    </wp:anchor>
+                  </w:drawing>
+                </mc:Choice>
+                <mc:Fallback>
+                  <w:pict>
+                    <v:rect w14:anchorId="468EC245" id="Прямоугольник 20" o:spid="_x0000_s1026" style="position:absolute;margin-left:27.55pt;margin-top:1.4pt;width:27.25pt;height:11.5pt;z-index:251664384;visibility:visible;mso-wrap-style:square;mso-wrap-distance-left:9pt;mso-wrap-distance-top:0;mso-wrap-distance-right:9pt;mso-wrap-distance-bottom:0;mso-position-horizontal:absolute;mso-position-horizontal-relative:text;mso-position-vertical:absolute;mso-position-vertical-relative:text;v-text-anchor:middle" o:gfxdata="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" filled="f" strokecolor="black [3213]" strokeweight="1pt"/>
+                  </w:pict>
+                </mc:Fallback>
+              </mc:AlternateContent>
+            </w:r>
+            <w:r>
+              <w:rPr>
+                <w:noProof/>
+                <w:lang w:eastAsia="ru-RU"/>
+                <w14:ligatures w14:val="none"/>
+              </w:rPr>
+              <mc:AlternateContent>
+                <mc:Choice Requires="wps">
+                  <w:drawing>
+                    <wp:anchor distT="0" distB="0" distL="114300" distR="114300" simplePos="0" relativeHeight="251659264" behindDoc="0" locked="0" layoutInCell="1" allowOverlap="1">
+                      <wp:simplePos x="0" y="0"/>
+                      <wp:positionH relativeFrom="column">
+                        <wp:posOffset>680501</wp:posOffset>
+                      </wp:positionH>
+                      <wp:positionV relativeFrom="paragraph">
+                        <wp:posOffset>79151</wp:posOffset>
+                      </wp:positionV>
+                      <wp:extent cx="829876" cy="0"/>
+                      <wp:effectExtent l="38100" t="76200" r="0" b="95250"/>
+                      <wp:wrapNone/>
+                      <wp:docPr id="4" name="Прямая со стрелкой 4"/>
+                      <wp:cNvGraphicFramePr/>
+                      <a:graphic xmlns:a="http://schemas.openxmlformats.org/drawingml/2006/main">
+                        <a:graphicData uri="http://schemas.microsoft.com/office/word/2010/wordprocessingShape">
+                          <wps:wsp>
+                            <wps:cNvCnPr/>
+                            <wps:spPr>
+                              <a:xfrm flipH="1">
+                                <a:off x="0" y="0"/>
+                                <a:ext cx="829876" cy="0"/>
+                              </a:xfrm>
+                              <a:prstGeom prst="straightConnector1">
+                                <a:avLst/>
+                              </a:prstGeom>
+                              <a:ln>
+                                <a:solidFill>
+                                  <a:schemeClr val="tx1"/>
+                                </a:solidFill>
+                                <a:tailEnd type="triangle"/>
+                              </a:ln>
+                            </wps:spPr>
+                            <wps:style>
+                              <a:lnRef idx="1">
+                                <a:schemeClr val="accent1"/>
+                              </a:lnRef>
+                              <a:fillRef idx="0">
+                                <a:schemeClr val="accent1"/>
+                              </a:fillRef>
+                              <a:effectRef idx="0">
+                                <a:schemeClr val="accent1"/>
+                              </a:effectRef>
+                              <a:fontRef idx="minor">
+                                <a:schemeClr val="tx1"/>
+                              </a:fontRef>
+                            </wps:style>
+                            <wps:bodyPr/>
+                          </wps:wsp>
+                        </a:graphicData>
+                      </a:graphic>
+                    </wp:anchor>
+                  </w:drawing>
+                </mc:Choice>
+                <mc:Fallback>
+                  <w:pict>
+                    <v:shape w14:anchorId="6EE81DD7" id="Прямая со стрелкой 4" o:spid="_x0000_s1026" type="#_x0000_t32" style="position:absolute;margin-left:53.6pt;margin-top:6.25pt;width:65.35pt;height:0;flip:x;z-index:251659264;visibility:visible;mso-wrap-style:square;mso-wrap-distance-left:9pt;mso-wrap-distance-top:0;mso-wrap-distance-right:9pt;mso-wrap-distance-bottom:0;mso-position-horizontal:absolute;mso-position-horizontal-relative:text;mso-position-vertical:absolute;mso-position-vertical-relative:text" o:gfxdata="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" strokecolor="black [3213]" strokeweight=".5pt">
+                      <v:stroke endarrow="block" joinstyle="miter"/>
+                    </v:shape>
+                  </w:pict>
+                </mc:Fallback>
+              </mc:AlternateContent>
+            </w:r>
+            <w:r>
+              <w:t xml:space="preserve">Т, </w:t>
+            </w:r>
+            <w:r>
+              <w:t>И</w:t>
+            </w:r>
+          </w:p>
+        </w:tc>
+        <w:tc>
+          <w:tcPr>
+            <w:tcW w:w="1827" w:type="dxa"/>
+          </w:tcPr>
+          <w:p>
+            <w:pPr>
+              <w:jc w:val="center"/>
+            </w:pPr>
+            <w:r>
+              <w:rPr>
+                <w:noProof/>
+                <w:lang w:eastAsia="ru-RU"/>
+                <w14:ligatures w14:val="none"/>
+              </w:rPr>
+              <mc:AlternateContent>
+                <mc:Choice Requires="wps">
+                  <w:drawing>
+                    <wp:anchor distT="0" distB="0" distL="114300" distR="114300" simplePos="0" relativeHeight="251677696" behindDoc="0" locked="0" layoutInCell="1" allowOverlap="1">
+                      <wp:simplePos x="0" y="0"/>
+                      <wp:positionH relativeFrom="column">
+                        <wp:posOffset>526965</wp:posOffset>
+                      </wp:positionH>
+                      <wp:positionV relativeFrom="paragraph">
+                        <wp:posOffset>217463</wp:posOffset>
+                      </wp:positionV>
+                      <wp:extent cx="0" cy="215153"/>
+                      <wp:effectExtent l="76200" t="0" r="57150" b="52070"/>
+                      <wp:wrapNone/>
+                      <wp:docPr id="34" name="Прямая со стрелкой 34"/>
+                      <wp:cNvGraphicFramePr/>
+                      <a:graphic xmlns:a="http://schemas.openxmlformats.org/drawingml/2006/main">
+                        <a:graphicData uri="http://schemas.microsoft.com/office/word/2010/wordprocessingShape">
+                          <wps:wsp>
+                            <wps:cNvCnPr/>
+                            <wps:spPr>
+                              <a:xfrm>
+                                <a:off x="0" y="0"/>
+                                <a:ext cx="0" cy="215153"/>
+                              </a:xfrm>
+                              <a:prstGeom prst="straightConnector1">
+                                <a:avLst/>
+                              </a:prstGeom>
+                              <a:ln>
+                                <a:solidFill>
+                                  <a:schemeClr val="tx1"/>
+                                </a:solidFill>
+                                <a:tailEnd type="triangle"/>
+                              </a:ln>
+                            </wps:spPr>
+                            <wps:style>
+                              <a:lnRef idx="1">
+                                <a:schemeClr val="accent1"/>
+                              </a:lnRef>
+                              <a:fillRef idx="0">
+                                <a:schemeClr val="accent1"/>
+                              </a:fillRef>
+                              <a:effectRef idx="0">
+                                <a:schemeClr val="accent1"/>
+                              </a:effectRef>
+                              <a:fontRef idx="minor">
+                                <a:schemeClr val="tx1"/>
+                              </a:fontRef>
+                            </wps:style>
+                            <wps:bodyPr/>
+                          </wps:wsp>
+                        </a:graphicData>
+                      </a:graphic>
+                    </wp:anchor>
+                  </w:drawing>
+                </mc:Choice>
+                <mc:Fallback>
+                  <w:pict>
+                    <v:shape w14:anchorId="3925CE42" id="Прямая со стрелкой 34" o:spid="_x0000_s1026" type="#_x0000_t32" style="position:absolute;margin-left:41.5pt;margin-top:17.1pt;width:0;height:16.95pt;z-index:251677696;visibility:visible;mso-wrap-style:square;mso-wrap-distance-left:9pt;mso-wrap-distance-top:0;mso-wrap-distance-right:9pt;mso-wrap-distance-bottom:0;mso-position-horizontal:absolute;mso-position-horizontal-relative:text;mso-position-vertical:absolute;mso-position-vertical-relative:text" o:gfxdata="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" strokecolor="black [3213]" strokeweight=".5pt">
+                      <v:stroke endarrow="block" joinstyle="miter"/>
+                    </v:shape>
+                  </w:pict>
+                </mc:Fallback>
+              </mc:AlternateContent>
+            </w:r>
+            <w:r>
+              <w:rPr>
+                <w:noProof/>
+                <w:lang w:eastAsia="ru-RU"/>
+                <w14:ligatures w14:val="none"/>
+              </w:rPr>
+              <mc:AlternateContent>
+                <mc:Choice Requires="wps">
+                  <w:drawing>
+                    <wp:anchor distT="0" distB="0" distL="114300" distR="114300" simplePos="0" relativeHeight="251665408" behindDoc="0" locked="0" layoutInCell="1" allowOverlap="1">
+                      <wp:simplePos x="0" y="0"/>
+                      <wp:positionH relativeFrom="column">
+                        <wp:posOffset>365600</wp:posOffset>
+                      </wp:positionH>
+                      <wp:positionV relativeFrom="paragraph">
+                        <wp:posOffset>17679</wp:posOffset>
+                      </wp:positionV>
+                      <wp:extent cx="299677" cy="169048"/>
+                      <wp:effectExtent l="0" t="0" r="24765" b="21590"/>
+                      <wp:wrapNone/>
+                      <wp:docPr id="21" name="Прямоугольник 21"/>
+                      <wp:cNvGraphicFramePr/>
+                      <a:graphic xmlns:a="http://schemas.openxmlformats.org/drawingml/2006/main">
+                        <a:graphicData uri="http://schemas.microsoft.com/office/word/2010/wordprocessingShape">
+                          <wps:wsp>
+                            <wps:cNvSpPr/>
+                            <wps:spPr>
+                              <a:xfrm>
+                                <a:off x="0" y="0"/>
+                                <a:ext cx="299677" cy="169048"/>
+                              </a:xfrm>
+                              <a:prstGeom prst="rect">
+                                <a:avLst/>
+                              </a:prstGeom>
+                              <a:noFill/>
+                              <a:ln>
+                                <a:solidFill>
+                                  <a:schemeClr val="tx1"/>
+                                </a:solidFill>
+                              </a:ln>
+                            </wps:spPr>
+                            <wps:style>
+                              <a:lnRef idx="2">
+                                <a:schemeClr val="accent1">
+                                  <a:shade val="50000"/>
+                                </a:schemeClr>
+                              </a:lnRef>
+                              <a:fillRef idx="1">
+                                <a:schemeClr val="accent1"/>
+                              </a:fillRef>
+                              <a:effectRef idx="0">
+                                <a:schemeClr val="accent1"/>
+                              </a:effectRef>
+                              <a:fontRef idx="minor">
+                                <a:schemeClr val="lt1"/>
+                              </a:fontRef>
+                            </wps:style>
+                            <wps:bodyPr rot="0" spcFirstLastPara="0" vertOverflow="overflow" horzOverflow="overflow" vert="horz" wrap="square" lIns="91440" tIns="45720" rIns="91440" bIns="45720" numCol="1" spcCol="0" rtlCol="0" fromWordArt="0" anchor="ctr" anchorCtr="0" forceAA="0" compatLnSpc="1">
+                              <a:prstTxWarp prst="textNoShape">
+                                <a:avLst/>
+                              </a:prstTxWarp>
+                              <a:noAutofit/>
+                            </wps:bodyPr>
+                          </wps:wsp>
+                        </a:graphicData>
+                      </a:graphic>
+                      <wp14:sizeRelV relativeFrom="margin">
+                        <wp14:pctHeight>0</wp14:pctHeight>
+                      </wp14:sizeRelV>
+                    </wp:anchor>
+                  </w:drawing>
+                </mc:Choice>
+                <mc:Fallback>
+                  <w:pict>
+                    <v:rect w14:anchorId="5D5D4458" id="Прямоугольник 21" o:spid="_x0000_s1026" style="position:absolute;margin-left:28.8pt;margin-top:1.4pt;width:23.6pt;height:13.3pt;z-index:251665408;visibility:visible;mso-wrap-style:square;mso-height-percent:0;mso-wrap-distance-left:9pt;mso-wrap-distance-top:0;mso-wrap-distance-right:9pt;mso-wrap-distance-bottom:0;mso-position-horizontal:absolute;mso-position-horizontal-relative:text;mso-position-vertical:absolute;mso-position-vertical-relative:text;mso-height-percent:0;mso-height-relative:margin;v-text-anchor:middle" o:gfxdata="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" filled="f" strokecolor="black [3213]" strokeweight="1pt"/>
+                  </w:pict>
+                </mc:Fallback>
+              </mc:AlternateContent>
+            </w:r>
+            <w:r>
+              <w:t>Р, Н</w:t>
+            </w:r>
+          </w:p>
+        </w:tc>
+        <w:tc>
+          <w:tcPr>
+            <w:tcW w:w="2018" w:type="dxa"/>
+          </w:tcPr>
+          <w:p>
+            <w:pPr>
+              <w:jc w:val="center"/>
+            </w:pPr>
+          </w:p>
+        </w:tc>
+      </w:tr>
+      <w:tr>
+        <w:trPr>
+          <w:trHeight w:val="695"/>
+        </w:trPr>
+        <w:tc>
+          <w:tcPr>
+            <w:tcW w:w="1858" w:type="dxa"/>
+          </w:tcPr>
+          <w:p>
+            <w:pPr>
+              <w:jc w:val="center"/>
+            </w:pPr>
+            <w:r>
+              <w:t>Расписка</w:t>
+            </w:r>
+          </w:p>
+        </w:tc>
+        <w:tc>
+          <w:tcPr>
+            <w:tcW w:w="1815" w:type="dxa"/>
+          </w:tcPr>
+          <w:p>
+            <w:pPr>
+              <w:jc w:val="center"/>
+            </w:pPr>
+            <w:r>
+              <w:rPr>
+                <w:noProof/>
+                <w:lang w:eastAsia="ru-RU"/>
+                <w14:ligatures w14:val="none"/>
+              </w:rPr>
+              <mc:AlternateContent>
+                <mc:Choice Requires="wps">
+                  <w:drawing>
+                    <wp:anchor distT="0" distB="0" distL="114300" distR="114300" simplePos="0" relativeHeight="251678720" behindDoc="0" locked="0" layoutInCell="1" allowOverlap="1">
+                      <wp:simplePos x="0" y="0"/>
+                      <wp:positionH relativeFrom="column">
+                        <wp:posOffset>588074</wp:posOffset>
+                      </wp:positionH>
+                      <wp:positionV relativeFrom="paragraph">
+                        <wp:posOffset>87118</wp:posOffset>
+                      </wp:positionV>
+                      <wp:extent cx="2151668" cy="0"/>
+                      <wp:effectExtent l="38100" t="76200" r="0" b="95250"/>
+                      <wp:wrapNone/>
+                      <wp:docPr id="35" name="Прямая со стрелкой 35"/>
+                      <wp:cNvGraphicFramePr/>
+                      <a:graphic xmlns:a="http://schemas.openxmlformats.org/drawingml/2006/main">
+                        <a:graphicData uri="http://schemas.microsoft.com/office/word/2010/wordprocessingShape">
+                          <wps:wsp>
+                            <wps:cNvCnPr/>
+                            <wps:spPr>
+                              <a:xfrm flipH="1">
+                                <a:off x="0" y="0"/>
+                                <a:ext cx="2151668" cy="0"/>
+                              </a:xfrm>
+                              <a:prstGeom prst="straightConnector1">
+                                <a:avLst/>
+                              </a:prstGeom>
+                              <a:ln>
+                                <a:solidFill>
+                                  <a:schemeClr val="tx1"/>
+                                </a:solidFill>
+                                <a:tailEnd type="triangle"/>
+                              </a:ln>
+                            </wps:spPr>
+                            <wps:style>
+                              <a:lnRef idx="1">
+                                <a:schemeClr val="accent1"/>
+                              </a:lnRef>
+                              <a:fillRef idx="0">
+                                <a:schemeClr val="accent1"/>
+                              </a:fillRef>
+                              <a:effectRef idx="0">
+                                <a:schemeClr val="accent1"/>
+                              </a:effectRef>
+                              <a:fontRef idx="minor">
+                                <a:schemeClr val="tx1"/>
+                              </a:fontRef>
+                            </wps:style>
+                            <wps:bodyPr/>
+                          </wps:wsp>
+                        </a:graphicData>
+                      </a:graphic>
+                    </wp:anchor>
+                  </w:drawing>
+                </mc:Choice>
+                <mc:Fallback>
+                  <w:pict>
+                    <v:shape w14:anchorId="5607C26F" id="Прямая со стрелкой 35" o:spid="_x0000_s1026" type="#_x0000_t32" style="position:absolute;margin-left:46.3pt;margin-top:6.85pt;width:169.4pt;height:0;flip:x;z-index:251678720;visibility:visible;mso-wrap-style:square;mso-wrap-distance-left:9pt;mso-wrap-distance-top:0;mso-wrap-distance-right:9pt;mso-wrap-distance-bottom:0;mso-position-horizontal:absolute;mso-position-horizontal-relative:text;mso-position-vertical:absolute;mso-position-vertical-relative:text" o:gfxdata="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" strokecolor="black [3213]" strokeweight=".5pt">
+                      <v:stroke endarrow="block" joinstyle="miter"/>
+                    </v:shape>
+                  </w:pict>
+                </mc:Fallback>
+              </mc:AlternateContent>
+            </w:r>
+            <w:r>
+              <w:rPr>
+                <w:noProof/>
+                <w:lang w:eastAsia="ru-RU"/>
+                <w14:ligatures w14:val="none"/>
+              </w:rPr>
+              <mc:AlternateContent>
+                <mc:Choice Requires="wps">
+                  <w:drawing>
+                    <wp:anchor distT="0" distB="0" distL="114300" distR="114300" simplePos="0" relativeHeight="251666432" behindDoc="0" locked="0" layoutInCell="1" allowOverlap="1">
+                      <wp:simplePos x="0" y="0"/>
+                      <wp:positionH relativeFrom="column">
+                        <wp:posOffset>419164</wp:posOffset>
+                      </wp:positionH>
+                      <wp:positionV relativeFrom="paragraph">
+                        <wp:posOffset>2593</wp:posOffset>
+                      </wp:positionV>
+                      <wp:extent cx="169049" cy="176733"/>
+                      <wp:effectExtent l="0" t="0" r="21590" b="13970"/>
+                      <wp:wrapNone/>
+                      <wp:docPr id="22" name="Прямоугольник 22"/>
+                      <wp:cNvGraphicFramePr/>
+                      <a:graphic xmlns:a="http://schemas.openxmlformats.org/drawingml/2006/main">
+                        <a:graphicData uri="http://schemas.microsoft.com/office/word/2010/wordprocessingShape">
+                          <wps:wsp>
+                            <wps:cNvSpPr/>
+                            <wps:spPr>
+                              <a:xfrm>
+                                <a:off x="0" y="0"/>
+                                <a:ext cx="169049" cy="176733"/>
+                              </a:xfrm>
+                              <a:prstGeom prst="rect">
+                                <a:avLst/>
+                              </a:prstGeom>
+                              <a:noFill/>
+                              <a:ln>
+                                <a:solidFill>
+                                  <a:schemeClr val="tx1"/>
+                                </a:solidFill>
+                              </a:ln>
+                            </wps:spPr>
+                            <wps:style>
+                              <a:lnRef idx="2">
+                                <a:schemeClr val="accent1">
+                                  <a:shade val="50000"/>
+                                </a:schemeClr>
+                              </a:lnRef>
+                              <a:fillRef idx="1">
+                                <a:schemeClr val="accent1"/>
+                              </a:fillRef>
+                              <a:effectRef idx="0">
+                                <a:schemeClr val="accent1"/>
+                              </a:effectRef>
+                              <a:fontRef idx="minor">
+                                <a:schemeClr val="lt1"/>
+                              </a:fontRef>
+                            </wps:style>
+                            <wps:bodyPr rot="0" spcFirstLastPara="0" vertOverflow="overflow" horzOverflow="overflow" vert="horz" wrap="square" lIns="91440" tIns="45720" rIns="91440" bIns="45720" numCol="1" spcCol="0" rtlCol="0" fromWordArt="0" anchor="ctr" anchorCtr="0" forceAA="0" compatLnSpc="1">
+                              <a:prstTxWarp prst="textNoShape">
+                                <a:avLst/>
+                              </a:prstTxWarp>
+                              <a:noAutofit/>
+                            </wps:bodyPr>
+                          </wps:wsp>
+                        </a:graphicData>
+                      </a:graphic>
+                    </wp:anchor>
+                  </w:drawing>
+                </mc:Choice>
+                <mc:Fallback>
+                  <w:pict>
+                    <v:rect w14:anchorId="753245E9" id="Прямоугольник 22" o:spid="_x0000_s1026" style="position:absolute;margin-left:33pt;margin-top:.2pt;width:13.3pt;height:13.9pt;z-index:251666432;visibility:visible;mso-wrap-style:square;mso-wrap-distance-left:9pt;mso-wrap-distance-top:0;mso-wrap-distance-right:9pt;mso-wrap-distance-bottom:0;mso-position-horizontal:absolute;mso-position-horizontal-relative:text;mso-position-vertical:absolute;mso-position-vertical-relative:text;v-text-anchor:middle" o:gfxdata="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" filled="f" strokecolor="black [3213]" strokeweight="1pt"/>
+                  </w:pict>
+                </mc:Fallback>
+              </mc:AlternateContent>
+            </w:r>
+            <w:r>
+              <w:t>И</w:t>
+            </w:r>
+          </w:p>
+        </w:tc>
+        <w:tc>
+          <w:tcPr>
+            <w:tcW w:w="1827" w:type="dxa"/>
+          </w:tcPr>
+          <w:p>
+            <w:pPr>
+              <w:jc w:val="center"/>
+            </w:pPr>
+          </w:p>
+        </w:tc>
+        <w:tc>
+          <w:tcPr>
+            <w:tcW w:w="1827" w:type="dxa"/>
+          </w:tcPr>
+          <w:p>
+            <w:pPr>
+              <w:jc w:val="center"/>
+            </w:pPr>
+            <w:r>
+              <w:rPr>
+                <w:noProof/>
+                <w:lang w:eastAsia="ru-RU"/>
+                <w14:ligatures w14:val="none"/>
+              </w:rPr>
+              <mc:AlternateContent>
+                <mc:Choice Requires="wps">
+                  <w:drawing>
+                    <wp:anchor distT="0" distB="0" distL="114300" distR="114300" simplePos="0" relativeHeight="251679744" behindDoc="0" locked="0" layoutInCell="1" allowOverlap="1">
+                      <wp:simplePos x="0" y="0"/>
+                      <wp:positionH relativeFrom="column">
+                        <wp:posOffset>519281</wp:posOffset>
+                      </wp:positionH>
+                      <wp:positionV relativeFrom="paragraph">
+                        <wp:posOffset>179123</wp:posOffset>
+                      </wp:positionV>
+                      <wp:extent cx="0" cy="269144"/>
+                      <wp:effectExtent l="76200" t="0" r="57150" b="55245"/>
+                      <wp:wrapNone/>
+                      <wp:docPr id="36" name="Прямая со стрелкой 36"/>
+                      <wp:cNvGraphicFramePr/>
+                      <a:graphic xmlns:a="http://schemas.openxmlformats.org/drawingml/2006/main">
+                        <a:graphicData uri="http://schemas.microsoft.com/office/word/2010/wordprocessingShape">
+                          <wps:wsp>
+                            <wps:cNvCnPr/>
+                            <wps:spPr>
+                              <a:xfrm>
+                                <a:off x="0" y="0"/>
+                                <a:ext cx="0" cy="269144"/>
+                              </a:xfrm>
+                              <a:prstGeom prst="straightConnector1">
+                                <a:avLst/>
+                              </a:prstGeom>
+                              <a:ln>
+                                <a:solidFill>
+                                  <a:schemeClr val="tx1"/>
+                                </a:solidFill>
+                                <a:tailEnd type="triangle"/>
+                              </a:ln>
+                            </wps:spPr>
+                            <wps:style>
+                              <a:lnRef idx="1">
+                                <a:schemeClr val="accent1"/>
+                              </a:lnRef>
+                              <a:fillRef idx="0">
+                                <a:schemeClr val="accent1"/>
+                              </a:fillRef>
+                              <a:effectRef idx="0">
+                                <a:schemeClr val="accent1"/>
+                              </a:effectRef>
+                              <a:fontRef idx="minor">
+                                <a:schemeClr val="tx1"/>
+                              </a:fontRef>
+                            </wps:style>
+                            <wps:bodyPr/>
+                          </wps:wsp>
+                        </a:graphicData>
+                      </a:graphic>
+                    </wp:anchor>
+                  </w:drawing>
+                </mc:Choice>
+                <mc:Fallback>
+                  <w:pict>
+                    <v:shape w14:anchorId="443797E5" id="Прямая со стрелкой 36" o:spid="_x0000_s1026" type="#_x0000_t32" style="position:absolute;margin-left:40.9pt;margin-top:14.1pt;width:0;height:21.2pt;z-index:251679744;visibility:visible;mso-wrap-style:square;mso-wrap-distance-left:9pt;mso-wrap-distance-top:0;mso-wrap-distance-right:9pt;mso-wrap-distance-bottom:0;mso-position-horizontal:absolute;mso-position-horizontal-relative:text;mso-position-vertical:absolute;mso-position-vertical-relative:text" o:gfxdata="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" strokecolor="black [3213]" strokeweight=".5pt">
+                      <v:stroke endarrow="block" joinstyle="miter"/>
+                    </v:shape>
+                  </w:pict>
+                </mc:Fallback>
+              </mc:AlternateContent>
+            </w:r>
+            <w:r>
+              <w:rPr>
+                <w:noProof/>
+                <w:lang w:eastAsia="ru-RU"/>
+                <w14:ligatures w14:val="none"/>
+              </w:rPr>
+              <mc:AlternateContent>
+                <mc:Choice Requires="wps">
+                  <w:drawing>
+                    <wp:anchor distT="0" distB="0" distL="114300" distR="114300" simplePos="0" relativeHeight="251667456" behindDoc="0" locked="0" layoutInCell="1" allowOverlap="1">
+                      <wp:simplePos x="0" y="0"/>
+                      <wp:positionH relativeFrom="column">
+                        <wp:posOffset>442440</wp:posOffset>
+                      </wp:positionH>
+                      <wp:positionV relativeFrom="paragraph">
+                        <wp:posOffset>10277</wp:posOffset>
+                      </wp:positionV>
+                      <wp:extent cx="161365" cy="168846"/>
+                      <wp:effectExtent l="0" t="0" r="10160" b="22225"/>
+                      <wp:wrapNone/>
+                      <wp:docPr id="23" name="Прямоугольник 23"/>
+                      <wp:cNvGraphicFramePr/>
+                      <a:graphic xmlns:a="http://schemas.openxmlformats.org/drawingml/2006/main">
+                        <a:graphicData uri="http://schemas.microsoft.com/office/word/2010/wordprocessingShape">
+                          <wps:wsp>
+                            <wps:cNvSpPr/>
+                            <wps:spPr>
+                              <a:xfrm>
+                                <a:off x="0" y="0"/>
+                                <a:ext cx="161365" cy="168846"/>
+                              </a:xfrm>
+                              <a:prstGeom prst="rect">
+                                <a:avLst/>
+                              </a:prstGeom>
+                              <a:noFill/>
+                              <a:ln>
+                                <a:solidFill>
+                                  <a:schemeClr val="tx1"/>
+                                </a:solidFill>
+                              </a:ln>
+                            </wps:spPr>
+                            <wps:style>
+                              <a:lnRef idx="2">
+                                <a:schemeClr val="accent1">
+                                  <a:shade val="50000"/>
+                                </a:schemeClr>
+                              </a:lnRef>
+                              <a:fillRef idx="1">
+                                <a:schemeClr val="accent1"/>
+                              </a:fillRef>
+                              <a:effectRef idx="0">
+                                <a:schemeClr val="accent1"/>
+                              </a:effectRef>
+                              <a:fontRef idx="minor">
+                                <a:schemeClr val="lt1"/>
+                              </a:fontRef>
+                            </wps:style>
+                            <wps:bodyPr rot="0" spcFirstLastPara="0" vertOverflow="overflow" horzOverflow="overflow" vert="horz" wrap="square" lIns="91440" tIns="45720" rIns="91440" bIns="45720" numCol="1" spcCol="0" rtlCol="0" fromWordArt="0" anchor="ctr" anchorCtr="0" forceAA="0" compatLnSpc="1">
+                              <a:prstTxWarp prst="textNoShape">
+                                <a:avLst/>
+                              </a:prstTxWarp>
+                              <a:noAutofit/>
+                            </wps:bodyPr>
+                          </wps:wsp>
+                        </a:graphicData>
+                      </a:graphic>
+                    </wp:anchor>
+                  </w:drawing>
+                </mc:Choice>
+                <mc:Fallback>
+                  <w:pict>
+                    <v:rect w14:anchorId="6306A81E" id="Прямоугольник 23" o:spid="_x0000_s1026" style="position:absolute;margin-left:34.85pt;margin-top:.8pt;width:12.7pt;height:13.3pt;z-index:251667456;visibility:visible;mso-wrap-style:square;mso-wrap-distance-left:9pt;mso-wrap-distance-top:0;mso-wrap-distance-right:9pt;mso-wrap-distance-bottom:0;mso-position-horizontal:absolute;mso-position-horizontal-relative:text;mso-position-vertical:absolute;mso-position-vertical-relative:text;v-text-anchor:middle" o:gfxdata="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" filled="f" strokecolor="black [3213]" strokeweight="1pt"/>
+                  </w:pict>
+                </mc:Fallback>
+              </mc:AlternateContent>
+            </w:r>
+            <w:r>
+              <w:t>Р</w:t>
+            </w:r>
+          </w:p>
+        </w:tc>
+        <w:tc>
+          <w:tcPr>
+            <w:tcW w:w="2018" w:type="dxa"/>
+          </w:tcPr>
+          <w:p>
+            <w:pPr>
+              <w:jc w:val="center"/>
+            </w:pPr>
+          </w:p>
+        </w:tc>
+      </w:tr>
+      <w:tr>
+        <w:trPr>
+          <w:trHeight w:val="691"/>
+        </w:trPr>
+        <w:tc>
+          <w:tcPr>
+            <w:tcW w:w="1858" w:type="dxa"/>
+          </w:tcPr>
+          <w:p>
+            <w:pPr>
+              <w:jc w:val="center"/>
+            </w:pPr>
+            <w:r>
+              <w:t>Карточка клиента</w:t>
+            </w:r>
+          </w:p>
+        </w:tc>
+        <w:tc>
+          <w:tcPr>
+            <w:tcW w:w="1815" w:type="dxa"/>
+          </w:tcPr>
+          <w:p>
+            <w:pPr>
+              <w:jc w:val="center"/>
+            </w:pPr>
+          </w:p>
+        </w:tc>
+        <w:tc>
+          <w:tcPr>
+            <w:tcW w:w="1827" w:type="dxa"/>
+          </w:tcPr>
+          <w:p>
+            <w:pPr>
+              <w:jc w:val="center"/>
+            </w:pPr>
+            <w:r>
+              <w:rPr>
+                <w:noProof/>
+                <w:lang w:eastAsia="ru-RU"/>
+                <w14:ligatures w14:val="none"/>
+              </w:rPr>
+              <mc:AlternateContent>
+                <mc:Choice Requires="wps">
+                  <w:drawing>
+                    <wp:anchor distT="0" distB="0" distL="114300" distR="114300" simplePos="0" relativeHeight="251681792" behindDoc="0" locked="0" layoutInCell="1" allowOverlap="1">
+                      <wp:simplePos x="0" y="0"/>
+                      <wp:positionH relativeFrom="column">
+                        <wp:posOffset>580609</wp:posOffset>
+                      </wp:positionH>
+                      <wp:positionV relativeFrom="paragraph">
+                        <wp:posOffset>100485</wp:posOffset>
+                      </wp:positionV>
+                      <wp:extent cx="929202" cy="7684"/>
+                      <wp:effectExtent l="19050" t="57150" r="0" b="87630"/>
+                      <wp:wrapNone/>
+                      <wp:docPr id="38" name="Прямая со стрелкой 38"/>
+                      <wp:cNvGraphicFramePr/>
+                      <a:graphic xmlns:a="http://schemas.openxmlformats.org/drawingml/2006/main">
+                        <a:graphicData uri="http://schemas.microsoft.com/office/word/2010/wordprocessingShape">
+                          <wps:wsp>
+                            <wps:cNvCnPr/>
+                            <wps:spPr>
+                              <a:xfrm flipH="1">
+                                <a:off x="0" y="0"/>
+                                <a:ext cx="929202" cy="7684"/>
+                              </a:xfrm>
+                              <a:prstGeom prst="straightConnector1">
+                                <a:avLst/>
+                              </a:prstGeom>
+                              <a:ln>
+                                <a:solidFill>
+                                  <a:schemeClr val="tx1"/>
+                                </a:solidFill>
+                                <a:tailEnd type="triangle"/>
+                              </a:ln>
+                            </wps:spPr>
+                            <wps:style>
+                              <a:lnRef idx="1">
+                                <a:schemeClr val="accent1"/>
+                              </a:lnRef>
+                              <a:fillRef idx="0">
+                                <a:schemeClr val="accent1"/>
+                              </a:fillRef>
+                              <a:effectRef idx="0">
+                                <a:schemeClr val="accent1"/>
+                              </a:effectRef>
+                              <a:fontRef idx="minor">
+                                <a:schemeClr val="tx1"/>
+                              </a:fontRef>
+                            </wps:style>
+                            <wps:bodyPr/>
+                          </wps:wsp>
+                        </a:graphicData>
+                      </a:graphic>
+                    </wp:anchor>
+                  </w:drawing>
+                </mc:Choice>
+                <mc:Fallback>
+                  <w:pict>
+                    <v:shape w14:anchorId="59F849AD" id="Прямая со стрелкой 38" o:spid="_x0000_s1026" type="#_x0000_t32" style="position:absolute;margin-left:45.7pt;margin-top:7.9pt;width:73.15pt;height:.6pt;flip:x;z-index:251681792;visibility:visible;mso-wrap-style:square;mso-wrap-distance-left:9pt;mso-wrap-distance-top:0;mso-wrap-distance-right:9pt;mso-wrap-distance-bottom:0;mso-position-horizontal:absolute;mso-position-horizontal-relative:text;mso-position-vertical:absolute;mso-position-vertical-relative:text" o:gfxdata="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" strokecolor="black [3213]" strokeweight=".5pt">
+                      <v:stroke endarrow="block" joinstyle="miter"/>
+                    </v:shape>
+                  </w:pict>
+                </mc:Fallback>
+              </mc:AlternateContent>
+            </w:r>
+            <w:r>
+              <w:rPr>
+                <w:noProof/>
+                <w:lang w:eastAsia="ru-RU"/>
+                <w14:ligatures w14:val="none"/>
+              </w:rPr>
+              <mc:AlternateContent>
+                <mc:Choice Requires="wps">
+                  <w:drawing>
+                    <wp:anchor distT="0" distB="0" distL="114300" distR="114300" simplePos="0" relativeHeight="251668480" behindDoc="0" locked="0" layoutInCell="1" allowOverlap="1">
+                      <wp:simplePos x="0" y="0"/>
+                      <wp:positionH relativeFrom="column">
+                        <wp:posOffset>442296</wp:posOffset>
+                      </wp:positionH>
+                      <wp:positionV relativeFrom="paragraph">
+                        <wp:posOffset>23644</wp:posOffset>
+                      </wp:positionV>
+                      <wp:extent cx="161365" cy="161365"/>
+                      <wp:effectExtent l="0" t="0" r="10160" b="10160"/>
+                      <wp:wrapNone/>
+                      <wp:docPr id="24" name="Прямоугольник 24"/>
+                      <wp:cNvGraphicFramePr/>
+                      <a:graphic xmlns:a="http://schemas.openxmlformats.org/drawingml/2006/main">
+                        <a:graphicData uri="http://schemas.microsoft.com/office/word/2010/wordprocessingShape">
+                          <wps:wsp>
+                            <wps:cNvSpPr/>
+                            <wps:spPr>
+                              <a:xfrm>
+                                <a:off x="0" y="0"/>
+                                <a:ext cx="161365" cy="161365"/>
+                              </a:xfrm>
+                              <a:prstGeom prst="rect">
+                                <a:avLst/>
+                              </a:prstGeom>
+                              <a:noFill/>
+                              <a:ln>
+                                <a:solidFill>
+                                  <a:schemeClr val="tx1"/>
+                                </a:solidFill>
+                              </a:ln>
+                            </wps:spPr>
+                            <wps:style>
+                              <a:lnRef idx="2">
+                                <a:schemeClr val="accent1">
+                                  <a:shade val="50000"/>
+                                </a:schemeClr>
+                              </a:lnRef>
+                              <a:fillRef idx="1">
+                                <a:schemeClr val="accent1"/>
+                              </a:fillRef>
+                              <a:effectRef idx="0">
+                                <a:schemeClr val="accent1"/>
+                              </a:effectRef>
+                              <a:fontRef idx="minor">
+                                <a:schemeClr val="lt1"/>
+                              </a:fontRef>
+                            </wps:style>
+                            <wps:bodyPr rot="0" spcFirstLastPara="0" vertOverflow="overflow" horzOverflow="overflow" vert="horz" wrap="square" lIns="91440" tIns="45720" rIns="91440" bIns="45720" numCol="1" spcCol="0" rtlCol="0" fromWordArt="0" anchor="ctr" anchorCtr="0" forceAA="0" compatLnSpc="1">
+                              <a:prstTxWarp prst="textNoShape">
+                                <a:avLst/>
+                              </a:prstTxWarp>
+                              <a:noAutofit/>
+                            </wps:bodyPr>
+                          </wps:wsp>
+                        </a:graphicData>
+                      </a:graphic>
+                    </wp:anchor>
+                  </w:drawing>
+                </mc:Choice>
+                <mc:Fallback>
+                  <w:pict>
+                    <v:rect w14:anchorId="68D2BA5F" id="Прямоугольник 24" o:spid="_x0000_s1026" style="position:absolute;margin-left:34.85pt;margin-top:1.85pt;width:12.7pt;height:12.7pt;z-index:251668480;visibility:visible;mso-wrap-style:square;mso-wrap-distance-left:9pt;mso-wrap-distance-top:0;mso-wrap-distance-right:9pt;mso-wrap-distance-bottom:0;mso-position-horizontal:absolute;mso-position-horizontal-relative:text;mso-position-vertical:absolute;mso-position-vertical-relative:text;v-text-anchor:middle" o:gfxdata="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" filled="f" strokecolor="black [3213]" strokeweight="1pt"/>
+                  </w:pict>
+                </mc:Fallback>
+              </mc:AlternateContent>
+            </w:r>
+            <w:r>
+              <w:t>С</w:t>
+            </w:r>
+          </w:p>
+        </w:tc>
+        <w:tc>
+          <w:tcPr>
+            <w:tcW w:w="1827" w:type="dxa"/>
+          </w:tcPr>
+          <w:p>
+            <w:pPr>
+              <w:jc w:val="center"/>
+            </w:pPr>
+            <w:r>
+              <w:rPr>
+                <w:noProof/>
+                <w:lang w:eastAsia="ru-RU"/>
+                <w14:ligatures w14:val="none"/>
+              </w:rPr>
+              <mc:AlternateContent>
+                <mc:Choice Requires="wps">
+                  <w:drawing>
+                    <wp:anchor distT="0" distB="0" distL="114300" distR="114300" simplePos="0" relativeHeight="251682816" behindDoc="0" locked="0" layoutInCell="1" allowOverlap="1">
+                      <wp:simplePos x="0" y="0"/>
+                      <wp:positionH relativeFrom="column">
+                        <wp:posOffset>519281</wp:posOffset>
+                      </wp:positionH>
+                      <wp:positionV relativeFrom="paragraph">
+                        <wp:posOffset>200377</wp:posOffset>
+                      </wp:positionV>
+                      <wp:extent cx="0" cy="261257"/>
+                      <wp:effectExtent l="76200" t="0" r="57150" b="62865"/>
+                      <wp:wrapNone/>
+                      <wp:docPr id="39" name="Прямая со стрелкой 39"/>
+                      <wp:cNvGraphicFramePr/>
+                      <a:graphic xmlns:a="http://schemas.openxmlformats.org/drawingml/2006/main">
+                        <a:graphicData uri="http://schemas.microsoft.com/office/word/2010/wordprocessingShape">
+                          <wps:wsp>
+                            <wps:cNvCnPr/>
+                            <wps:spPr>
+                              <a:xfrm>
+                                <a:off x="0" y="0"/>
+                                <a:ext cx="0" cy="261257"/>
+                              </a:xfrm>
+                              <a:prstGeom prst="straightConnector1">
+                                <a:avLst/>
+                              </a:prstGeom>
+                              <a:ln>
+                                <a:solidFill>
+                                  <a:schemeClr val="tx1"/>
+                                </a:solidFill>
+                                <a:tailEnd type="triangle"/>
+                              </a:ln>
+                            </wps:spPr>
+                            <wps:style>
+                              <a:lnRef idx="1">
+                                <a:schemeClr val="accent1"/>
+                              </a:lnRef>
+                              <a:fillRef idx="0">
+                                <a:schemeClr val="accent1"/>
+                              </a:fillRef>
+                              <a:effectRef idx="0">
+                                <a:schemeClr val="accent1"/>
+                              </a:effectRef>
+                              <a:fontRef idx="minor">
+                                <a:schemeClr val="tx1"/>
+                              </a:fontRef>
+                            </wps:style>
+                            <wps:bodyPr/>
+                          </wps:wsp>
+                        </a:graphicData>
+                      </a:graphic>
+                    </wp:anchor>
+                  </w:drawing>
+                </mc:Choice>
+                <mc:Fallback>
+                  <w:pict>
+                    <v:shape w14:anchorId="38EBC2A9" id="Прямая со стрелкой 39" o:spid="_x0000_s1026" type="#_x0000_t32" style="position:absolute;margin-left:40.9pt;margin-top:15.8pt;width:0;height:20.55pt;z-index:251682816;visibility:visible;mso-wrap-style:square;mso-wrap-distance-left:9pt;mso-wrap-distance-top:0;mso-wrap-distance-right:9pt;mso-wrap-distance-bottom:0;mso-position-horizontal:absolute;mso-position-horizontal-relative:text;mso-position-vertical:absolute;mso-position-vertical-relative:text" o:gfxdata="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" strokecolor="black [3213]" strokeweight=".5pt">
+                      <v:stroke endarrow="block" joinstyle="miter"/>
+                    </v:shape>
+                  </w:pict>
+                </mc:Fallback>
+              </mc:AlternateContent>
+            </w:r>
+            <w:r>
+              <w:rPr>
+                <w:noProof/>
+                <w:lang w:eastAsia="ru-RU"/>
+                <w14:ligatures w14:val="none"/>
+              </w:rPr>
+              <mc:AlternateContent>
+                <mc:Choice Requires="wps">
+                  <w:drawing>
+                    <wp:anchor distT="0" distB="0" distL="114300" distR="114300" simplePos="0" relativeHeight="251680768" behindDoc="0" locked="0" layoutInCell="1" allowOverlap="1">
+                      <wp:simplePos x="0" y="0"/>
+                      <wp:positionH relativeFrom="column">
+                        <wp:posOffset>681066</wp:posOffset>
+                      </wp:positionH>
+                      <wp:positionV relativeFrom="paragraph">
+                        <wp:posOffset>108169</wp:posOffset>
+                      </wp:positionV>
+                      <wp:extent cx="975451" cy="7684"/>
+                      <wp:effectExtent l="0" t="76200" r="15240" b="87630"/>
+                      <wp:wrapNone/>
+                      <wp:docPr id="37" name="Прямая со стрелкой 37"/>
+                      <wp:cNvGraphicFramePr/>
+                      <a:graphic xmlns:a="http://schemas.openxmlformats.org/drawingml/2006/main">
+                        <a:graphicData uri="http://schemas.microsoft.com/office/word/2010/wordprocessingShape">
+                          <wps:wsp>
+                            <wps:cNvCnPr/>
+                            <wps:spPr>
+                              <a:xfrm flipV="1">
+                                <a:off x="0" y="0"/>
+                                <a:ext cx="975451" cy="7684"/>
+                              </a:xfrm>
+                              <a:prstGeom prst="straightConnector1">
+                                <a:avLst/>
+                              </a:prstGeom>
+                              <a:ln>
+                                <a:solidFill>
+                                  <a:schemeClr val="tx1"/>
+                                </a:solidFill>
+                                <a:tailEnd type="triangle"/>
+                              </a:ln>
+                            </wps:spPr>
+                            <wps:style>
+                              <a:lnRef idx="1">
+                                <a:schemeClr val="accent1"/>
+                              </a:lnRef>
+                              <a:fillRef idx="0">
+                                <a:schemeClr val="accent1"/>
+                              </a:fillRef>
+                              <a:effectRef idx="0">
+                                <a:schemeClr val="accent1"/>
+                              </a:effectRef>
+                              <a:fontRef idx="minor">
+                                <a:schemeClr val="tx1"/>
+                              </a:fontRef>
+                            </wps:style>
+                            <wps:bodyPr/>
+                          </wps:wsp>
+                        </a:graphicData>
+                      </a:graphic>
+                    </wp:anchor>
+                  </w:drawing>
+                </mc:Choice>
+                <mc:Fallback>
+                  <w:pict>
+                    <v:shape w14:anchorId="5D0B24DB" id="Прямая со стрелкой 37" o:spid="_x0000_s1026" type="#_x0000_t32" style="position:absolute;margin-left:53.65pt;margin-top:8.5pt;width:76.8pt;height:.6pt;flip:y;z-index:251680768;visibility:visible;mso-wrap-style:square;mso-wrap-distance-left:9pt;mso-wrap-distance-top:0;mso-wrap-distance-right:9pt;mso-wrap-distance-bottom:0;mso-position-horizontal:absolute;mso-position-horizontal-relative:text;mso-position-vertical:absolute;mso-position-vertical-relative:text" o:gfxdata="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" strokecolor="black [3213]" strokeweight=".5pt">
+                      <v:stroke endarrow="block" joinstyle="miter"/>
+                    </v:shape>
+                  </w:pict>
+                </mc:Fallback>
+              </mc:AlternateContent>
+            </w:r>
+            <w:r>
+              <w:rPr>
+                <w:noProof/>
+                <w:lang w:eastAsia="ru-RU"/>
+                <w14:ligatures w14:val="none"/>
+              </w:rPr>
+              <mc:AlternateContent>
+                <mc:Choice Requires="wps">
+                  <w:drawing>
+                    <wp:anchor distT="0" distB="0" distL="114300" distR="114300" simplePos="0" relativeHeight="251669504" behindDoc="0" locked="0" layoutInCell="1" allowOverlap="1">
+                      <wp:simplePos x="0" y="0"/>
+                      <wp:positionH relativeFrom="column">
+                        <wp:posOffset>349666</wp:posOffset>
+                      </wp:positionH>
+                      <wp:positionV relativeFrom="paragraph">
+                        <wp:posOffset>15960</wp:posOffset>
+                      </wp:positionV>
+                      <wp:extent cx="330979" cy="176733"/>
+                      <wp:effectExtent l="0" t="0" r="12065" b="13970"/>
+                      <wp:wrapNone/>
+                      <wp:docPr id="25" name="Прямоугольник 25"/>
+                      <wp:cNvGraphicFramePr/>
+                      <a:graphic xmlns:a="http://schemas.openxmlformats.org/drawingml/2006/main">
+                        <a:graphicData uri="http://schemas.microsoft.com/office/word/2010/wordprocessingShape">
+                          <wps:wsp>
+                            <wps:cNvSpPr/>
+                            <wps:spPr>
+                              <a:xfrm>
+                                <a:off x="0" y="0"/>
+                                <a:ext cx="330979" cy="176733"/>
+                              </a:xfrm>
+                              <a:prstGeom prst="rect">
+                                <a:avLst/>
+                              </a:prstGeom>
+                              <a:noFill/>
+                              <a:ln>
+                                <a:solidFill>
+                                  <a:schemeClr val="tx1"/>
+                                </a:solidFill>
+                              </a:ln>
+                            </wps:spPr>
+                            <wps:style>
+                              <a:lnRef idx="2">
+                                <a:schemeClr val="accent1">
+                                  <a:shade val="50000"/>
+                                </a:schemeClr>
+                              </a:lnRef>
+                              <a:fillRef idx="1">
+                                <a:schemeClr val="accent1"/>
+                              </a:fillRef>
+                              <a:effectRef idx="0">
+                                <a:schemeClr val="accent1"/>
+                              </a:effectRef>
+                              <a:fontRef idx="minor">
+                                <a:schemeClr val="lt1"/>
+                              </a:fontRef>
+                            </wps:style>
+                            <wps:bodyPr rot="0" spcFirstLastPara="0" vertOverflow="overflow" horzOverflow="overflow" vert="horz" wrap="square" lIns="91440" tIns="45720" rIns="91440" bIns="45720" numCol="1" spcCol="0" rtlCol="0" fromWordArt="0" anchor="ctr" anchorCtr="0" forceAA="0" compatLnSpc="1">
+                              <a:prstTxWarp prst="textNoShape">
+                                <a:avLst/>
+                              </a:prstTxWarp>
+                              <a:noAutofit/>
+                            </wps:bodyPr>
+                          </wps:wsp>
+                        </a:graphicData>
+                      </a:graphic>
+                    </wp:anchor>
+                  </w:drawing>
+                </mc:Choice>
+                <mc:Fallback>
+                  <w:pict>
+                    <v:rect w14:anchorId="2DD37988" id="Прямоугольник 25" o:spid="_x0000_s1026" style="position:absolute;margin-left:27.55pt;margin-top:1.25pt;width:26.05pt;height:13.9pt;z-index:251669504;visibility:visible;mso-wrap-style:square;mso-wrap-distance-left:9pt;mso-wrap-distance-top:0;mso-wrap-distance-right:9pt;mso-wrap-distance-bottom:0;mso-position-horizontal:absolute;mso-position-horizontal-relative:text;mso-position-vertical:absolute;mso-position-vertical-relative:text;v-text-anchor:middle" o:gfxdata="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" filled="f" strokecolor="black [3213]" strokeweight="1pt"/>
+                  </w:pict>
+                </mc:Fallback>
+              </mc:AlternateContent>
+            </w:r>
+            <w:r>
+              <w:t>Р, Н</w:t>
+            </w:r>
+          </w:p>
+        </w:tc>
+        <w:tc>
+          <w:tcPr>
+            <w:tcW w:w="2018" w:type="dxa"/>
+          </w:tcPr>
+          <w:p>
+            <w:pPr>
+              <w:jc w:val="center"/>
+            </w:pPr>
+            <w:r>
+              <w:rPr>
+                <w:noProof/>
+                <w:lang w:eastAsia="ru-RU"/>
+                <w14:ligatures w14:val="none"/>
+              </w:rPr>
+              <mc:AlternateContent>
+                <mc:Choice Requires="wps">
+                  <w:drawing>
+                    <wp:anchor distT="0" distB="0" distL="114300" distR="114300" simplePos="0" relativeHeight="251670528" behindDoc="0" locked="0" layoutInCell="1" allowOverlap="1">
+                      <wp:simplePos x="0" y="0"/>
+                      <wp:positionH relativeFrom="column">
+                        <wp:posOffset>488689</wp:posOffset>
+                      </wp:positionH>
+                      <wp:positionV relativeFrom="paragraph">
+                        <wp:posOffset>15960</wp:posOffset>
+                      </wp:positionV>
+                      <wp:extent cx="184416" cy="176530"/>
+                      <wp:effectExtent l="0" t="0" r="25400" b="13970"/>
+                      <wp:wrapNone/>
+                      <wp:docPr id="26" name="Прямоугольник 26"/>
+                      <wp:cNvGraphicFramePr/>
+                      <a:graphic xmlns:a="http://schemas.openxmlformats.org/drawingml/2006/main">
+                        <a:graphicData uri="http://schemas.microsoft.com/office/word/2010/wordprocessingShape">
+                          <wps:wsp>
+                            <wps:cNvSpPr/>
+                            <wps:spPr>
+                              <a:xfrm>
+                                <a:off x="0" y="0"/>
+                                <a:ext cx="184416" cy="176530"/>
+                              </a:xfrm>
+                              <a:prstGeom prst="rect">
+                                <a:avLst/>
+                              </a:prstGeom>
+                              <a:noFill/>
+                              <a:ln>
+                                <a:solidFill>
+                                  <a:schemeClr val="tx1"/>
+                                </a:solidFill>
+                              </a:ln>
+                            </wps:spPr>
+                            <wps:style>
+                              <a:lnRef idx="2">
+                                <a:schemeClr val="accent1">
+                                  <a:shade val="50000"/>
+                                </a:schemeClr>
+                              </a:lnRef>
+                              <a:fillRef idx="1">
+                                <a:schemeClr val="accent1"/>
+                              </a:fillRef>
+                              <a:effectRef idx="0">
+                                <a:schemeClr val="accent1"/>
+                              </a:effectRef>
+                              <a:fontRef idx="minor">
+                                <a:schemeClr val="lt1"/>
+                              </a:fontRef>
+                            </wps:style>
+                            <wps:bodyPr rot="0" spcFirstLastPara="0" vertOverflow="overflow" horzOverflow="overflow" vert="horz" wrap="square" lIns="91440" tIns="45720" rIns="91440" bIns="45720" numCol="1" spcCol="0" rtlCol="0" fromWordArt="0" anchor="ctr" anchorCtr="0" forceAA="0" compatLnSpc="1">
+                              <a:prstTxWarp prst="textNoShape">
+                                <a:avLst/>
+                              </a:prstTxWarp>
+                              <a:noAutofit/>
+                            </wps:bodyPr>
+                          </wps:wsp>
+                        </a:graphicData>
+                      </a:graphic>
+                    </wp:anchor>
+                  </w:drawing>
+                </mc:Choice>
+                <mc:Fallback>
+                  <w:pict>
+                    <v:rect w14:anchorId="712024FE" id="Прямоугольник 26" o:spid="_x0000_s1026" style="position:absolute;margin-left:38.5pt;margin-top:1.25pt;width:14.5pt;height:13.9pt;z-index:251670528;visibility:visible;mso-wrap-style:square;mso-wrap-distance-left:9pt;mso-wrap-distance-top:0;mso-wrap-distance-right:9pt;mso-wrap-distance-bottom:0;mso-position-horizontal:absolute;mso-position-horizontal-relative:text;mso-position-vertical:absolute;mso-position-vertical-relative:text;v-text-anchor:middle" o:gfxdata="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" filled="f" strokecolor="black [3213]" strokeweight="1pt"/>
+                  </w:pict>
+                </mc:Fallback>
+              </mc:AlternateContent>
+            </w:r>
+            <w:r>
+              <w:t>Х</w:t>
+            </w:r>
+          </w:p>
+        </w:tc>
+      </w:tr>
+      <w:tr>
+        <w:tc>
+          <w:tcPr>
+            <w:tcW w:w="1858" w:type="dxa"/>
+          </w:tcPr>
+          <w:p>
+            <w:pPr>
+              <w:jc w:val="center"/>
+            </w:pPr>
+            <w:r>
+              <w:t>Акт выполненных работ (счёт)</w:t>
+            </w:r>
+          </w:p>
+        </w:tc>
+        <w:tc>
+          <w:tcPr>
+            <w:tcW w:w="1815" w:type="dxa"/>
+          </w:tcPr>
+          <w:p>
+            <w:pPr>
+              <w:jc w:val="center"/>
+            </w:pPr>
+            <w:r>
+              <w:rPr>
+                <w:noProof/>
+                <w:lang w:eastAsia="ru-RU"/>
+                <w14:ligatures w14:val="none"/>
+              </w:rPr>
+              <mc:AlternateContent>
+                <mc:Choice Requires="wps">
+                  <w:drawing>
+                    <wp:anchor distT="0" distB="0" distL="114300" distR="114300" simplePos="0" relativeHeight="251684864" behindDoc="0" locked="0" layoutInCell="1" allowOverlap="1">
+                      <wp:simplePos x="0" y="0"/>
+                      <wp:positionH relativeFrom="column">
+                        <wp:posOffset>618949</wp:posOffset>
+                      </wp:positionH>
+                      <wp:positionV relativeFrom="paragraph">
+                        <wp:posOffset>101024</wp:posOffset>
+                      </wp:positionV>
+                      <wp:extent cx="875980" cy="7620"/>
+                      <wp:effectExtent l="38100" t="76200" r="0" b="87630"/>
+                      <wp:wrapNone/>
+                      <wp:docPr id="41" name="Прямая со стрелкой 41"/>
+                      <wp:cNvGraphicFramePr/>
+                      <a:graphic xmlns:a="http://schemas.openxmlformats.org/drawingml/2006/main">
+                        <a:graphicData uri="http://schemas.microsoft.com/office/word/2010/wordprocessingShape">
+                          <wps:wsp>
+                            <wps:cNvCnPr/>
+                            <wps:spPr>
+                              <a:xfrm flipH="1" flipV="1">
+                                <a:off x="0" y="0"/>
+                                <a:ext cx="875980" cy="7620"/>
+                              </a:xfrm>
+                              <a:prstGeom prst="straightConnector1">
+                                <a:avLst/>
+                              </a:prstGeom>
+                              <a:ln>
+                                <a:solidFill>
+                                  <a:schemeClr val="tx1"/>
+                                </a:solidFill>
+                                <a:tailEnd type="triangle"/>
+                              </a:ln>
+                            </wps:spPr>
+                            <wps:style>
+                              <a:lnRef idx="1">
+                                <a:schemeClr val="accent1"/>
+                              </a:lnRef>
+                              <a:fillRef idx="0">
+                                <a:schemeClr val="accent1"/>
+                              </a:fillRef>
+                              <a:effectRef idx="0">
+                                <a:schemeClr val="accent1"/>
+                              </a:effectRef>
+                              <a:fontRef idx="minor">
+                                <a:schemeClr val="tx1"/>
+                              </a:fontRef>
+                            </wps:style>
+                            <wps:bodyPr/>
+                          </wps:wsp>
+                        </a:graphicData>
+                      </a:graphic>
+                    </wp:anchor>
+                  </w:drawing>
+                </mc:Choice>
+                <mc:Fallback>
+                  <w:pict>
+                    <v:shape w14:anchorId="1FCCABA6" id="Прямая со стрелкой 41" o:spid="_x0000_s1026" type="#_x0000_t32" style="position:absolute;margin-left:48.75pt;margin-top:7.95pt;width:68.95pt;height:.6pt;flip:x y;z-index:251684864;visibility:visible;mso-wrap-style:square;mso-wrap-distance-left:9pt;mso-wrap-distance-top:0;mso-wrap-distance-right:9pt;mso-wrap-distance-bottom:0;mso-position-horizontal:absolute;mso-position-horizontal-relative:text;mso-position-vertical:absolute;mso-position-vertical-relative:text" o:gfxdata="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" strokecolor="black [3213]" strokeweight=".5pt">
+                      <v:stroke endarrow="block" joinstyle="miter"/>
+                    </v:shape>
+                  </w:pict>
+                </mc:Fallback>
+              </mc:AlternateContent>
+            </w:r>
+            <w:r>
+              <w:rPr>
+                <w:noProof/>
+                <w:lang w:eastAsia="ru-RU"/>
+                <w14:ligatures w14:val="none"/>
+              </w:rPr>
+              <mc:AlternateContent>
+                <mc:Choice Requires="wps">
+                  <w:drawing>
+                    <wp:anchor distT="0" distB="0" distL="114300" distR="114300" simplePos="0" relativeHeight="251671552" behindDoc="0" locked="0" layoutInCell="1" allowOverlap="1">
+                      <wp:simplePos x="0" y="0"/>
+                      <wp:positionH relativeFrom="column">
+                        <wp:posOffset>434532</wp:posOffset>
+                      </wp:positionH>
+                      <wp:positionV relativeFrom="paragraph">
+                        <wp:posOffset>16499</wp:posOffset>
+                      </wp:positionV>
+                      <wp:extent cx="168846" cy="176733"/>
+                      <wp:effectExtent l="0" t="0" r="22225" b="13970"/>
+                      <wp:wrapNone/>
+                      <wp:docPr id="27" name="Прямоугольник 27"/>
+                      <wp:cNvGraphicFramePr/>
+                      <a:graphic xmlns:a="http://schemas.openxmlformats.org/drawingml/2006/main">
+                        <a:graphicData uri="http://schemas.microsoft.com/office/word/2010/wordprocessingShape">
+                          <wps:wsp>
+                            <wps:cNvSpPr/>
+                            <wps:spPr>
+                              <a:xfrm>
+                                <a:off x="0" y="0"/>
+                                <a:ext cx="168846" cy="176733"/>
+                              </a:xfrm>
+                              <a:prstGeom prst="rect">
+                                <a:avLst/>
+                              </a:prstGeom>
+                              <a:noFill/>
+                              <a:ln>
+                                <a:solidFill>
+                                  <a:schemeClr val="tx1"/>
+                                </a:solidFill>
+                              </a:ln>
+                            </wps:spPr>
+                            <wps:style>
+                              <a:lnRef idx="2">
+                                <a:schemeClr val="accent1">
+                                  <a:shade val="50000"/>
+                                </a:schemeClr>
+                              </a:lnRef>
+                              <a:fillRef idx="1">
+                                <a:schemeClr val="accent1"/>
+                              </a:fillRef>
+                              <a:effectRef idx="0">
+                                <a:schemeClr val="accent1"/>
+                              </a:effectRef>
+                              <a:fontRef idx="minor">
+                                <a:schemeClr val="lt1"/>
+                              </a:fontRef>
+                            </wps:style>
+                            <wps:bodyPr rot="0" spcFirstLastPara="0" vertOverflow="overflow" horzOverflow="overflow" vert="horz" wrap="square" lIns="91440" tIns="45720" rIns="91440" bIns="45720" numCol="1" spcCol="0" rtlCol="0" fromWordArt="0" anchor="ctr" anchorCtr="0" forceAA="0" compatLnSpc="1">
+                              <a:prstTxWarp prst="textNoShape">
+                                <a:avLst/>
+                              </a:prstTxWarp>
+                              <a:noAutofit/>
+                            </wps:bodyPr>
+                          </wps:wsp>
+                        </a:graphicData>
+                      </a:graphic>
+                    </wp:anchor>
+                  </w:drawing>
+                </mc:Choice>
+                <mc:Fallback>
+                  <w:pict>
+                    <v:rect w14:anchorId="417F07B2" id="Прямоугольник 27" o:spid="_x0000_s1026" style="position:absolute;margin-left:34.2pt;margin-top:1.3pt;width:13.3pt;height:13.9pt;z-index:251671552;visibility:visible;mso-wrap-style:square;mso-wrap-distance-left:9pt;mso-wrap-distance-top:0;mso-wrap-distance-right:9pt;mso-wrap-distance-bottom:0;mso-position-horizontal:absolute;mso-position-horizontal-relative:text;mso-position-vertical:absolute;mso-position-vertical-relative:text;v-text-anchor:middle" o:gfxdata="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" filled="f" strokecolor="black [3213]" strokeweight="1pt"/>
+                  </w:pict>
+                </mc:Fallback>
+              </mc:AlternateContent>
+            </w:r>
+            <w:r>
+              <w:t>И</w:t>
+            </w:r>
+          </w:p>
+        </w:tc>
+        <w:tc>
+          <w:tcPr>
+            <w:tcW w:w="1827" w:type="dxa"/>
+          </w:tcPr>
+          <w:p>
+            <w:pPr>
+              <w:jc w:val="center"/>
+            </w:pPr>
+            <w:r>
+              <w:rPr>
+                <w:noProof/>
+                <w:lang w:eastAsia="ru-RU"/>
+                <w14:ligatures w14:val="none"/>
+              </w:rPr>
+              <mc:AlternateContent>
+                <mc:Choice Requires="wps">
+                  <w:drawing>
+                    <wp:anchor distT="0" distB="0" distL="114300" distR="114300" simplePos="0" relativeHeight="251683840" behindDoc="0" locked="0" layoutInCell="1" allowOverlap="1">
+                      <wp:simplePos x="0" y="0"/>
+                      <wp:positionH relativeFrom="column">
+                        <wp:posOffset>672817</wp:posOffset>
+                      </wp:positionH>
+                      <wp:positionV relativeFrom="paragraph">
+                        <wp:posOffset>101024</wp:posOffset>
+                      </wp:positionV>
+                      <wp:extent cx="922084" cy="7684"/>
+                      <wp:effectExtent l="38100" t="76200" r="0" b="87630"/>
+                      <wp:wrapNone/>
+                      <wp:docPr id="40" name="Прямая со стрелкой 40"/>
+                      <wp:cNvGraphicFramePr/>
+                      <a:graphic xmlns:a="http://schemas.openxmlformats.org/drawingml/2006/main">
+                        <a:graphicData uri="http://schemas.microsoft.com/office/word/2010/wordprocessingShape">
+                          <wps:wsp>
+                            <wps:cNvCnPr/>
+                            <wps:spPr>
+                              <a:xfrm flipH="1" flipV="1">
+                                <a:off x="0" y="0"/>
+                                <a:ext cx="922084" cy="7684"/>
+                              </a:xfrm>
+                              <a:prstGeom prst="straightConnector1">
+                                <a:avLst/>
+                              </a:prstGeom>
+                              <a:ln>
+                                <a:solidFill>
+                                  <a:schemeClr val="tx1"/>
+                                </a:solidFill>
+                                <a:tailEnd type="triangle"/>
+                              </a:ln>
+                            </wps:spPr>
+                            <wps:style>
+                              <a:lnRef idx="1">
+                                <a:schemeClr val="accent1"/>
+                              </a:lnRef>
+                              <a:fillRef idx="0">
+                                <a:schemeClr val="accent1"/>
+                              </a:fillRef>
+                              <a:effectRef idx="0">
+                                <a:schemeClr val="accent1"/>
+                              </a:effectRef>
+                              <a:fontRef idx="minor">
+                                <a:schemeClr val="tx1"/>
+                              </a:fontRef>
+                            </wps:style>
+                            <wps:bodyPr/>
+                          </wps:wsp>
+                        </a:graphicData>
+                      </a:graphic>
+                    </wp:anchor>
+                  </w:drawing>
+                </mc:Choice>
+                <mc:Fallback>
+                  <w:pict>
+                    <v:shape w14:anchorId="5CEDC1FC" id="Прямая со стрелкой 40" o:spid="_x0000_s1026" type="#_x0000_t32" style="position:absolute;margin-left:53pt;margin-top:7.95pt;width:72.6pt;height:.6pt;flip:x y;z-index:251683840;visibility:visible;mso-wrap-style:square;mso-wrap-distance-left:9pt;mso-wrap-distance-top:0;mso-wrap-distance-right:9pt;mso-wrap-distance-bottom:0;mso-position-horizontal:absolute;mso-position-horizontal-relative:text;mso-position-vertical:absolute;mso-position-vertical-relative:text" o:gfxdata="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" strokecolor="black [3213]" strokeweight=".5pt">
+                      <v:stroke endarrow="block" joinstyle="miter"/>
+                    </v:shape>
+                  </w:pict>
+                </mc:Fallback>
+              </mc:AlternateContent>
+            </w:r>
+            <w:r>
+              <w:rPr>
+                <w:noProof/>
+                <w:lang w:eastAsia="ru-RU"/>
+                <w14:ligatures w14:val="none"/>
+              </w:rPr>
+              <mc:AlternateContent>
+                <mc:Choice Requires="wps">
+                  <w:drawing>
+                    <wp:anchor distT="0" distB="0" distL="114300" distR="114300" simplePos="0" relativeHeight="251672576" behindDoc="0" locked="0" layoutInCell="1" allowOverlap="1">
+                      <wp:simplePos x="0" y="0"/>
+                      <wp:positionH relativeFrom="column">
+                        <wp:posOffset>357772</wp:posOffset>
+                      </wp:positionH>
+                      <wp:positionV relativeFrom="paragraph">
+                        <wp:posOffset>24183</wp:posOffset>
+                      </wp:positionV>
+                      <wp:extent cx="337756" cy="168846"/>
+                      <wp:effectExtent l="0" t="0" r="24765" b="22225"/>
+                      <wp:wrapNone/>
+                      <wp:docPr id="28" name="Прямоугольник 28"/>
+                      <wp:cNvGraphicFramePr/>
+                      <a:graphic xmlns:a="http://schemas.openxmlformats.org/drawingml/2006/main">
+                        <a:graphicData uri="http://schemas.microsoft.com/office/word/2010/wordprocessingShape">
+                          <wps:wsp>
+                            <wps:cNvSpPr/>
+                            <wps:spPr>
+                              <a:xfrm>
+                                <a:off x="0" y="0"/>
+                                <a:ext cx="337756" cy="168846"/>
+                              </a:xfrm>
+                              <a:prstGeom prst="rect">
+                                <a:avLst/>
+                              </a:prstGeom>
+                              <a:noFill/>
+                              <a:ln>
+                                <a:solidFill>
+                                  <a:schemeClr val="tx1"/>
+                                </a:solidFill>
+                              </a:ln>
+                            </wps:spPr>
+                            <wps:style>
+                              <a:lnRef idx="2">
+                                <a:schemeClr val="accent1">
+                                  <a:shade val="50000"/>
+                                </a:schemeClr>
+                              </a:lnRef>
+                              <a:fillRef idx="1">
+                                <a:schemeClr val="accent1"/>
+                              </a:fillRef>
+                              <a:effectRef idx="0">
+                                <a:schemeClr val="accent1"/>
+                              </a:effectRef>
+                              <a:fontRef idx="minor">
+                                <a:schemeClr val="lt1"/>
+                              </a:fontRef>
+                            </wps:style>
+                            <wps:bodyPr rot="0" spcFirstLastPara="0" vertOverflow="overflow" horzOverflow="overflow" vert="horz" wrap="square" lIns="91440" tIns="45720" rIns="91440" bIns="45720" numCol="1" spcCol="0" rtlCol="0" fromWordArt="0" anchor="ctr" anchorCtr="0" forceAA="0" compatLnSpc="1">
+                              <a:prstTxWarp prst="textNoShape">
+                                <a:avLst/>
+                              </a:prstTxWarp>
+                              <a:noAutofit/>
+                            </wps:bodyPr>
+                          </wps:wsp>
+                        </a:graphicData>
+                      </a:graphic>
+                    </wp:anchor>
+                  </w:drawing>
+                </mc:Choice>
+                <mc:Fallback>
+                  <w:pict>
+                    <v:rect w14:anchorId="0C8B5192" id="Прямоугольник 28" o:spid="_x0000_s1026" style="position:absolute;margin-left:28.15pt;margin-top:1.9pt;width:26.6pt;height:13.3pt;z-index:251672576;visibility:visible;mso-wrap-style:square;mso-wrap-distance-left:9pt;mso-wrap-distance-top:0;mso-wrap-distance-right:9pt;mso-wrap-distance-bottom:0;mso-position-horizontal:absolute;mso-position-horizontal-relative:text;mso-position-vertical:absolute;mso-position-vertical-relative:text;v-text-anchor:middle" o:gfxdata="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" filled="f" strokecolor="black [3213]" strokeweight="1pt"/>
+                  </w:pict>
+                </mc:Fallback>
+              </mc:AlternateContent>
+            </w:r>
+            <w:r>
+              <w:t>С, Н</w:t>
+            </w:r>
+          </w:p>
+        </w:tc>
+        <w:tc>
+          <w:tcPr>
+            <w:tcW w:w="1827" w:type="dxa"/>
+          </w:tcPr>
+          <w:p>
+            <w:pPr>
+              <w:jc w:val="center"/>
+            </w:pPr>
+            <w:r>
+              <w:rPr>
+                <w:noProof/>
+                <w:lang w:eastAsia="ru-RU"/>
+                <w14:ligatures w14:val="none"/>
+              </w:rPr>
+              <mc:AlternateContent>
+                <mc:Choice Requires="wps">
+                  <w:drawing>
+                    <wp:anchor distT="0" distB="0" distL="114300" distR="114300" simplePos="0" relativeHeight="251686912" behindDoc="0" locked="0" layoutInCell="1" allowOverlap="1">
+                      <wp:simplePos x="0" y="0"/>
+                      <wp:positionH relativeFrom="column">
+                        <wp:posOffset>526965</wp:posOffset>
+                      </wp:positionH>
+                      <wp:positionV relativeFrom="paragraph">
+                        <wp:posOffset>200916</wp:posOffset>
+                      </wp:positionV>
+                      <wp:extent cx="0" cy="361150"/>
+                      <wp:effectExtent l="76200" t="0" r="76200" b="58420"/>
+                      <wp:wrapNone/>
+                      <wp:docPr id="43" name="Прямая со стрелкой 43"/>
+                      <wp:cNvGraphicFramePr/>
+                      <a:graphic xmlns:a="http://schemas.openxmlformats.org/drawingml/2006/main">
+                        <a:graphicData uri="http://schemas.microsoft.com/office/word/2010/wordprocessingShape">
+                          <wps:wsp>
+                            <wps:cNvCnPr/>
+                            <wps:spPr>
+                              <a:xfrm>
+                                <a:off x="0" y="0"/>
+                                <a:ext cx="0" cy="361150"/>
+                              </a:xfrm>
+                              <a:prstGeom prst="straightConnector1">
+                                <a:avLst/>
+                              </a:prstGeom>
+                              <a:ln>
+                                <a:solidFill>
+                                  <a:schemeClr val="tx1"/>
+                                </a:solidFill>
+                                <a:tailEnd type="triangle"/>
+                              </a:ln>
+                            </wps:spPr>
+                            <wps:style>
+                              <a:lnRef idx="1">
+                                <a:schemeClr val="accent1"/>
+                              </a:lnRef>
+                              <a:fillRef idx="0">
+                                <a:schemeClr val="accent1"/>
+                              </a:fillRef>
+                              <a:effectRef idx="0">
+                                <a:schemeClr val="accent1"/>
+                              </a:effectRef>
+                              <a:fontRef idx="minor">
+                                <a:schemeClr val="tx1"/>
+                              </a:fontRef>
+                            </wps:style>
+                            <wps:bodyPr/>
+                          </wps:wsp>
+                        </a:graphicData>
+                      </a:graphic>
+                    </wp:anchor>
+                  </w:drawing>
+                </mc:Choice>
+                <mc:Fallback>
+                  <w:pict>
+                    <v:shape w14:anchorId="021D2FEC" id="Прямая со стрелкой 43" o:spid="_x0000_s1026" type="#_x0000_t32" style="position:absolute;margin-left:41.5pt;margin-top:15.8pt;width:0;height:28.45pt;z-index:251686912;visibility:visible;mso-wrap-style:square;mso-wrap-distance-left:9pt;mso-wrap-distance-top:0;mso-wrap-distance-right:9pt;mso-wrap-distance-bottom:0;mso-position-horizontal:absolute;mso-position-horizontal-relative:text;mso-position-vertical:absolute;mso-position-vertical-relative:text" o:gfxdata="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" strokecolor="black [3213]" strokeweight=".5pt">
+                      <v:stroke endarrow="block" joinstyle="miter"/>
+                    </v:shape>
+                  </w:pict>
+                </mc:Fallback>
+              </mc:AlternateContent>
+            </w:r>
+            <w:r>
+              <w:rPr>
+                <w:noProof/>
+                <w:lang w:eastAsia="ru-RU"/>
+                <w14:ligatures w14:val="none"/>
+              </w:rPr>
+              <mc:AlternateContent>
+                <mc:Choice Requires="wps">
+                  <w:drawing>
+                    <wp:anchor distT="0" distB="0" distL="114300" distR="114300" simplePos="0" relativeHeight="251685888" behindDoc="0" locked="0" layoutInCell="1" allowOverlap="1">
+                      <wp:simplePos x="0" y="0"/>
+                      <wp:positionH relativeFrom="column">
+                        <wp:posOffset>603730</wp:posOffset>
+                      </wp:positionH>
+                      <wp:positionV relativeFrom="paragraph">
+                        <wp:posOffset>93340</wp:posOffset>
+                      </wp:positionV>
+                      <wp:extent cx="1045104" cy="0"/>
+                      <wp:effectExtent l="0" t="76200" r="22225" b="95250"/>
+                      <wp:wrapNone/>
+                      <wp:docPr id="42" name="Прямая со стрелкой 42"/>
+                      <wp:cNvGraphicFramePr/>
+                      <a:graphic xmlns:a="http://schemas.openxmlformats.org/drawingml/2006/main">
+                        <a:graphicData uri="http://schemas.microsoft.com/office/word/2010/wordprocessingShape">
+                          <wps:wsp>
+                            <wps:cNvCnPr/>
+                            <wps:spPr>
+                              <a:xfrm>
+                                <a:off x="0" y="0"/>
+                                <a:ext cx="1045104" cy="0"/>
+                              </a:xfrm>
+                              <a:prstGeom prst="straightConnector1">
+                                <a:avLst/>
+                              </a:prstGeom>
+                              <a:ln>
+                                <a:solidFill>
+                                  <a:schemeClr val="tx1"/>
+                                </a:solidFill>
+                                <a:tailEnd type="triangle"/>
+                              </a:ln>
+                            </wps:spPr>
+                            <wps:style>
+                              <a:lnRef idx="1">
+                                <a:schemeClr val="accent1"/>
+                              </a:lnRef>
+                              <a:fillRef idx="0">
+                                <a:schemeClr val="accent1"/>
+                              </a:fillRef>
+                              <a:effectRef idx="0">
+                                <a:schemeClr val="accent1"/>
+                              </a:effectRef>
+                              <a:fontRef idx="minor">
+                                <a:schemeClr val="tx1"/>
+                              </a:fontRef>
+                            </wps:style>
+                            <wps:bodyPr/>
+                          </wps:wsp>
+                        </a:graphicData>
+                      </a:graphic>
+                    </wp:anchor>
+                  </w:drawing>
+                </mc:Choice>
+                <mc:Fallback>
+                  <w:pict>
+                    <v:shape w14:anchorId="33D867DC" id="Прямая со стрелкой 42" o:spid="_x0000_s1026" type="#_x0000_t32" style="position:absolute;margin-left:47.55pt;margin-top:7.35pt;width:82.3pt;height:0;z-index:251685888;visibility:visible;mso-wrap-style:square;mso-wrap-distance-left:9pt;mso-wrap-distance-top:0;mso-wrap-distance-right:9pt;mso-wrap-distance-bottom:0;mso-position-horizontal:absolute;mso-position-horizontal-relative:text;mso-position-vertical:absolute;mso-position-vertical-relative:text" o:gfxdata="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" strokecolor="black [3213]" strokeweight=".5pt">
+                      <v:stroke endarrow="block" joinstyle="miter"/>
+                    </v:shape>
+                  </w:pict>
+                </mc:Fallback>
+              </mc:AlternateContent>
+            </w:r>
+            <w:r>
+              <w:rPr>
+                <w:noProof/>
+                <w:lang w:eastAsia="ru-RU"/>
+                <w14:ligatures w14:val="none"/>
+              </w:rPr>
+              <mc:AlternateContent>
+                <mc:Choice Requires="wps">
+                  <w:drawing>
+                    <wp:anchor distT="0" distB="0" distL="114300" distR="114300" simplePos="0" relativeHeight="251673600" behindDoc="0" locked="0" layoutInCell="1" allowOverlap="1">
+                      <wp:simplePos x="0" y="0"/>
+                      <wp:positionH relativeFrom="column">
+                        <wp:posOffset>450124</wp:posOffset>
+                      </wp:positionH>
+                      <wp:positionV relativeFrom="paragraph">
+                        <wp:posOffset>16499</wp:posOffset>
+                      </wp:positionV>
+                      <wp:extent cx="130629" cy="176530"/>
+                      <wp:effectExtent l="0" t="0" r="22225" b="13970"/>
+                      <wp:wrapNone/>
+                      <wp:docPr id="29" name="Прямоугольник 29"/>
+                      <wp:cNvGraphicFramePr/>
+                      <a:graphic xmlns:a="http://schemas.openxmlformats.org/drawingml/2006/main">
+                        <a:graphicData uri="http://schemas.microsoft.com/office/word/2010/wordprocessingShape">
+                          <wps:wsp>
+                            <wps:cNvSpPr/>
+                            <wps:spPr>
+                              <a:xfrm>
+                                <a:off x="0" y="0"/>
+                                <a:ext cx="130629" cy="176530"/>
+                              </a:xfrm>
+                              <a:prstGeom prst="rect">
+                                <a:avLst/>
+                              </a:prstGeom>
+                              <a:noFill/>
+                              <a:ln>
+                                <a:solidFill>
+                                  <a:schemeClr val="tx1"/>
+                                </a:solidFill>
+                              </a:ln>
+                            </wps:spPr>
+                            <wps:style>
+                              <a:lnRef idx="2">
+                                <a:schemeClr val="accent1">
+                                  <a:shade val="50000"/>
+                                </a:schemeClr>
+                              </a:lnRef>
+                              <a:fillRef idx="1">
+                                <a:schemeClr val="accent1"/>
+                              </a:fillRef>
+                              <a:effectRef idx="0">
+                                <a:schemeClr val="accent1"/>
+                              </a:effectRef>
+                              <a:fontRef idx="minor">
+                                <a:schemeClr val="lt1"/>
+                              </a:fontRef>
+                            </wps:style>
+                            <wps:bodyPr rot="0" spcFirstLastPara="0" vertOverflow="overflow" horzOverflow="overflow" vert="horz" wrap="square" lIns="91440" tIns="45720" rIns="91440" bIns="45720" numCol="1" spcCol="0" rtlCol="0" fromWordArt="0" anchor="ctr" anchorCtr="0" forceAA="0" compatLnSpc="1">
+                              <a:prstTxWarp prst="textNoShape">
+                                <a:avLst/>
+                              </a:prstTxWarp>
+                              <a:noAutofit/>
+                            </wps:bodyPr>
+                          </wps:wsp>
+                        </a:graphicData>
+                      </a:graphic>
+                    </wp:anchor>
+                  </w:drawing>
+                </mc:Choice>
+                <mc:Fallback>
+                  <w:pict>
+                    <v:rect w14:anchorId="6370DF57" id="Прямоугольник 29" o:spid="_x0000_s1026" style="position:absolute;margin-left:35.45pt;margin-top:1.3pt;width:10.3pt;height:13.9pt;z-index:251673600;visibility:visible;mso-wrap-style:square;mso-wrap-distance-left:9pt;mso-wrap-distance-top:0;mso-wrap-distance-right:9pt;mso-wrap-distance-bottom:0;mso-position-horizontal:absolute;mso-position-horizontal-relative:text;mso-position-vertical:absolute;mso-position-vertical-relative:text;v-text-anchor:middle" o:gfxdata="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" filled="f" strokecolor="black [3213]" strokeweight="1pt"/>
+                  </w:pict>
+                </mc:Fallback>
+              </mc:AlternateContent>
+            </w:r>
+            <w:r>
+              <w:t>Р</w:t>
+            </w:r>
+          </w:p>
+        </w:tc>
+        <w:tc>
+          <w:tcPr>
+            <w:tcW w:w="2018" w:type="dxa"/>
+          </w:tcPr>
+          <w:p>
+            <w:pPr>
+              <w:jc w:val="center"/>
+            </w:pPr>
+            <w:r>
+              <w:rPr>
+                <w:noProof/>
+                <w:lang w:eastAsia="ru-RU"/>
+                <w14:ligatures w14:val="none"/>
+              </w:rPr>
+              <mc:AlternateContent>
+                <mc:Choice Requires="wps">
+                  <w:drawing>
+                    <wp:anchor distT="0" distB="0" distL="114300" distR="114300" simplePos="0" relativeHeight="251674624" behindDoc="0" locked="0" layoutInCell="1" allowOverlap="1">
+                      <wp:simplePos x="0" y="0"/>
+                      <wp:positionH relativeFrom="column">
+                        <wp:posOffset>496373</wp:posOffset>
+                      </wp:positionH>
+                      <wp:positionV relativeFrom="paragraph">
+                        <wp:posOffset>8815</wp:posOffset>
+                      </wp:positionV>
+                      <wp:extent cx="161364" cy="161365"/>
+                      <wp:effectExtent l="0" t="0" r="10160" b="10160"/>
+                      <wp:wrapNone/>
+                      <wp:docPr id="30" name="Прямоугольник 30"/>
+                      <wp:cNvGraphicFramePr/>
+                      <a:graphic xmlns:a="http://schemas.openxmlformats.org/drawingml/2006/main">
+                        <a:graphicData uri="http://schemas.microsoft.com/office/word/2010/wordprocessingShape">
+                          <wps:wsp>
+                            <wps:cNvSpPr/>
+                            <wps:spPr>
+                              <a:xfrm>
+                                <a:off x="0" y="0"/>
+                                <a:ext cx="161364" cy="161365"/>
+                              </a:xfrm>
+                              <a:prstGeom prst="rect">
+                                <a:avLst/>
+                              </a:prstGeom>
+                              <a:noFill/>
+                              <a:ln>
+                                <a:solidFill>
+                                  <a:schemeClr val="tx1"/>
+                                </a:solidFill>
+                              </a:ln>
+                            </wps:spPr>
+                            <wps:style>
+                              <a:lnRef idx="2">
+                                <a:schemeClr val="accent1">
+                                  <a:shade val="50000"/>
+                                </a:schemeClr>
+                              </a:lnRef>
+                              <a:fillRef idx="1">
+                                <a:schemeClr val="accent1"/>
+                              </a:fillRef>
+                              <a:effectRef idx="0">
+                                <a:schemeClr val="accent1"/>
+                              </a:effectRef>
+                              <a:fontRef idx="minor">
+                                <a:schemeClr val="lt1"/>
+                              </a:fontRef>
+                            </wps:style>
+                            <wps:bodyPr rot="0" spcFirstLastPara="0" vertOverflow="overflow" horzOverflow="overflow" vert="horz" wrap="square" lIns="91440" tIns="45720" rIns="91440" bIns="45720" numCol="1" spcCol="0" rtlCol="0" fromWordArt="0" anchor="ctr" anchorCtr="0" forceAA="0" compatLnSpc="1">
+                              <a:prstTxWarp prst="textNoShape">
+                                <a:avLst/>
+                              </a:prstTxWarp>
+                              <a:noAutofit/>
+                            </wps:bodyPr>
+                          </wps:wsp>
+                        </a:graphicData>
+                      </a:graphic>
+                    </wp:anchor>
+                  </w:drawing>
+                </mc:Choice>
+                <mc:Fallback>
+                  <w:pict>
+                    <v:rect w14:anchorId="6570274C" id="Прямоугольник 30" o:spid="_x0000_s1026" style="position:absolute;margin-left:39.1pt;margin-top:.7pt;width:12.7pt;height:12.7pt;z-index:251674624;visibility:visible;mso-wrap-style:square;mso-wrap-distance-left:9pt;mso-wrap-distance-top:0;mso-wrap-distance-right:9pt;mso-wrap-distance-bottom:0;mso-position-horizontal:absolute;mso-position-horizontal-relative:text;mso-position-vertical:absolute;mso-position-vertical-relative:text;v-text-anchor:middle" o:gfxdata="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" filled="f" strokecolor="black [3213]" strokeweight="1pt"/>
+                  </w:pict>
+                </mc:Fallback>
+              </mc:AlternateContent>
+            </w:r>
+            <w:r>
+              <w:t>Х</w:t>
+            </w:r>
+          </w:p>
+        </w:tc>
+      </w:tr>
+      <w:tr>
+        <w:trPr>
+          <w:trHeight w:val="713"/>
+        </w:trPr>
+        <w:tc>
+          <w:tcPr>
+            <w:tcW w:w="1858" w:type="dxa"/>
+          </w:tcPr>
+          <w:p>
+            <w:pPr>
+              <w:jc w:val="center"/>
+            </w:pPr>
+            <w:r>
+              <w:t>Отчёты</w:t>
+            </w:r>
+          </w:p>
+        </w:tc>
+        <w:tc>
+          <w:tcPr>
+            <w:tcW w:w="1815" w:type="dxa"/>
+          </w:tcPr>
+          <w:p>
+            <w:pPr>
+              <w:jc w:val="center"/>
+            </w:pPr>
+          </w:p>
+        </w:tc>
+        <w:tc>
+          <w:tcPr>
+            <w:tcW w:w="1827" w:type="dxa"/>
+          </w:tcPr>
+          <w:p>
+            <w:pPr>
+              <w:jc w:val="center"/>
+            </w:pPr>
+          </w:p>
+        </w:tc>
+        <w:tc>
+          <w:tcPr>
+            <w:tcW w:w="1827" w:type="dxa"/>
+          </w:tcPr>
+          <w:p>
+            <w:pPr>
+              <w:jc w:val="center"/>
+            </w:pPr>
+            <w:r>
+              <w:rPr>
+                <w:noProof/>
+                <w:lang w:eastAsia="ru-RU"/>
+                <w14:ligatures w14:val="none"/>
+              </w:rPr>
+              <mc:AlternateContent>
+                <mc:Choice Requires="wps">
+                  <w:drawing>
+                    <wp:anchor distT="0" distB="0" distL="114300" distR="114300" simplePos="0" relativeHeight="251687936" behindDoc="0" locked="0" layoutInCell="1" allowOverlap="1">
+                      <wp:simplePos x="0" y="0"/>
+                      <wp:positionH relativeFrom="column">
+                        <wp:posOffset>603730</wp:posOffset>
+                      </wp:positionH>
+                      <wp:positionV relativeFrom="paragraph">
+                        <wp:posOffset>99092</wp:posOffset>
+                      </wp:positionV>
+                      <wp:extent cx="1060472" cy="7684"/>
+                      <wp:effectExtent l="0" t="76200" r="25400" b="87630"/>
+                      <wp:wrapNone/>
+                      <wp:docPr id="44" name="Прямая со стрелкой 44"/>
+                      <wp:cNvGraphicFramePr/>
+                      <a:graphic xmlns:a="http://schemas.openxmlformats.org/drawingml/2006/main">
+                        <a:graphicData uri="http://schemas.microsoft.com/office/word/2010/wordprocessingShape">
+                          <wps:wsp>
+                            <wps:cNvCnPr/>
+                            <wps:spPr>
+                              <a:xfrm flipV="1">
+                                <a:off x="0" y="0"/>
+                                <a:ext cx="1060472" cy="7684"/>
+                              </a:xfrm>
+                              <a:prstGeom prst="straightConnector1">
+                                <a:avLst/>
+                              </a:prstGeom>
+                              <a:ln>
+                                <a:solidFill>
+                                  <a:schemeClr val="tx1"/>
+                                </a:solidFill>
+                                <a:tailEnd type="triangle"/>
+                              </a:ln>
+                            </wps:spPr>
+                            <wps:style>
+                              <a:lnRef idx="1">
+                                <a:schemeClr val="accent1"/>
+                              </a:lnRef>
+                              <a:fillRef idx="0">
+                                <a:schemeClr val="accent1"/>
+                              </a:fillRef>
+                              <a:effectRef idx="0">
+                                <a:schemeClr val="accent1"/>
+                              </a:effectRef>
+                              <a:fontRef idx="minor">
+                                <a:schemeClr val="tx1"/>
+                              </a:fontRef>
+                            </wps:style>
+                            <wps:bodyPr/>
+                          </wps:wsp>
+                        </a:graphicData>
+                      </a:graphic>
+                    </wp:anchor>
+                  </w:drawing>
+                </mc:Choice>
+                <mc:Fallback>
+                  <w:pict>
+                    <v:shape w14:anchorId="36FF4517" id="Прямая со стрелкой 44" o:spid="_x0000_s1026" type="#_x0000_t32" style="position:absolute;margin-left:47.55pt;margin-top:7.8pt;width:83.5pt;height:.6pt;flip:y;z-index:251687936;visibility:visible;mso-wrap-style:square;mso-wrap-distance-left:9pt;mso-wrap-distance-top:0;mso-wrap-distance-right:9pt;mso-wrap-distance-bottom:0;mso-position-horizontal:absolute;mso-position-horizontal-relative:text;mso-position-vertical:absolute;mso-position-vertical-relative:text" o:gfxdata="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" strokecolor="black [3213]" strokeweight=".5pt">
+                      <v:stroke endarrow="block" joinstyle="miter"/>
+                    </v:shape>
+                  </w:pict>
+                </mc:Fallback>
+              </mc:AlternateContent>
+            </w:r>
+            <w:r>
+              <w:rPr>
+                <w:noProof/>
+                <w:lang w:eastAsia="ru-RU"/>
+                <w14:ligatures w14:val="none"/>
+              </w:rPr>
+              <mc:AlternateContent>
+                <mc:Choice Requires="wps">
+                  <w:drawing>
+                    <wp:anchor distT="0" distB="0" distL="114300" distR="114300" simplePos="0" relativeHeight="251675648" behindDoc="0" locked="0" layoutInCell="1" allowOverlap="1">
+                      <wp:simplePos x="0" y="0"/>
+                      <wp:positionH relativeFrom="column">
+                        <wp:posOffset>450124</wp:posOffset>
+                      </wp:positionH>
+                      <wp:positionV relativeFrom="paragraph">
+                        <wp:posOffset>22252</wp:posOffset>
+                      </wp:positionV>
+                      <wp:extent cx="138313" cy="169048"/>
+                      <wp:effectExtent l="0" t="0" r="14605" b="21590"/>
+                      <wp:wrapNone/>
+                      <wp:docPr id="31" name="Прямоугольник 31"/>
+                      <wp:cNvGraphicFramePr/>
+                      <a:graphic xmlns:a="http://schemas.openxmlformats.org/drawingml/2006/main">
+                        <a:graphicData uri="http://schemas.microsoft.com/office/word/2010/wordprocessingShape">
+                          <wps:wsp>
+                            <wps:cNvSpPr/>
+                            <wps:spPr>
+                              <a:xfrm>
+                                <a:off x="0" y="0"/>
+                                <a:ext cx="138313" cy="169048"/>
+                              </a:xfrm>
+                              <a:prstGeom prst="rect">
+                                <a:avLst/>
+                              </a:prstGeom>
+                              <a:noFill/>
+                              <a:ln>
+                                <a:solidFill>
+                                  <a:schemeClr val="tx1"/>
+                                </a:solidFill>
+                              </a:ln>
+                            </wps:spPr>
+                            <wps:style>
+                              <a:lnRef idx="2">
+                                <a:schemeClr val="accent1">
+                                  <a:shade val="50000"/>
+                                </a:schemeClr>
+                              </a:lnRef>
+                              <a:fillRef idx="1">
+                                <a:schemeClr val="accent1"/>
+                              </a:fillRef>
+                              <a:effectRef idx="0">
+                                <a:schemeClr val="accent1"/>
+                              </a:effectRef>
+                              <a:fontRef idx="minor">
+                                <a:schemeClr val="lt1"/>
+                              </a:fontRef>
+                            </wps:style>
+                            <wps:bodyPr rot="0" spcFirstLastPara="0" vertOverflow="overflow" horzOverflow="overflow" vert="horz" wrap="square" lIns="91440" tIns="45720" rIns="91440" bIns="45720" numCol="1" spcCol="0" rtlCol="0" fromWordArt="0" anchor="ctr" anchorCtr="0" forceAA="0" compatLnSpc="1">
+                              <a:prstTxWarp prst="textNoShape">
+                                <a:avLst/>
+                              </a:prstTxWarp>
+                              <a:noAutofit/>
+                            </wps:bodyPr>
+                          </wps:wsp>
+                        </a:graphicData>
+                      </a:graphic>
+                    </wp:anchor>
+                  </w:drawing>
+                </mc:Choice>
+                <mc:Fallback>
+                  <w:pict>
+                    <v:rect w14:anchorId="37D9C6FB" id="Прямоугольник 31" o:spid="_x0000_s1026" style="position:absolute;margin-left:35.45pt;margin-top:1.75pt;width:10.9pt;height:13.3pt;z-index:251675648;visibility:visible;mso-wrap-style:square;mso-wrap-distance-left:9pt;mso-wrap-distance-top:0;mso-wrap-distance-right:9pt;mso-wrap-distance-bottom:0;mso-position-horizontal:absolute;mso-position-horizontal-relative:text;mso-position-vertical:absolute;mso-position-vertical-relative:text;v-text-anchor:middle" o:gfxdata="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" filled="f" strokecolor="black [3213]" strokeweight="1pt"/>
+                  </w:pict>
+                </mc:Fallback>
+              </mc:AlternateContent>
+            </w:r>
+            <w:r>
+              <w:t>Р</w:t>
+            </w:r>
+          </w:p>
+        </w:tc>
+        <w:tc>
+          <w:tcPr>
+            <w:tcW w:w="2018" w:type="dxa"/>
+          </w:tcPr>
+          <w:p>
+            <w:pPr>
+              <w:jc w:val="center"/>
+            </w:pPr>
+            <w:r>
+              <w:rPr>
+                <w:noProof/>
+                <w:lang w:eastAsia="ru-RU"/>
+                <w14:ligatures w14:val="none"/>
+              </w:rPr>
+              <mc:AlternateContent>
+                <mc:Choice Requires="wps">
+                  <w:drawing>
+                    <wp:anchor distT="0" distB="0" distL="114300" distR="114300" simplePos="0" relativeHeight="251676672" behindDoc="0" locked="0" layoutInCell="1" allowOverlap="1">
+                      <wp:simplePos x="0" y="0"/>
+                      <wp:positionH relativeFrom="column">
+                        <wp:posOffset>504057</wp:posOffset>
+                      </wp:positionH>
+                      <wp:positionV relativeFrom="paragraph">
+                        <wp:posOffset>22252</wp:posOffset>
+                      </wp:positionV>
+                      <wp:extent cx="153606" cy="153680"/>
+                      <wp:effectExtent l="0" t="0" r="18415" b="17780"/>
+                      <wp:wrapNone/>
+                      <wp:docPr id="32" name="Прямоугольник 32"/>
+                      <wp:cNvGraphicFramePr/>
+                      <a:graphic xmlns:a="http://schemas.openxmlformats.org/drawingml/2006/main">
+                        <a:graphicData uri="http://schemas.microsoft.com/office/word/2010/wordprocessingShape">
+                          <wps:wsp>
+                            <wps:cNvSpPr/>
+                            <wps:spPr>
+                              <a:xfrm>
+                                <a:off x="0" y="0"/>
+                                <a:ext cx="153606" cy="153680"/>
+                              </a:xfrm>
+                              <a:prstGeom prst="rect">
+                                <a:avLst/>
+                              </a:prstGeom>
+                              <a:noFill/>
+                              <a:ln>
+                                <a:solidFill>
+                                  <a:schemeClr val="tx1"/>
+                                </a:solidFill>
+                              </a:ln>
+                            </wps:spPr>
+                            <wps:style>
+                              <a:lnRef idx="2">
+                                <a:schemeClr val="accent1">
+                                  <a:shade val="50000"/>
+                                </a:schemeClr>
+                              </a:lnRef>
+                              <a:fillRef idx="1">
+                                <a:schemeClr val="accent1"/>
+                              </a:fillRef>
+                              <a:effectRef idx="0">
+                                <a:schemeClr val="accent1"/>
+                              </a:effectRef>
+                              <a:fontRef idx="minor">
+                                <a:schemeClr val="lt1"/>
+                              </a:fontRef>
+                            </wps:style>
+                            <wps:bodyPr rot="0" spcFirstLastPara="0" vertOverflow="overflow" horzOverflow="overflow" vert="horz" wrap="square" lIns="91440" tIns="45720" rIns="91440" bIns="45720" numCol="1" spcCol="0" rtlCol="0" fromWordArt="0" anchor="ctr" anchorCtr="0" forceAA="0" compatLnSpc="1">
+                              <a:prstTxWarp prst="textNoShape">
+                                <a:avLst/>
+                              </a:prstTxWarp>
+                              <a:noAutofit/>
+                            </wps:bodyPr>
+                          </wps:wsp>
+                        </a:graphicData>
+                      </a:graphic>
+                    </wp:anchor>
+                  </w:drawing>
+                </mc:Choice>
+                <mc:Fallback>
+                  <w:pict>
+                    <v:rect w14:anchorId="70593A7D" id="Прямоугольник 32" o:spid="_x0000_s1026" style="position:absolute;margin-left:39.7pt;margin-top:1.75pt;width:12.1pt;height:12.1pt;z-index:251676672;visibility:visible;mso-wrap-style:square;mso-wrap-distance-left:9pt;mso-wrap-distance-top:0;mso-wrap-distance-right:9pt;mso-wrap-distance-bottom:0;mso-position-horizontal:absolute;mso-position-horizontal-relative:text;mso-position-vertical:absolute;mso-position-vertical-relative:text;v-text-anchor:middle" o:gfxdata="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" filled="f" strokecolor="black [3213]" strokeweight="1pt"/>
+                  </w:pict>
+                </mc:Fallback>
+              </mc:AlternateContent>
+            </w:r>
+            <w:r>
+              <w:t>Х</w:t>
+            </w:r>
+          </w:p>
+        </w:tc>
+      </w:tr>
+    </w:tbl>
+    <w:p/>
     <w:p>
       <w:pPr>
         <w:pStyle w:val="2"/>
@@ -1163,7 +6934,6 @@
         </w:rPr>
       </w:pPr>
       <w:r>
-        <w:lastRenderedPageBreak/>
         <w:t xml:space="preserve">Технология </w:t>
       </w:r>
       <w:proofErr w:type="gramStart"/>
@@ -1189,7 +6959,8 @@
       </w:pPr>
       <w:r>
         <w:rPr>
-          <w:lang w:val="en-US"/>
+          <w:noProof/>
+          <w:lang w:eastAsia="ru-RU"/>
         </w:rPr>
         <w:drawing>
           <wp:inline distT="0" distB="0" distL="0" distR="0" wp14:anchorId="6806C3F8" wp14:editId="65B9B166">
@@ -1207,7 +6978,7 @@
                     <pic:cNvPicPr/>
                   </pic:nvPicPr>
                   <pic:blipFill>
-                    <a:blip r:embed="rId6"/>
+                    <a:blip r:embed="rId8"/>
                     <a:stretch>
                       <a:fillRect/>
                     </a:stretch>
@@ -1234,13 +7005,12 @@
           <w:lang w:val="en-US"/>
         </w:rPr>
       </w:pPr>
-      <w:bookmarkStart w:id="0" w:name="_GoBack"/>
-      <w:bookmarkEnd w:id="0"/>
       <w:r>
         <w:rPr>
           <w:noProof/>
           <w:lang w:eastAsia="ru-RU"/>
         </w:rPr>
+        <w:lastRenderedPageBreak/>
         <w:drawing>
           <wp:inline distT="0" distB="0" distL="0" distR="0" wp14:anchorId="5F727765" wp14:editId="455B422C">
             <wp:extent cx="5940425" cy="4177030"/>
@@ -1257,7 +7027,7 @@
                     <pic:cNvPicPr/>
                   </pic:nvPicPr>
                   <pic:blipFill>
-                    <a:blip r:embed="rId7"/>
+                    <a:blip r:embed="rId9"/>
                     <a:stretch>
                       <a:fillRect/>
                     </a:stretch>
@@ -1289,12 +7059,11 @@
           <w:noProof/>
           <w:lang w:eastAsia="ru-RU"/>
         </w:rPr>
-        <w:lastRenderedPageBreak/>
         <w:drawing>
-          <wp:inline distT="0" distB="0" distL="0" distR="0" wp14:anchorId="6DC40E0C" wp14:editId="155BD321">
-            <wp:extent cx="5715798" cy="3010320"/>
-            <wp:effectExtent l="0" t="0" r="0" b="0"/>
-            <wp:docPr id="4" name="Рисунок 4"/>
+          <wp:inline distT="0" distB="0" distL="0" distR="0" wp14:anchorId="67CF71DB" wp14:editId="30B14703">
+            <wp:extent cx="5249008" cy="2114845"/>
+            <wp:effectExtent l="0" t="0" r="8890" b="0"/>
+            <wp:docPr id="11" name="Рисунок 11"/>
             <wp:cNvGraphicFramePr>
               <a:graphicFrameLocks xmlns:a="http://schemas.openxmlformats.org/drawingml/2006/main" noChangeAspect="1"/>
             </wp:cNvGraphicFramePr>
@@ -1306,7 +7075,7 @@
                     <pic:cNvPicPr/>
                   </pic:nvPicPr>
                   <pic:blipFill>
-                    <a:blip r:embed="rId8"/>
+                    <a:blip r:embed="rId10"/>
                     <a:stretch>
                       <a:fillRect/>
                     </a:stretch>
@@ -1314,7 +7083,7 @@
                   <pic:spPr>
                     <a:xfrm>
                       <a:off x="0" y="0"/>
-                      <a:ext cx="5715798" cy="3010320"/>
+                      <a:ext cx="5249008" cy="2114845"/>
                     </a:xfrm>
                     <a:prstGeom prst="rect">
                       <a:avLst/>
@@ -1390,8 +7159,8 @@
             <v:path o:extrusionok="f" gradientshapeok="t" o:connecttype="rect"/>
             <o:lock v:ext="edit" aspectratio="t"/>
           </v:shapetype>
-          <v:shape id="_x0000_i1025" type="#_x0000_t75" style="width:466.95pt;height:479.65pt">
-            <v:imagedata r:id="rId9" o:title="39765ed4c1e14180a82841a900828faa"/>
+          <v:shape id="_x0000_i1025" type="#_x0000_t75" style="width:466.5pt;height:480pt">
+            <v:imagedata r:id="rId11" o:title="39765ed4c1e14180a82841a900828faa"/>
           </v:shape>
         </w:pict>
       </w:r>
@@ -1421,7 +7190,7 @@
                     </pic:cNvPicPr>
                   </pic:nvPicPr>
                   <pic:blipFill>
-                    <a:blip r:embed="rId10">
+                    <a:blip r:embed="rId12">
                       <a:extLst>
                         <a:ext uri="{28A0092B-C50C-407E-A947-70E740481C1C}">
                           <a14:useLocalDpi xmlns:a14="http://schemas.microsoft.com/office/drawing/2010/main" val="0"/>
@@ -1478,7 +7247,7 @@
                     </pic:cNvPicPr>
                   </pic:nvPicPr>
                   <pic:blipFill>
-                    <a:blip r:embed="rId11">
+                    <a:blip r:embed="rId13">
                       <a:extLst>
                         <a:ext uri="{28A0092B-C50C-407E-A947-70E740481C1C}">
                           <a14:useLocalDpi xmlns:a14="http://schemas.microsoft.com/office/drawing/2010/main" val="0"/>
@@ -1535,7 +7304,7 @@
                     </pic:cNvPicPr>
                   </pic:nvPicPr>
                   <pic:blipFill>
-                    <a:blip r:embed="rId12">
+                    <a:blip r:embed="rId14">
                       <a:extLst>
                         <a:ext uri="{28A0092B-C50C-407E-A947-70E740481C1C}">
                           <a14:useLocalDpi xmlns:a14="http://schemas.microsoft.com/office/drawing/2010/main" val="0"/>
@@ -1592,7 +7361,7 @@
                     </pic:cNvPicPr>
                   </pic:nvPicPr>
                   <pic:blipFill>
-                    <a:blip r:embed="rId13">
+                    <a:blip r:embed="rId15">
                       <a:extLst>
                         <a:ext uri="{28A0092B-C50C-407E-A947-70E740481C1C}">
                           <a14:useLocalDpi xmlns:a14="http://schemas.microsoft.com/office/drawing/2010/main" val="0"/>
@@ -1650,7 +7419,7 @@
                     </pic:cNvPicPr>
                   </pic:nvPicPr>
                   <pic:blipFill>
-                    <a:blip r:embed="rId14">
+                    <a:blip r:embed="rId16">
                       <a:extLst>
                         <a:ext uri="{28A0092B-C50C-407E-A947-70E740481C1C}">
                           <a14:useLocalDpi xmlns:a14="http://schemas.microsoft.com/office/drawing/2010/main" val="0"/>
@@ -1707,7 +7476,7 @@
                     </pic:cNvPicPr>
                   </pic:nvPicPr>
                   <pic:blipFill>
-                    <a:blip r:embed="rId15">
+                    <a:blip r:embed="rId17">
                       <a:extLst>
                         <a:ext uri="{28A0092B-C50C-407E-A947-70E740481C1C}">
                           <a14:useLocalDpi xmlns:a14="http://schemas.microsoft.com/office/drawing/2010/main" val="0"/>
@@ -1764,7 +7533,7 @@
                     </pic:cNvPicPr>
                   </pic:nvPicPr>
                   <pic:blipFill>
-                    <a:blip r:embed="rId16">
+                    <a:blip r:embed="rId18">
                       <a:extLst>
                         <a:ext uri="{28A0092B-C50C-407E-A947-70E740481C1C}">
                           <a14:useLocalDpi xmlns:a14="http://schemas.microsoft.com/office/drawing/2010/main" val="0"/>
@@ -1821,7 +7590,7 @@
                     </pic:cNvPicPr>
                   </pic:nvPicPr>
                   <pic:blipFill>
-                    <a:blip r:embed="rId17">
+                    <a:blip r:embed="rId19">
                       <a:extLst>
                         <a:ext uri="{28A0092B-C50C-407E-A947-70E740481C1C}">
                           <a14:useLocalDpi xmlns:a14="http://schemas.microsoft.com/office/drawing/2010/main" val="0"/>
@@ -1877,7 +7646,7 @@
                     </pic:cNvPicPr>
                   </pic:nvPicPr>
                   <pic:blipFill>
-                    <a:blip r:embed="rId18">
+                    <a:blip r:embed="rId20">
                       <a:extLst>
                         <a:ext uri="{28A0092B-C50C-407E-A947-70E740481C1C}">
                           <a14:useLocalDpi xmlns:a14="http://schemas.microsoft.com/office/drawing/2010/main" val="0"/>
@@ -1934,7 +7703,7 @@
                     </pic:cNvPicPr>
                   </pic:nvPicPr>
                   <pic:blipFill>
-                    <a:blip r:embed="rId19">
+                    <a:blip r:embed="rId21">
                       <a:extLst>
                         <a:ext uri="{28A0092B-C50C-407E-A947-70E740481C1C}">
                           <a14:useLocalDpi xmlns:a14="http://schemas.microsoft.com/office/drawing/2010/main" val="0"/>
@@ -1991,7 +7760,7 @@
                     </pic:cNvPicPr>
                   </pic:nvPicPr>
                   <pic:blipFill>
-                    <a:blip r:embed="rId20">
+                    <a:blip r:embed="rId22">
                       <a:extLst>
                         <a:ext uri="{28A0092B-C50C-407E-A947-70E740481C1C}">
                           <a14:useLocalDpi xmlns:a14="http://schemas.microsoft.com/office/drawing/2010/main" val="0"/>
@@ -2022,6 +7791,356 @@
           </wp:inline>
         </w:drawing>
       </w:r>
+    </w:p>
+    <w:p/>
+    <w:p/>
+    <w:p/>
+    <w:p/>
+    <w:p/>
+    <w:p>
+      <w:pPr>
+        <w:pStyle w:val="1"/>
+      </w:pPr>
+      <w:r>
+        <w:lastRenderedPageBreak/>
+        <w:t>Проектирование БД</w:t>
+      </w:r>
+    </w:p>
+    <w:p>
+      <w:pPr>
+        <w:pStyle w:val="2"/>
+      </w:pPr>
+      <w:r>
+        <w:t>1НФ</w:t>
+      </w:r>
+    </w:p>
+    <w:tbl>
+      <w:tblPr>
+        <w:tblStyle w:val="a5"/>
+        <w:tblW w:w="0" w:type="auto"/>
+        <w:tblLook w:val="04A0" w:firstRow="1" w:lastRow="0" w:firstColumn="1" w:lastColumn="0" w:noHBand="0" w:noVBand="1"/>
+      </w:tblPr>
+      <w:tblGrid>
+        <w:gridCol w:w="1878"/>
+        <w:gridCol w:w="1881"/>
+        <w:gridCol w:w="2015"/>
+        <w:gridCol w:w="1997"/>
+        <w:gridCol w:w="1574"/>
+      </w:tblGrid>
+      <w:tr>
+        <w:tc>
+          <w:tcPr>
+            <w:tcW w:w="1878" w:type="dxa"/>
+          </w:tcPr>
+          <w:p>
+            <w:r>
+              <w:t>Авто</w:t>
+            </w:r>
+          </w:p>
+        </w:tc>
+        <w:tc>
+          <w:tcPr>
+            <w:tcW w:w="1881" w:type="dxa"/>
+          </w:tcPr>
+          <w:p>
+            <w:r>
+              <w:t>Клиент</w:t>
+            </w:r>
+          </w:p>
+        </w:tc>
+        <w:tc>
+          <w:tcPr>
+            <w:tcW w:w="2015" w:type="dxa"/>
+          </w:tcPr>
+          <w:p>
+            <w:r>
+              <w:t>Сотрудники</w:t>
+            </w:r>
+          </w:p>
+        </w:tc>
+        <w:tc>
+          <w:tcPr>
+            <w:tcW w:w="1997" w:type="dxa"/>
+          </w:tcPr>
+          <w:p>
+            <w:r>
+              <w:t>Обращение</w:t>
+            </w:r>
+          </w:p>
+        </w:tc>
+        <w:tc>
+          <w:tcPr>
+            <w:tcW w:w="1574" w:type="dxa"/>
+          </w:tcPr>
+          <w:p>
+            <w:r>
+              <w:t>Ремонт</w:t>
+            </w:r>
+          </w:p>
+        </w:tc>
+      </w:tr>
+      <w:tr>
+        <w:tc>
+          <w:tcPr>
+            <w:tcW w:w="1878" w:type="dxa"/>
+          </w:tcPr>
+          <w:p>
+            <w:pPr>
+              <w:jc w:val="center"/>
+            </w:pPr>
+            <w:r>
+              <w:t>Гос. номер</w:t>
+            </w:r>
+          </w:p>
+        </w:tc>
+        <w:tc>
+          <w:tcPr>
+            <w:tcW w:w="3896" w:type="dxa"/>
+            <w:gridSpan w:val="2"/>
+          </w:tcPr>
+          <w:p>
+            <w:pPr>
+              <w:jc w:val="center"/>
+            </w:pPr>
+            <w:r>
+              <w:t>ФИО</w:t>
+            </w:r>
+          </w:p>
+        </w:tc>
+        <w:tc>
+          <w:tcPr>
+            <w:tcW w:w="1997" w:type="dxa"/>
+          </w:tcPr>
+          <w:p>
+            <w:pPr>
+              <w:jc w:val="center"/>
+            </w:pPr>
+            <w:r>
+              <w:t>Время</w:t>
+            </w:r>
+          </w:p>
+        </w:tc>
+        <w:tc>
+          <w:tcPr>
+            <w:tcW w:w="1574" w:type="dxa"/>
+          </w:tcPr>
+          <w:p>
+            <w:pPr>
+              <w:jc w:val="center"/>
+            </w:pPr>
+            <w:r>
+              <w:t>Услуги</w:t>
+            </w:r>
+          </w:p>
+        </w:tc>
+      </w:tr>
+      <w:tr>
+        <w:tc>
+          <w:tcPr>
+            <w:tcW w:w="1878" w:type="dxa"/>
+          </w:tcPr>
+          <w:p>
+            <w:pPr>
+              <w:jc w:val="center"/>
+            </w:pPr>
+            <w:r>
+              <w:t>Марка</w:t>
+            </w:r>
+          </w:p>
+        </w:tc>
+        <w:tc>
+          <w:tcPr>
+            <w:tcW w:w="3896" w:type="dxa"/>
+            <w:gridSpan w:val="2"/>
+          </w:tcPr>
+          <w:p>
+            <w:pPr>
+              <w:jc w:val="center"/>
+            </w:pPr>
+            <w:r>
+              <w:t>Телефон</w:t>
+            </w:r>
+          </w:p>
+        </w:tc>
+        <w:tc>
+          <w:tcPr>
+            <w:tcW w:w="1997" w:type="dxa"/>
+          </w:tcPr>
+          <w:p>
+            <w:pPr>
+              <w:jc w:val="center"/>
+            </w:pPr>
+            <w:r>
+              <w:t>Кто</w:t>
+            </w:r>
+          </w:p>
+        </w:tc>
+        <w:tc>
+          <w:tcPr>
+            <w:tcW w:w="1574" w:type="dxa"/>
+          </w:tcPr>
+          <w:p>
+            <w:pPr>
+              <w:jc w:val="center"/>
+            </w:pPr>
+            <w:r>
+              <w:t>Кто ремонтирует</w:t>
+            </w:r>
+          </w:p>
+        </w:tc>
+      </w:tr>
+      <w:tr>
+        <w:tc>
+          <w:tcPr>
+            <w:tcW w:w="1878" w:type="dxa"/>
+          </w:tcPr>
+          <w:p>
+            <w:pPr>
+              <w:jc w:val="center"/>
+            </w:pPr>
+            <w:r>
+              <w:t>Год выпуска</w:t>
+            </w:r>
+          </w:p>
+        </w:tc>
+        <w:tc>
+          <w:tcPr>
+            <w:tcW w:w="1881" w:type="dxa"/>
+          </w:tcPr>
+          <w:p>
+            <w:pPr>
+              <w:jc w:val="center"/>
+            </w:pPr>
+            <w:r>
+              <w:t>Адрес</w:t>
+            </w:r>
+          </w:p>
+        </w:tc>
+        <w:tc>
+          <w:tcPr>
+            <w:tcW w:w="2015" w:type="dxa"/>
+          </w:tcPr>
+          <w:p>
+            <w:pPr>
+              <w:jc w:val="center"/>
+            </w:pPr>
+            <w:r>
+              <w:t>Должность</w:t>
+            </w:r>
+          </w:p>
+        </w:tc>
+        <w:tc>
+          <w:tcPr>
+            <w:tcW w:w="1997" w:type="dxa"/>
+          </w:tcPr>
+          <w:p>
+            <w:pPr>
+              <w:jc w:val="center"/>
+            </w:pPr>
+            <w:r>
+              <w:t>Данные о машине</w:t>
+            </w:r>
+          </w:p>
+        </w:tc>
+        <w:tc>
+          <w:tcPr>
+            <w:tcW w:w="1574" w:type="dxa"/>
+          </w:tcPr>
+          <w:p>
+            <w:pPr>
+              <w:jc w:val="center"/>
+            </w:pPr>
+            <w:r>
+              <w:t xml:space="preserve">Дата </w:t>
+            </w:r>
+            <w:proofErr w:type="spellStart"/>
+            <w:r>
+              <w:t>нач</w:t>
+            </w:r>
+            <w:proofErr w:type="spellEnd"/>
+            <w:r>
+              <w:t>-кон</w:t>
+            </w:r>
+          </w:p>
+        </w:tc>
+      </w:tr>
+      <w:tr>
+        <w:tc>
+          <w:tcPr>
+            <w:tcW w:w="1878" w:type="dxa"/>
+          </w:tcPr>
+          <w:p>
+            <w:pPr>
+              <w:jc w:val="center"/>
+            </w:pPr>
+            <w:r>
+              <w:rPr>
+                <w:lang w:val="en-US"/>
+              </w:rPr>
+              <w:t>VIN-</w:t>
+            </w:r>
+            <w:r>
+              <w:t>номер</w:t>
+            </w:r>
+          </w:p>
+        </w:tc>
+        <w:tc>
+          <w:tcPr>
+            <w:tcW w:w="1881" w:type="dxa"/>
+          </w:tcPr>
+          <w:p>
+            <w:pPr>
+              <w:jc w:val="center"/>
+            </w:pPr>
+            <w:r>
+              <w:t>Паспорт</w:t>
+            </w:r>
+          </w:p>
+        </w:tc>
+        <w:tc>
+          <w:tcPr>
+            <w:tcW w:w="2015" w:type="dxa"/>
+          </w:tcPr>
+          <w:p>
+            <w:pPr>
+              <w:jc w:val="center"/>
+            </w:pPr>
+            <w:r>
+              <w:t>График</w:t>
+            </w:r>
+          </w:p>
+        </w:tc>
+        <w:tc>
+          <w:tcPr>
+            <w:tcW w:w="1997" w:type="dxa"/>
+          </w:tcPr>
+          <w:p>
+            <w:pPr>
+              <w:jc w:val="center"/>
+            </w:pPr>
+            <w:r>
+              <w:t>-</w:t>
+            </w:r>
+          </w:p>
+        </w:tc>
+        <w:tc>
+          <w:tcPr>
+            <w:tcW w:w="1574" w:type="dxa"/>
+          </w:tcPr>
+          <w:p>
+            <w:pPr>
+              <w:jc w:val="center"/>
+            </w:pPr>
+            <w:r>
+              <w:t>-</w:t>
+            </w:r>
+          </w:p>
+        </w:tc>
+      </w:tr>
+    </w:tbl>
+    <w:p>
+      <w:bookmarkStart w:id="1" w:name="_GoBack"/>
+      <w:bookmarkEnd w:id="1"/>
     </w:p>
     <w:sectPr>
       <w:pgSz w:w="11906" w:h="16838"/>
@@ -3114,6 +9233,29 @@
       <w14:ligatures w14:val="standardContextual"/>
     </w:rPr>
   </w:style>
+  <w:style w:type="table" w:styleId="a5">
+    <w:name w:val="Table Grid"/>
+    <w:basedOn w:val="a1"/>
+    <w:uiPriority w:val="39"/>
+    <w:rsid w:val="004D362B"/>
+    <w:pPr>
+      <w:spacing w:after="0" w:line="240" w:lineRule="auto"/>
+    </w:pPr>
+    <w:rPr>
+      <w:kern w:val="2"/>
+      <w14:ligatures w14:val="standardContextual"/>
+    </w:rPr>
+    <w:tblPr>
+      <w:tblBorders>
+        <w:top w:val="single" w:sz="4" w:space="0" w:color="auto"/>
+        <w:left w:val="single" w:sz="4" w:space="0" w:color="auto"/>
+        <w:bottom w:val="single" w:sz="4" w:space="0" w:color="auto"/>
+        <w:right w:val="single" w:sz="4" w:space="0" w:color="auto"/>
+        <w:insideH w:val="single" w:sz="4" w:space="0" w:color="auto"/>
+        <w:insideV w:val="single" w:sz="4" w:space="0" w:color="auto"/>
+      </w:tblBorders>
+    </w:tblPr>
+  </w:style>
 </w:styles>
 </file>
 
@@ -3376,4 +9518,16 @@
     </a:ext>
   </a:extLst>
 </a:theme>
+</file>
+
+<file path=customXml/item1.xml><?xml version="1.0" encoding="utf-8"?>
+<b:Sources xmlns:b="http://schemas.openxmlformats.org/officeDocument/2006/bibliography" xmlns="http://schemas.openxmlformats.org/officeDocument/2006/bibliography" SelectedStyle="\APASixthEditionOfficeOnline.xsl" StyleName="APA" Version="6"/>
+</file>
+
+<file path=customXml/itemProps1.xml><?xml version="1.0" encoding="utf-8"?>
+<ds:datastoreItem xmlns:ds="http://schemas.openxmlformats.org/officeDocument/2006/customXml" ds:itemID="{9793F574-208B-4ED7-B2AD-8EC449A3D461}">
+  <ds:schemaRefs>
+    <ds:schemaRef ds:uri="http://schemas.openxmlformats.org/officeDocument/2006/bibliography"/>
+  </ds:schemaRefs>
+</ds:datastoreItem>
 </file>
--- a/Содержание_итого_вариат_сам_работы.docx
+++ b/Содержание_итого_вариат_сам_работы.docx
@@ -2,18 +2,412 @@
 <file path=word/document.xml><?xml version="1.0" encoding="utf-8"?>
 <w:document xmlns:wpc="http://schemas.microsoft.com/office/word/2010/wordprocessingCanvas" xmlns:cx="http://schemas.microsoft.com/office/drawing/2014/chartex" xmlns:cx1="http://schemas.microsoft.com/office/drawing/2015/9/8/chartex" xmlns:mc="http://schemas.openxmlformats.org/markup-compatibility/2006" xmlns:o="urn:schemas-microsoft-com:office:office" xmlns:r="http://schemas.openxmlformats.org/officeDocument/2006/relationships" xmlns:m="http://schemas.openxmlformats.org/officeDocument/2006/math" xmlns:v="urn:schemas-microsoft-com:vml" xmlns:wp14="http://schemas.microsoft.com/office/word/2010/wordprocessingDrawing" xmlns:wp="http://schemas.openxmlformats.org/drawingml/2006/wordprocessingDrawing" xmlns:w10="urn:schemas-microsoft-com:office:word" xmlns:w="http://schemas.openxmlformats.org/wordprocessingml/2006/main" xmlns:w14="http://schemas.microsoft.com/office/word/2010/wordml" xmlns:w15="http://schemas.microsoft.com/office/word/2012/wordml" xmlns:w16se="http://schemas.microsoft.com/office/word/2015/wordml/symex" xmlns:wpg="http://schemas.microsoft.com/office/word/2010/wordprocessingGroup" xmlns:wpi="http://schemas.microsoft.com/office/word/2010/wordprocessingInk" xmlns:wne="http://schemas.microsoft.com/office/word/2006/wordml" xmlns:wps="http://schemas.microsoft.com/office/word/2010/wordprocessingShape" mc:Ignorable="w14 w15 w16se wp14">
   <w:body>
+    <w:p>
+      <w:pPr>
+        <w:jc w:val="center"/>
+        <w:rPr>
+          <w:b/>
+          <w:bCs/>
+        </w:rPr>
+      </w:pPr>
+      <w:r>
+        <w:rPr>
+          <w:b/>
+          <w:bCs/>
+        </w:rPr>
+        <w:t>Государственное образовательное учреждение</w:t>
+      </w:r>
+    </w:p>
+    <w:p>
+      <w:pPr>
+        <w:jc w:val="center"/>
+        <w:rPr>
+          <w:b/>
+          <w:bCs/>
+        </w:rPr>
+      </w:pPr>
+      <w:r>
+        <w:rPr>
+          <w:b/>
+          <w:bCs/>
+        </w:rPr>
+        <w:t>высшего образования Московской области</w:t>
+      </w:r>
+    </w:p>
+    <w:p>
+      <w:pPr>
+        <w:jc w:val="center"/>
+        <w:rPr>
+          <w:b/>
+          <w:bCs/>
+        </w:rPr>
+      </w:pPr>
+      <w:r>
+        <w:rPr>
+          <w:b/>
+          <w:bCs/>
+        </w:rPr>
+        <w:t>«Государственный гуманитарно-технологический университет»</w:t>
+      </w:r>
+    </w:p>
+    <w:p>
+      <w:pPr>
+        <w:jc w:val="center"/>
+        <w:rPr>
+          <w:b/>
+          <w:bCs/>
+        </w:rPr>
+      </w:pPr>
+      <w:r>
+        <w:rPr>
+          <w:b/>
+          <w:bCs/>
+        </w:rPr>
+        <w:t>Ликино-</w:t>
+      </w:r>
+      <w:proofErr w:type="spellStart"/>
+      <w:r>
+        <w:rPr>
+          <w:b/>
+          <w:bCs/>
+        </w:rPr>
+        <w:t>Дулевский</w:t>
+      </w:r>
+      <w:proofErr w:type="spellEnd"/>
+      <w:r>
+        <w:rPr>
+          <w:b/>
+          <w:bCs/>
+        </w:rPr>
+        <w:t xml:space="preserve"> политехнический колледж – филиал ГГТУ</w:t>
+      </w:r>
+    </w:p>
+    <w:p>
+      <w:pPr>
+        <w:jc w:val="center"/>
+        <w:rPr>
+          <w:b/>
+          <w:bCs/>
+        </w:rPr>
+      </w:pPr>
+    </w:p>
+    <w:p>
+      <w:pPr>
+        <w:jc w:val="center"/>
+        <w:rPr>
+          <w:b/>
+          <w:bCs/>
+        </w:rPr>
+      </w:pPr>
+    </w:p>
+    <w:p>
+      <w:pPr>
+        <w:jc w:val="center"/>
+        <w:rPr>
+          <w:b/>
+          <w:bCs/>
+        </w:rPr>
+      </w:pPr>
+    </w:p>
+    <w:p>
+      <w:pPr>
+        <w:jc w:val="center"/>
+        <w:rPr>
+          <w:b/>
+          <w:bCs/>
+        </w:rPr>
+      </w:pPr>
+    </w:p>
+    <w:p>
+      <w:pPr>
+        <w:jc w:val="center"/>
+        <w:rPr>
+          <w:b/>
+          <w:bCs/>
+        </w:rPr>
+      </w:pPr>
+    </w:p>
+    <w:p>
+      <w:pPr>
+        <w:jc w:val="center"/>
+        <w:rPr>
+          <w:b/>
+          <w:bCs/>
+        </w:rPr>
+      </w:pPr>
+    </w:p>
+    <w:p>
+      <w:pPr>
+        <w:jc w:val="center"/>
+        <w:rPr>
+          <w:b/>
+          <w:bCs/>
+        </w:rPr>
+      </w:pPr>
+    </w:p>
+    <w:p>
+      <w:pPr>
+        <w:jc w:val="center"/>
+        <w:rPr>
+          <w:b/>
+          <w:bCs/>
+        </w:rPr>
+      </w:pPr>
+      <w:r>
+        <w:rPr>
+          <w:b/>
+          <w:bCs/>
+        </w:rPr>
+        <w:t>Отчет по вариативной работе</w:t>
+      </w:r>
+    </w:p>
+    <w:p>
+      <w:pPr>
+        <w:jc w:val="center"/>
+        <w:rPr>
+          <w:b/>
+          <w:bCs/>
+        </w:rPr>
+      </w:pPr>
+      <w:r>
+        <w:rPr>
+          <w:b/>
+          <w:bCs/>
+        </w:rPr>
+        <w:t>Станция техобслуживания</w:t>
+      </w:r>
+    </w:p>
+    <w:p>
+      <w:pPr>
+        <w:jc w:val="center"/>
+        <w:rPr>
+          <w:b/>
+          <w:bCs/>
+        </w:rPr>
+      </w:pPr>
+    </w:p>
+    <w:p>
+      <w:pPr>
+        <w:jc w:val="center"/>
+        <w:rPr>
+          <w:b/>
+          <w:bCs/>
+        </w:rPr>
+      </w:pPr>
+    </w:p>
+    <w:p>
+      <w:pPr>
+        <w:jc w:val="right"/>
+        <w:rPr>
+          <w:b/>
+          <w:bCs/>
+        </w:rPr>
+      </w:pPr>
+      <w:r>
+        <w:rPr>
+          <w:b/>
+          <w:bCs/>
+        </w:rPr>
+        <w:t>выполнил:</w:t>
+      </w:r>
+    </w:p>
+    <w:p>
+      <w:pPr>
+        <w:jc w:val="right"/>
+        <w:rPr>
+          <w:b/>
+          <w:bCs/>
+        </w:rPr>
+      </w:pPr>
+      <w:r>
+        <w:rPr>
+          <w:b/>
+          <w:bCs/>
+        </w:rPr>
+        <w:t>студенты 2 курса</w:t>
+      </w:r>
+    </w:p>
+    <w:p>
+      <w:pPr>
+        <w:jc w:val="right"/>
+        <w:rPr>
+          <w:b/>
+          <w:bCs/>
+        </w:rPr>
+      </w:pPr>
+      <w:r>
+        <w:rPr>
+          <w:b/>
+          <w:bCs/>
+        </w:rPr>
+        <w:t>группы ИСП. 24 А</w:t>
+      </w:r>
+    </w:p>
+    <w:p>
+      <w:pPr>
+        <w:jc w:val="right"/>
+        <w:rPr>
+          <w:b/>
+          <w:bCs/>
+        </w:rPr>
+      </w:pPr>
+      <w:r>
+        <w:rPr>
+          <w:b/>
+          <w:bCs/>
+        </w:rPr>
+        <w:t>Макаров А. В.</w:t>
+      </w:r>
+    </w:p>
+    <w:p>
+      <w:pPr>
+        <w:jc w:val="right"/>
+        <w:rPr>
+          <w:b/>
+          <w:bCs/>
+        </w:rPr>
+      </w:pPr>
+    </w:p>
+    <w:p>
+      <w:pPr>
+        <w:jc w:val="right"/>
+        <w:rPr>
+          <w:b/>
+          <w:bCs/>
+        </w:rPr>
+      </w:pPr>
+      <w:r>
+        <w:rPr>
+          <w:b/>
+          <w:bCs/>
+        </w:rPr>
+        <w:t>проверил:</w:t>
+      </w:r>
+    </w:p>
+    <w:p>
+      <w:pPr>
+        <w:jc w:val="right"/>
+        <w:rPr>
+          <w:b/>
+          <w:bCs/>
+        </w:rPr>
+      </w:pPr>
+      <w:r>
+        <w:rPr>
+          <w:b/>
+          <w:bCs/>
+        </w:rPr>
+        <w:t>преподаватель</w:t>
+      </w:r>
+    </w:p>
+    <w:p>
+      <w:pPr>
+        <w:jc w:val="right"/>
+        <w:rPr>
+          <w:b/>
+          <w:bCs/>
+        </w:rPr>
+      </w:pPr>
+      <w:r>
+        <w:rPr>
+          <w:b/>
+          <w:bCs/>
+        </w:rPr>
+        <w:t>Селиверстова Ольга Михайловна</w:t>
+      </w:r>
+    </w:p>
+    <w:p>
+      <w:pPr>
+        <w:jc w:val="center"/>
+        <w:rPr>
+          <w:b/>
+          <w:bCs/>
+        </w:rPr>
+      </w:pPr>
+    </w:p>
+    <w:p>
+      <w:pPr>
+        <w:jc w:val="center"/>
+        <w:rPr>
+          <w:b/>
+          <w:bCs/>
+        </w:rPr>
+      </w:pPr>
+    </w:p>
+    <w:p>
+      <w:pPr>
+        <w:rPr>
+          <w:b/>
+          <w:bCs/>
+        </w:rPr>
+      </w:pPr>
+    </w:p>
+    <w:p>
+      <w:pPr>
+        <w:rPr>
+          <w:b/>
+          <w:bCs/>
+        </w:rPr>
+      </w:pPr>
+    </w:p>
+    <w:p>
+      <w:pPr>
+        <w:rPr>
+          <w:b/>
+          <w:bCs/>
+        </w:rPr>
+      </w:pPr>
+    </w:p>
+    <w:p>
+      <w:pPr>
+        <w:rPr>
+          <w:b/>
+          <w:bCs/>
+        </w:rPr>
+      </w:pPr>
+    </w:p>
+    <w:p>
+      <w:pPr>
+        <w:jc w:val="center"/>
+        <w:rPr>
+          <w:b/>
+          <w:bCs/>
+        </w:rPr>
+      </w:pPr>
+      <w:r>
+        <w:rPr>
+          <w:b/>
+          <w:bCs/>
+        </w:rPr>
+        <w:t>2026 г.</w:t>
+      </w:r>
+    </w:p>
+    <w:p>
+      <w:pPr>
+        <w:rPr>
+          <w:b/>
+          <w:bCs/>
+        </w:rPr>
+      </w:pPr>
+      <w:r>
+        <w:rPr>
+          <w:b/>
+          <w:bCs/>
+        </w:rPr>
+        <w:t> </w:t>
+      </w:r>
+    </w:p>
+    <w:p>
+      <w:pPr>
+        <w:rPr>
+          <w:b/>
+          <w:bCs/>
+        </w:rPr>
+      </w:pPr>
+    </w:p>
     <w:sdt>
       <w:sdtPr>
-        <w:rPr>
-          <w:rFonts w:eastAsiaTheme="minorHAnsi" w:cstheme="minorBidi"/>
-          <w:b w:val="0"/>
-          <w:kern w:val="2"/>
-          <w:sz w:val="24"/>
-          <w:szCs w:val="22"/>
-          <w:lang w:eastAsia="en-US"/>
-          <w14:ligatures w14:val="standardContextual"/>
-        </w:rPr>
-        <w:id w:val="1439021192"/>
+        <w:id w:val="207231480"/>
         <w:docPartObj>
           <w:docPartGallery w:val="Table of Contents"/>
           <w:docPartUnique/>
@@ -21,23 +415,11 @@
       </w:sdtPr>
       <w:sdtEndPr>
         <w:rPr>
+          <w:b/>
           <w:bCs/>
         </w:rPr>
       </w:sdtEndPr>
       <w:sdtContent>
-        <w:p>
-          <w:pPr>
-            <w:pStyle w:val="a3"/>
-            <w:numPr>
-              <w:ilvl w:val="0"/>
-              <w:numId w:val="0"/>
-            </w:numPr>
-            <w:ind w:left="720"/>
-          </w:pPr>
-          <w:r>
-            <w:t>Оглавление</w:t>
-          </w:r>
-        </w:p>
         <w:p>
           <w:pPr>
             <w:pStyle w:val="11"/>
@@ -63,7 +445,7 @@
           <w:r>
             <w:fldChar w:fldCharType="separate"/>
           </w:r>
-          <w:hyperlink w:anchor="_Toc194483568" w:history="1">
+          <w:hyperlink w:anchor="_Toc227093885" w:history="1">
             <w:r>
               <w:rPr>
                 <w:rStyle w:val="a4"/>
@@ -95,6 +477,47 @@
                 <w:webHidden/>
               </w:rPr>
               <w:tab/>
+            </w:r>
+            <w:r>
+              <w:rPr>
+                <w:noProof/>
+                <w:webHidden/>
+              </w:rPr>
+              <w:fldChar w:fldCharType="begin"/>
+            </w:r>
+            <w:r>
+              <w:rPr>
+                <w:noProof/>
+                <w:webHidden/>
+              </w:rPr>
+              <w:instrText xml:space="preserve"> PAGEREF _Toc227093885 \h </w:instrText>
+            </w:r>
+            <w:r>
+              <w:rPr>
+                <w:noProof/>
+                <w:webHidden/>
+              </w:rPr>
+            </w:r>
+            <w:r>
+              <w:rPr>
+                <w:noProof/>
+                <w:webHidden/>
+              </w:rPr>
+              <w:fldChar w:fldCharType="separate"/>
+            </w:r>
+            <w:r>
+              <w:rPr>
+                <w:noProof/>
+                <w:webHidden/>
+              </w:rPr>
+              <w:t>3</w:t>
+            </w:r>
+            <w:r>
+              <w:rPr>
+                <w:noProof/>
+                <w:webHidden/>
+              </w:rPr>
+              <w:fldChar w:fldCharType="end"/>
             </w:r>
           </w:hyperlink>
         </w:p>
@@ -114,7 +537,7 @@
               <w14:ligatures w14:val="none"/>
             </w:rPr>
           </w:pPr>
-          <w:hyperlink w:anchor="_Toc194483569" w:history="1">
+          <w:hyperlink w:anchor="_Toc227093886" w:history="1">
             <w:r>
               <w:rPr>
                 <w:rStyle w:val="a4"/>
@@ -146,6 +569,47 @@
                 <w:webHidden/>
               </w:rPr>
               <w:tab/>
+            </w:r>
+            <w:r>
+              <w:rPr>
+                <w:noProof/>
+                <w:webHidden/>
+              </w:rPr>
+              <w:fldChar w:fldCharType="begin"/>
+            </w:r>
+            <w:r>
+              <w:rPr>
+                <w:noProof/>
+                <w:webHidden/>
+              </w:rPr>
+              <w:instrText xml:space="preserve"> PAGEREF _Toc227093886 \h </w:instrText>
+            </w:r>
+            <w:r>
+              <w:rPr>
+                <w:noProof/>
+                <w:webHidden/>
+              </w:rPr>
+            </w:r>
+            <w:r>
+              <w:rPr>
+                <w:noProof/>
+                <w:webHidden/>
+              </w:rPr>
+              <w:fldChar w:fldCharType="separate"/>
+            </w:r>
+            <w:r>
+              <w:rPr>
+                <w:noProof/>
+                <w:webHidden/>
+              </w:rPr>
+              <w:t>4</w:t>
+            </w:r>
+            <w:r>
+              <w:rPr>
+                <w:noProof/>
+                <w:webHidden/>
+              </w:rPr>
+              <w:fldChar w:fldCharType="end"/>
             </w:r>
           </w:hyperlink>
         </w:p>
@@ -163,7 +627,7 @@
               <w14:ligatures w14:val="none"/>
             </w:rPr>
           </w:pPr>
-          <w:hyperlink w:anchor="_Toc194483570" w:history="1">
+          <w:hyperlink w:anchor="_Toc227093887" w:history="1">
             <w:r>
               <w:rPr>
                 <w:rStyle w:val="a4"/>
@@ -191,6 +655,41 @@
                 <w:webHidden/>
               </w:rPr>
               <w:tab/>
+            </w:r>
+            <w:r>
+              <w:rPr>
+                <w:webHidden/>
+              </w:rPr>
+              <w:fldChar w:fldCharType="begin"/>
+            </w:r>
+            <w:r>
+              <w:rPr>
+                <w:webHidden/>
+              </w:rPr>
+              <w:instrText xml:space="preserve"> PAGEREF _Toc227093887 \h </w:instrText>
+            </w:r>
+            <w:r>
+              <w:rPr>
+                <w:webHidden/>
+              </w:rPr>
+            </w:r>
+            <w:r>
+              <w:rPr>
+                <w:webHidden/>
+              </w:rPr>
+              <w:fldChar w:fldCharType="separate"/>
+            </w:r>
+            <w:r>
+              <w:rPr>
+                <w:webHidden/>
+              </w:rPr>
+              <w:t>4</w:t>
+            </w:r>
+            <w:r>
+              <w:rPr>
+                <w:webHidden/>
+              </w:rPr>
+              <w:fldChar w:fldCharType="end"/>
             </w:r>
           </w:hyperlink>
         </w:p>
@@ -198,6 +697,7 @@
           <w:pPr>
             <w:pStyle w:val="31"/>
             <w:tabs>
+              <w:tab w:val="left" w:pos="1320"/>
               <w:tab w:val="right" w:leader="dot" w:pos="9345"/>
             </w:tabs>
             <w:rPr>
@@ -209,7 +709,7 @@
               <w14:ligatures w14:val="none"/>
             </w:rPr>
           </w:pPr>
-          <w:hyperlink w:anchor="_Toc194483572" w:history="1">
+          <w:hyperlink w:anchor="_Toc227093888" w:history="1">
             <w:r>
               <w:rPr>
                 <w:rStyle w:val="a4"/>
@@ -219,10 +719,21 @@
             </w:r>
             <w:r>
               <w:rPr>
+                <w:rFonts w:asciiTheme="minorHAnsi" w:eastAsiaTheme="minorEastAsia" w:hAnsiTheme="minorHAnsi"/>
+                <w:noProof/>
+                <w:kern w:val="0"/>
+                <w:sz w:val="22"/>
+                <w:lang w:eastAsia="ru-RU"/>
+                <w14:ligatures w14:val="none"/>
+              </w:rPr>
+              <w:tab/>
+            </w:r>
+            <w:r>
+              <w:rPr>
                 <w:rStyle w:val="a4"/>
                 <w:noProof/>
               </w:rPr>
-              <w:t>. Моделирование диаграммы вариантов использования</w:t>
+              <w:t>Моделирование диаграммы вариантов использования</w:t>
             </w:r>
             <w:r>
               <w:rPr>
@@ -230,6 +741,47 @@
                 <w:webHidden/>
               </w:rPr>
               <w:tab/>
+            </w:r>
+            <w:r>
+              <w:rPr>
+                <w:noProof/>
+                <w:webHidden/>
+              </w:rPr>
+              <w:fldChar w:fldCharType="begin"/>
+            </w:r>
+            <w:r>
+              <w:rPr>
+                <w:noProof/>
+                <w:webHidden/>
+              </w:rPr>
+              <w:instrText xml:space="preserve"> PAGEREF _Toc227093888 \h </w:instrText>
+            </w:r>
+            <w:r>
+              <w:rPr>
+                <w:noProof/>
+                <w:webHidden/>
+              </w:rPr>
+            </w:r>
+            <w:r>
+              <w:rPr>
+                <w:noProof/>
+                <w:webHidden/>
+              </w:rPr>
+              <w:fldChar w:fldCharType="separate"/>
+            </w:r>
+            <w:r>
+              <w:rPr>
+                <w:noProof/>
+                <w:webHidden/>
+              </w:rPr>
+              <w:t>4</w:t>
+            </w:r>
+            <w:r>
+              <w:rPr>
+                <w:noProof/>
+                <w:webHidden/>
+              </w:rPr>
+              <w:fldChar w:fldCharType="end"/>
             </w:r>
           </w:hyperlink>
         </w:p>
@@ -237,6 +789,7 @@
           <w:pPr>
             <w:pStyle w:val="31"/>
             <w:tabs>
+              <w:tab w:val="left" w:pos="1320"/>
               <w:tab w:val="right" w:leader="dot" w:pos="9345"/>
             </w:tabs>
             <w:rPr>
@@ -248,7 +801,7 @@
               <w14:ligatures w14:val="none"/>
             </w:rPr>
           </w:pPr>
-          <w:hyperlink w:anchor="_Toc194483574" w:history="1">
+          <w:hyperlink w:anchor="_Toc227093889" w:history="1">
             <w:r>
               <w:rPr>
                 <w:rStyle w:val="a4"/>
@@ -258,17 +811,21 @@
             </w:r>
             <w:r>
               <w:rPr>
+                <w:rFonts w:asciiTheme="minorHAnsi" w:eastAsiaTheme="minorEastAsia" w:hAnsiTheme="minorHAnsi"/>
+                <w:noProof/>
+                <w:kern w:val="0"/>
+                <w:sz w:val="22"/>
+                <w:lang w:eastAsia="ru-RU"/>
+                <w14:ligatures w14:val="none"/>
+              </w:rPr>
+              <w:tab/>
+            </w:r>
+            <w:r>
+              <w:rPr>
                 <w:rStyle w:val="a4"/>
                 <w:noProof/>
               </w:rPr>
-              <w:t>. Г</w:t>
-            </w:r>
-            <w:r>
-              <w:rPr>
-                <w:rStyle w:val="a4"/>
-                <w:noProof/>
-              </w:rPr>
-              <w:t>рафическое представление функций</w:t>
+              <w:t>Графическое представление функций</w:t>
             </w:r>
             <w:r>
               <w:rPr>
@@ -276,6 +833,47 @@
                 <w:webHidden/>
               </w:rPr>
               <w:tab/>
+            </w:r>
+            <w:r>
+              <w:rPr>
+                <w:noProof/>
+                <w:webHidden/>
+              </w:rPr>
+              <w:fldChar w:fldCharType="begin"/>
+            </w:r>
+            <w:r>
+              <w:rPr>
+                <w:noProof/>
+                <w:webHidden/>
+              </w:rPr>
+              <w:instrText xml:space="preserve"> PAGEREF _Toc227093889 \h </w:instrText>
+            </w:r>
+            <w:r>
+              <w:rPr>
+                <w:noProof/>
+                <w:webHidden/>
+              </w:rPr>
+            </w:r>
+            <w:r>
+              <w:rPr>
+                <w:noProof/>
+                <w:webHidden/>
+              </w:rPr>
+              <w:fldChar w:fldCharType="separate"/>
+            </w:r>
+            <w:r>
+              <w:rPr>
+                <w:noProof/>
+                <w:webHidden/>
+              </w:rPr>
+              <w:t>5</w:t>
+            </w:r>
+            <w:r>
+              <w:rPr>
+                <w:noProof/>
+                <w:webHidden/>
+              </w:rPr>
+              <w:fldChar w:fldCharType="end"/>
             </w:r>
           </w:hyperlink>
         </w:p>
@@ -283,40 +881,7 @@
           <w:pPr>
             <w:pStyle w:val="31"/>
             <w:tabs>
-              <w:tab w:val="right" w:leader="dot" w:pos="9345"/>
-            </w:tabs>
-            <w:rPr>
-              <w:noProof/>
-            </w:rPr>
-          </w:pPr>
-          <w:hyperlink w:anchor="_Toc194483575" w:history="1">
-            <w:r>
-              <w:rPr>
-                <w:rStyle w:val="a4"/>
-                <w:noProof/>
-              </w:rPr>
-              <w:t>2.1.3</w:t>
-            </w:r>
-            <w:r>
-              <w:rPr>
-                <w:rStyle w:val="a4"/>
-                <w:noProof/>
-              </w:rPr>
-              <w:t>. Анализ входной и выходной информации</w:t>
-            </w:r>
-            <w:r>
-              <w:rPr>
-                <w:noProof/>
-                <w:webHidden/>
-              </w:rPr>
-              <w:tab/>
-            </w:r>
-          </w:hyperlink>
-        </w:p>
-        <w:p>
-          <w:pPr>
-            <w:pStyle w:val="31"/>
-            <w:tabs>
+              <w:tab w:val="left" w:pos="1320"/>
               <w:tab w:val="right" w:leader="dot" w:pos="9345"/>
             </w:tabs>
             <w:rPr>
@@ -328,27 +893,123 @@
               <w14:ligatures w14:val="none"/>
             </w:rPr>
           </w:pPr>
-          <w:hyperlink w:anchor="_Toc194483576" w:history="1">
+          <w:hyperlink w:anchor="_Toc227093890" w:history="1">
             <w:r>
               <w:rPr>
                 <w:rStyle w:val="a4"/>
                 <w:noProof/>
               </w:rPr>
-              <w:t>2.1.</w:t>
+              <w:t>2.1.3</w:t>
+            </w:r>
+            <w:r>
+              <w:rPr>
+                <w:rFonts w:asciiTheme="minorHAnsi" w:eastAsiaTheme="minorEastAsia" w:hAnsiTheme="minorHAnsi"/>
+                <w:noProof/>
+                <w:kern w:val="0"/>
+                <w:sz w:val="22"/>
+                <w:lang w:eastAsia="ru-RU"/>
+                <w14:ligatures w14:val="none"/>
+              </w:rPr>
+              <w:tab/>
             </w:r>
             <w:r>
               <w:rPr>
                 <w:rStyle w:val="a4"/>
                 <w:noProof/>
               </w:rPr>
-              <w:t>4</w:t>
-            </w:r>
+              <w:t>Анализ входной и выходной информации</w:t>
+            </w:r>
+            <w:r>
+              <w:rPr>
+                <w:noProof/>
+                <w:webHidden/>
+              </w:rPr>
+              <w:tab/>
+            </w:r>
+            <w:r>
+              <w:rPr>
+                <w:noProof/>
+                <w:webHidden/>
+              </w:rPr>
+              <w:fldChar w:fldCharType="begin"/>
+            </w:r>
+            <w:r>
+              <w:rPr>
+                <w:noProof/>
+                <w:webHidden/>
+              </w:rPr>
+              <w:instrText xml:space="preserve"> PAGEREF _Toc227093890 \h </w:instrText>
+            </w:r>
+            <w:r>
+              <w:rPr>
+                <w:noProof/>
+                <w:webHidden/>
+              </w:rPr>
+            </w:r>
+            <w:r>
+              <w:rPr>
+                <w:noProof/>
+                <w:webHidden/>
+              </w:rPr>
+              <w:fldChar w:fldCharType="separate"/>
+            </w:r>
+            <w:r>
+              <w:rPr>
+                <w:noProof/>
+                <w:webHidden/>
+              </w:rPr>
+              <w:t>7</w:t>
+            </w:r>
+            <w:r>
+              <w:rPr>
+                <w:noProof/>
+                <w:webHidden/>
+              </w:rPr>
+              <w:fldChar w:fldCharType="end"/>
+            </w:r>
+          </w:hyperlink>
+        </w:p>
+        <w:p>
+          <w:pPr>
+            <w:pStyle w:val="31"/>
+            <w:tabs>
+              <w:tab w:val="left" w:pos="1320"/>
+              <w:tab w:val="right" w:leader="dot" w:pos="9345"/>
+            </w:tabs>
+            <w:rPr>
+              <w:rFonts w:asciiTheme="minorHAnsi" w:eastAsiaTheme="minorEastAsia" w:hAnsiTheme="minorHAnsi"/>
+              <w:noProof/>
+              <w:kern w:val="0"/>
+              <w:sz w:val="22"/>
+              <w:lang w:eastAsia="ru-RU"/>
+              <w14:ligatures w14:val="none"/>
+            </w:rPr>
+          </w:pPr>
+          <w:hyperlink w:anchor="_Toc227093891" w:history="1">
             <w:r>
               <w:rPr>
                 <w:rStyle w:val="a4"/>
                 <w:noProof/>
               </w:rPr>
-              <w:t>. Составление органиограммы</w:t>
+              <w:t>2.1.4</w:t>
+            </w:r>
+            <w:r>
+              <w:rPr>
+                <w:rFonts w:asciiTheme="minorHAnsi" w:eastAsiaTheme="minorEastAsia" w:hAnsiTheme="minorHAnsi"/>
+                <w:noProof/>
+                <w:kern w:val="0"/>
+                <w:sz w:val="22"/>
+                <w:lang w:eastAsia="ru-RU"/>
+                <w14:ligatures w14:val="none"/>
+              </w:rPr>
+              <w:tab/>
+            </w:r>
+            <w:r>
+              <w:rPr>
+                <w:rStyle w:val="a4"/>
+                <w:noProof/>
+              </w:rPr>
+              <w:t>Составление органиограммы</w:t>
             </w:r>
             <w:r>
               <w:rPr>
@@ -356,6 +1017,47 @@
                 <w:webHidden/>
               </w:rPr>
               <w:tab/>
+            </w:r>
+            <w:r>
+              <w:rPr>
+                <w:noProof/>
+                <w:webHidden/>
+              </w:rPr>
+              <w:fldChar w:fldCharType="begin"/>
+            </w:r>
+            <w:r>
+              <w:rPr>
+                <w:noProof/>
+                <w:webHidden/>
+              </w:rPr>
+              <w:instrText xml:space="preserve"> PAGEREF _Toc227093891 \h </w:instrText>
+            </w:r>
+            <w:r>
+              <w:rPr>
+                <w:noProof/>
+                <w:webHidden/>
+              </w:rPr>
+            </w:r>
+            <w:r>
+              <w:rPr>
+                <w:noProof/>
+                <w:webHidden/>
+              </w:rPr>
+              <w:fldChar w:fldCharType="separate"/>
+            </w:r>
+            <w:r>
+              <w:rPr>
+                <w:noProof/>
+                <w:webHidden/>
+              </w:rPr>
+              <w:t>8</w:t>
+            </w:r>
+            <w:r>
+              <w:rPr>
+                <w:noProof/>
+                <w:webHidden/>
+              </w:rPr>
+              <w:fldChar w:fldCharType="end"/>
             </w:r>
           </w:hyperlink>
         </w:p>
@@ -365,140 +1067,24 @@
             <w:tabs>
               <w:tab w:val="left" w:pos="880"/>
             </w:tabs>
-          </w:pPr>
-          <w:hyperlink w:anchor="_Toc194483577" w:history="1">
-            <w:r>
-              <w:rPr>
-                <w:rStyle w:val="a4"/>
-              </w:rPr>
-              <w:t>2.2.</w:t>
-            </w:r>
-            <w:r>
-              <w:rPr>
-                <w:rFonts w:asciiTheme="minorHAnsi" w:eastAsiaTheme="minorEastAsia" w:hAnsiTheme="minorHAnsi" w:cstheme="minorBidi"/>
-                <w:kern w:val="0"/>
-                <w:sz w:val="22"/>
-                <w:lang w:eastAsia="ru-RU"/>
-                <w14:ligatures w14:val="none"/>
-              </w:rPr>
-              <w:tab/>
-            </w:r>
-            <w:r>
-              <w:rPr>
-                <w:rStyle w:val="a4"/>
-              </w:rPr>
-              <w:t xml:space="preserve">Моделирование </w:t>
-            </w:r>
-            <w:r>
-              <w:rPr>
-                <w:rStyle w:val="a4"/>
-                <w:lang w:val="en-US"/>
-              </w:rPr>
-              <w:t>CASE</w:t>
-            </w:r>
-            <w:r>
-              <w:rPr>
-                <w:rStyle w:val="a4"/>
-              </w:rPr>
-              <w:t xml:space="preserve">-средствами и </w:t>
-            </w:r>
-            <w:r>
-              <w:rPr>
-                <w:rStyle w:val="a4"/>
-                <w:lang w:val="en-US"/>
-              </w:rPr>
-              <w:t>CASE</w:t>
-            </w:r>
-            <w:r>
-              <w:rPr>
-                <w:rStyle w:val="a4"/>
-              </w:rPr>
-              <w:t>-технологиями</w:t>
-            </w:r>
-            <w:r>
-              <w:rPr>
-                <w:webHidden/>
-              </w:rPr>
-              <w:tab/>
-            </w:r>
-          </w:hyperlink>
-        </w:p>
-        <w:p>
-          <w:pPr>
-            <w:ind w:firstLine="567"/>
-          </w:pPr>
-          <w:r>
-            <w:t>2.2.1</w:t>
-          </w:r>
-          <w:r>
-            <w:t xml:space="preserve">. Технология </w:t>
-          </w:r>
-          <w:r>
             <w:rPr>
-              <w:lang w:val="en-US"/>
-            </w:rPr>
-            <w:t>IDEF</w:t>
-          </w:r>
-          <w:r>
-            <w:t>()</w:t>
-          </w:r>
-          <w:r>
-            <w:t>,</w:t>
-          </w:r>
-          <w:r>
-            <w:t xml:space="preserve"> </w:t>
-          </w:r>
-          <w:r>
-            <w:rPr>
-              <w:lang w:val="en-US"/>
-            </w:rPr>
-            <w:t>DFD</w:t>
-          </w:r>
-        </w:p>
-        <w:p>
-          <w:pPr>
-            <w:ind w:firstLine="567"/>
-          </w:pPr>
-          <w:r>
-            <w:t xml:space="preserve">2.2.2. </w:t>
-          </w:r>
-          <w:r>
-            <w:t xml:space="preserve">Технология </w:t>
-          </w:r>
-          <w:r>
-            <w:rPr>
-              <w:lang w:val="en-US"/>
-            </w:rPr>
-            <w:t>UML</w:t>
-          </w:r>
-        </w:p>
-        <w:p>
-          <w:pPr>
-            <w:ind w:firstLine="142"/>
-            <w:rPr>
-              <w:rFonts w:asciiTheme="minorHAnsi" w:eastAsiaTheme="minorEastAsia" w:hAnsiTheme="minorHAnsi"/>
+              <w:rFonts w:asciiTheme="minorHAnsi" w:eastAsiaTheme="minorEastAsia" w:hAnsiTheme="minorHAnsi" w:cstheme="minorBidi"/>
               <w:kern w:val="0"/>
               <w:sz w:val="22"/>
               <w:lang w:eastAsia="ru-RU"/>
               <w14:ligatures w14:val="none"/>
             </w:rPr>
           </w:pPr>
-          <w:r>
-            <w:t xml:space="preserve"> </w:t>
-          </w:r>
-          <w:r>
-            <w:t xml:space="preserve"> </w:t>
-          </w:r>
-          <w:hyperlink w:anchor="_Toc194483578" w:history="1">
+          <w:hyperlink w:anchor="_Toc227093892" w:history="1">
             <w:r>
               <w:rPr>
                 <w:rStyle w:val="a4"/>
               </w:rPr>
-              <w:t>2.3.</w:t>
-            </w:r>
-            <w:r>
-              <w:rPr>
-                <w:rFonts w:asciiTheme="minorHAnsi" w:eastAsiaTheme="minorEastAsia" w:hAnsiTheme="minorHAnsi"/>
+              <w:t>2.2.</w:t>
+            </w:r>
+            <w:r>
+              <w:rPr>
+                <w:rFonts w:asciiTheme="minorHAnsi" w:eastAsiaTheme="minorEastAsia" w:hAnsiTheme="minorHAnsi" w:cstheme="minorBidi"/>
                 <w:kern w:val="0"/>
                 <w:sz w:val="22"/>
                 <w:lang w:eastAsia="ru-RU"/>
@@ -510,6 +1096,112 @@
               <w:rPr>
                 <w:rStyle w:val="a4"/>
               </w:rPr>
+              <w:t xml:space="preserve">Моделирование </w:t>
+            </w:r>
+            <w:r>
+              <w:rPr>
+                <w:rStyle w:val="a4"/>
+                <w:lang w:val="en-US"/>
+              </w:rPr>
+              <w:t>CASE</w:t>
+            </w:r>
+            <w:r>
+              <w:rPr>
+                <w:rStyle w:val="a4"/>
+              </w:rPr>
+              <w:t xml:space="preserve">-средствами и </w:t>
+            </w:r>
+            <w:r>
+              <w:rPr>
+                <w:rStyle w:val="a4"/>
+                <w:lang w:val="en-US"/>
+              </w:rPr>
+              <w:t>CASE</w:t>
+            </w:r>
+            <w:r>
+              <w:rPr>
+                <w:rStyle w:val="a4"/>
+              </w:rPr>
+              <w:t>-технологиями</w:t>
+            </w:r>
+            <w:r>
+              <w:rPr>
+                <w:webHidden/>
+              </w:rPr>
+              <w:tab/>
+            </w:r>
+            <w:r>
+              <w:rPr>
+                <w:webHidden/>
+              </w:rPr>
+              <w:fldChar w:fldCharType="begin"/>
+            </w:r>
+            <w:r>
+              <w:rPr>
+                <w:webHidden/>
+              </w:rPr>
+              <w:instrText xml:space="preserve"> PAGEREF _Toc227093892 \h </w:instrText>
+            </w:r>
+            <w:r>
+              <w:rPr>
+                <w:webHidden/>
+              </w:rPr>
+            </w:r>
+            <w:r>
+              <w:rPr>
+                <w:webHidden/>
+              </w:rPr>
+              <w:fldChar w:fldCharType="separate"/>
+            </w:r>
+            <w:r>
+              <w:rPr>
+                <w:webHidden/>
+              </w:rPr>
+              <w:t>8</w:t>
+            </w:r>
+            <w:r>
+              <w:rPr>
+                <w:webHidden/>
+              </w:rPr>
+              <w:fldChar w:fldCharType="end"/>
+            </w:r>
+          </w:hyperlink>
+        </w:p>
+        <w:p>
+          <w:pPr>
+            <w:pStyle w:val="21"/>
+            <w:tabs>
+              <w:tab w:val="left" w:pos="880"/>
+            </w:tabs>
+            <w:rPr>
+              <w:rFonts w:asciiTheme="minorHAnsi" w:eastAsiaTheme="minorEastAsia" w:hAnsiTheme="minorHAnsi" w:cstheme="minorBidi"/>
+              <w:kern w:val="0"/>
+              <w:sz w:val="22"/>
+              <w:lang w:eastAsia="ru-RU"/>
+              <w14:ligatures w14:val="none"/>
+            </w:rPr>
+          </w:pPr>
+          <w:hyperlink w:anchor="_Toc227093893" w:history="1">
+            <w:r>
+              <w:rPr>
+                <w:rStyle w:val="a4"/>
+              </w:rPr>
+              <w:t>2.3.</w:t>
+            </w:r>
+            <w:r>
+              <w:rPr>
+                <w:rFonts w:asciiTheme="minorHAnsi" w:eastAsiaTheme="minorEastAsia" w:hAnsiTheme="minorHAnsi" w:cstheme="minorBidi"/>
+                <w:kern w:val="0"/>
+                <w:sz w:val="22"/>
+                <w:lang w:eastAsia="ru-RU"/>
+                <w14:ligatures w14:val="none"/>
+              </w:rPr>
+              <w:tab/>
+            </w:r>
+            <w:r>
+              <w:rPr>
+                <w:rStyle w:val="a4"/>
+              </w:rPr>
               <w:t>Структурный анализ</w:t>
             </w:r>
             <w:r>
@@ -522,7 +1214,36 @@
               <w:rPr>
                 <w:webHidden/>
               </w:rPr>
-              <w:t xml:space="preserve"> </w:t>
+              <w:fldChar w:fldCharType="begin"/>
+            </w:r>
+            <w:r>
+              <w:rPr>
+                <w:webHidden/>
+              </w:rPr>
+              <w:instrText xml:space="preserve"> PAGEREF _Toc227093893 \h </w:instrText>
+            </w:r>
+            <w:r>
+              <w:rPr>
+                <w:webHidden/>
+              </w:rPr>
+            </w:r>
+            <w:r>
+              <w:rPr>
+                <w:webHidden/>
+              </w:rPr>
+              <w:fldChar w:fldCharType="separate"/>
+            </w:r>
+            <w:r>
+              <w:rPr>
+                <w:webHidden/>
+              </w:rPr>
+              <w:t>10</w:t>
+            </w:r>
+            <w:r>
+              <w:rPr>
+                <w:webHidden/>
+              </w:rPr>
+              <w:fldChar w:fldCharType="end"/>
             </w:r>
           </w:hyperlink>
         </w:p>
@@ -542,7 +1263,7 @@
               <w14:ligatures w14:val="none"/>
             </w:rPr>
           </w:pPr>
-          <w:hyperlink w:anchor="_Toc194483579" w:history="1">
+          <w:hyperlink w:anchor="_Toc227093894" w:history="1">
             <w:r>
               <w:rPr>
                 <w:rStyle w:val="a4"/>
@@ -574,6 +1295,47 @@
                 <w:webHidden/>
               </w:rPr>
               <w:tab/>
+            </w:r>
+            <w:r>
+              <w:rPr>
+                <w:noProof/>
+                <w:webHidden/>
+              </w:rPr>
+              <w:fldChar w:fldCharType="begin"/>
+            </w:r>
+            <w:r>
+              <w:rPr>
+                <w:noProof/>
+                <w:webHidden/>
+              </w:rPr>
+              <w:instrText xml:space="preserve"> PAGEREF _Toc227093894 \h </w:instrText>
+            </w:r>
+            <w:r>
+              <w:rPr>
+                <w:noProof/>
+                <w:webHidden/>
+              </w:rPr>
+            </w:r>
+            <w:r>
+              <w:rPr>
+                <w:noProof/>
+                <w:webHidden/>
+              </w:rPr>
+              <w:fldChar w:fldCharType="separate"/>
+            </w:r>
+            <w:r>
+              <w:rPr>
+                <w:noProof/>
+                <w:webHidden/>
+              </w:rPr>
+              <w:t>21</w:t>
+            </w:r>
+            <w:r>
+              <w:rPr>
+                <w:noProof/>
+                <w:webHidden/>
+              </w:rPr>
+              <w:fldChar w:fldCharType="end"/>
             </w:r>
           </w:hyperlink>
         </w:p>
@@ -591,7 +1353,7 @@
               <w14:ligatures w14:val="none"/>
             </w:rPr>
           </w:pPr>
-          <w:hyperlink w:anchor="_Toc194483580" w:history="1">
+          <w:hyperlink w:anchor="_Toc227093895" w:history="1">
             <w:r>
               <w:rPr>
                 <w:rStyle w:val="a4"/>
@@ -612,376 +1374,52 @@
               <w:rPr>
                 <w:rStyle w:val="a4"/>
               </w:rPr>
-              <w:t>ER-диаграмма</w:t>
+              <w:t>Процесс нормализации</w:t>
             </w:r>
             <w:r>
               <w:rPr>
                 <w:webHidden/>
               </w:rPr>
               <w:tab/>
+            </w:r>
+            <w:r>
+              <w:rPr>
+                <w:webHidden/>
+              </w:rPr>
+              <w:fldChar w:fldCharType="begin"/>
+            </w:r>
+            <w:r>
+              <w:rPr>
+                <w:webHidden/>
+              </w:rPr>
+              <w:instrText xml:space="preserve"> PAGEREF _Toc227093895 \h </w:instrText>
+            </w:r>
+            <w:r>
+              <w:rPr>
+                <w:webHidden/>
+              </w:rPr>
+            </w:r>
+            <w:r>
+              <w:rPr>
+                <w:webHidden/>
+              </w:rPr>
+              <w:fldChar w:fldCharType="separate"/>
+            </w:r>
+            <w:r>
+              <w:rPr>
+                <w:webHidden/>
+              </w:rPr>
+              <w:t>21</w:t>
+            </w:r>
+            <w:r>
+              <w:rPr>
+                <w:webHidden/>
+              </w:rPr>
+              <w:fldChar w:fldCharType="end"/>
             </w:r>
           </w:hyperlink>
         </w:p>
         <w:p>
-          <w:pPr>
-            <w:pStyle w:val="21"/>
-            <w:tabs>
-              <w:tab w:val="left" w:pos="880"/>
-            </w:tabs>
-            <w:rPr>
-              <w:rFonts w:asciiTheme="minorHAnsi" w:eastAsiaTheme="minorEastAsia" w:hAnsiTheme="minorHAnsi" w:cstheme="minorBidi"/>
-              <w:kern w:val="0"/>
-              <w:sz w:val="22"/>
-              <w:lang w:eastAsia="ru-RU"/>
-              <w14:ligatures w14:val="none"/>
-            </w:rPr>
-          </w:pPr>
-          <w:hyperlink w:anchor="_Toc194483581" w:history="1">
-            <w:r>
-              <w:rPr>
-                <w:rStyle w:val="a4"/>
-              </w:rPr>
-              <w:t>3.2.</w:t>
-            </w:r>
-            <w:r>
-              <w:rPr>
-                <w:rFonts w:asciiTheme="minorHAnsi" w:eastAsiaTheme="minorEastAsia" w:hAnsiTheme="minorHAnsi" w:cstheme="minorBidi"/>
-                <w:kern w:val="0"/>
-                <w:sz w:val="22"/>
-                <w:lang w:eastAsia="ru-RU"/>
-                <w14:ligatures w14:val="none"/>
-              </w:rPr>
-              <w:tab/>
-            </w:r>
-            <w:r>
-              <w:rPr>
-                <w:rStyle w:val="a4"/>
-              </w:rPr>
-              <w:t>Процесс нормализации (1НФ, 2НФ, 3НФ)</w:t>
-            </w:r>
-            <w:r>
-              <w:rPr>
-                <w:webHidden/>
-              </w:rPr>
-              <w:tab/>
-            </w:r>
-          </w:hyperlink>
-        </w:p>
-        <w:p>
-          <w:pPr>
-            <w:pStyle w:val="21"/>
-            <w:tabs>
-              <w:tab w:val="left" w:pos="880"/>
-            </w:tabs>
-            <w:rPr>
-              <w:rFonts w:asciiTheme="minorHAnsi" w:eastAsiaTheme="minorEastAsia" w:hAnsiTheme="minorHAnsi" w:cstheme="minorBidi"/>
-              <w:kern w:val="0"/>
-              <w:sz w:val="22"/>
-              <w:lang w:eastAsia="ru-RU"/>
-              <w14:ligatures w14:val="none"/>
-            </w:rPr>
-          </w:pPr>
-          <w:hyperlink w:anchor="_Toc194483582" w:history="1">
-            <w:r>
-              <w:rPr>
-                <w:rStyle w:val="a4"/>
-              </w:rPr>
-              <w:t>3.3.</w:t>
-            </w:r>
-            <w:r>
-              <w:rPr>
-                <w:rFonts w:asciiTheme="minorHAnsi" w:eastAsiaTheme="minorEastAsia" w:hAnsiTheme="minorHAnsi" w:cstheme="minorBidi"/>
-                <w:kern w:val="0"/>
-                <w:sz w:val="22"/>
-                <w:lang w:eastAsia="ru-RU"/>
-                <w14:ligatures w14:val="none"/>
-              </w:rPr>
-              <w:tab/>
-            </w:r>
-            <w:r>
-              <w:rPr>
-                <w:rStyle w:val="a4"/>
-              </w:rPr>
-              <w:t>Словарь данных</w:t>
-            </w:r>
-            <w:r>
-              <w:rPr>
-                <w:webHidden/>
-              </w:rPr>
-              <w:tab/>
-            </w:r>
-          </w:hyperlink>
-        </w:p>
-        <w:p>
-          <w:pPr>
-            <w:pStyle w:val="11"/>
-            <w:tabs>
-              <w:tab w:val="left" w:pos="480"/>
-              <w:tab w:val="right" w:leader="dot" w:pos="9345"/>
-            </w:tabs>
-            <w:rPr>
-              <w:rFonts w:asciiTheme="minorHAnsi" w:eastAsiaTheme="minorEastAsia" w:hAnsiTheme="minorHAnsi"/>
-              <w:noProof/>
-              <w:kern w:val="0"/>
-              <w:sz w:val="22"/>
-              <w:lang w:eastAsia="ru-RU"/>
-              <w14:ligatures w14:val="none"/>
-            </w:rPr>
-          </w:pPr>
-          <w:hyperlink w:anchor="_Toc194483583" w:history="1">
-            <w:r>
-              <w:rPr>
-                <w:rStyle w:val="a4"/>
-                <w:noProof/>
-              </w:rPr>
-              <w:t>4.</w:t>
-            </w:r>
-            <w:r>
-              <w:rPr>
-                <w:rFonts w:asciiTheme="minorHAnsi" w:eastAsiaTheme="minorEastAsia" w:hAnsiTheme="minorHAnsi"/>
-                <w:noProof/>
-                <w:kern w:val="0"/>
-                <w:sz w:val="22"/>
-                <w:lang w:eastAsia="ru-RU"/>
-                <w14:ligatures w14:val="none"/>
-              </w:rPr>
-              <w:tab/>
-            </w:r>
-            <w:r>
-              <w:rPr>
-                <w:rStyle w:val="a4"/>
-                <w:noProof/>
-              </w:rPr>
-              <w:t>Разработка БД</w:t>
-            </w:r>
-            <w:r>
-              <w:rPr>
-                <w:noProof/>
-                <w:webHidden/>
-              </w:rPr>
-              <w:tab/>
-            </w:r>
-          </w:hyperlink>
-        </w:p>
-        <w:p>
-          <w:pPr>
-            <w:pStyle w:val="21"/>
-            <w:tabs>
-              <w:tab w:val="left" w:pos="880"/>
-            </w:tabs>
-            <w:rPr>
-              <w:rFonts w:asciiTheme="minorHAnsi" w:eastAsiaTheme="minorEastAsia" w:hAnsiTheme="minorHAnsi" w:cstheme="minorBidi"/>
-              <w:kern w:val="0"/>
-              <w:sz w:val="22"/>
-              <w:lang w:eastAsia="ru-RU"/>
-              <w14:ligatures w14:val="none"/>
-            </w:rPr>
-          </w:pPr>
-          <w:hyperlink w:anchor="_Toc194483584" w:history="1">
-            <w:r>
-              <w:rPr>
-                <w:rStyle w:val="a4"/>
-              </w:rPr>
-              <w:t>4.1.</w:t>
-            </w:r>
-            <w:r>
-              <w:rPr>
-                <w:rFonts w:asciiTheme="minorHAnsi" w:eastAsiaTheme="minorEastAsia" w:hAnsiTheme="minorHAnsi" w:cstheme="minorBidi"/>
-                <w:kern w:val="0"/>
-                <w:sz w:val="22"/>
-                <w:lang w:eastAsia="ru-RU"/>
-                <w14:ligatures w14:val="none"/>
-              </w:rPr>
-              <w:tab/>
-            </w:r>
-            <w:r>
-              <w:rPr>
-                <w:rStyle w:val="a4"/>
-              </w:rPr>
-              <w:t>Схема данных</w:t>
-            </w:r>
-            <w:r>
-              <w:rPr>
-                <w:webHidden/>
-              </w:rPr>
-              <w:tab/>
-            </w:r>
-          </w:hyperlink>
-        </w:p>
-        <w:p>
-          <w:pPr>
-            <w:pStyle w:val="21"/>
-            <w:tabs>
-              <w:tab w:val="left" w:pos="880"/>
-            </w:tabs>
-            <w:rPr>
-              <w:rFonts w:asciiTheme="minorHAnsi" w:eastAsiaTheme="minorEastAsia" w:hAnsiTheme="minorHAnsi" w:cstheme="minorBidi"/>
-              <w:kern w:val="0"/>
-              <w:sz w:val="22"/>
-              <w:lang w:eastAsia="ru-RU"/>
-              <w14:ligatures w14:val="none"/>
-            </w:rPr>
-          </w:pPr>
-          <w:hyperlink w:anchor="_Toc194483585" w:history="1">
-            <w:r>
-              <w:rPr>
-                <w:rStyle w:val="a4"/>
-              </w:rPr>
-              <w:t>4.2.</w:t>
-            </w:r>
-            <w:r>
-              <w:rPr>
-                <w:rFonts w:asciiTheme="minorHAnsi" w:eastAsiaTheme="minorEastAsia" w:hAnsiTheme="minorHAnsi" w:cstheme="minorBidi"/>
-                <w:kern w:val="0"/>
-                <w:sz w:val="22"/>
-                <w:lang w:eastAsia="ru-RU"/>
-                <w14:ligatures w14:val="none"/>
-              </w:rPr>
-              <w:tab/>
-            </w:r>
-            <w:r>
-              <w:rPr>
-                <w:rStyle w:val="a4"/>
-              </w:rPr>
-              <w:t>Реализация запросов</w:t>
-            </w:r>
-            <w:r>
-              <w:rPr>
-                <w:webHidden/>
-              </w:rPr>
-              <w:tab/>
-            </w:r>
-          </w:hyperlink>
-        </w:p>
-        <w:p>
-          <w:pPr>
-            <w:pStyle w:val="21"/>
-            <w:tabs>
-              <w:tab w:val="left" w:pos="880"/>
-            </w:tabs>
-            <w:rPr>
-              <w:rFonts w:asciiTheme="minorHAnsi" w:eastAsiaTheme="minorEastAsia" w:hAnsiTheme="minorHAnsi" w:cstheme="minorBidi"/>
-              <w:kern w:val="0"/>
-              <w:sz w:val="22"/>
-              <w:lang w:eastAsia="ru-RU"/>
-              <w14:ligatures w14:val="none"/>
-            </w:rPr>
-          </w:pPr>
-          <w:hyperlink w:anchor="_Toc194483586" w:history="1">
-            <w:r>
-              <w:rPr>
-                <w:rStyle w:val="a4"/>
-              </w:rPr>
-              <w:t>4.3.</w:t>
-            </w:r>
-            <w:r>
-              <w:rPr>
-                <w:rFonts w:asciiTheme="minorHAnsi" w:eastAsiaTheme="minorEastAsia" w:hAnsiTheme="minorHAnsi" w:cstheme="minorBidi"/>
-                <w:kern w:val="0"/>
-                <w:sz w:val="22"/>
-                <w:lang w:eastAsia="ru-RU"/>
-                <w14:ligatures w14:val="none"/>
-              </w:rPr>
-              <w:tab/>
-            </w:r>
-            <w:r>
-              <w:rPr>
-                <w:rStyle w:val="a4"/>
-              </w:rPr>
-              <w:t>Руководство пользователя</w:t>
-            </w:r>
-            <w:r>
-              <w:rPr>
-                <w:webHidden/>
-              </w:rPr>
-              <w:tab/>
-            </w:r>
-          </w:hyperlink>
-        </w:p>
-        <w:p>
-          <w:pPr>
-            <w:pStyle w:val="11"/>
-            <w:tabs>
-              <w:tab w:val="left" w:pos="480"/>
-              <w:tab w:val="right" w:leader="dot" w:pos="9345"/>
-            </w:tabs>
-            <w:rPr>
-              <w:rFonts w:asciiTheme="minorHAnsi" w:eastAsiaTheme="minorEastAsia" w:hAnsiTheme="minorHAnsi"/>
-              <w:noProof/>
-              <w:kern w:val="0"/>
-              <w:sz w:val="22"/>
-              <w:lang w:eastAsia="ru-RU"/>
-              <w14:ligatures w14:val="none"/>
-            </w:rPr>
-          </w:pPr>
-          <w:hyperlink w:anchor="_Toc194483587" w:history="1">
-            <w:r>
-              <w:rPr>
-                <w:rStyle w:val="a4"/>
-                <w:noProof/>
-              </w:rPr>
-              <w:t>5.</w:t>
-            </w:r>
-            <w:r>
-              <w:rPr>
-                <w:rFonts w:asciiTheme="minorHAnsi" w:eastAsiaTheme="minorEastAsia" w:hAnsiTheme="minorHAnsi"/>
-                <w:noProof/>
-                <w:kern w:val="0"/>
-                <w:sz w:val="22"/>
-                <w:lang w:eastAsia="ru-RU"/>
-                <w14:ligatures w14:val="none"/>
-              </w:rPr>
-              <w:tab/>
-            </w:r>
-            <w:r>
-              <w:rPr>
-                <w:rStyle w:val="a4"/>
-                <w:noProof/>
-              </w:rPr>
-              <w:t>Проектирования и прототипирование пользовательского интерфейса</w:t>
-            </w:r>
-            <w:r>
-              <w:rPr>
-                <w:noProof/>
-                <w:webHidden/>
-              </w:rPr>
-              <w:tab/>
-            </w:r>
-          </w:hyperlink>
-        </w:p>
-        <w:p>
-          <w:pPr>
-            <w:pStyle w:val="21"/>
-            <w:rPr>
-              <w:rFonts w:asciiTheme="minorHAnsi" w:eastAsiaTheme="minorEastAsia" w:hAnsiTheme="minorHAnsi" w:cstheme="minorBidi"/>
-              <w:kern w:val="0"/>
-              <w:sz w:val="22"/>
-              <w:lang w:eastAsia="ru-RU"/>
-              <w14:ligatures w14:val="none"/>
-            </w:rPr>
-          </w:pPr>
-          <w:hyperlink w:anchor="_Toc194483592" w:history="1">
-            <w:r>
-              <w:rPr>
-                <w:rStyle w:val="a4"/>
-              </w:rPr>
-              <w:t>Приложение</w:t>
-            </w:r>
-            <w:r>
-              <w:rPr>
-                <w:webHidden/>
-              </w:rPr>
-              <w:tab/>
-            </w:r>
-          </w:hyperlink>
-        </w:p>
-        <w:p>
-          <w:pPr>
-            <w:rPr>
-              <w:b/>
-              <w:bCs/>
-            </w:rPr>
-          </w:pPr>
           <w:r>
             <w:rPr>
               <w:b/>
@@ -990,88 +1428,190 @@
             <w:fldChar w:fldCharType="end"/>
           </w:r>
         </w:p>
-        <w:p>
-          <w:pPr>
-            <w:rPr>
-              <w:b/>
-              <w:bCs/>
-            </w:rPr>
-          </w:pPr>
-        </w:p>
-        <w:p>
-          <w:pPr>
-            <w:rPr>
-              <w:b/>
-              <w:bCs/>
-            </w:rPr>
-          </w:pPr>
-        </w:p>
-        <w:p>
-          <w:pPr>
-            <w:rPr>
-              <w:b/>
-              <w:bCs/>
-            </w:rPr>
-          </w:pPr>
-        </w:p>
-        <w:p>
-          <w:pPr>
-            <w:rPr>
-              <w:b/>
-              <w:bCs/>
-            </w:rPr>
-          </w:pPr>
-        </w:p>
-        <w:p>
-          <w:pPr>
-            <w:rPr>
-              <w:b/>
-              <w:bCs/>
-            </w:rPr>
-          </w:pPr>
-        </w:p>
-        <w:p>
-          <w:pPr>
-            <w:rPr>
-              <w:b/>
-              <w:bCs/>
-            </w:rPr>
-          </w:pPr>
-        </w:p>
-        <w:p>
-          <w:pPr>
-            <w:rPr>
-              <w:b/>
-              <w:bCs/>
-            </w:rPr>
-          </w:pPr>
-        </w:p>
-        <w:p>
-          <w:pPr>
-            <w:rPr>
-              <w:b/>
-              <w:bCs/>
-            </w:rPr>
-          </w:pPr>
-        </w:p>
-        <w:p>
-          <w:pPr>
-            <w:rPr>
-              <w:b/>
-              <w:bCs/>
-            </w:rPr>
-          </w:pPr>
-        </w:p>
       </w:sdtContent>
     </w:sdt>
     <w:p>
       <w:pPr>
+        <w:rPr>
+          <w:b/>
+          <w:bCs/>
+        </w:rPr>
+      </w:pPr>
+    </w:p>
+    <w:p>
+      <w:pPr>
+        <w:rPr>
+          <w:b/>
+          <w:bCs/>
+        </w:rPr>
+      </w:pPr>
+    </w:p>
+    <w:p>
+      <w:pPr>
+        <w:rPr>
+          <w:b/>
+          <w:bCs/>
+        </w:rPr>
+      </w:pPr>
+    </w:p>
+    <w:p>
+      <w:pPr>
+        <w:rPr>
+          <w:b/>
+          <w:bCs/>
+        </w:rPr>
+      </w:pPr>
+    </w:p>
+    <w:p>
+      <w:pPr>
+        <w:rPr>
+          <w:b/>
+          <w:bCs/>
+        </w:rPr>
+      </w:pPr>
+    </w:p>
+    <w:p>
+      <w:pPr>
+        <w:rPr>
+          <w:b/>
+          <w:bCs/>
+        </w:rPr>
+      </w:pPr>
+    </w:p>
+    <w:p>
+      <w:pPr>
+        <w:rPr>
+          <w:b/>
+          <w:bCs/>
+        </w:rPr>
+      </w:pPr>
+    </w:p>
+    <w:p>
+      <w:pPr>
+        <w:rPr>
+          <w:b/>
+          <w:bCs/>
+        </w:rPr>
+      </w:pPr>
+    </w:p>
+    <w:p>
+      <w:pPr>
+        <w:rPr>
+          <w:b/>
+          <w:bCs/>
+        </w:rPr>
+      </w:pPr>
+    </w:p>
+    <w:p>
+      <w:pPr>
+        <w:rPr>
+          <w:b/>
+          <w:bCs/>
+        </w:rPr>
+      </w:pPr>
+    </w:p>
+    <w:p>
+      <w:pPr>
+        <w:rPr>
+          <w:b/>
+          <w:bCs/>
+        </w:rPr>
+      </w:pPr>
+    </w:p>
+    <w:p>
+      <w:pPr>
+        <w:rPr>
+          <w:b/>
+          <w:bCs/>
+        </w:rPr>
+      </w:pPr>
+    </w:p>
+    <w:p>
+      <w:pPr>
+        <w:rPr>
+          <w:b/>
+          <w:bCs/>
+        </w:rPr>
+      </w:pPr>
+    </w:p>
+    <w:p>
+      <w:pPr>
+        <w:rPr>
+          <w:b/>
+          <w:bCs/>
+        </w:rPr>
+      </w:pPr>
+    </w:p>
+    <w:p>
+      <w:pPr>
+        <w:rPr>
+          <w:b/>
+          <w:bCs/>
+        </w:rPr>
+      </w:pPr>
+    </w:p>
+    <w:p>
+      <w:pPr>
+        <w:rPr>
+          <w:b/>
+          <w:bCs/>
+        </w:rPr>
+      </w:pPr>
+    </w:p>
+    <w:p>
+      <w:pPr>
+        <w:rPr>
+          <w:b/>
+          <w:bCs/>
+        </w:rPr>
+      </w:pPr>
+    </w:p>
+    <w:p>
+      <w:pPr>
+        <w:rPr>
+          <w:b/>
+          <w:bCs/>
+        </w:rPr>
+      </w:pPr>
+    </w:p>
+    <w:p>
+      <w:pPr>
+        <w:rPr>
+          <w:b/>
+          <w:bCs/>
+        </w:rPr>
+      </w:pPr>
+    </w:p>
+    <w:p>
+      <w:pPr>
+        <w:rPr>
+          <w:b/>
+          <w:bCs/>
+        </w:rPr>
+      </w:pPr>
+    </w:p>
+    <w:p>
+      <w:pPr>
+        <w:rPr>
+          <w:b/>
+          <w:bCs/>
+        </w:rPr>
+      </w:pPr>
+    </w:p>
+    <w:p>
+      <w:pPr>
         <w:pStyle w:val="1"/>
       </w:pPr>
+      <w:bookmarkStart w:id="0" w:name="_Toc227093505"/>
+      <w:bookmarkStart w:id="1" w:name="_Toc227093801"/>
+      <w:bookmarkStart w:id="2" w:name="_Toc227093885"/>
       <w:r>
         <w:lastRenderedPageBreak/>
         <w:t>Постановка задачи</w:t>
       </w:r>
+      <w:bookmarkEnd w:id="0"/>
+      <w:bookmarkEnd w:id="1"/>
+      <w:bookmarkEnd w:id="2"/>
     </w:p>
     <w:p>
       <w:r>
@@ -1082,25 +1622,43 @@
       <w:pPr>
         <w:pStyle w:val="1"/>
       </w:pPr>
+      <w:bookmarkStart w:id="3" w:name="_Toc227093506"/>
+      <w:bookmarkStart w:id="4" w:name="_Toc227093802"/>
+      <w:bookmarkStart w:id="5" w:name="_Toc227093886"/>
       <w:r>
         <w:t>Проектирование предметной области</w:t>
       </w:r>
+      <w:bookmarkEnd w:id="3"/>
+      <w:bookmarkEnd w:id="4"/>
+      <w:bookmarkEnd w:id="5"/>
     </w:p>
     <w:p>
       <w:pPr>
         <w:pStyle w:val="2"/>
       </w:pPr>
+      <w:bookmarkStart w:id="6" w:name="_Toc227093507"/>
+      <w:bookmarkStart w:id="7" w:name="_Toc227093803"/>
+      <w:bookmarkStart w:id="8" w:name="_Toc227093887"/>
       <w:r>
         <w:t>Этапы выполнения функционального анализа</w:t>
       </w:r>
+      <w:bookmarkEnd w:id="6"/>
+      <w:bookmarkEnd w:id="7"/>
+      <w:bookmarkEnd w:id="8"/>
     </w:p>
     <w:p>
       <w:pPr>
         <w:pStyle w:val="3"/>
       </w:pPr>
+      <w:bookmarkStart w:id="9" w:name="_Toc227093508"/>
+      <w:bookmarkStart w:id="10" w:name="_Toc227093804"/>
+      <w:bookmarkStart w:id="11" w:name="_Toc227093888"/>
       <w:r>
         <w:t>Моделирование диаграммы вариантов использования</w:t>
       </w:r>
+      <w:bookmarkEnd w:id="9"/>
+      <w:bookmarkEnd w:id="10"/>
+      <w:bookmarkEnd w:id="11"/>
     </w:p>
     <w:p>
       <w:pPr>
@@ -1152,12 +1710,41 @@
     </w:p>
     <w:p>
       <w:pPr>
+        <w:jc w:val="center"/>
+      </w:pPr>
+      <w:r>
+        <w:t xml:space="preserve">Рис. №1 </w:t>
+      </w:r>
+      <w:r>
+        <w:rPr>
+          <w:lang w:val="en-US"/>
+        </w:rPr>
+        <w:t>“</w:t>
+      </w:r>
+      <w:r>
+        <w:t>ДВИ</w:t>
+      </w:r>
+      <w:r>
+        <w:rPr>
+          <w:lang w:val="en-US"/>
+        </w:rPr>
+        <w:t>”</w:t>
+      </w:r>
+    </w:p>
+    <w:p>
+      <w:pPr>
         <w:pStyle w:val="3"/>
       </w:pPr>
+      <w:bookmarkStart w:id="12" w:name="_Toc227093509"/>
+      <w:bookmarkStart w:id="13" w:name="_Toc227093805"/>
+      <w:bookmarkStart w:id="14" w:name="_Toc227093889"/>
       <w:r>
         <w:lastRenderedPageBreak/>
         <w:t>Графическое представление функций</w:t>
       </w:r>
+      <w:bookmarkEnd w:id="12"/>
+      <w:bookmarkEnd w:id="13"/>
+      <w:bookmarkEnd w:id="14"/>
     </w:p>
     <w:p>
       <w:pPr>
@@ -1220,11 +1807,40 @@
     </w:p>
     <w:p>
       <w:pPr>
+        <w:jc w:val="center"/>
         <w:rPr>
           <w:noProof/>
           <w:lang w:eastAsia="ru-RU"/>
         </w:rPr>
       </w:pPr>
+      <w:r>
+        <w:rPr>
+          <w:noProof/>
+          <w:lang w:eastAsia="ru-RU"/>
+        </w:rPr>
+        <w:t xml:space="preserve">Рис. №2 </w:t>
+      </w:r>
+      <w:r>
+        <w:rPr>
+          <w:noProof/>
+          <w:lang w:val="en-US" w:eastAsia="ru-RU"/>
+        </w:rPr>
+        <w:t>“</w:t>
+      </w:r>
+      <w:r>
+        <w:rPr>
+          <w:noProof/>
+          <w:lang w:eastAsia="ru-RU"/>
+        </w:rPr>
+        <w:t>Графическое представление функций</w:t>
+      </w:r>
+      <w:r>
+        <w:rPr>
+          <w:noProof/>
+          <w:lang w:val="en-US" w:eastAsia="ru-RU"/>
+        </w:rPr>
+        <w:t>”</w:t>
+      </w:r>
     </w:p>
     <w:p>
       <w:pPr>
@@ -1281,6 +1897,47 @@
           <w:lang w:eastAsia="ru-RU"/>
         </w:rPr>
       </w:pPr>
+    </w:p>
+    <w:p>
+      <w:pPr>
+        <w:jc w:val="right"/>
+        <w:rPr>
+          <w:noProof/>
+          <w:lang w:eastAsia="ru-RU"/>
+        </w:rPr>
+      </w:pPr>
+      <w:r>
+        <w:rPr>
+          <w:szCs w:val="24"/>
+        </w:rPr>
+        <w:lastRenderedPageBreak/>
+        <w:t>Таблица №</w:t>
+      </w:r>
+      <w:r>
+        <w:rPr>
+          <w:szCs w:val="24"/>
+        </w:rPr>
+        <w:t>1</w:t>
+      </w:r>
+      <w:r>
+        <w:rPr>
+          <w:szCs w:val="24"/>
+        </w:rPr>
+        <w:t xml:space="preserve"> «Описание функций бизнес-процесс</w:t>
+      </w:r>
+      <w:r>
+        <w:rPr>
+          <w:szCs w:val="24"/>
+        </w:rPr>
+        <w:t>ов</w:t>
+      </w:r>
+      <w:r>
+        <w:rPr>
+          <w:noProof/>
+          <w:lang w:eastAsia="ru-RU"/>
+        </w:rPr>
+        <w:t>”</w:t>
+      </w:r>
     </w:p>
     <w:tbl>
       <w:tblPr>
@@ -1312,7 +1969,6 @@
               <w:rPr>
                 <w:szCs w:val="24"/>
               </w:rPr>
-              <w:lastRenderedPageBreak/>
               <w:t>№</w:t>
             </w:r>
           </w:p>
@@ -2726,7 +3382,7 @@
                 <w:szCs w:val="24"/>
               </w:rPr>
             </w:pPr>
-            <w:bookmarkStart w:id="0" w:name="_Hlk166344136"/>
+            <w:bookmarkStart w:id="15" w:name="_Hlk166344136"/>
           </w:p>
         </w:tc>
         <w:tc>
@@ -2790,7 +3446,7 @@
           </w:p>
         </w:tc>
       </w:tr>
-      <w:bookmarkEnd w:id="0"/>
+      <w:bookmarkEnd w:id="15"/>
       <w:tr>
         <w:trPr>
           <w:trHeight w:val="64"/>
@@ -3516,13 +4172,22 @@
       <w:pPr>
         <w:pStyle w:val="3"/>
       </w:pPr>
+      <w:bookmarkStart w:id="16" w:name="_Toc227093510"/>
+      <w:bookmarkStart w:id="17" w:name="_Toc227093806"/>
+      <w:bookmarkStart w:id="18" w:name="_Toc227093890"/>
       <w:r>
         <w:t>Анализ входной и выходной информации</w:t>
       </w:r>
+      <w:bookmarkEnd w:id="16"/>
+      <w:bookmarkEnd w:id="17"/>
+      <w:bookmarkEnd w:id="18"/>
     </w:p>
     <w:p>
-      <w:r>
-        <w:t>.</w:t>
+      <w:pPr>
+        <w:jc w:val="right"/>
+      </w:pPr>
+      <w:r>
+        <w:t>Таблица №2 «Входные данные функций бизнес-процесса»</w:t>
       </w:r>
     </w:p>
     <w:tbl>
@@ -4021,7 +4686,14 @@
         </w:tc>
       </w:tr>
     </w:tbl>
-    <w:p/>
+    <w:p>
+      <w:pPr>
+        <w:jc w:val="right"/>
+      </w:pPr>
+      <w:r>
+        <w:t>Таблица №3 «Выходные данные функций бизнес-процесса»</w:t>
+      </w:r>
+    </w:p>
     <w:tbl>
       <w:tblPr>
         <w:tblStyle w:val="a5"/>
@@ -4466,6 +5138,9 @@
       <w:pPr>
         <w:pStyle w:val="3"/>
       </w:pPr>
+      <w:bookmarkStart w:id="19" w:name="_Toc227093511"/>
+      <w:bookmarkStart w:id="20" w:name="_Toc227093807"/>
+      <w:bookmarkStart w:id="21" w:name="_Toc227093891"/>
       <w:r>
         <w:lastRenderedPageBreak/>
         <w:t xml:space="preserve">Составление </w:t>
@@ -4474,11 +5149,17 @@
       <w:r>
         <w:t>органиограммы</w:t>
       </w:r>
+      <w:bookmarkEnd w:id="19"/>
+      <w:bookmarkEnd w:id="20"/>
+      <w:bookmarkEnd w:id="21"/>
       <w:proofErr w:type="spellEnd"/>
     </w:p>
     <w:p>
-      <w:r>
-        <w:t>.</w:t>
+      <w:pPr>
+        <w:jc w:val="right"/>
+      </w:pPr>
+      <w:r>
+        <w:t>Таблица №3 «Выходные данные функций бизнес-процесса»</w:t>
       </w:r>
     </w:p>
     <w:tbl>
@@ -6888,11 +7569,13 @@
         </w:tc>
       </w:tr>
     </w:tbl>
-    <w:p/>
     <w:p>
       <w:pPr>
         <w:pStyle w:val="2"/>
       </w:pPr>
+      <w:bookmarkStart w:id="22" w:name="_Toc227093512"/>
+      <w:bookmarkStart w:id="23" w:name="_Toc227093808"/>
+      <w:bookmarkStart w:id="24" w:name="_Toc227093892"/>
       <w:r>
         <w:t xml:space="preserve">Моделирование </w:t>
       </w:r>
@@ -6920,6 +7603,9 @@
       <w:r>
         <w:t>технологиями</w:t>
       </w:r>
+      <w:bookmarkEnd w:id="22"/>
+      <w:bookmarkEnd w:id="23"/>
+      <w:bookmarkEnd w:id="24"/>
     </w:p>
     <w:p>
       <w:r>
@@ -6998,6 +7684,41 @@
           </wp:inline>
         </w:drawing>
       </w:r>
+    </w:p>
+    <w:p>
+      <w:pPr>
+        <w:jc w:val="center"/>
+      </w:pPr>
+      <w:r>
+        <w:t xml:space="preserve">Рис. №3 </w:t>
+      </w:r>
+      <w:r>
+        <w:rPr>
+          <w:lang w:val="en-US"/>
+        </w:rPr>
+        <w:t>“</w:t>
+      </w:r>
+      <w:proofErr w:type="gramStart"/>
+      <w:r>
+        <w:rPr>
+          <w:lang w:val="en-US"/>
+        </w:rPr>
+        <w:t>IDEF(</w:t>
+      </w:r>
+      <w:proofErr w:type="gramEnd"/>
+      <w:r>
+        <w:rPr>
+          <w:lang w:val="en-US"/>
+        </w:rPr>
+        <w:t>)”</w:t>
+      </w:r>
+    </w:p>
+    <w:p>
+      <w:pPr>
+        <w:rPr>
+          <w:lang w:val="en-US"/>
+        </w:rPr>
+      </w:pPr>
     </w:p>
     <w:p>
       <w:pPr>
@@ -7050,6 +7771,50 @@
     </w:p>
     <w:p>
       <w:pPr>
+        <w:jc w:val="center"/>
+      </w:pPr>
+      <w:r>
+        <w:t>Рис. №</w:t>
+      </w:r>
+      <w:r>
+        <w:rPr>
+          <w:lang w:val="en-US"/>
+        </w:rPr>
+        <w:t>4</w:t>
+      </w:r>
+      <w:r>
+        <w:t xml:space="preserve"> </w:t>
+      </w:r>
+      <w:r>
+        <w:rPr>
+          <w:lang w:val="en-US"/>
+        </w:rPr>
+        <w:t>“</w:t>
+      </w:r>
+      <w:proofErr w:type="gramStart"/>
+      <w:r>
+        <w:rPr>
+          <w:lang w:val="en-US"/>
+        </w:rPr>
+        <w:t>IDEF(</w:t>
+      </w:r>
+      <w:proofErr w:type="gramEnd"/>
+      <w:r>
+        <w:rPr>
+          <w:lang w:val="en-US"/>
+        </w:rPr>
+        <w:t>)”</w:t>
+      </w:r>
+    </w:p>
+    <w:p>
+      <w:pPr>
+        <w:rPr>
+          <w:lang w:val="en-US"/>
+        </w:rPr>
+      </w:pPr>
+    </w:p>
+    <w:p>
+      <w:pPr>
         <w:rPr>
           <w:lang w:val="en-US"/>
         </w:rPr>
@@ -7098,34 +7863,71 @@
     </w:p>
     <w:p>
       <w:pPr>
-        <w:pStyle w:val="4"/>
+        <w:jc w:val="center"/>
+      </w:pPr>
+      <w:r>
+        <w:t>Рис. №</w:t>
+      </w:r>
+      <w:r>
         <w:rPr>
           <w:lang w:val="en-US"/>
         </w:rPr>
-      </w:pPr>
-      <w:r>
-        <w:t xml:space="preserve">Технология </w:t>
+        <w:t>5</w:t>
+      </w:r>
+      <w:r>
+        <w:t xml:space="preserve"> </w:t>
       </w:r>
       <w:r>
         <w:rPr>
           <w:lang w:val="en-US"/>
         </w:rPr>
-        <w:t>UML</w:t>
+        <w:t>“DFD”</w:t>
       </w:r>
     </w:p>
     <w:p>
-      <w:r>
-        <w:t>.</w:t>
-      </w:r>
+      <w:pPr>
+        <w:jc w:val="center"/>
+        <w:rPr>
+          <w:lang w:val="en-US"/>
+        </w:rPr>
+      </w:pPr>
     </w:p>
     <w:p>
       <w:pPr>
+        <w:pStyle w:val="4"/>
+        <w:rPr>
+          <w:lang w:val="en-US"/>
+        </w:rPr>
+      </w:pPr>
+      <w:r>
+        <w:t xml:space="preserve">Технология </w:t>
+      </w:r>
+      <w:r>
+        <w:rPr>
+          <w:lang w:val="en-US"/>
+        </w:rPr>
+        <w:t>UML</w:t>
+      </w:r>
+    </w:p>
+    <w:p>
+      <w:r>
+        <w:t>.</w:t>
+      </w:r>
+    </w:p>
+    <w:p>
+      <w:pPr>
         <w:pStyle w:val="2"/>
       </w:pPr>
+      <w:bookmarkStart w:id="25" w:name="_Toc227093513"/>
+      <w:bookmarkStart w:id="26" w:name="_Toc227093809"/>
+      <w:bookmarkStart w:id="27" w:name="_Toc227093893"/>
       <w:r>
         <w:lastRenderedPageBreak/>
         <w:t>Структурный анализ</w:t>
       </w:r>
+      <w:bookmarkEnd w:id="25"/>
+      <w:bookmarkEnd w:id="26"/>
+      <w:bookmarkEnd w:id="27"/>
     </w:p>
     <w:p>
       <w:pPr>
@@ -7159,7 +7961,7 @@
             <v:path o:extrusionok="f" gradientshapeok="t" o:connecttype="rect"/>
             <o:lock v:ext="edit" aspectratio="t"/>
           </v:shapetype>
-          <v:shape id="_x0000_i1025" type="#_x0000_t75" style="width:466.5pt;height:480pt">
+          <v:shape id="_x0000_i1030" type="#_x0000_t75" style="width:466.5pt;height:479.8pt">
             <v:imagedata r:id="rId11" o:title="39765ed4c1e14180a82841a900828faa"/>
           </v:shape>
         </w:pict>
@@ -7801,17 +8603,55 @@
       <w:pPr>
         <w:pStyle w:val="1"/>
       </w:pPr>
+      <w:bookmarkStart w:id="28" w:name="_Toc227093514"/>
+      <w:bookmarkStart w:id="29" w:name="_Toc227093810"/>
+      <w:bookmarkStart w:id="30" w:name="_Toc227093894"/>
       <w:r>
         <w:lastRenderedPageBreak/>
         <w:t>Проектирование БД</w:t>
       </w:r>
+      <w:bookmarkEnd w:id="28"/>
+      <w:bookmarkEnd w:id="29"/>
+      <w:bookmarkEnd w:id="30"/>
     </w:p>
     <w:p>
       <w:pPr>
         <w:pStyle w:val="2"/>
       </w:pPr>
+      <w:bookmarkStart w:id="31" w:name="_Toc227093515"/>
+      <w:bookmarkStart w:id="32" w:name="_Toc227093811"/>
+      <w:bookmarkStart w:id="33" w:name="_Toc227093895"/>
+      <w:r>
+        <w:t>Процесс нормализации</w:t>
+      </w:r>
+      <w:bookmarkEnd w:id="31"/>
+      <w:bookmarkEnd w:id="32"/>
+      <w:bookmarkEnd w:id="33"/>
+    </w:p>
+    <w:p>
+      <w:pPr>
+        <w:jc w:val="right"/>
+      </w:pPr>
+      <w:r>
+        <w:t>Таблица №4</w:t>
+      </w:r>
+      <w:r>
+        <w:t xml:space="preserve"> </w:t>
+      </w:r>
+      <w:r>
+        <w:rPr>
+          <w:lang w:val="en-US"/>
+        </w:rPr>
+        <w:t>“</w:t>
+      </w:r>
       <w:r>
         <w:t>1НФ</w:t>
+      </w:r>
+      <w:r>
+        <w:rPr>
+          <w:lang w:val="en-US"/>
+        </w:rPr>
+        <w:t>”</w:t>
       </w:r>
     </w:p>
     <w:tbl>
@@ -7833,7 +8673,16 @@
             <w:tcW w:w="1878" w:type="dxa"/>
           </w:tcPr>
           <w:p>
-            <w:r>
+            <w:pPr>
+              <w:jc w:val="center"/>
+              <w:rPr>
+                <w:b/>
+              </w:rPr>
+            </w:pPr>
+            <w:r>
+              <w:rPr>
+                <w:b/>
+              </w:rPr>
               <w:t>Авто</w:t>
             </w:r>
           </w:p>
@@ -7843,7 +8692,16 @@
             <w:tcW w:w="1881" w:type="dxa"/>
           </w:tcPr>
           <w:p>
-            <w:r>
+            <w:pPr>
+              <w:jc w:val="center"/>
+              <w:rPr>
+                <w:b/>
+              </w:rPr>
+            </w:pPr>
+            <w:r>
+              <w:rPr>
+                <w:b/>
+              </w:rPr>
               <w:t>Клиент</w:t>
             </w:r>
           </w:p>
@@ -7853,7 +8711,16 @@
             <w:tcW w:w="2015" w:type="dxa"/>
           </w:tcPr>
           <w:p>
-            <w:r>
+            <w:pPr>
+              <w:jc w:val="center"/>
+              <w:rPr>
+                <w:b/>
+              </w:rPr>
+            </w:pPr>
+            <w:r>
+              <w:rPr>
+                <w:b/>
+              </w:rPr>
               <w:t>Сотрудники</w:t>
             </w:r>
           </w:p>
@@ -7863,7 +8730,16 @@
             <w:tcW w:w="1997" w:type="dxa"/>
           </w:tcPr>
           <w:p>
-            <w:r>
+            <w:pPr>
+              <w:jc w:val="center"/>
+              <w:rPr>
+                <w:b/>
+              </w:rPr>
+            </w:pPr>
+            <w:r>
+              <w:rPr>
+                <w:b/>
+              </w:rPr>
               <w:t>Обращение</w:t>
             </w:r>
           </w:p>
@@ -7873,7 +8749,16 @@
             <w:tcW w:w="1574" w:type="dxa"/>
           </w:tcPr>
           <w:p>
-            <w:r>
+            <w:pPr>
+              <w:jc w:val="center"/>
+              <w:rPr>
+                <w:b/>
+              </w:rPr>
+            </w:pPr>
+            <w:r>
+              <w:rPr>
+                <w:b/>
+              </w:rPr>
               <w:t>Ремонт</w:t>
             </w:r>
           </w:p>
@@ -8106,8 +8991,10 @@
               <w:jc w:val="center"/>
             </w:pPr>
             <w:r>
-              <w:t>График</w:t>
-            </w:r>
+              <w:t>-</w:t>
+            </w:r>
+            <w:bookmarkStart w:id="34" w:name="_GoBack"/>
+            <w:bookmarkEnd w:id="34"/>
           </w:p>
         </w:tc>
         <w:tc>
@@ -8133,15 +9020,918 @@
             </w:pPr>
             <w:r>
               <w:t>-</w:t>
+            </w:r>
+          </w:p>
+        </w:tc>
+      </w:tr>
+    </w:tbl>
+    <w:p/>
+    <w:p>
+      <w:r>
+        <w:t>2</w:t>
+      </w:r>
+      <w:r>
+        <w:t xml:space="preserve"> НФ:</w:t>
+      </w:r>
+    </w:p>
+    <w:p>
+      <w:r>
+        <w:t xml:space="preserve">Таблица №5 </w:t>
+      </w:r>
+      <w:r>
+        <w:t>“</w:t>
+      </w:r>
+      <w:r>
+        <w:t>Авто</w:t>
+      </w:r>
+      <w:r>
+        <w:t>”</w:t>
+      </w:r>
+      <w:r>
+        <w:tab/>
+      </w:r>
+      <w:r>
+        <w:tab/>
+      </w:r>
+      <w:r>
+        <w:t xml:space="preserve">Таблица №6 </w:t>
+      </w:r>
+      <w:r>
+        <w:t>“</w:t>
+      </w:r>
+      <w:r>
+        <w:t>Клиент</w:t>
+      </w:r>
+      <w:r>
+        <w:t>”</w:t>
+      </w:r>
+    </w:p>
+    <w:tbl>
+      <w:tblPr>
+        <w:tblStyle w:val="a5"/>
+        <w:tblW w:w="0" w:type="auto"/>
+        <w:tblLook w:val="04A0" w:firstRow="1" w:lastRow="0" w:firstColumn="1" w:lastColumn="0" w:noHBand="0" w:noVBand="1"/>
+      </w:tblPr>
+      <w:tblGrid>
+        <w:gridCol w:w="1559"/>
+      </w:tblGrid>
+      <w:tr>
+        <w:trPr>
+          <w:trHeight w:val="369"/>
+        </w:trPr>
+        <w:tc>
+          <w:tcPr>
+            <w:tcW w:w="1559" w:type="dxa"/>
+          </w:tcPr>
+          <w:p>
+            <w:proofErr w:type="spellStart"/>
+            <w:r>
+              <w:t>Авто_ID</w:t>
+            </w:r>
+            <w:proofErr w:type="spellEnd"/>
+          </w:p>
+        </w:tc>
+      </w:tr>
+      <w:tr>
+        <w:trPr>
+          <w:trHeight w:val="353"/>
+        </w:trPr>
+        <w:tc>
+          <w:tcPr>
+            <w:tcW w:w="1559" w:type="dxa"/>
+          </w:tcPr>
+          <w:p>
+            <w:r>
+              <w:t>Марка</w:t>
+            </w:r>
+          </w:p>
+        </w:tc>
+      </w:tr>
+      <w:tr>
+        <w:trPr>
+          <w:trHeight w:val="353"/>
+        </w:trPr>
+        <w:tc>
+          <w:tcPr>
+            <w:tcW w:w="1559" w:type="dxa"/>
+          </w:tcPr>
+          <w:p>
+            <w:proofErr w:type="spellStart"/>
+            <w:r>
+              <w:t>Гос_номер</w:t>
+            </w:r>
+            <w:proofErr w:type="spellEnd"/>
+          </w:p>
+        </w:tc>
+      </w:tr>
+    </w:tbl>
+    <w:tbl>
+      <w:tblPr>
+        <w:tblStyle w:val="a5"/>
+        <w:tblpPr w:leftFromText="180" w:rightFromText="180" w:vertAnchor="text" w:horzAnchor="page" w:tblpX="4624" w:tblpY="-1129"/>
+        <w:tblW w:w="0" w:type="auto"/>
+        <w:tblLook w:val="04A0" w:firstRow="1" w:lastRow="0" w:firstColumn="1" w:lastColumn="0" w:noHBand="0" w:noVBand="1"/>
+      </w:tblPr>
+      <w:tblGrid>
+        <w:gridCol w:w="1474"/>
+      </w:tblGrid>
+      <w:tr>
+        <w:trPr>
+          <w:trHeight w:val="290"/>
+        </w:trPr>
+        <w:tc>
+          <w:tcPr>
+            <w:tcW w:w="1474" w:type="dxa"/>
+          </w:tcPr>
+          <w:p>
+            <w:proofErr w:type="spellStart"/>
+            <w:r>
+              <w:t>Клиент_ID</w:t>
+            </w:r>
+            <w:proofErr w:type="spellEnd"/>
+          </w:p>
+        </w:tc>
+      </w:tr>
+      <w:tr>
+        <w:trPr>
+          <w:trHeight w:val="290"/>
+        </w:trPr>
+        <w:tc>
+          <w:tcPr>
+            <w:tcW w:w="1474" w:type="dxa"/>
+          </w:tcPr>
+          <w:p>
+            <w:r>
+              <w:t>ФИО</w:t>
+            </w:r>
+          </w:p>
+        </w:tc>
+      </w:tr>
+      <w:tr>
+        <w:trPr>
+          <w:trHeight w:val="290"/>
+        </w:trPr>
+        <w:tc>
+          <w:tcPr>
+            <w:tcW w:w="1474" w:type="dxa"/>
+          </w:tcPr>
+          <w:p>
+            <w:r>
+              <w:t>Телефон</w:t>
             </w:r>
           </w:p>
         </w:tc>
       </w:tr>
     </w:tbl>
     <w:p>
-      <w:bookmarkStart w:id="1" w:name="_GoBack"/>
-      <w:bookmarkEnd w:id="1"/>
+      <w:r>
+        <w:t xml:space="preserve">Таблица №7 </w:t>
+      </w:r>
+      <w:r>
+        <w:rPr>
+          <w:lang w:val="en-US"/>
+        </w:rPr>
+        <w:t>“</w:t>
+      </w:r>
+      <w:r>
+        <w:t>Сотрудники</w:t>
+      </w:r>
+      <w:r>
+        <w:rPr>
+          <w:lang w:val="en-US"/>
+        </w:rPr>
+        <w:t>”</w:t>
+      </w:r>
+      <w:r>
+        <w:rPr>
+          <w:lang w:val="en-US"/>
+        </w:rPr>
+        <w:tab/>
+      </w:r>
+      <w:r>
+        <w:rPr>
+          <w:lang w:val="en-US"/>
+        </w:rPr>
+        <w:tab/>
+      </w:r>
+      <w:r>
+        <w:t xml:space="preserve">Таблица №8 </w:t>
+      </w:r>
+      <w:r>
+        <w:rPr>
+          <w:lang w:val="en-US"/>
+        </w:rPr>
+        <w:t>“</w:t>
+      </w:r>
+      <w:r>
+        <w:t>Обращение</w:t>
+      </w:r>
+      <w:r>
+        <w:rPr>
+          <w:lang w:val="en-US"/>
+        </w:rPr>
+        <w:t>”</w:t>
+      </w:r>
     </w:p>
+    <w:tbl>
+      <w:tblPr>
+        <w:tblStyle w:val="a5"/>
+        <w:tblpPr w:leftFromText="180" w:rightFromText="180" w:vertAnchor="text" w:horzAnchor="margin" w:tblpY="31"/>
+        <w:tblOverlap w:val="never"/>
+        <w:tblW w:w="0" w:type="auto"/>
+        <w:tblLook w:val="04A0" w:firstRow="1" w:lastRow="0" w:firstColumn="1" w:lastColumn="0" w:noHBand="0" w:noVBand="1"/>
+      </w:tblPr>
+      <w:tblGrid>
+        <w:gridCol w:w="2155"/>
+      </w:tblGrid>
+      <w:tr>
+        <w:trPr>
+          <w:trHeight w:val="257"/>
+        </w:trPr>
+        <w:tc>
+          <w:tcPr>
+            <w:tcW w:w="2155" w:type="dxa"/>
+          </w:tcPr>
+          <w:p>
+            <w:proofErr w:type="spellStart"/>
+            <w:r>
+              <w:t>Сотрудник</w:t>
+            </w:r>
+            <w:r>
+              <w:t>и</w:t>
+            </w:r>
+            <w:r>
+              <w:t>_ID</w:t>
+            </w:r>
+            <w:proofErr w:type="spellEnd"/>
+          </w:p>
+        </w:tc>
+      </w:tr>
+      <w:tr>
+        <w:trPr>
+          <w:trHeight w:val="257"/>
+        </w:trPr>
+        <w:tc>
+          <w:tcPr>
+            <w:tcW w:w="2155" w:type="dxa"/>
+          </w:tcPr>
+          <w:p>
+            <w:r>
+              <w:t>ФИО</w:t>
+            </w:r>
+          </w:p>
+        </w:tc>
+      </w:tr>
+      <w:tr>
+        <w:trPr>
+          <w:trHeight w:val="257"/>
+        </w:trPr>
+        <w:tc>
+          <w:tcPr>
+            <w:tcW w:w="2155" w:type="dxa"/>
+          </w:tcPr>
+          <w:p>
+            <w:r>
+              <w:t>Телефон</w:t>
+            </w:r>
+          </w:p>
+        </w:tc>
+      </w:tr>
+    </w:tbl>
+    <w:tbl>
+      <w:tblPr>
+        <w:tblStyle w:val="a5"/>
+        <w:tblpPr w:leftFromText="180" w:rightFromText="180" w:vertAnchor="text" w:horzAnchor="margin" w:tblpXSpec="center" w:tblpY="8"/>
+        <w:tblW w:w="0" w:type="auto"/>
+        <w:tblLook w:val="04A0" w:firstRow="1" w:lastRow="0" w:firstColumn="1" w:lastColumn="0" w:noHBand="0" w:noVBand="1"/>
+      </w:tblPr>
+      <w:tblGrid>
+        <w:gridCol w:w="2879"/>
+      </w:tblGrid>
+      <w:tr>
+        <w:trPr>
+          <w:trHeight w:val="342"/>
+        </w:trPr>
+        <w:tc>
+          <w:tcPr>
+            <w:tcW w:w="2066" w:type="dxa"/>
+          </w:tcPr>
+          <w:p>
+            <w:proofErr w:type="spellStart"/>
+            <w:r>
+              <w:t>Обращение_ID</w:t>
+            </w:r>
+            <w:proofErr w:type="spellEnd"/>
+          </w:p>
+        </w:tc>
+      </w:tr>
+      <w:tr>
+        <w:trPr>
+          <w:trHeight w:val="342"/>
+        </w:trPr>
+        <w:tc>
+          <w:tcPr>
+            <w:tcW w:w="2066" w:type="dxa"/>
+          </w:tcPr>
+          <w:p>
+            <w:proofErr w:type="spellStart"/>
+            <w:r>
+              <w:t>Дата</w:t>
+            </w:r>
+            <w:r>
+              <w:t>_обращения</w:t>
+            </w:r>
+            <w:proofErr w:type="spellEnd"/>
+          </w:p>
+        </w:tc>
+      </w:tr>
+      <w:tr>
+        <w:trPr>
+          <w:trHeight w:val="342"/>
+        </w:trPr>
+        <w:tc>
+          <w:tcPr>
+            <w:tcW w:w="2066" w:type="dxa"/>
+          </w:tcPr>
+          <w:p>
+            <w:proofErr w:type="spellStart"/>
+            <w:r>
+              <w:t>Описание_неисправности</w:t>
+            </w:r>
+            <w:proofErr w:type="spellEnd"/>
+          </w:p>
+        </w:tc>
+      </w:tr>
+    </w:tbl>
+    <w:p/>
+    <w:p/>
+    <w:p/>
+    <w:p>
+      <w:r>
+        <w:t xml:space="preserve">Таблица №9 </w:t>
+      </w:r>
+      <w:r>
+        <w:rPr>
+          <w:lang w:val="en-US"/>
+        </w:rPr>
+        <w:t>“</w:t>
+      </w:r>
+      <w:r>
+        <w:t>Ремонт</w:t>
+      </w:r>
+      <w:r>
+        <w:rPr>
+          <w:lang w:val="en-US"/>
+        </w:rPr>
+        <w:t>”</w:t>
+      </w:r>
+    </w:p>
+    <w:tbl>
+      <w:tblPr>
+        <w:tblStyle w:val="a5"/>
+        <w:tblW w:w="0" w:type="auto"/>
+        <w:tblLook w:val="04A0" w:firstRow="1" w:lastRow="0" w:firstColumn="1" w:lastColumn="0" w:noHBand="0" w:noVBand="1"/>
+      </w:tblPr>
+      <w:tblGrid>
+        <w:gridCol w:w="2094"/>
+      </w:tblGrid>
+      <w:tr>
+        <w:trPr>
+          <w:trHeight w:val="308"/>
+        </w:trPr>
+        <w:tc>
+          <w:tcPr>
+            <w:tcW w:w="1946" w:type="dxa"/>
+          </w:tcPr>
+          <w:p>
+            <w:pPr>
+              <w:rPr>
+                <w:rFonts w:cs="Times New Roman"/>
+              </w:rPr>
+            </w:pPr>
+            <w:proofErr w:type="spellStart"/>
+            <w:r>
+              <w:rPr>
+                <w:rFonts w:cs="Times New Roman"/>
+              </w:rPr>
+              <w:t>Ремонт_ID</w:t>
+            </w:r>
+            <w:proofErr w:type="spellEnd"/>
+          </w:p>
+        </w:tc>
+      </w:tr>
+      <w:tr>
+        <w:trPr>
+          <w:trHeight w:val="295"/>
+        </w:trPr>
+        <w:tc>
+          <w:tcPr>
+            <w:tcW w:w="1946" w:type="dxa"/>
+          </w:tcPr>
+          <w:p>
+            <w:pPr>
+              <w:rPr>
+                <w:rFonts w:cs="Times New Roman"/>
+              </w:rPr>
+            </w:pPr>
+            <w:proofErr w:type="spellStart"/>
+            <w:r>
+              <w:rPr>
+                <w:rFonts w:cs="Times New Roman"/>
+              </w:rPr>
+              <w:t>Дата_начала</w:t>
+            </w:r>
+            <w:proofErr w:type="spellEnd"/>
+          </w:p>
+        </w:tc>
+      </w:tr>
+      <w:tr>
+        <w:trPr>
+          <w:trHeight w:val="308"/>
+        </w:trPr>
+        <w:tc>
+          <w:tcPr>
+            <w:tcW w:w="1946" w:type="dxa"/>
+          </w:tcPr>
+          <w:p>
+            <w:pPr>
+              <w:rPr>
+                <w:rFonts w:cs="Times New Roman"/>
+              </w:rPr>
+            </w:pPr>
+            <w:proofErr w:type="spellStart"/>
+            <w:r>
+              <w:rPr>
+                <w:rFonts w:cs="Times New Roman"/>
+                <w:spacing w:val="-5"/>
+                <w:shd w:val="clear" w:color="auto" w:fill="FAFCFF"/>
+              </w:rPr>
+              <w:t>Дата_конца</w:t>
+            </w:r>
+            <w:proofErr w:type="spellEnd"/>
+          </w:p>
+        </w:tc>
+      </w:tr>
+      <w:tr>
+        <w:trPr>
+          <w:trHeight w:val="308"/>
+        </w:trPr>
+        <w:tc>
+          <w:tcPr>
+            <w:tcW w:w="1946" w:type="dxa"/>
+          </w:tcPr>
+          <w:p>
+            <w:pPr>
+              <w:rPr>
+                <w:rFonts w:cs="Times New Roman"/>
+                <w:spacing w:val="-5"/>
+                <w:shd w:val="clear" w:color="auto" w:fill="FAFCFF"/>
+              </w:rPr>
+            </w:pPr>
+            <w:proofErr w:type="spellStart"/>
+            <w:r>
+              <w:rPr>
+                <w:rFonts w:cs="Times New Roman"/>
+                <w:spacing w:val="-5"/>
+                <w:shd w:val="clear" w:color="auto" w:fill="FAFCFF"/>
+              </w:rPr>
+              <w:t>Перечень_работ</w:t>
+            </w:r>
+            <w:proofErr w:type="spellEnd"/>
+          </w:p>
+        </w:tc>
+      </w:tr>
+      <w:tr>
+        <w:trPr>
+          <w:trHeight w:val="308"/>
+        </w:trPr>
+        <w:tc>
+          <w:tcPr>
+            <w:tcW w:w="1946" w:type="dxa"/>
+          </w:tcPr>
+          <w:p>
+            <w:pPr>
+              <w:rPr>
+                <w:rFonts w:cs="Times New Roman"/>
+                <w:spacing w:val="-5"/>
+                <w:shd w:val="clear" w:color="auto" w:fill="FAFCFF"/>
+              </w:rPr>
+            </w:pPr>
+            <w:proofErr w:type="spellStart"/>
+            <w:r>
+              <w:rPr>
+                <w:rFonts w:cs="Times New Roman"/>
+                <w:spacing w:val="-5"/>
+                <w:shd w:val="clear" w:color="auto" w:fill="FAFCFF"/>
+              </w:rPr>
+              <w:t>Стоимость_работы</w:t>
+            </w:r>
+            <w:proofErr w:type="spellEnd"/>
+          </w:p>
+        </w:tc>
+      </w:tr>
+    </w:tbl>
+    <w:p/>
+    <w:p>
+      <w:r>
+        <w:t>3 НФ:</w:t>
+      </w:r>
+    </w:p>
+    <w:p>
+      <w:r>
+        <w:t>Та</w:t>
+      </w:r>
+      <w:r>
+        <w:t>блица №10</w:t>
+      </w:r>
+      <w:r>
+        <w:t xml:space="preserve"> </w:t>
+      </w:r>
+      <w:r>
+        <w:rPr>
+          <w:lang w:val="en-US"/>
+        </w:rPr>
+        <w:t>“</w:t>
+      </w:r>
+      <w:r>
+        <w:t>Авто</w:t>
+      </w:r>
+      <w:r>
+        <w:rPr>
+          <w:lang w:val="en-US"/>
+        </w:rPr>
+        <w:t>”</w:t>
+      </w:r>
+      <w:r>
+        <w:tab/>
+        <w:t>Таблица №11</w:t>
+      </w:r>
+      <w:r>
+        <w:t xml:space="preserve"> </w:t>
+      </w:r>
+      <w:r>
+        <w:rPr>
+          <w:lang w:val="en-US"/>
+        </w:rPr>
+        <w:t>“</w:t>
+      </w:r>
+      <w:r>
+        <w:t>Клиент</w:t>
+      </w:r>
+      <w:r>
+        <w:rPr>
+          <w:lang w:val="en-US"/>
+        </w:rPr>
+        <w:t>”</w:t>
+      </w:r>
+    </w:p>
+    <w:tbl>
+      <w:tblPr>
+        <w:tblStyle w:val="a5"/>
+        <w:tblW w:w="0" w:type="auto"/>
+        <w:tblLook w:val="04A0" w:firstRow="1" w:lastRow="0" w:firstColumn="1" w:lastColumn="0" w:noHBand="0" w:noVBand="1"/>
+      </w:tblPr>
+      <w:tblGrid>
+        <w:gridCol w:w="1559"/>
+      </w:tblGrid>
+      <w:tr>
+        <w:trPr>
+          <w:trHeight w:val="369"/>
+        </w:trPr>
+        <w:tc>
+          <w:tcPr>
+            <w:tcW w:w="1559" w:type="dxa"/>
+          </w:tcPr>
+          <w:p>
+            <w:proofErr w:type="spellStart"/>
+            <w:r>
+              <w:t>Авто_ID</w:t>
+            </w:r>
+            <w:proofErr w:type="spellEnd"/>
+          </w:p>
+        </w:tc>
+      </w:tr>
+      <w:tr>
+        <w:trPr>
+          <w:trHeight w:val="353"/>
+        </w:trPr>
+        <w:tc>
+          <w:tcPr>
+            <w:tcW w:w="1559" w:type="dxa"/>
+          </w:tcPr>
+          <w:p>
+            <w:proofErr w:type="spellStart"/>
+            <w:r>
+              <w:t>Владелец_ID</w:t>
+            </w:r>
+            <w:proofErr w:type="spellEnd"/>
+          </w:p>
+        </w:tc>
+      </w:tr>
+    </w:tbl>
+    <w:tbl>
+      <w:tblPr>
+        <w:tblStyle w:val="a5"/>
+        <w:tblpPr w:leftFromText="180" w:rightFromText="180" w:vertAnchor="text" w:horzAnchor="page" w:tblpX="4588" w:tblpY="-793"/>
+        <w:tblW w:w="0" w:type="auto"/>
+        <w:tblLook w:val="04A0" w:firstRow="1" w:lastRow="0" w:firstColumn="1" w:lastColumn="0" w:noHBand="0" w:noVBand="1"/>
+      </w:tblPr>
+      <w:tblGrid>
+        <w:gridCol w:w="1474"/>
+      </w:tblGrid>
+      <w:tr>
+        <w:trPr>
+          <w:trHeight w:val="290"/>
+        </w:trPr>
+        <w:tc>
+          <w:tcPr>
+            <w:tcW w:w="1474" w:type="dxa"/>
+          </w:tcPr>
+          <w:p>
+            <w:proofErr w:type="spellStart"/>
+            <w:r>
+              <w:t>Клиент_ID</w:t>
+            </w:r>
+            <w:proofErr w:type="spellEnd"/>
+          </w:p>
+        </w:tc>
+      </w:tr>
+    </w:tbl>
+    <w:p>
+      <w:r>
+        <w:t>Таблица №12</w:t>
+      </w:r>
+      <w:r>
+        <w:t xml:space="preserve"> </w:t>
+      </w:r>
+      <w:r>
+        <w:rPr>
+          <w:lang w:val="en-US"/>
+        </w:rPr>
+        <w:t>“</w:t>
+      </w:r>
+      <w:r>
+        <w:t>Сотрудники</w:t>
+      </w:r>
+      <w:r>
+        <w:rPr>
+          <w:lang w:val="en-US"/>
+        </w:rPr>
+        <w:t>”</w:t>
+      </w:r>
+      <w:r>
+        <w:tab/>
+      </w:r>
+      <w:r>
+        <w:tab/>
+        <w:t>Таблица №13</w:t>
+      </w:r>
+      <w:r>
+        <w:t xml:space="preserve"> </w:t>
+      </w:r>
+      <w:r>
+        <w:rPr>
+          <w:lang w:val="en-US"/>
+        </w:rPr>
+        <w:t>“</w:t>
+      </w:r>
+      <w:r>
+        <w:t>Обращение</w:t>
+      </w:r>
+      <w:r>
+        <w:rPr>
+          <w:lang w:val="en-US"/>
+        </w:rPr>
+        <w:t>”</w:t>
+      </w:r>
+    </w:p>
+    <w:tbl>
+      <w:tblPr>
+        <w:tblStyle w:val="a5"/>
+        <w:tblpPr w:leftFromText="180" w:rightFromText="180" w:vertAnchor="text" w:horzAnchor="margin" w:tblpY="31"/>
+        <w:tblOverlap w:val="never"/>
+        <w:tblW w:w="0" w:type="auto"/>
+        <w:tblLook w:val="04A0" w:firstRow="1" w:lastRow="0" w:firstColumn="1" w:lastColumn="0" w:noHBand="0" w:noVBand="1"/>
+      </w:tblPr>
+      <w:tblGrid>
+        <w:gridCol w:w="2155"/>
+      </w:tblGrid>
+      <w:tr>
+        <w:trPr>
+          <w:trHeight w:val="257"/>
+        </w:trPr>
+        <w:tc>
+          <w:tcPr>
+            <w:tcW w:w="2155" w:type="dxa"/>
+          </w:tcPr>
+          <w:p>
+            <w:proofErr w:type="spellStart"/>
+            <w:r>
+              <w:t>Сотрудник</w:t>
+            </w:r>
+            <w:r>
+              <w:t>и</w:t>
+            </w:r>
+            <w:r>
+              <w:t>_ID</w:t>
+            </w:r>
+            <w:proofErr w:type="spellEnd"/>
+          </w:p>
+        </w:tc>
+      </w:tr>
+      <w:tr>
+        <w:trPr>
+          <w:trHeight w:val="257"/>
+        </w:trPr>
+        <w:tc>
+          <w:tcPr>
+            <w:tcW w:w="2155" w:type="dxa"/>
+          </w:tcPr>
+          <w:p>
+            <w:r>
+              <w:t>Специальность_</w:t>
+            </w:r>
+            <w:r>
+              <w:rPr>
+                <w:lang w:val="en-US"/>
+              </w:rPr>
+              <w:t>ID</w:t>
+            </w:r>
+          </w:p>
+        </w:tc>
+      </w:tr>
+    </w:tbl>
+    <w:tbl>
+      <w:tblPr>
+        <w:tblStyle w:val="a5"/>
+        <w:tblpPr w:leftFromText="180" w:rightFromText="180" w:vertAnchor="text" w:horzAnchor="page" w:tblpX="5991" w:tblpY="32"/>
+        <w:tblW w:w="0" w:type="auto"/>
+        <w:tblLook w:val="04A0" w:firstRow="1" w:lastRow="0" w:firstColumn="1" w:lastColumn="0" w:noHBand="0" w:noVBand="1"/>
+      </w:tblPr>
+      <w:tblGrid>
+        <w:gridCol w:w="2066"/>
+      </w:tblGrid>
+      <w:tr>
+        <w:trPr>
+          <w:trHeight w:val="342"/>
+        </w:trPr>
+        <w:tc>
+          <w:tcPr>
+            <w:tcW w:w="2066" w:type="dxa"/>
+          </w:tcPr>
+          <w:p>
+            <w:proofErr w:type="spellStart"/>
+            <w:r>
+              <w:t>Обращение_ID</w:t>
+            </w:r>
+            <w:proofErr w:type="spellEnd"/>
+          </w:p>
+        </w:tc>
+      </w:tr>
+      <w:tr>
+        <w:trPr>
+          <w:trHeight w:val="342"/>
+        </w:trPr>
+        <w:tc>
+          <w:tcPr>
+            <w:tcW w:w="2066" w:type="dxa"/>
+          </w:tcPr>
+          <w:p>
+            <w:proofErr w:type="spellStart"/>
+            <w:r>
+              <w:t>Авто_ID</w:t>
+            </w:r>
+            <w:proofErr w:type="spellEnd"/>
+          </w:p>
+        </w:tc>
+      </w:tr>
+      <w:tr>
+        <w:trPr>
+          <w:trHeight w:val="342"/>
+        </w:trPr>
+        <w:tc>
+          <w:tcPr>
+            <w:tcW w:w="2066" w:type="dxa"/>
+          </w:tcPr>
+          <w:p>
+            <w:proofErr w:type="spellStart"/>
+            <w:r>
+              <w:t>Клиент_ID</w:t>
+            </w:r>
+            <w:proofErr w:type="spellEnd"/>
+          </w:p>
+        </w:tc>
+      </w:tr>
+    </w:tbl>
+    <w:p/>
+    <w:p/>
+    <w:p>
+      <w:r>
+        <w:t>Таблица №14</w:t>
+      </w:r>
+      <w:r>
+        <w:t xml:space="preserve"> </w:t>
+      </w:r>
+      <w:r>
+        <w:rPr>
+          <w:lang w:val="en-US"/>
+        </w:rPr>
+        <w:t>“</w:t>
+      </w:r>
+      <w:r>
+        <w:t>Ремонт</w:t>
+      </w:r>
+      <w:r>
+        <w:rPr>
+          <w:lang w:val="en-US"/>
+        </w:rPr>
+        <w:t>”</w:t>
+      </w:r>
+    </w:p>
+    <w:tbl>
+      <w:tblPr>
+        <w:tblStyle w:val="a5"/>
+        <w:tblW w:w="0" w:type="auto"/>
+        <w:tblLook w:val="04A0" w:firstRow="1" w:lastRow="0" w:firstColumn="1" w:lastColumn="0" w:noHBand="0" w:noVBand="1"/>
+      </w:tblPr>
+      <w:tblGrid>
+        <w:gridCol w:w="1946"/>
+      </w:tblGrid>
+      <w:tr>
+        <w:trPr>
+          <w:trHeight w:val="308"/>
+        </w:trPr>
+        <w:tc>
+          <w:tcPr>
+            <w:tcW w:w="1946" w:type="dxa"/>
+          </w:tcPr>
+          <w:p>
+            <w:proofErr w:type="spellStart"/>
+            <w:r>
+              <w:t>Ремонт_ID</w:t>
+            </w:r>
+            <w:proofErr w:type="spellEnd"/>
+          </w:p>
+        </w:tc>
+      </w:tr>
+      <w:tr>
+        <w:trPr>
+          <w:trHeight w:val="295"/>
+        </w:trPr>
+        <w:tc>
+          <w:tcPr>
+            <w:tcW w:w="1946" w:type="dxa"/>
+          </w:tcPr>
+          <w:p>
+            <w:proofErr w:type="spellStart"/>
+            <w:r>
+              <w:t>Обращение_ID</w:t>
+            </w:r>
+            <w:proofErr w:type="spellEnd"/>
+          </w:p>
+        </w:tc>
+      </w:tr>
+      <w:tr>
+        <w:trPr>
+          <w:trHeight w:val="308"/>
+        </w:trPr>
+        <w:tc>
+          <w:tcPr>
+            <w:tcW w:w="1946" w:type="dxa"/>
+          </w:tcPr>
+          <w:p>
+            <w:proofErr w:type="spellStart"/>
+            <w:r>
+              <w:rPr>
+                <w:rFonts w:ascii="Arial" w:hAnsi="Arial" w:cs="Arial"/>
+                <w:spacing w:val="-5"/>
+                <w:shd w:val="clear" w:color="auto" w:fill="FAFCFF"/>
+              </w:rPr>
+              <w:t>Сотрудник</w:t>
+            </w:r>
+            <w:r>
+              <w:rPr>
+                <w:rFonts w:ascii="Arial" w:hAnsi="Arial" w:cs="Arial"/>
+                <w:spacing w:val="-5"/>
+                <w:shd w:val="clear" w:color="auto" w:fill="FAFCFF"/>
+              </w:rPr>
+              <w:t>и</w:t>
+            </w:r>
+            <w:r>
+              <w:rPr>
+                <w:rFonts w:ascii="Arial" w:hAnsi="Arial" w:cs="Arial"/>
+                <w:spacing w:val="-5"/>
+                <w:shd w:val="clear" w:color="auto" w:fill="FAFCFF"/>
+              </w:rPr>
+              <w:t>_ID</w:t>
+            </w:r>
+            <w:proofErr w:type="spellEnd"/>
+          </w:p>
+        </w:tc>
+      </w:tr>
+    </w:tbl>
+    <w:p/>
+    <w:p/>
     <w:sectPr>
       <w:pgSz w:w="11906" w:h="16838"/>
       <w:pgMar w:top="1134" w:right="850" w:bottom="1134" w:left="1701" w:header="708" w:footer="708" w:gutter="0"/>
@@ -9259,6 +11049,524 @@
 </w:styles>
 </file>
 
+<file path=word/glossary/document.xml><?xml version="1.0" encoding="utf-8"?>
+<w:glossaryDocument xmlns:wpc="http://schemas.microsoft.com/office/word/2010/wordprocessingCanvas" xmlns:cx="http://schemas.microsoft.com/office/drawing/2014/chartex" xmlns:cx1="http://schemas.microsoft.com/office/drawing/2015/9/8/chartex" xmlns:mc="http://schemas.openxmlformats.org/markup-compatibility/2006" xmlns:o="urn:schemas-microsoft-com:office:office" xmlns:r="http://schemas.openxmlformats.org/officeDocument/2006/relationships" xmlns:m="http://schemas.openxmlformats.org/officeDocument/2006/math" xmlns:v="urn:schemas-microsoft-com:vml" xmlns:wp14="http://schemas.microsoft.com/office/word/2010/wordprocessingDrawing" xmlns:wp="http://schemas.openxmlformats.org/drawingml/2006/wordprocessingDrawing" xmlns:w10="urn:schemas-microsoft-com:office:word" xmlns:w="http://schemas.openxmlformats.org/wordprocessingml/2006/main" xmlns:w14="http://schemas.microsoft.com/office/word/2010/wordml" xmlns:w15="http://schemas.microsoft.com/office/word/2012/wordml" xmlns:w16se="http://schemas.microsoft.com/office/word/2015/wordml/symex" xmlns:wpg="http://schemas.microsoft.com/office/word/2010/wordprocessingGroup" xmlns:wpi="http://schemas.microsoft.com/office/word/2010/wordprocessingInk" xmlns:wne="http://schemas.microsoft.com/office/word/2006/wordml" xmlns:wps="http://schemas.microsoft.com/office/word/2010/wordprocessingShape" mc:Ignorable="w14 w15 w16se wp14"/>
+</file>
+
+<file path=word/glossary/fontTable.xml><?xml version="1.0" encoding="utf-8"?>
+<w:fonts xmlns:mc="http://schemas.openxmlformats.org/markup-compatibility/2006" xmlns:r="http://schemas.openxmlformats.org/officeDocument/2006/relationships" xmlns:w="http://schemas.openxmlformats.org/wordprocessingml/2006/main" xmlns:w14="http://schemas.microsoft.com/office/word/2010/wordml" xmlns:w15="http://schemas.microsoft.com/office/word/2012/wordml" xmlns:w16se="http://schemas.microsoft.com/office/word/2015/wordml/symex" mc:Ignorable="w14 w15 w16se">
+  <w:font w:name="Times New Roman">
+    <w:panose1 w:val="02020603050405020304"/>
+    <w:charset w:val="CC"/>
+    <w:family w:val="roman"/>
+    <w:pitch w:val="variable"/>
+    <w:sig w:usb0="E0002EFF" w:usb1="C000785B" w:usb2="00000009" w:usb3="00000000" w:csb0="000001FF" w:csb1="00000000"/>
+  </w:font>
+  <w:font w:name="Calibri">
+    <w:panose1 w:val="020F0502020204030204"/>
+    <w:charset w:val="CC"/>
+    <w:family w:val="swiss"/>
+    <w:pitch w:val="variable"/>
+    <w:sig w:usb0="E1002AFF" w:usb1="4000ACFF" w:usb2="00000009" w:usb3="00000000" w:csb0="000001FF" w:csb1="00000000"/>
+  </w:font>
+  <w:font w:name="Arial">
+    <w:panose1 w:val="020B0604020202020204"/>
+    <w:charset w:val="CC"/>
+    <w:family w:val="swiss"/>
+    <w:pitch w:val="variable"/>
+    <w:sig w:usb0="E0002EFF" w:usb1="C000785B" w:usb2="00000009" w:usb3="00000000" w:csb0="000001FF" w:csb1="00000000"/>
+  </w:font>
+  <w:font w:name="Calibri Light">
+    <w:panose1 w:val="020F0302020204030204"/>
+    <w:charset w:val="CC"/>
+    <w:family w:val="swiss"/>
+    <w:pitch w:val="variable"/>
+    <w:sig w:usb0="E4002EFF" w:usb1="C200247B" w:usb2="00000009" w:usb3="00000000" w:csb0="000001FF" w:csb1="00000000"/>
+  </w:font>
+</w:fonts>
+</file>
+
+<file path=word/glossary/settings.xml><?xml version="1.0" encoding="utf-8"?>
+<w:settings xmlns:mc="http://schemas.openxmlformats.org/markup-compatibility/2006" xmlns:o="urn:schemas-microsoft-com:office:office" xmlns:r="http://schemas.openxmlformats.org/officeDocument/2006/relationships" xmlns:m="http://schemas.openxmlformats.org/officeDocument/2006/math" xmlns:v="urn:schemas-microsoft-com:vml" xmlns:w10="urn:schemas-microsoft-com:office:word" xmlns:w="http://schemas.openxmlformats.org/wordprocessingml/2006/main" xmlns:w14="http://schemas.microsoft.com/office/word/2010/wordml" xmlns:w15="http://schemas.microsoft.com/office/word/2012/wordml" xmlns:w16se="http://schemas.microsoft.com/office/word/2015/wordml/symex" xmlns:sl="http://schemas.openxmlformats.org/schemaLibrary/2006/main" mc:Ignorable="w14 w15 w16se">
+  <w:view w:val="normal"/>
+  <w:defaultTabStop w:val="708"/>
+  <w:characterSpacingControl w:val="doNotCompress"/>
+  <w:compat>
+    <w:useFELayout/>
+    <w:compatSetting w:name="compatibilityMode" w:uri="http://schemas.microsoft.com/office/word" w:val="15"/>
+    <w:compatSetting w:name="overrideTableStyleFontSizeAndJustification" w:uri="http://schemas.microsoft.com/office/word" w:val="1"/>
+    <w:compatSetting w:name="enableOpenTypeFeatures" w:uri="http://schemas.microsoft.com/office/word" w:val="1"/>
+    <w:compatSetting w:name="doNotFlipMirrorIndents" w:uri="http://schemas.microsoft.com/office/word" w:val="1"/>
+    <w:compatSetting w:name="differentiateMultirowTableHeaders" w:uri="http://schemas.microsoft.com/office/word" w:val="1"/>
+  </w:compat>
+  <w:rsids>
+    <w:rsidRoot w:val="0022297A"/>
+    <w:rsid w:val="0022297A"/>
+  </w:rsids>
+  <m:mathPr>
+    <m:mathFont m:val="Cambria Math"/>
+    <m:brkBin m:val="before"/>
+    <m:brkBinSub m:val="--"/>
+    <m:smallFrac m:val="0"/>
+    <m:dispDef/>
+    <m:lMargin m:val="0"/>
+    <m:rMargin m:val="0"/>
+    <m:defJc m:val="centerGroup"/>
+    <m:wrapIndent m:val="1440"/>
+    <m:intLim m:val="subSup"/>
+    <m:naryLim m:val="undOvr"/>
+  </m:mathPr>
+  <w:themeFontLang w:val="ru-RU"/>
+  <w:clrSchemeMapping w:bg1="light1" w:t1="dark1" w:bg2="light2" w:t2="dark2" w:accent1="accent1" w:accent2="accent2" w:accent3="accent3" w:accent4="accent4" w:accent5="accent5" w:accent6="accent6" w:hyperlink="hyperlink" w:followedHyperlink="followedHyperlink"/>
+  <w:decimalSymbol w:val=","/>
+  <w:listSeparator w:val=";"/>
+  <w15:chartTrackingRefBased/>
+</w:settings>
+</file>
+
+<file path=word/glossary/styles.xml><?xml version="1.0" encoding="utf-8"?>
+<w:styles xmlns:mc="http://schemas.openxmlformats.org/markup-compatibility/2006" xmlns:r="http://schemas.openxmlformats.org/officeDocument/2006/relationships" xmlns:w="http://schemas.openxmlformats.org/wordprocessingml/2006/main" xmlns:w14="http://schemas.microsoft.com/office/word/2010/wordml" xmlns:w15="http://schemas.microsoft.com/office/word/2012/wordml" xmlns:w16se="http://schemas.microsoft.com/office/word/2015/wordml/symex" mc:Ignorable="w14 w15 w16se">
+  <w:docDefaults>
+    <w:rPrDefault>
+      <w:rPr>
+        <w:rFonts w:asciiTheme="minorHAnsi" w:eastAsiaTheme="minorEastAsia" w:hAnsiTheme="minorHAnsi" w:cstheme="minorBidi"/>
+        <w:sz w:val="22"/>
+        <w:szCs w:val="22"/>
+        <w:lang w:val="ru-RU" w:eastAsia="ru-RU" w:bidi="ar-SA"/>
+      </w:rPr>
+    </w:rPrDefault>
+    <w:pPrDefault>
+      <w:pPr>
+        <w:spacing w:after="160" w:line="259" w:lineRule="auto"/>
+      </w:pPr>
+    </w:pPrDefault>
+  </w:docDefaults>
+  <w:latentStyles w:defLockedState="0" w:defUIPriority="99" w:defSemiHidden="0" w:defUnhideWhenUsed="0" w:defQFormat="0" w:count="371">
+    <w:lsdException w:name="Normal" w:uiPriority="0" w:qFormat="1"/>
+    <w:lsdException w:name="heading 1" w:uiPriority="9" w:qFormat="1"/>
+    <w:lsdException w:name="heading 2" w:semiHidden="1" w:uiPriority="9" w:unhideWhenUsed="1" w:qFormat="1"/>
+    <w:lsdException w:name="heading 3" w:semiHidden="1" w:uiPriority="9" w:unhideWhenUsed="1" w:qFormat="1"/>
+    <w:lsdException w:name="heading 4" w:semiHidden="1" w:uiPriority="9" w:unhideWhenUsed="1" w:qFormat="1"/>
+    <w:lsdException w:name="heading 5" w:semiHidden="1" w:uiPriority="9" w:unhideWhenUsed="1" w:qFormat="1"/>
+    <w:lsdException w:name="heading 6" w:semiHidden="1" w:uiPriority="9" w:unhideWhenUsed="1" w:qFormat="1"/>
+    <w:lsdException w:name="heading 7" w:semiHidden="1" w:uiPriority="9" w:unhideWhenUsed="1" w:qFormat="1"/>
+    <w:lsdException w:name="heading 8" w:semiHidden="1" w:uiPriority="9" w:unhideWhenUsed="1" w:qFormat="1"/>
+    <w:lsdException w:name="heading 9" w:semiHidden="1" w:uiPriority="9" w:unhideWhenUsed="1" w:qFormat="1"/>
+    <w:lsdException w:name="index 1" w:semiHidden="1" w:unhideWhenUsed="1"/>
+    <w:lsdException w:name="index 2" w:semiHidden="1" w:unhideWhenUsed="1"/>
+    <w:lsdException w:name="index 3" w:semiHidden="1" w:unhideWhenUsed="1"/>
+    <w:lsdException w:name="index 4" w:semiHidden="1" w:unhideWhenUsed="1"/>
+    <w:lsdException w:name="index 5" w:semiHidden="1" w:unhideWhenUsed="1"/>
+    <w:lsdException w:name="index 6" w:semiHidden="1" w:unhideWhenUsed="1"/>
+    <w:lsdException w:name="index 7" w:semiHidden="1" w:unhideWhenUsed="1"/>
+    <w:lsdException w:name="index 8" w:semiHidden="1" w:unhideWhenUsed="1"/>
+    <w:lsdException w:name="index 9" w:semiHidden="1" w:unhideWhenUsed="1"/>
+    <w:lsdException w:name="toc 1" w:semiHidden="1" w:uiPriority="39" w:unhideWhenUsed="1"/>
+    <w:lsdException w:name="toc 2" w:semiHidden="1" w:uiPriority="39" w:unhideWhenUsed="1"/>
+    <w:lsdException w:name="toc 3" w:semiHidden="1" w:uiPriority="39" w:unhideWhenUsed="1"/>
+    <w:lsdException w:name="toc 4" w:semiHidden="1" w:uiPriority="39" w:unhideWhenUsed="1"/>
+    <w:lsdException w:name="toc 5" w:semiHidden="1" w:uiPriority="39" w:unhideWhenUsed="1"/>
+    <w:lsdException w:name="toc 6" w:semiHidden="1" w:uiPriority="39" w:unhideWhenUsed="1"/>
+    <w:lsdException w:name="toc 7" w:semiHidden="1" w:uiPriority="39" w:unhideWhenUsed="1"/>
+    <w:lsdException w:name="toc 8" w:semiHidden="1" w:uiPriority="39" w:unhideWhenUsed="1"/>
+    <w:lsdException w:name="toc 9" w:semiHidden="1" w:uiPriority="39" w:unhideWhenUsed="1"/>
+    <w:lsdException w:name="Normal Indent" w:semiHidden="1" w:unhideWhenUsed="1"/>
+    <w:lsdException w:name="footnote text" w:semiHidden="1" w:unhideWhenUsed="1"/>
+    <w:lsdException w:name="annotation text" w:semiHidden="1" w:unhideWhenUsed="1"/>
+    <w:lsdException w:name="header" w:semiHidden="1" w:unhideWhenUsed="1"/>
+    <w:lsdException w:name="footer" w:semiHidden="1" w:unhideWhenUsed="1"/>
+    <w:lsdException w:name="index heading" w:semiHidden="1" w:unhideWhenUsed="1"/>
+    <w:lsdException w:name="caption" w:semiHidden="1" w:uiPriority="35" w:unhideWhenUsed="1" w:qFormat="1"/>
+    <w:lsdException w:name="table of figures" w:semiHidden="1" w:unhideWhenUsed="1"/>
+    <w:lsdException w:name="envelope address" w:semiHidden="1" w:unhideWhenUsed="1"/>
+    <w:lsdException w:name="envelope return" w:semiHidden="1" w:unhideWhenUsed="1"/>
+    <w:lsdException w:name="footnote reference" w:semiHidden="1" w:unhideWhenUsed="1"/>
+    <w:lsdException w:name="annotation reference" w:semiHidden="1" w:unhideWhenUsed="1"/>
+    <w:lsdException w:name="line number" w:semiHidden="1" w:unhideWhenUsed="1"/>
+    <w:lsdException w:name="page number" w:semiHidden="1" w:unhideWhenUsed="1"/>
+    <w:lsdException w:name="endnote reference" w:semiHidden="1" w:unhideWhenUsed="1"/>
+    <w:lsdException w:name="endnote text" w:semiHidden="1" w:unhideWhenUsed="1"/>
+    <w:lsdException w:name="table of authorities" w:semiHidden="1" w:unhideWhenUsed="1"/>
+    <w:lsdException w:name="macro" w:semiHidden="1" w:unhideWhenUsed="1"/>
+    <w:lsdException w:name="toa heading" w:semiHidden="1" w:unhideWhenUsed="1"/>
+    <w:lsdException w:name="List" w:semiHidden="1" w:unhideWhenUsed="1"/>
+    <w:lsdException w:name="List Bullet" w:semiHidden="1" w:unhideWhenUsed="1"/>
+    <w:lsdException w:name="List Number" w:semiHidden="1" w:unhideWhenUsed="1"/>
+    <w:lsdException w:name="List 2" w:semiHidden="1" w:unhideWhenUsed="1"/>
+    <w:lsdException w:name="List 3" w:semiHidden="1" w:unhideWhenUsed="1"/>
+    <w:lsdException w:name="List 4" w:semiHidden="1" w:unhideWhenUsed="1"/>
+    <w:lsdException w:name="List 5" w:semiHidden="1" w:unhideWhenUsed="1"/>
+    <w:lsdException w:name="List Bullet 2" w:semiHidden="1" w:unhideWhenUsed="1"/>
+    <w:lsdException w:name="List Bullet 3" w:semiHidden="1" w:unhideWhenUsed="1"/>
+    <w:lsdException w:name="List Bullet 4" w:semiHidden="1" w:unhideWhenUsed="1"/>
+    <w:lsdException w:name="List Bullet 5" w:semiHidden="1" w:unhideWhenUsed="1"/>
+    <w:lsdException w:name="List Number 2" w:semiHidden="1" w:unhideWhenUsed="1"/>
+    <w:lsdException w:name="List Number 3" w:semiHidden="1" w:unhideWhenUsed="1"/>
+    <w:lsdException w:name="List Number 4" w:semiHidden="1" w:unhideWhenUsed="1"/>
+    <w:lsdException w:name="List Number 5" w:semiHidden="1" w:unhideWhenUsed="1"/>
+    <w:lsdException w:name="Title" w:uiPriority="10" w:qFormat="1"/>
+    <w:lsdException w:name="Closing" w:semiHidden="1" w:unhideWhenUsed="1"/>
+    <w:lsdException w:name="Signature" w:semiHidden="1" w:unhideWhenUsed="1"/>
+    <w:lsdException w:name="Default Paragraph Font" w:semiHidden="1" w:uiPriority="1" w:unhideWhenUsed="1"/>
+    <w:lsdException w:name="Body Text" w:semiHidden="1" w:unhideWhenUsed="1"/>
+    <w:lsdException w:name="Body Text Indent" w:semiHidden="1" w:unhideWhenUsed="1"/>
+    <w:lsdException w:name="List Continue" w:semiHidden="1" w:unhideWhenUsed="1"/>
+    <w:lsdException w:name="List Continue 2" w:semiHidden="1" w:unhideWhenUsed="1"/>
+    <w:lsdException w:name="List Continue 3" w:semiHidden="1" w:unhideWhenUsed="1"/>
+    <w:lsdException w:name="List Continue 4" w:semiHidden="1" w:unhideWhenUsed="1"/>
+    <w:lsdException w:name="List Continue 5" w:semiHidden="1" w:unhideWhenUsed="1"/>
+    <w:lsdException w:name="Message Header" w:semiHidden="1" w:unhideWhenUsed="1"/>
+    <w:lsdException w:name="Subtitle" w:uiPriority="11" w:qFormat="1"/>
+    <w:lsdException w:name="Salutation" w:semiHidden="1" w:unhideWhenUsed="1"/>
+    <w:lsdException w:name="Date" w:semiHidden="1" w:unhideWhenUsed="1"/>
+    <w:lsdException w:name="Body Text First Indent" w:semiHidden="1" w:unhideWhenUsed="1"/>
+    <w:lsdException w:name="Body Text First Indent 2" w:semiHidden="1" w:unhideWhenUsed="1"/>
+    <w:lsdException w:name="Note Heading" w:semiHidden="1" w:unhideWhenUsed="1"/>
+    <w:lsdException w:name="Body Text 2" w:semiHidden="1" w:unhideWhenUsed="1"/>
+    <w:lsdException w:name="Body Text 3" w:semiHidden="1" w:unhideWhenUsed="1"/>
+    <w:lsdException w:name="Body Text Indent 2" w:semiHidden="1" w:unhideWhenUsed="1"/>
+    <w:lsdException w:name="Body Text Indent 3" w:semiHidden="1" w:unhideWhenUsed="1"/>
+    <w:lsdException w:name="Block Text" w:semiHidden="1" w:unhideWhenUsed="1"/>
+    <w:lsdException w:name="Hyperlink" w:semiHidden="1" w:unhideWhenUsed="1"/>
+    <w:lsdException w:name="FollowedHyperlink" w:semiHidden="1" w:unhideWhenUsed="1"/>
+    <w:lsdException w:name="Strong" w:uiPriority="22" w:qFormat="1"/>
+    <w:lsdException w:name="Emphasis" w:uiPriority="20" w:qFormat="1"/>
+    <w:lsdException w:name="Document Map" w:semiHidden="1" w:unhideWhenUsed="1"/>
+    <w:lsdException w:name="Plain Text" w:semiHidden="1" w:unhideWhenUsed="1"/>
+    <w:lsdException w:name="E-mail Signature" w:semiHidden="1" w:unhideWhenUsed="1"/>
+    <w:lsdException w:name="HTML Top of Form" w:semiHidden="1" w:unhideWhenUsed="1"/>
+    <w:lsdException w:name="HTML Bottom of Form" w:semiHidden="1" w:unhideWhenUsed="1"/>
+    <w:lsdException w:name="Normal (Web)" w:semiHidden="1" w:unhideWhenUsed="1"/>
+    <w:lsdException w:name="HTML Acronym" w:semiHidden="1" w:unhideWhenUsed="1"/>
+    <w:lsdException w:name="HTML Address" w:semiHidden="1" w:unhideWhenUsed="1"/>
+    <w:lsdException w:name="HTML Cite" w:semiHidden="1" w:unhideWhenUsed="1"/>
+    <w:lsdException w:name="HTML Code" w:semiHidden="1" w:unhideWhenUsed="1"/>
+    <w:lsdException w:name="HTML Definition" w:semiHidden="1" w:unhideWhenUsed="1"/>
+    <w:lsdException w:name="HTML Keyboard" w:semiHidden="1" w:unhideWhenUsed="1"/>
+    <w:lsdException w:name="HTML Preformatted" w:semiHidden="1" w:unhideWhenUsed="1"/>
+    <w:lsdException w:name="HTML Sample" w:semiHidden="1" w:unhideWhenUsed="1"/>
+    <w:lsdException w:name="HTML Typewriter" w:semiHidden="1" w:unhideWhenUsed="1"/>
+    <w:lsdException w:name="HTML Variable" w:semiHidden="1" w:unhideWhenUsed="1"/>
+    <w:lsdException w:name="Normal Table" w:semiHidden="1" w:unhideWhenUsed="1"/>
+    <w:lsdException w:name="annotation subject" w:semiHidden="1" w:unhideWhenUsed="1"/>
+    <w:lsdException w:name="No List" w:semiHidden="1" w:unhideWhenUsed="1"/>
+    <w:lsdException w:name="Outline List 1" w:semiHidden="1" w:unhideWhenUsed="1"/>
+    <w:lsdException w:name="Outline List 2" w:semiHidden="1" w:unhideWhenUsed="1"/>
+    <w:lsdException w:name="Outline List 3" w:semiHidden="1" w:unhideWhenUsed="1"/>
+    <w:lsdException w:name="Table Simple 1" w:semiHidden="1" w:unhideWhenUsed="1"/>
+    <w:lsdException w:name="Table Simple 2" w:semiHidden="1" w:unhideWhenUsed="1"/>
+    <w:lsdException w:name="Table Simple 3" w:semiHidden="1" w:unhideWhenUsed="1"/>
+    <w:lsdException w:name="Table Classic 1" w:semiHidden="1" w:unhideWhenUsed="1"/>
+    <w:lsdException w:name="Table Classic 2" w:semiHidden="1" w:unhideWhenUsed="1"/>
+    <w:lsdException w:name="Table Classic 3" w:semiHidden="1" w:unhideWhenUsed="1"/>
+    <w:lsdException w:name="Table Classic 4" w:semiHidden="1" w:unhideWhenUsed="1"/>
+    <w:lsdException w:name="Table Colorful 1" w:semiHidden="1" w:unhideWhenUsed="1"/>
+    <w:lsdException w:name="Table Colorful 2" w:semiHidden="1" w:unhideWhenUsed="1"/>
+    <w:lsdException w:name="Table Colorful 3" w:semiHidden="1" w:unhideWhenUsed="1"/>
+    <w:lsdException w:name="Table Columns 1" w:semiHidden="1" w:unhideWhenUsed="1"/>
+    <w:lsdException w:name="Table Columns 2" w:semiHidden="1" w:unhideWhenUsed="1"/>
+    <w:lsdException w:name="Table Columns 3" w:semiHidden="1" w:unhideWhenUsed="1"/>
+    <w:lsdException w:name="Table Columns 4" w:semiHidden="1" w:unhideWhenUsed="1"/>
+    <w:lsdException w:name="Table Columns 5" w:semiHidden="1" w:unhideWhenUsed="1"/>
+    <w:lsdException w:name="Table Grid 1" w:semiHidden="1" w:unhideWhenUsed="1"/>
+    <w:lsdException w:name="Table Grid 2" w:semiHidden="1" w:unhideWhenUsed="1"/>
+    <w:lsdException w:name="Table Grid 3" w:semiHidden="1" w:unhideWhenUsed="1"/>
+    <w:lsdException w:name="Table Grid 4" w:semiHidden="1" w:unhideWhenUsed="1"/>
+    <w:lsdException w:name="Table Grid 5" w:semiHidden="1" w:unhideWhenUsed="1"/>
+    <w:lsdException w:name="Table Grid 6" w:semiHidden="1" w:unhideWhenUsed="1"/>
+    <w:lsdException w:name="Table Grid 7" w:semiHidden="1" w:unhideWhenUsed="1"/>
+    <w:lsdException w:name="Table Grid 8" w:semiHidden="1" w:unhideWhenUsed="1"/>
+    <w:lsdException w:name="Table List 1" w:semiHidden="1" w:unhideWhenUsed="1"/>
+    <w:lsdException w:name="Table List 2" w:semiHidden="1" w:unhideWhenUsed="1"/>
+    <w:lsdException w:name="Table List 3" w:semiHidden="1" w:unhideWhenUsed="1"/>
+    <w:lsdException w:name="Table List 4" w:semiHidden="1" w:unhideWhenUsed="1"/>
+    <w:lsdException w:name="Table List 5" w:semiHidden="1" w:unhideWhenUsed="1"/>
+    <w:lsdException w:name="Table List 6" w:semiHidden="1" w:unhideWhenUsed="1"/>
+    <w:lsdException w:name="Table List 7" w:semiHidden="1" w:unhideWhenUsed="1"/>
+    <w:lsdException w:name="Table List 8" w:semiHidden="1" w:unhideWhenUsed="1"/>
+    <w:lsdException w:name="Table 3D effects 1" w:semiHidden="1" w:unhideWhenUsed="1"/>
+    <w:lsdException w:name="Table 3D effects 2" w:semiHidden="1" w:unhideWhenUsed="1"/>
+    <w:lsdException w:name="Table 3D effects 3" w:semiHidden="1" w:unhideWhenUsed="1"/>
+    <w:lsdException w:name="Table Contemporary" w:semiHidden="1" w:unhideWhenUsed="1"/>
+    <w:lsdException w:name="Table Elegant" w:semiHidden="1" w:unhideWhenUsed="1"/>
+    <w:lsdException w:name="Table Professional" w:semiHidden="1" w:unhideWhenUsed="1"/>
+    <w:lsdException w:name="Table Subtle 1" w:semiHidden="1" w:unhideWhenUsed="1"/>
+    <w:lsdException w:name="Table Subtle 2" w:semiHidden="1" w:unhideWhenUsed="1"/>
+    <w:lsdException w:name="Table Web 1" w:semiHidden="1" w:unhideWhenUsed="1"/>
+    <w:lsdException w:name="Table Web 2" w:semiHidden="1" w:unhideWhenUsed="1"/>
+    <w:lsdException w:name="Table Web 3" w:semiHidden="1" w:unhideWhenUsed="1"/>
+    <w:lsdException w:name="Balloon Text" w:semiHidden="1" w:unhideWhenUsed="1"/>
+    <w:lsdException w:name="Table Grid" w:uiPriority="39"/>
+    <w:lsdException w:name="Table Theme" w:semiHidden="1" w:unhideWhenUsed="1"/>
+    <w:lsdException w:name="Placeholder Text" w:semiHidden="1"/>
+    <w:lsdException w:name="No Spacing" w:uiPriority="1" w:qFormat="1"/>
+    <w:lsdException w:name="Light Shading" w:uiPriority="60"/>
+    <w:lsdException w:name="Light List" w:uiPriority="61"/>
+    <w:lsdException w:name="Light Grid" w:uiPriority="62"/>
+    <w:lsdException w:name="Medium Shading 1" w:uiPriority="63"/>
+    <w:lsdException w:name="Medium Shading 2" w:uiPriority="64"/>
+    <w:lsdException w:name="Medium List 1" w:uiPriority="65"/>
+    <w:lsdException w:name="Medium List 2" w:uiPriority="66"/>
+    <w:lsdException w:name="Medium Grid 1" w:uiPriority="67"/>
+    <w:lsdException w:name="Medium Grid 2" w:uiPriority="68"/>
+    <w:lsdException w:name="Medium Grid 3" w:uiPriority="69"/>
+    <w:lsdException w:name="Dark List" w:uiPriority="70"/>
+    <w:lsdException w:name="Colorful Shading" w:uiPriority="71"/>
+    <w:lsdException w:name="Colorful List" w:uiPriority="72"/>
+    <w:lsdException w:name="Colorful Grid" w:uiPriority="73"/>
+    <w:lsdException w:name="Light Shading Accent 1" w:uiPriority="60"/>
+    <w:lsdException w:name="Light List Accent 1" w:uiPriority="61"/>
+    <w:lsdException w:name="Light Grid Accent 1" w:uiPriority="62"/>
+    <w:lsdException w:name="Medium Shading 1 Accent 1" w:uiPriority="63"/>
+    <w:lsdException w:name="Medium Shading 2 Accent 1" w:uiPriority="64"/>
+    <w:lsdException w:name="Medium List 1 Accent 1" w:uiPriority="65"/>
+    <w:lsdException w:name="Revision" w:semiHidden="1"/>
+    <w:lsdException w:name="List Paragraph" w:uiPriority="34" w:qFormat="1"/>
+    <w:lsdException w:name="Quote" w:uiPriority="29" w:qFormat="1"/>
+    <w:lsdException w:name="Intense Quote" w:uiPriority="30" w:qFormat="1"/>
+    <w:lsdException w:name="Medium List 2 Accent 1" w:uiPriority="66"/>
+    <w:lsdException w:name="Medium Grid 1 Accent 1" w:uiPriority="67"/>
+    <w:lsdException w:name="Medium Grid 2 Accent 1" w:uiPriority="68"/>
+    <w:lsdException w:name="Medium Grid 3 Accent 1" w:uiPriority="69"/>
+    <w:lsdException w:name="Dark List Accent 1" w:uiPriority="70"/>
+    <w:lsdException w:name="Colorful Shading Accent 1" w:uiPriority="71"/>
+    <w:lsdException w:name="Colorful List Accent 1" w:uiPriority="72"/>
+    <w:lsdException w:name="Colorful Grid Accent 1" w:uiPriority="73"/>
+    <w:lsdException w:name="Light Shading Accent 2" w:uiPriority="60"/>
+    <w:lsdException w:name="Light List Accent 2" w:uiPriority="61"/>
+    <w:lsdException w:name="Light Grid Accent 2" w:uiPriority="62"/>
+    <w:lsdException w:name="Medium Shading 1 Accent 2" w:uiPriority="63"/>
+    <w:lsdException w:name="Medium Shading 2 Accent 2" w:uiPriority="64"/>
+    <w:lsdException w:name="Medium List 1 Accent 2" w:uiPriority="65"/>
+    <w:lsdException w:name="Medium List 2 Accent 2" w:uiPriority="66"/>
+    <w:lsdException w:name="Medium Grid 1 Accent 2" w:uiPriority="67"/>
+    <w:lsdException w:name="Medium Grid 2 Accent 2" w:uiPriority="68"/>
+    <w:lsdException w:name="Medium Grid 3 Accent 2" w:uiPriority="69"/>
+    <w:lsdException w:name="Dark List Accent 2" w:uiPriority="70"/>
+    <w:lsdException w:name="Colorful Shading Accent 2" w:uiPriority="71"/>
+    <w:lsdException w:name="Colorful List Accent 2" w:uiPriority="72"/>
+    <w:lsdException w:name="Colorful Grid Accent 2" w:uiPriority="73"/>
+    <w:lsdException w:name="Light Shading Accent 3" w:uiPriority="60"/>
+    <w:lsdException w:name="Light List Accent 3" w:uiPriority="61"/>
+    <w:lsdException w:name="Light Grid Accent 3" w:uiPriority="62"/>
+    <w:lsdException w:name="Medium Shading 1 Accent 3" w:uiPriority="63"/>
+    <w:lsdException w:name="Medium Shading 2 Accent 3" w:uiPriority="64"/>
+    <w:lsdException w:name="Medium List 1 Accent 3" w:uiPriority="65"/>
+    <w:lsdException w:name="Medium List 2 Accent 3" w:uiPriority="66"/>
+    <w:lsdException w:name="Medium Grid 1 Accent 3" w:uiPriority="67"/>
+    <w:lsdException w:name="Medium Grid 2 Accent 3" w:uiPriority="68"/>
+    <w:lsdException w:name="Medium Grid 3 Accent 3" w:uiPriority="69"/>
+    <w:lsdException w:name="Dark List Accent 3" w:uiPriority="70"/>
+    <w:lsdException w:name="Colorful Shading Accent 3" w:uiPriority="71"/>
+    <w:lsdException w:name="Colorful List Accent 3" w:uiPriority="72"/>
+    <w:lsdException w:name="Colorful Grid Accent 3" w:uiPriority="73"/>
+    <w:lsdException w:name="Light Shading Accent 4" w:uiPriority="60"/>
+    <w:lsdException w:name="Light List Accent 4" w:uiPriority="61"/>
+    <w:lsdException w:name="Light Grid Accent 4" w:uiPriority="62"/>
+    <w:lsdException w:name="Medium Shading 1 Accent 4" w:uiPriority="63"/>
+    <w:lsdException w:name="Medium Shading 2 Accent 4" w:uiPriority="64"/>
+    <w:lsdException w:name="Medium List 1 Accent 4" w:uiPriority="65"/>
+    <w:lsdException w:name="Medium List 2 Accent 4" w:uiPriority="66"/>
+    <w:lsdException w:name="Medium Grid 1 Accent 4" w:uiPriority="67"/>
+    <w:lsdException w:name="Medium Grid 2 Accent 4" w:uiPriority="68"/>
+    <w:lsdException w:name="Medium Grid 3 Accent 4" w:uiPriority="69"/>
+    <w:lsdException w:name="Dark List Accent 4" w:uiPriority="70"/>
+    <w:lsdException w:name="Colorful Shading Accent 4" w:uiPriority="71"/>
+    <w:lsdException w:name="Colorful List Accent 4" w:uiPriority="72"/>
+    <w:lsdException w:name="Colorful Grid Accent 4" w:uiPriority="73"/>
+    <w:lsdException w:name="Light Shading Accent 5" w:uiPriority="60"/>
+    <w:lsdException w:name="Light List Accent 5" w:uiPriority="61"/>
+    <w:lsdException w:name="Light Grid Accent 5" w:uiPriority="62"/>
+    <w:lsdException w:name="Medium Shading 1 Accent 5" w:uiPriority="63"/>
+    <w:lsdException w:name="Medium Shading 2 Accent 5" w:uiPriority="64"/>
+    <w:lsdException w:name="Medium List 1 Accent 5" w:uiPriority="65"/>
+    <w:lsdException w:name="Medium List 2 Accent 5" w:uiPriority="66"/>
+    <w:lsdException w:name="Medium Grid 1 Accent 5" w:uiPriority="67"/>
+    <w:lsdException w:name="Medium Grid 2 Accent 5" w:uiPriority="68"/>
+    <w:lsdException w:name="Medium Grid 3 Accent 5" w:uiPriority="69"/>
+    <w:lsdException w:name="Dark List Accent 5" w:uiPriority="70"/>
+    <w:lsdException w:name="Colorful Shading Accent 5" w:uiPriority="71"/>
+    <w:lsdException w:name="Colorful List Accent 5" w:uiPriority="72"/>
+    <w:lsdException w:name="Colorful Grid Accent 5" w:uiPriority="73"/>
+    <w:lsdException w:name="Light Shading Accent 6" w:uiPriority="60"/>
+    <w:lsdException w:name="Light List Accent 6" w:uiPriority="61"/>
+    <w:lsdException w:name="Light Grid Accent 6" w:uiPriority="62"/>
+    <w:lsdException w:name="Medium Shading 1 Accent 6" w:uiPriority="63"/>
+    <w:lsdException w:name="Medium Shading 2 Accent 6" w:uiPriority="64"/>
+    <w:lsdException w:name="Medium List 1 Accent 6" w:uiPriority="65"/>
+    <w:lsdException w:name="Medium List 2 Accent 6" w:uiPriority="66"/>
+    <w:lsdException w:name="Medium Grid 1 Accent 6" w:uiPriority="67"/>
+    <w:lsdException w:name="Medium Grid 2 Accent 6" w:uiPriority="68"/>
+    <w:lsdException w:name="Medium Grid 3 Accent 6" w:uiPriority="69"/>
+    <w:lsdException w:name="Dark List Accent 6" w:uiPriority="70"/>
+    <w:lsdException w:name="Colorful Shading Accent 6" w:uiPriority="71"/>
+    <w:lsdException w:name="Colorful List Accent 6" w:uiPriority="72"/>
+    <w:lsdException w:name="Colorful Grid Accent 6" w:uiPriority="73"/>
+    <w:lsdException w:name="Subtle Emphasis" w:uiPriority="19" w:qFormat="1"/>
+    <w:lsdException w:name="Intense Emphasis" w:uiPriority="21" w:qFormat="1"/>
+    <w:lsdException w:name="Subtle Reference" w:uiPriority="31" w:qFormat="1"/>
+    <w:lsdException w:name="Intense Reference" w:uiPriority="32" w:qFormat="1"/>
+    <w:lsdException w:name="Book Title" w:uiPriority="33" w:qFormat="1"/>
+    <w:lsdException w:name="Bibliography" w:semiHidden="1" w:uiPriority="37" w:unhideWhenUsed="1"/>
+    <w:lsdException w:name="TOC Heading" w:semiHidden="1" w:uiPriority="39" w:unhideWhenUsed="1" w:qFormat="1"/>
+    <w:lsdException w:name="Plain Table 1" w:uiPriority="41"/>
+    <w:lsdException w:name="Plain Table 2" w:uiPriority="42"/>
+    <w:lsdException w:name="Plain Table 3" w:uiPriority="43"/>
+    <w:lsdException w:name="Plain Table 4" w:uiPriority="44"/>
+    <w:lsdException w:name="Plain Table 5" w:uiPriority="45"/>
+    <w:lsdException w:name="Grid Table Light" w:uiPriority="40"/>
+    <w:lsdException w:name="Grid Table 1 Light" w:uiPriority="46"/>
+    <w:lsdException w:name="Grid Table 2" w:uiPriority="47"/>
+    <w:lsdException w:name="Grid Table 3" w:uiPriority="48"/>
+    <w:lsdException w:name="Grid Table 4" w:uiPriority="49"/>
+    <w:lsdException w:name="Grid Table 5 Dark" w:uiPriority="50"/>
+    <w:lsdException w:name="Grid Table 6 Colorful" w:uiPriority="51"/>
+    <w:lsdException w:name="Grid Table 7 Colorful" w:uiPriority="52"/>
+    <w:lsdException w:name="Grid Table 1 Light Accent 1" w:uiPriority="46"/>
+    <w:lsdException w:name="Grid Table 2 Accent 1" w:uiPriority="47"/>
+    <w:lsdException w:name="Grid Table 3 Accent 1" w:uiPriority="48"/>
+    <w:lsdException w:name="Grid Table 4 Accent 1" w:uiPriority="49"/>
+    <w:lsdException w:name="Grid Table 5 Dark Accent 1" w:uiPriority="50"/>
+    <w:lsdException w:name="Grid Table 6 Colorful Accent 1" w:uiPriority="51"/>
+    <w:lsdException w:name="Grid Table 7 Colorful Accent 1" w:uiPriority="52"/>
+    <w:lsdException w:name="Grid Table 1 Light Accent 2" w:uiPriority="46"/>
+    <w:lsdException w:name="Grid Table 2 Accent 2" w:uiPriority="47"/>
+    <w:lsdException w:name="Grid Table 3 Accent 2" w:uiPriority="48"/>
+    <w:lsdException w:name="Grid Table 4 Accent 2" w:uiPriority="49"/>
+    <w:lsdException w:name="Grid Table 5 Dark Accent 2" w:uiPriority="50"/>
+    <w:lsdException w:name="Grid Table 6 Colorful Accent 2" w:uiPriority="51"/>
+    <w:lsdException w:name="Grid Table 7 Colorful Accent 2" w:uiPriority="52"/>
+    <w:lsdException w:name="Grid Table 1 Light Accent 3" w:uiPriority="46"/>
+    <w:lsdException w:name="Grid Table 2 Accent 3" w:uiPriority="47"/>
+    <w:lsdException w:name="Grid Table 3 Accent 3" w:uiPriority="48"/>
+    <w:lsdException w:name="Grid Table 4 Accent 3" w:uiPriority="49"/>
+    <w:lsdException w:name="Grid Table 5 Dark Accent 3" w:uiPriority="50"/>
+    <w:lsdException w:name="Grid Table 6 Colorful Accent 3" w:uiPriority="51"/>
+    <w:lsdException w:name="Grid Table 7 Colorful Accent 3" w:uiPriority="52"/>
+    <w:lsdException w:name="Grid Table 1 Light Accent 4" w:uiPriority="46"/>
+    <w:lsdException w:name="Grid Table 2 Accent 4" w:uiPriority="47"/>
+    <w:lsdException w:name="Grid Table 3 Accent 4" w:uiPriority="48"/>
+    <w:lsdException w:name="Grid Table 4 Accent 4" w:uiPriority="49"/>
+    <w:lsdException w:name="Grid Table 5 Dark Accent 4" w:uiPriority="50"/>
+    <w:lsdException w:name="Grid Table 6 Colorful Accent 4" w:uiPriority="51"/>
+    <w:lsdException w:name="Grid Table 7 Colorful Accent 4" w:uiPriority="52"/>
+    <w:lsdException w:name="Grid Table 1 Light Accent 5" w:uiPriority="46"/>
+    <w:lsdException w:name="Grid Table 2 Accent 5" w:uiPriority="47"/>
+    <w:lsdException w:name="Grid Table 3 Accent 5" w:uiPriority="48"/>
+    <w:lsdException w:name="Grid Table 4 Accent 5" w:uiPriority="49"/>
+    <w:lsdException w:name="Grid Table 5 Dark Accent 5" w:uiPriority="50"/>
+    <w:lsdException w:name="Grid Table 6 Colorful Accent 5" w:uiPriority="51"/>
+    <w:lsdException w:name="Grid Table 7 Colorful Accent 5" w:uiPriority="52"/>
+    <w:lsdException w:name="Grid Table 1 Light Accent 6" w:uiPriority="46"/>
+    <w:lsdException w:name="Grid Table 2 Accent 6" w:uiPriority="47"/>
+    <w:lsdException w:name="Grid Table 3 Accent 6" w:uiPriority="48"/>
+    <w:lsdException w:name="Grid Table 4 Accent 6" w:uiPriority="49"/>
+    <w:lsdException w:name="Grid Table 5 Dark Accent 6" w:uiPriority="50"/>
+    <w:lsdException w:name="Grid Table 6 Colorful Accent 6" w:uiPriority="51"/>
+    <w:lsdException w:name="Grid Table 7 Colorful Accent 6" w:uiPriority="52"/>
+    <w:lsdException w:name="List Table 1 Light" w:uiPriority="46"/>
+    <w:lsdException w:name="List Table 2" w:uiPriority="47"/>
+    <w:lsdException w:name="List Table 3" w:uiPriority="48"/>
+    <w:lsdException w:name="List Table 4" w:uiPriority="49"/>
+    <w:lsdException w:name="List Table 5 Dark" w:uiPriority="50"/>
+    <w:lsdException w:name="List Table 6 Colorful" w:uiPriority="51"/>
+    <w:lsdException w:name="List Table 7 Colorful" w:uiPriority="52"/>
+    <w:lsdException w:name="List Table 1 Light Accent 1" w:uiPriority="46"/>
+    <w:lsdException w:name="List Table 2 Accent 1" w:uiPriority="47"/>
+    <w:lsdException w:name="List Table 3 Accent 1" w:uiPriority="48"/>
+    <w:lsdException w:name="List Table 4 Accent 1" w:uiPriority="49"/>
+    <w:lsdException w:name="List Table 5 Dark Accent 1" w:uiPriority="50"/>
+    <w:lsdException w:name="List Table 6 Colorful Accent 1" w:uiPriority="51"/>
+    <w:lsdException w:name="List Table 7 Colorful Accent 1" w:uiPriority="52"/>
+    <w:lsdException w:name="List Table 1 Light Accent 2" w:uiPriority="46"/>
+    <w:lsdException w:name="List Table 2 Accent 2" w:uiPriority="47"/>
+    <w:lsdException w:name="List Table 3 Accent 2" w:uiPriority="48"/>
+    <w:lsdException w:name="List Table 4 Accent 2" w:uiPriority="49"/>
+    <w:lsdException w:name="List Table 5 Dark Accent 2" w:uiPriority="50"/>
+    <w:lsdException w:name="List Table 6 Colorful Accent 2" w:uiPriority="51"/>
+    <w:lsdException w:name="List Table 7 Colorful Accent 2" w:uiPriority="52"/>
+    <w:lsdException w:name="List Table 1 Light Accent 3" w:uiPriority="46"/>
+    <w:lsdException w:name="List Table 2 Accent 3" w:uiPriority="47"/>
+    <w:lsdException w:name="List Table 3 Accent 3" w:uiPriority="48"/>
+    <w:lsdException w:name="List Table 4 Accent 3" w:uiPriority="49"/>
+    <w:lsdException w:name="List Table 5 Dark Accent 3" w:uiPriority="50"/>
+    <w:lsdException w:name="List Table 6 Colorful Accent 3" w:uiPriority="51"/>
+    <w:lsdException w:name="List Table 7 Colorful Accent 3" w:uiPriority="52"/>
+    <w:lsdException w:name="List Table 1 Light Accent 4" w:uiPriority="46"/>
+    <w:lsdException w:name="List Table 2 Accent 4" w:uiPriority="47"/>
+    <w:lsdException w:name="List Table 3 Accent 4" w:uiPriority="48"/>
+    <w:lsdException w:name="List Table 4 Accent 4" w:uiPriority="49"/>
+    <w:lsdException w:name="List Table 5 Dark Accent 4" w:uiPriority="50"/>
+    <w:lsdException w:name="List Table 6 Colorful Accent 4" w:uiPriority="51"/>
+    <w:lsdException w:name="List Table 7 Colorful Accent 4" w:uiPriority="52"/>
+    <w:lsdException w:name="List Table 1 Light Accent 5" w:uiPriority="46"/>
+    <w:lsdException w:name="List Table 2 Accent 5" w:uiPriority="47"/>
+    <w:lsdException w:name="List Table 3 Accent 5" w:uiPriority="48"/>
+    <w:lsdException w:name="List Table 4 Accent 5" w:uiPriority="49"/>
+    <w:lsdException w:name="List Table 5 Dark Accent 5" w:uiPriority="50"/>
+    <w:lsdException w:name="List Table 6 Colorful Accent 5" w:uiPriority="51"/>
+    <w:lsdException w:name="List Table 7 Colorful Accent 5" w:uiPriority="52"/>
+    <w:lsdException w:name="List Table 1 Light Accent 6" w:uiPriority="46"/>
+    <w:lsdException w:name="List Table 2 Accent 6" w:uiPriority="47"/>
+    <w:lsdException w:name="List Table 3 Accent 6" w:uiPriority="48"/>
+    <w:lsdException w:name="List Table 4 Accent 6" w:uiPriority="49"/>
+    <w:lsdException w:name="List Table 5 Dark Accent 6" w:uiPriority="50"/>
+    <w:lsdException w:name="List Table 6 Colorful Accent 6" w:uiPriority="51"/>
+    <w:lsdException w:name="List Table 7 Colorful Accent 6" w:uiPriority="52"/>
+  </w:latentStyles>
+  <w:style w:type="paragraph" w:default="1" w:styleId="a">
+    <w:name w:val="Normal"/>
+    <w:qFormat/>
+  </w:style>
+  <w:style w:type="character" w:default="1" w:styleId="a0">
+    <w:name w:val="Default Paragraph Font"/>
+    <w:uiPriority w:val="1"/>
+    <w:semiHidden/>
+    <w:unhideWhenUsed/>
+  </w:style>
+  <w:style w:type="table" w:default="1" w:styleId="a1">
+    <w:name w:val="Normal Table"/>
+    <w:uiPriority w:val="99"/>
+    <w:semiHidden/>
+    <w:unhideWhenUsed/>
+    <w:tblPr>
+      <w:tblInd w:w="0" w:type="dxa"/>
+      <w:tblCellMar>
+        <w:top w:w="0" w:type="dxa"/>
+        <w:left w:w="108" w:type="dxa"/>
+        <w:bottom w:w="0" w:type="dxa"/>
+        <w:right w:w="108" w:type="dxa"/>
+      </w:tblCellMar>
+    </w:tblPr>
+  </w:style>
+  <w:style w:type="numbering" w:default="1" w:styleId="a2">
+    <w:name w:val="No List"/>
+    <w:uiPriority w:val="99"/>
+    <w:semiHidden/>
+    <w:unhideWhenUsed/>
+  </w:style>
+  <w:style w:type="paragraph" w:customStyle="1" w:styleId="4A1C092CE1CE4B80BB0BE9298998DF4A">
+    <w:name w:val="4A1C092CE1CE4B80BB0BE9298998DF4A"/>
+    <w:rsid w:val="0022297A"/>
+  </w:style>
+  <w:style w:type="paragraph" w:customStyle="1" w:styleId="9CC62277DD804EF1B0417AAA6F20F96D">
+    <w:name w:val="9CC62277DD804EF1B0417AAA6F20F96D"/>
+    <w:rsid w:val="0022297A"/>
+  </w:style>
+  <w:style w:type="paragraph" w:customStyle="1" w:styleId="ACA0A467C3984191A20D94F91610F0DB">
+    <w:name w:val="ACA0A467C3984191A20D94F91610F0DB"/>
+    <w:rsid w:val="0022297A"/>
+  </w:style>
+</w:styles>
+</file>
+
+<file path=word/glossary/webSettings.xml><?xml version="1.0" encoding="utf-8"?>
+<w:webSettings xmlns:mc="http://schemas.openxmlformats.org/markup-compatibility/2006" xmlns:r="http://schemas.openxmlformats.org/officeDocument/2006/relationships" xmlns:w="http://schemas.openxmlformats.org/wordprocessingml/2006/main" xmlns:w14="http://schemas.microsoft.com/office/word/2010/wordml" xmlns:w15="http://schemas.microsoft.com/office/word/2012/wordml" xmlns:w16se="http://schemas.microsoft.com/office/word/2015/wordml/symex" mc:Ignorable="w14 w15 w16se">
+  <w:optimizeForBrowser/>
+  <w:allowPNG/>
+</w:webSettings>
+</file>
+
 <file path=word/theme/theme1.xml><?xml version="1.0" encoding="utf-8"?>
 <a:theme xmlns:a="http://schemas.openxmlformats.org/drawingml/2006/main" name="Тема Office">
   <a:themeElements>
@@ -9525,7 +11833,7 @@
 </file>
 
 <file path=customXml/itemProps1.xml><?xml version="1.0" encoding="utf-8"?>
-<ds:datastoreItem xmlns:ds="http://schemas.openxmlformats.org/officeDocument/2006/customXml" ds:itemID="{9793F574-208B-4ED7-B2AD-8EC449A3D461}">
+<ds:datastoreItem xmlns:ds="http://schemas.openxmlformats.org/officeDocument/2006/customXml" ds:itemID="{C66032FA-035B-499B-B90F-DA04F7A7EE25}">
   <ds:schemaRefs>
     <ds:schemaRef ds:uri="http://schemas.openxmlformats.org/officeDocument/2006/bibliography"/>
   </ds:schemaRefs>

--- a/Содержание_итого_вариат_сам_работы.docx
+++ b/Содержание_итого_вариат_сам_работы.docx
@@ -445,13 +445,152 @@
           <w:r>
             <w:fldChar w:fldCharType="separate"/>
           </w:r>
-          <w:hyperlink w:anchor="_Toc227093885" w:history="1">
+          <w:bookmarkStart w:id="0" w:name="_GoBack"/>
+          <w:bookmarkEnd w:id="0"/>
+          <w:r>
+            <w:rPr>
+              <w:rStyle w:val="a4"/>
+              <w:noProof/>
+            </w:rPr>
+            <w:fldChar w:fldCharType="begin"/>
+          </w:r>
+          <w:r>
+            <w:rPr>
+              <w:rStyle w:val="a4"/>
+              <w:noProof/>
+            </w:rPr>
+            <w:instrText xml:space="preserve"> </w:instrText>
+          </w:r>
+          <w:r>
+            <w:rPr>
+              <w:noProof/>
+            </w:rPr>
+            <w:instrText>HYPERLINK \l "_Toc227966914"</w:instrText>
+          </w:r>
+          <w:r>
+            <w:rPr>
+              <w:rStyle w:val="a4"/>
+              <w:noProof/>
+            </w:rPr>
+            <w:instrText xml:space="preserve"> </w:instrText>
+          </w:r>
+          <w:r>
+            <w:rPr>
+              <w:rStyle w:val="a4"/>
+              <w:noProof/>
+            </w:rPr>
+          </w:r>
+          <w:r>
+            <w:rPr>
+              <w:rStyle w:val="a4"/>
+              <w:noProof/>
+            </w:rPr>
+            <w:fldChar w:fldCharType="separate"/>
+          </w:r>
+          <w:r>
+            <w:rPr>
+              <w:rStyle w:val="a4"/>
+              <w:noProof/>
+            </w:rPr>
+            <w:t>1.</w:t>
+          </w:r>
+          <w:r>
+            <w:rPr>
+              <w:rFonts w:asciiTheme="minorHAnsi" w:eastAsiaTheme="minorEastAsia" w:hAnsiTheme="minorHAnsi"/>
+              <w:noProof/>
+              <w:kern w:val="0"/>
+              <w:sz w:val="22"/>
+              <w:lang w:eastAsia="ru-RU"/>
+              <w14:ligatures w14:val="none"/>
+            </w:rPr>
+            <w:tab/>
+          </w:r>
+          <w:r>
+            <w:rPr>
+              <w:rStyle w:val="a4"/>
+              <w:noProof/>
+            </w:rPr>
+            <w:t>Постановка задачи</w:t>
+          </w:r>
+          <w:r>
+            <w:rPr>
+              <w:noProof/>
+              <w:webHidden/>
+            </w:rPr>
+            <w:tab/>
+          </w:r>
+          <w:r>
+            <w:rPr>
+              <w:noProof/>
+              <w:webHidden/>
+            </w:rPr>
+            <w:fldChar w:fldCharType="begin"/>
+          </w:r>
+          <w:r>
+            <w:rPr>
+              <w:noProof/>
+              <w:webHidden/>
+            </w:rPr>
+            <w:instrText xml:space="preserve"> PAGEREF _Toc227966914 \h </w:instrText>
+          </w:r>
+          <w:r>
+            <w:rPr>
+              <w:noProof/>
+              <w:webHidden/>
+            </w:rPr>
+          </w:r>
+          <w:r>
+            <w:rPr>
+              <w:noProof/>
+              <w:webHidden/>
+            </w:rPr>
+            <w:fldChar w:fldCharType="separate"/>
+          </w:r>
+          <w:r>
+            <w:rPr>
+              <w:noProof/>
+              <w:webHidden/>
+            </w:rPr>
+            <w:t>3</w:t>
+          </w:r>
+          <w:r>
+            <w:rPr>
+              <w:noProof/>
+              <w:webHidden/>
+            </w:rPr>
+            <w:fldChar w:fldCharType="end"/>
+          </w:r>
+          <w:r>
+            <w:rPr>
+              <w:rStyle w:val="a4"/>
+              <w:noProof/>
+            </w:rPr>
+            <w:fldChar w:fldCharType="end"/>
+          </w:r>
+        </w:p>
+        <w:p>
+          <w:pPr>
+            <w:pStyle w:val="11"/>
+            <w:tabs>
+              <w:tab w:val="left" w:pos="480"/>
+              <w:tab w:val="right" w:leader="dot" w:pos="9345"/>
+            </w:tabs>
+            <w:rPr>
+              <w:rFonts w:asciiTheme="minorHAnsi" w:eastAsiaTheme="minorEastAsia" w:hAnsiTheme="minorHAnsi"/>
+              <w:noProof/>
+              <w:kern w:val="0"/>
+              <w:sz w:val="22"/>
+              <w:lang w:eastAsia="ru-RU"/>
+              <w14:ligatures w14:val="none"/>
+            </w:rPr>
+          </w:pPr>
+          <w:hyperlink w:anchor="_Toc227966915" w:history="1">
             <w:r>
               <w:rPr>
                 <w:rStyle w:val="a4"/>
                 <w:noProof/>
               </w:rPr>
-              <w:t>1.</w:t>
+              <w:t>2.</w:t>
             </w:r>
             <w:r>
               <w:rPr>
@@ -469,7 +608,7 @@
                 <w:rStyle w:val="a4"/>
                 <w:noProof/>
               </w:rPr>
-              <w:t>Постановка задачи</w:t>
+              <w:t>Проектирование предметной области</w:t>
             </w:r>
             <w:r>
               <w:rPr>
@@ -490,7 +629,7 @@
                 <w:noProof/>
                 <w:webHidden/>
               </w:rPr>
-              <w:instrText xml:space="preserve"> PAGEREF _Toc227093885 \h </w:instrText>
+              <w:instrText xml:space="preserve"> PAGEREF _Toc227966915 \h </w:instrText>
             </w:r>
             <w:r>
               <w:rPr>
@@ -515,6 +654,640 @@
             <w:r>
               <w:rPr>
                 <w:noProof/>
+                <w:webHidden/>
+              </w:rPr>
+              <w:fldChar w:fldCharType="end"/>
+            </w:r>
+          </w:hyperlink>
+        </w:p>
+        <w:p>
+          <w:pPr>
+            <w:pStyle w:val="21"/>
+            <w:tabs>
+              <w:tab w:val="left" w:pos="880"/>
+            </w:tabs>
+            <w:rPr>
+              <w:rFonts w:asciiTheme="minorHAnsi" w:eastAsiaTheme="minorEastAsia" w:hAnsiTheme="minorHAnsi" w:cstheme="minorBidi"/>
+              <w:kern w:val="0"/>
+              <w:sz w:val="22"/>
+              <w:lang w:eastAsia="ru-RU"/>
+              <w14:ligatures w14:val="none"/>
+            </w:rPr>
+          </w:pPr>
+          <w:hyperlink w:anchor="_Toc227966916" w:history="1">
+            <w:r>
+              <w:rPr>
+                <w:rStyle w:val="a4"/>
+              </w:rPr>
+              <w:t>2.1.</w:t>
+            </w:r>
+            <w:r>
+              <w:rPr>
+                <w:rFonts w:asciiTheme="minorHAnsi" w:eastAsiaTheme="minorEastAsia" w:hAnsiTheme="minorHAnsi" w:cstheme="minorBidi"/>
+                <w:kern w:val="0"/>
+                <w:sz w:val="22"/>
+                <w:lang w:eastAsia="ru-RU"/>
+                <w14:ligatures w14:val="none"/>
+              </w:rPr>
+              <w:tab/>
+            </w:r>
+            <w:r>
+              <w:rPr>
+                <w:rStyle w:val="a4"/>
+              </w:rPr>
+              <w:t>Этапы выполнения функционального анализа</w:t>
+            </w:r>
+            <w:r>
+              <w:rPr>
+                <w:webHidden/>
+              </w:rPr>
+              <w:tab/>
+            </w:r>
+            <w:r>
+              <w:rPr>
+                <w:webHidden/>
+              </w:rPr>
+              <w:fldChar w:fldCharType="begin"/>
+            </w:r>
+            <w:r>
+              <w:rPr>
+                <w:webHidden/>
+              </w:rPr>
+              <w:instrText xml:space="preserve"> PAGEREF _Toc227966916 \h </w:instrText>
+            </w:r>
+            <w:r>
+              <w:rPr>
+                <w:webHidden/>
+              </w:rPr>
+            </w:r>
+            <w:r>
+              <w:rPr>
+                <w:webHidden/>
+              </w:rPr>
+              <w:fldChar w:fldCharType="separate"/>
+            </w:r>
+            <w:r>
+              <w:rPr>
+                <w:webHidden/>
+              </w:rPr>
+              <w:t>3</w:t>
+            </w:r>
+            <w:r>
+              <w:rPr>
+                <w:webHidden/>
+              </w:rPr>
+              <w:fldChar w:fldCharType="end"/>
+            </w:r>
+          </w:hyperlink>
+        </w:p>
+        <w:p>
+          <w:pPr>
+            <w:pStyle w:val="31"/>
+            <w:tabs>
+              <w:tab w:val="left" w:pos="1320"/>
+              <w:tab w:val="right" w:leader="dot" w:pos="9345"/>
+            </w:tabs>
+            <w:rPr>
+              <w:rFonts w:asciiTheme="minorHAnsi" w:eastAsiaTheme="minorEastAsia" w:hAnsiTheme="minorHAnsi"/>
+              <w:noProof/>
+              <w:kern w:val="0"/>
+              <w:sz w:val="22"/>
+              <w:lang w:eastAsia="ru-RU"/>
+              <w14:ligatures w14:val="none"/>
+            </w:rPr>
+          </w:pPr>
+          <w:hyperlink w:anchor="_Toc227966917" w:history="1">
+            <w:r>
+              <w:rPr>
+                <w:rStyle w:val="a4"/>
+                <w:noProof/>
+              </w:rPr>
+              <w:t>2.1.1</w:t>
+            </w:r>
+            <w:r>
+              <w:rPr>
+                <w:rFonts w:asciiTheme="minorHAnsi" w:eastAsiaTheme="minorEastAsia" w:hAnsiTheme="minorHAnsi"/>
+                <w:noProof/>
+                <w:kern w:val="0"/>
+                <w:sz w:val="22"/>
+                <w:lang w:eastAsia="ru-RU"/>
+                <w14:ligatures w14:val="none"/>
+              </w:rPr>
+              <w:tab/>
+            </w:r>
+            <w:r>
+              <w:rPr>
+                <w:rStyle w:val="a4"/>
+                <w:noProof/>
+              </w:rPr>
+              <w:t>Моделирование диаграммы вариантов использования</w:t>
+            </w:r>
+            <w:r>
+              <w:rPr>
+                <w:noProof/>
+                <w:webHidden/>
+              </w:rPr>
+              <w:tab/>
+            </w:r>
+            <w:r>
+              <w:rPr>
+                <w:noProof/>
+                <w:webHidden/>
+              </w:rPr>
+              <w:fldChar w:fldCharType="begin"/>
+            </w:r>
+            <w:r>
+              <w:rPr>
+                <w:noProof/>
+                <w:webHidden/>
+              </w:rPr>
+              <w:instrText xml:space="preserve"> PAGEREF _Toc227966917 \h </w:instrText>
+            </w:r>
+            <w:r>
+              <w:rPr>
+                <w:noProof/>
+                <w:webHidden/>
+              </w:rPr>
+            </w:r>
+            <w:r>
+              <w:rPr>
+                <w:noProof/>
+                <w:webHidden/>
+              </w:rPr>
+              <w:fldChar w:fldCharType="separate"/>
+            </w:r>
+            <w:r>
+              <w:rPr>
+                <w:noProof/>
+                <w:webHidden/>
+              </w:rPr>
+              <w:t>3</w:t>
+            </w:r>
+            <w:r>
+              <w:rPr>
+                <w:noProof/>
+                <w:webHidden/>
+              </w:rPr>
+              <w:fldChar w:fldCharType="end"/>
+            </w:r>
+          </w:hyperlink>
+        </w:p>
+        <w:p>
+          <w:pPr>
+            <w:pStyle w:val="31"/>
+            <w:tabs>
+              <w:tab w:val="left" w:pos="1320"/>
+              <w:tab w:val="right" w:leader="dot" w:pos="9345"/>
+            </w:tabs>
+            <w:rPr>
+              <w:rFonts w:asciiTheme="minorHAnsi" w:eastAsiaTheme="minorEastAsia" w:hAnsiTheme="minorHAnsi"/>
+              <w:noProof/>
+              <w:kern w:val="0"/>
+              <w:sz w:val="22"/>
+              <w:lang w:eastAsia="ru-RU"/>
+              <w14:ligatures w14:val="none"/>
+            </w:rPr>
+          </w:pPr>
+          <w:hyperlink w:anchor="_Toc227966918" w:history="1">
+            <w:r>
+              <w:rPr>
+                <w:rStyle w:val="a4"/>
+                <w:noProof/>
+              </w:rPr>
+              <w:t>2.1.2</w:t>
+            </w:r>
+            <w:r>
+              <w:rPr>
+                <w:rFonts w:asciiTheme="minorHAnsi" w:eastAsiaTheme="minorEastAsia" w:hAnsiTheme="minorHAnsi"/>
+                <w:noProof/>
+                <w:kern w:val="0"/>
+                <w:sz w:val="22"/>
+                <w:lang w:eastAsia="ru-RU"/>
+                <w14:ligatures w14:val="none"/>
+              </w:rPr>
+              <w:tab/>
+            </w:r>
+            <w:r>
+              <w:rPr>
+                <w:rStyle w:val="a4"/>
+                <w:noProof/>
+              </w:rPr>
+              <w:t>Графическое представление функций</w:t>
+            </w:r>
+            <w:r>
+              <w:rPr>
+                <w:noProof/>
+                <w:webHidden/>
+              </w:rPr>
+              <w:tab/>
+            </w:r>
+            <w:r>
+              <w:rPr>
+                <w:noProof/>
+                <w:webHidden/>
+              </w:rPr>
+              <w:fldChar w:fldCharType="begin"/>
+            </w:r>
+            <w:r>
+              <w:rPr>
+                <w:noProof/>
+                <w:webHidden/>
+              </w:rPr>
+              <w:instrText xml:space="preserve"> PAGEREF _Toc227966918 \h </w:instrText>
+            </w:r>
+            <w:r>
+              <w:rPr>
+                <w:noProof/>
+                <w:webHidden/>
+              </w:rPr>
+            </w:r>
+            <w:r>
+              <w:rPr>
+                <w:noProof/>
+                <w:webHidden/>
+              </w:rPr>
+              <w:fldChar w:fldCharType="separate"/>
+            </w:r>
+            <w:r>
+              <w:rPr>
+                <w:noProof/>
+                <w:webHidden/>
+              </w:rPr>
+              <w:t>4</w:t>
+            </w:r>
+            <w:r>
+              <w:rPr>
+                <w:noProof/>
+                <w:webHidden/>
+              </w:rPr>
+              <w:fldChar w:fldCharType="end"/>
+            </w:r>
+          </w:hyperlink>
+        </w:p>
+        <w:p>
+          <w:pPr>
+            <w:pStyle w:val="31"/>
+            <w:tabs>
+              <w:tab w:val="left" w:pos="1320"/>
+              <w:tab w:val="right" w:leader="dot" w:pos="9345"/>
+            </w:tabs>
+            <w:rPr>
+              <w:rFonts w:asciiTheme="minorHAnsi" w:eastAsiaTheme="minorEastAsia" w:hAnsiTheme="minorHAnsi"/>
+              <w:noProof/>
+              <w:kern w:val="0"/>
+              <w:sz w:val="22"/>
+              <w:lang w:eastAsia="ru-RU"/>
+              <w14:ligatures w14:val="none"/>
+            </w:rPr>
+          </w:pPr>
+          <w:hyperlink w:anchor="_Toc227966919" w:history="1">
+            <w:r>
+              <w:rPr>
+                <w:rStyle w:val="a4"/>
+                <w:noProof/>
+              </w:rPr>
+              <w:t>2.1.3</w:t>
+            </w:r>
+            <w:r>
+              <w:rPr>
+                <w:rFonts w:asciiTheme="minorHAnsi" w:eastAsiaTheme="minorEastAsia" w:hAnsiTheme="minorHAnsi"/>
+                <w:noProof/>
+                <w:kern w:val="0"/>
+                <w:sz w:val="22"/>
+                <w:lang w:eastAsia="ru-RU"/>
+                <w14:ligatures w14:val="none"/>
+              </w:rPr>
+              <w:tab/>
+            </w:r>
+            <w:r>
+              <w:rPr>
+                <w:rStyle w:val="a4"/>
+                <w:noProof/>
+              </w:rPr>
+              <w:t>Анализ входной и выходной информации</w:t>
+            </w:r>
+            <w:r>
+              <w:rPr>
+                <w:noProof/>
+                <w:webHidden/>
+              </w:rPr>
+              <w:tab/>
+            </w:r>
+            <w:r>
+              <w:rPr>
+                <w:noProof/>
+                <w:webHidden/>
+              </w:rPr>
+              <w:fldChar w:fldCharType="begin"/>
+            </w:r>
+            <w:r>
+              <w:rPr>
+                <w:noProof/>
+                <w:webHidden/>
+              </w:rPr>
+              <w:instrText xml:space="preserve"> PAGEREF _Toc227966919 \h </w:instrText>
+            </w:r>
+            <w:r>
+              <w:rPr>
+                <w:noProof/>
+                <w:webHidden/>
+              </w:rPr>
+            </w:r>
+            <w:r>
+              <w:rPr>
+                <w:noProof/>
+                <w:webHidden/>
+              </w:rPr>
+              <w:fldChar w:fldCharType="separate"/>
+            </w:r>
+            <w:r>
+              <w:rPr>
+                <w:noProof/>
+                <w:webHidden/>
+              </w:rPr>
+              <w:t>6</w:t>
+            </w:r>
+            <w:r>
+              <w:rPr>
+                <w:noProof/>
+                <w:webHidden/>
+              </w:rPr>
+              <w:fldChar w:fldCharType="end"/>
+            </w:r>
+          </w:hyperlink>
+        </w:p>
+        <w:p>
+          <w:pPr>
+            <w:pStyle w:val="31"/>
+            <w:tabs>
+              <w:tab w:val="left" w:pos="1320"/>
+              <w:tab w:val="right" w:leader="dot" w:pos="9345"/>
+            </w:tabs>
+            <w:rPr>
+              <w:rFonts w:asciiTheme="minorHAnsi" w:eastAsiaTheme="minorEastAsia" w:hAnsiTheme="minorHAnsi"/>
+              <w:noProof/>
+              <w:kern w:val="0"/>
+              <w:sz w:val="22"/>
+              <w:lang w:eastAsia="ru-RU"/>
+              <w14:ligatures w14:val="none"/>
+            </w:rPr>
+          </w:pPr>
+          <w:hyperlink w:anchor="_Toc227966920" w:history="1">
+            <w:r>
+              <w:rPr>
+                <w:rStyle w:val="a4"/>
+                <w:noProof/>
+              </w:rPr>
+              <w:t>2.1.4</w:t>
+            </w:r>
+            <w:r>
+              <w:rPr>
+                <w:rFonts w:asciiTheme="minorHAnsi" w:eastAsiaTheme="minorEastAsia" w:hAnsiTheme="minorHAnsi"/>
+                <w:noProof/>
+                <w:kern w:val="0"/>
+                <w:sz w:val="22"/>
+                <w:lang w:eastAsia="ru-RU"/>
+                <w14:ligatures w14:val="none"/>
+              </w:rPr>
+              <w:tab/>
+            </w:r>
+            <w:r>
+              <w:rPr>
+                <w:rStyle w:val="a4"/>
+                <w:noProof/>
+              </w:rPr>
+              <w:t>Составление органиограммы</w:t>
+            </w:r>
+            <w:r>
+              <w:rPr>
+                <w:noProof/>
+                <w:webHidden/>
+              </w:rPr>
+              <w:tab/>
+            </w:r>
+            <w:r>
+              <w:rPr>
+                <w:noProof/>
+                <w:webHidden/>
+              </w:rPr>
+              <w:fldChar w:fldCharType="begin"/>
+            </w:r>
+            <w:r>
+              <w:rPr>
+                <w:noProof/>
+                <w:webHidden/>
+              </w:rPr>
+              <w:instrText xml:space="preserve"> PAGEREF _Toc227966920 \h </w:instrText>
+            </w:r>
+            <w:r>
+              <w:rPr>
+                <w:noProof/>
+                <w:webHidden/>
+              </w:rPr>
+            </w:r>
+            <w:r>
+              <w:rPr>
+                <w:noProof/>
+                <w:webHidden/>
+              </w:rPr>
+              <w:fldChar w:fldCharType="separate"/>
+            </w:r>
+            <w:r>
+              <w:rPr>
+                <w:noProof/>
+                <w:webHidden/>
+              </w:rPr>
+              <w:t>7</w:t>
+            </w:r>
+            <w:r>
+              <w:rPr>
+                <w:noProof/>
+                <w:webHidden/>
+              </w:rPr>
+              <w:fldChar w:fldCharType="end"/>
+            </w:r>
+          </w:hyperlink>
+        </w:p>
+        <w:p>
+          <w:pPr>
+            <w:pStyle w:val="21"/>
+            <w:tabs>
+              <w:tab w:val="left" w:pos="880"/>
+            </w:tabs>
+            <w:rPr>
+              <w:rFonts w:asciiTheme="minorHAnsi" w:eastAsiaTheme="minorEastAsia" w:hAnsiTheme="minorHAnsi" w:cstheme="minorBidi"/>
+              <w:kern w:val="0"/>
+              <w:sz w:val="22"/>
+              <w:lang w:eastAsia="ru-RU"/>
+              <w14:ligatures w14:val="none"/>
+            </w:rPr>
+          </w:pPr>
+          <w:hyperlink w:anchor="_Toc227966921" w:history="1">
+            <w:r>
+              <w:rPr>
+                <w:rStyle w:val="a4"/>
+              </w:rPr>
+              <w:t>2.2.</w:t>
+            </w:r>
+            <w:r>
+              <w:rPr>
+                <w:rFonts w:asciiTheme="minorHAnsi" w:eastAsiaTheme="minorEastAsia" w:hAnsiTheme="minorHAnsi" w:cstheme="minorBidi"/>
+                <w:kern w:val="0"/>
+                <w:sz w:val="22"/>
+                <w:lang w:eastAsia="ru-RU"/>
+                <w14:ligatures w14:val="none"/>
+              </w:rPr>
+              <w:tab/>
+            </w:r>
+            <w:r>
+              <w:rPr>
+                <w:rStyle w:val="a4"/>
+              </w:rPr>
+              <w:t xml:space="preserve">Моделирование </w:t>
+            </w:r>
+            <w:r>
+              <w:rPr>
+                <w:rStyle w:val="a4"/>
+                <w:lang w:val="en-US"/>
+              </w:rPr>
+              <w:t>CASE</w:t>
+            </w:r>
+            <w:r>
+              <w:rPr>
+                <w:rStyle w:val="a4"/>
+              </w:rPr>
+              <w:t xml:space="preserve">-средствами и </w:t>
+            </w:r>
+            <w:r>
+              <w:rPr>
+                <w:rStyle w:val="a4"/>
+                <w:lang w:val="en-US"/>
+              </w:rPr>
+              <w:t>CASE</w:t>
+            </w:r>
+            <w:r>
+              <w:rPr>
+                <w:rStyle w:val="a4"/>
+              </w:rPr>
+              <w:t>-технологиями</w:t>
+            </w:r>
+            <w:r>
+              <w:rPr>
+                <w:webHidden/>
+              </w:rPr>
+              <w:tab/>
+            </w:r>
+            <w:r>
+              <w:rPr>
+                <w:webHidden/>
+              </w:rPr>
+              <w:fldChar w:fldCharType="begin"/>
+            </w:r>
+            <w:r>
+              <w:rPr>
+                <w:webHidden/>
+              </w:rPr>
+              <w:instrText xml:space="preserve"> PAGEREF _Toc227966921 \h </w:instrText>
+            </w:r>
+            <w:r>
+              <w:rPr>
+                <w:webHidden/>
+              </w:rPr>
+            </w:r>
+            <w:r>
+              <w:rPr>
+                <w:webHidden/>
+              </w:rPr>
+              <w:fldChar w:fldCharType="separate"/>
+            </w:r>
+            <w:r>
+              <w:rPr>
+                <w:webHidden/>
+              </w:rPr>
+              <w:t>7</w:t>
+            </w:r>
+            <w:r>
+              <w:rPr>
+                <w:webHidden/>
+              </w:rPr>
+              <w:fldChar w:fldCharType="end"/>
+            </w:r>
+          </w:hyperlink>
+        </w:p>
+        <w:p>
+          <w:pPr>
+            <w:pStyle w:val="21"/>
+            <w:tabs>
+              <w:tab w:val="left" w:pos="880"/>
+            </w:tabs>
+            <w:rPr>
+              <w:rFonts w:asciiTheme="minorHAnsi" w:eastAsiaTheme="minorEastAsia" w:hAnsiTheme="minorHAnsi" w:cstheme="minorBidi"/>
+              <w:kern w:val="0"/>
+              <w:sz w:val="22"/>
+              <w:lang w:eastAsia="ru-RU"/>
+              <w14:ligatures w14:val="none"/>
+            </w:rPr>
+          </w:pPr>
+          <w:hyperlink w:anchor="_Toc227966922" w:history="1">
+            <w:r>
+              <w:rPr>
+                <w:rStyle w:val="a4"/>
+              </w:rPr>
+              <w:t>2.3.</w:t>
+            </w:r>
+            <w:r>
+              <w:rPr>
+                <w:rFonts w:asciiTheme="minorHAnsi" w:eastAsiaTheme="minorEastAsia" w:hAnsiTheme="minorHAnsi" w:cstheme="minorBidi"/>
+                <w:kern w:val="0"/>
+                <w:sz w:val="22"/>
+                <w:lang w:eastAsia="ru-RU"/>
+                <w14:ligatures w14:val="none"/>
+              </w:rPr>
+              <w:tab/>
+            </w:r>
+            <w:r>
+              <w:rPr>
+                <w:rStyle w:val="a4"/>
+              </w:rPr>
+              <w:t>Структурный анализ</w:t>
+            </w:r>
+            <w:r>
+              <w:rPr>
+                <w:webHidden/>
+              </w:rPr>
+              <w:tab/>
+            </w:r>
+            <w:r>
+              <w:rPr>
+                <w:webHidden/>
+              </w:rPr>
+              <w:fldChar w:fldCharType="begin"/>
+            </w:r>
+            <w:r>
+              <w:rPr>
+                <w:webHidden/>
+              </w:rPr>
+              <w:instrText xml:space="preserve"> PAGEREF _Toc227966922 \h </w:instrText>
+            </w:r>
+            <w:r>
+              <w:rPr>
+                <w:webHidden/>
+              </w:rPr>
+            </w:r>
+            <w:r>
+              <w:rPr>
+                <w:webHidden/>
+              </w:rPr>
+              <w:fldChar w:fldCharType="separate"/>
+            </w:r>
+            <w:r>
+              <w:rPr>
+                <w:webHidden/>
+              </w:rPr>
+              <w:t>11</w:t>
+            </w:r>
+            <w:r>
+              <w:rPr>
                 <w:webHidden/>
               </w:rPr>
               <w:fldChar w:fldCharType="end"/>
@@ -537,13 +1310,13 @@
               <w14:ligatures w14:val="none"/>
             </w:rPr>
           </w:pPr>
-          <w:hyperlink w:anchor="_Toc227093886" w:history="1">
+          <w:hyperlink w:anchor="_Toc227966923" w:history="1">
             <w:r>
               <w:rPr>
                 <w:rStyle w:val="a4"/>
                 <w:noProof/>
               </w:rPr>
-              <w:t>2.</w:t>
+              <w:t>3.</w:t>
             </w:r>
             <w:r>
               <w:rPr>
@@ -561,7 +1334,7 @@
                 <w:rStyle w:val="a4"/>
                 <w:noProof/>
               </w:rPr>
-              <w:t>Проектирование предметной области</w:t>
+              <w:t>Проектирование БД</w:t>
             </w:r>
             <w:r>
               <w:rPr>
@@ -582,7 +1355,7 @@
                 <w:noProof/>
                 <w:webHidden/>
               </w:rPr>
-              <w:instrText xml:space="preserve"> PAGEREF _Toc227093886 \h </w:instrText>
+              <w:instrText xml:space="preserve"> PAGEREF _Toc227966923 \h </w:instrText>
             </w:r>
             <w:r>
               <w:rPr>
@@ -602,7 +1375,7 @@
                 <w:noProof/>
                 <w:webHidden/>
               </w:rPr>
-              <w:t>4</w:t>
+              <w:t>22</w:t>
             </w:r>
             <w:r>
               <w:rPr>
@@ -627,12 +1400,12 @@
               <w14:ligatures w14:val="none"/>
             </w:rPr>
           </w:pPr>
-          <w:hyperlink w:anchor="_Toc227093887" w:history="1">
+          <w:hyperlink w:anchor="_Toc227966924" w:history="1">
             <w:r>
               <w:rPr>
                 <w:rStyle w:val="a4"/>
               </w:rPr>
-              <w:t>2.1.</w:t>
+              <w:t>3.1.</w:t>
             </w:r>
             <w:r>
               <w:rPr>
@@ -648,7 +1421,7 @@
               <w:rPr>
                 <w:rStyle w:val="a4"/>
               </w:rPr>
-              <w:t>Этапы выполнения функционального анализа</w:t>
+              <w:t>Процесс нормализации</w:t>
             </w:r>
             <w:r>
               <w:rPr>
@@ -666,7 +1439,7 @@
               <w:rPr>
                 <w:webHidden/>
               </w:rPr>
-              <w:instrText xml:space="preserve"> PAGEREF _Toc227093887 \h </w:instrText>
+              <w:instrText xml:space="preserve"> PAGEREF _Toc227966924 \h </w:instrText>
             </w:r>
             <w:r>
               <w:rPr>
@@ -683,561 +1456,7 @@
               <w:rPr>
                 <w:webHidden/>
               </w:rPr>
-              <w:t>4</w:t>
-            </w:r>
-            <w:r>
-              <w:rPr>
-                <w:webHidden/>
-              </w:rPr>
-              <w:fldChar w:fldCharType="end"/>
-            </w:r>
-          </w:hyperlink>
-        </w:p>
-        <w:p>
-          <w:pPr>
-            <w:pStyle w:val="31"/>
-            <w:tabs>
-              <w:tab w:val="left" w:pos="1320"/>
-              <w:tab w:val="right" w:leader="dot" w:pos="9345"/>
-            </w:tabs>
-            <w:rPr>
-              <w:rFonts w:asciiTheme="minorHAnsi" w:eastAsiaTheme="minorEastAsia" w:hAnsiTheme="minorHAnsi"/>
-              <w:noProof/>
-              <w:kern w:val="0"/>
-              <w:sz w:val="22"/>
-              <w:lang w:eastAsia="ru-RU"/>
-              <w14:ligatures w14:val="none"/>
-            </w:rPr>
-          </w:pPr>
-          <w:hyperlink w:anchor="_Toc227093888" w:history="1">
-            <w:r>
-              <w:rPr>
-                <w:rStyle w:val="a4"/>
-                <w:noProof/>
-              </w:rPr>
-              <w:t>2.1.1</w:t>
-            </w:r>
-            <w:r>
-              <w:rPr>
-                <w:rFonts w:asciiTheme="minorHAnsi" w:eastAsiaTheme="minorEastAsia" w:hAnsiTheme="minorHAnsi"/>
-                <w:noProof/>
-                <w:kern w:val="0"/>
-                <w:sz w:val="22"/>
-                <w:lang w:eastAsia="ru-RU"/>
-                <w14:ligatures w14:val="none"/>
-              </w:rPr>
-              <w:tab/>
-            </w:r>
-            <w:r>
-              <w:rPr>
-                <w:rStyle w:val="a4"/>
-                <w:noProof/>
-              </w:rPr>
-              <w:t>Моделирование диаграммы вариантов использования</w:t>
-            </w:r>
-            <w:r>
-              <w:rPr>
-                <w:noProof/>
-                <w:webHidden/>
-              </w:rPr>
-              <w:tab/>
-            </w:r>
-            <w:r>
-              <w:rPr>
-                <w:noProof/>
-                <w:webHidden/>
-              </w:rPr>
-              <w:fldChar w:fldCharType="begin"/>
-            </w:r>
-            <w:r>
-              <w:rPr>
-                <w:noProof/>
-                <w:webHidden/>
-              </w:rPr>
-              <w:instrText xml:space="preserve"> PAGEREF _Toc227093888 \h </w:instrText>
-            </w:r>
-            <w:r>
-              <w:rPr>
-                <w:noProof/>
-                <w:webHidden/>
-              </w:rPr>
-            </w:r>
-            <w:r>
-              <w:rPr>
-                <w:noProof/>
-                <w:webHidden/>
-              </w:rPr>
-              <w:fldChar w:fldCharType="separate"/>
-            </w:r>
-            <w:r>
-              <w:rPr>
-                <w:noProof/>
-                <w:webHidden/>
-              </w:rPr>
-              <w:t>4</w:t>
-            </w:r>
-            <w:r>
-              <w:rPr>
-                <w:noProof/>
-                <w:webHidden/>
-              </w:rPr>
-              <w:fldChar w:fldCharType="end"/>
-            </w:r>
-          </w:hyperlink>
-        </w:p>
-        <w:p>
-          <w:pPr>
-            <w:pStyle w:val="31"/>
-            <w:tabs>
-              <w:tab w:val="left" w:pos="1320"/>
-              <w:tab w:val="right" w:leader="dot" w:pos="9345"/>
-            </w:tabs>
-            <w:rPr>
-              <w:rFonts w:asciiTheme="minorHAnsi" w:eastAsiaTheme="minorEastAsia" w:hAnsiTheme="minorHAnsi"/>
-              <w:noProof/>
-              <w:kern w:val="0"/>
-              <w:sz w:val="22"/>
-              <w:lang w:eastAsia="ru-RU"/>
-              <w14:ligatures w14:val="none"/>
-            </w:rPr>
-          </w:pPr>
-          <w:hyperlink w:anchor="_Toc227093889" w:history="1">
-            <w:r>
-              <w:rPr>
-                <w:rStyle w:val="a4"/>
-                <w:noProof/>
-              </w:rPr>
-              <w:t>2.1.2</w:t>
-            </w:r>
-            <w:r>
-              <w:rPr>
-                <w:rFonts w:asciiTheme="minorHAnsi" w:eastAsiaTheme="minorEastAsia" w:hAnsiTheme="minorHAnsi"/>
-                <w:noProof/>
-                <w:kern w:val="0"/>
-                <w:sz w:val="22"/>
-                <w:lang w:eastAsia="ru-RU"/>
-                <w14:ligatures w14:val="none"/>
-              </w:rPr>
-              <w:tab/>
-            </w:r>
-            <w:r>
-              <w:rPr>
-                <w:rStyle w:val="a4"/>
-                <w:noProof/>
-              </w:rPr>
-              <w:t>Графическое представление функций</w:t>
-            </w:r>
-            <w:r>
-              <w:rPr>
-                <w:noProof/>
-                <w:webHidden/>
-              </w:rPr>
-              <w:tab/>
-            </w:r>
-            <w:r>
-              <w:rPr>
-                <w:noProof/>
-                <w:webHidden/>
-              </w:rPr>
-              <w:fldChar w:fldCharType="begin"/>
-            </w:r>
-            <w:r>
-              <w:rPr>
-                <w:noProof/>
-                <w:webHidden/>
-              </w:rPr>
-              <w:instrText xml:space="preserve"> PAGEREF _Toc227093889 \h </w:instrText>
-            </w:r>
-            <w:r>
-              <w:rPr>
-                <w:noProof/>
-                <w:webHidden/>
-              </w:rPr>
-            </w:r>
-            <w:r>
-              <w:rPr>
-                <w:noProof/>
-                <w:webHidden/>
-              </w:rPr>
-              <w:fldChar w:fldCharType="separate"/>
-            </w:r>
-            <w:r>
-              <w:rPr>
-                <w:noProof/>
-                <w:webHidden/>
-              </w:rPr>
-              <w:t>5</w:t>
-            </w:r>
-            <w:r>
-              <w:rPr>
-                <w:noProof/>
-                <w:webHidden/>
-              </w:rPr>
-              <w:fldChar w:fldCharType="end"/>
-            </w:r>
-          </w:hyperlink>
-        </w:p>
-        <w:p>
-          <w:pPr>
-            <w:pStyle w:val="31"/>
-            <w:tabs>
-              <w:tab w:val="left" w:pos="1320"/>
-              <w:tab w:val="right" w:leader="dot" w:pos="9345"/>
-            </w:tabs>
-            <w:rPr>
-              <w:rFonts w:asciiTheme="minorHAnsi" w:eastAsiaTheme="minorEastAsia" w:hAnsiTheme="minorHAnsi"/>
-              <w:noProof/>
-              <w:kern w:val="0"/>
-              <w:sz w:val="22"/>
-              <w:lang w:eastAsia="ru-RU"/>
-              <w14:ligatures w14:val="none"/>
-            </w:rPr>
-          </w:pPr>
-          <w:hyperlink w:anchor="_Toc227093890" w:history="1">
-            <w:r>
-              <w:rPr>
-                <w:rStyle w:val="a4"/>
-                <w:noProof/>
-              </w:rPr>
-              <w:t>2.1.3</w:t>
-            </w:r>
-            <w:r>
-              <w:rPr>
-                <w:rFonts w:asciiTheme="minorHAnsi" w:eastAsiaTheme="minorEastAsia" w:hAnsiTheme="minorHAnsi"/>
-                <w:noProof/>
-                <w:kern w:val="0"/>
-                <w:sz w:val="22"/>
-                <w:lang w:eastAsia="ru-RU"/>
-                <w14:ligatures w14:val="none"/>
-              </w:rPr>
-              <w:tab/>
-            </w:r>
-            <w:r>
-              <w:rPr>
-                <w:rStyle w:val="a4"/>
-                <w:noProof/>
-              </w:rPr>
-              <w:t>Анализ входной и выходной информации</w:t>
-            </w:r>
-            <w:r>
-              <w:rPr>
-                <w:noProof/>
-                <w:webHidden/>
-              </w:rPr>
-              <w:tab/>
-            </w:r>
-            <w:r>
-              <w:rPr>
-                <w:noProof/>
-                <w:webHidden/>
-              </w:rPr>
-              <w:fldChar w:fldCharType="begin"/>
-            </w:r>
-            <w:r>
-              <w:rPr>
-                <w:noProof/>
-                <w:webHidden/>
-              </w:rPr>
-              <w:instrText xml:space="preserve"> PAGEREF _Toc227093890 \h </w:instrText>
-            </w:r>
-            <w:r>
-              <w:rPr>
-                <w:noProof/>
-                <w:webHidden/>
-              </w:rPr>
-            </w:r>
-            <w:r>
-              <w:rPr>
-                <w:noProof/>
-                <w:webHidden/>
-              </w:rPr>
-              <w:fldChar w:fldCharType="separate"/>
-            </w:r>
-            <w:r>
-              <w:rPr>
-                <w:noProof/>
-                <w:webHidden/>
-              </w:rPr>
-              <w:t>7</w:t>
-            </w:r>
-            <w:r>
-              <w:rPr>
-                <w:noProof/>
-                <w:webHidden/>
-              </w:rPr>
-              <w:fldChar w:fldCharType="end"/>
-            </w:r>
-          </w:hyperlink>
-        </w:p>
-        <w:p>
-          <w:pPr>
-            <w:pStyle w:val="31"/>
-            <w:tabs>
-              <w:tab w:val="left" w:pos="1320"/>
-              <w:tab w:val="right" w:leader="dot" w:pos="9345"/>
-            </w:tabs>
-            <w:rPr>
-              <w:rFonts w:asciiTheme="minorHAnsi" w:eastAsiaTheme="minorEastAsia" w:hAnsiTheme="minorHAnsi"/>
-              <w:noProof/>
-              <w:kern w:val="0"/>
-              <w:sz w:val="22"/>
-              <w:lang w:eastAsia="ru-RU"/>
-              <w14:ligatures w14:val="none"/>
-            </w:rPr>
-          </w:pPr>
-          <w:hyperlink w:anchor="_Toc227093891" w:history="1">
-            <w:r>
-              <w:rPr>
-                <w:rStyle w:val="a4"/>
-                <w:noProof/>
-              </w:rPr>
-              <w:t>2.1.4</w:t>
-            </w:r>
-            <w:r>
-              <w:rPr>
-                <w:rFonts w:asciiTheme="minorHAnsi" w:eastAsiaTheme="minorEastAsia" w:hAnsiTheme="minorHAnsi"/>
-                <w:noProof/>
-                <w:kern w:val="0"/>
-                <w:sz w:val="22"/>
-                <w:lang w:eastAsia="ru-RU"/>
-                <w14:ligatures w14:val="none"/>
-              </w:rPr>
-              <w:tab/>
-            </w:r>
-            <w:r>
-              <w:rPr>
-                <w:rStyle w:val="a4"/>
-                <w:noProof/>
-              </w:rPr>
-              <w:t>Составление органиограммы</w:t>
-            </w:r>
-            <w:r>
-              <w:rPr>
-                <w:noProof/>
-                <w:webHidden/>
-              </w:rPr>
-              <w:tab/>
-            </w:r>
-            <w:r>
-              <w:rPr>
-                <w:noProof/>
-                <w:webHidden/>
-              </w:rPr>
-              <w:fldChar w:fldCharType="begin"/>
-            </w:r>
-            <w:r>
-              <w:rPr>
-                <w:noProof/>
-                <w:webHidden/>
-              </w:rPr>
-              <w:instrText xml:space="preserve"> PAGEREF _Toc227093891 \h </w:instrText>
-            </w:r>
-            <w:r>
-              <w:rPr>
-                <w:noProof/>
-                <w:webHidden/>
-              </w:rPr>
-            </w:r>
-            <w:r>
-              <w:rPr>
-                <w:noProof/>
-                <w:webHidden/>
-              </w:rPr>
-              <w:fldChar w:fldCharType="separate"/>
-            </w:r>
-            <w:r>
-              <w:rPr>
-                <w:noProof/>
-                <w:webHidden/>
-              </w:rPr>
-              <w:t>8</w:t>
-            </w:r>
-            <w:r>
-              <w:rPr>
-                <w:noProof/>
-                <w:webHidden/>
-              </w:rPr>
-              <w:fldChar w:fldCharType="end"/>
-            </w:r>
-          </w:hyperlink>
-        </w:p>
-        <w:p>
-          <w:pPr>
-            <w:pStyle w:val="21"/>
-            <w:tabs>
-              <w:tab w:val="left" w:pos="880"/>
-            </w:tabs>
-            <w:rPr>
-              <w:rFonts w:asciiTheme="minorHAnsi" w:eastAsiaTheme="minorEastAsia" w:hAnsiTheme="minorHAnsi" w:cstheme="minorBidi"/>
-              <w:kern w:val="0"/>
-              <w:sz w:val="22"/>
-              <w:lang w:eastAsia="ru-RU"/>
-              <w14:ligatures w14:val="none"/>
-            </w:rPr>
-          </w:pPr>
-          <w:hyperlink w:anchor="_Toc227093892" w:history="1">
-            <w:r>
-              <w:rPr>
-                <w:rStyle w:val="a4"/>
-              </w:rPr>
-              <w:t>2.2.</w:t>
-            </w:r>
-            <w:r>
-              <w:rPr>
-                <w:rFonts w:asciiTheme="minorHAnsi" w:eastAsiaTheme="minorEastAsia" w:hAnsiTheme="minorHAnsi" w:cstheme="minorBidi"/>
-                <w:kern w:val="0"/>
-                <w:sz w:val="22"/>
-                <w:lang w:eastAsia="ru-RU"/>
-                <w14:ligatures w14:val="none"/>
-              </w:rPr>
-              <w:tab/>
-            </w:r>
-            <w:r>
-              <w:rPr>
-                <w:rStyle w:val="a4"/>
-              </w:rPr>
-              <w:t xml:space="preserve">Моделирование </w:t>
-            </w:r>
-            <w:r>
-              <w:rPr>
-                <w:rStyle w:val="a4"/>
-                <w:lang w:val="en-US"/>
-              </w:rPr>
-              <w:t>CASE</w:t>
-            </w:r>
-            <w:r>
-              <w:rPr>
-                <w:rStyle w:val="a4"/>
-              </w:rPr>
-              <w:t xml:space="preserve">-средствами и </w:t>
-            </w:r>
-            <w:r>
-              <w:rPr>
-                <w:rStyle w:val="a4"/>
-                <w:lang w:val="en-US"/>
-              </w:rPr>
-              <w:t>CASE</w:t>
-            </w:r>
-            <w:r>
-              <w:rPr>
-                <w:rStyle w:val="a4"/>
-              </w:rPr>
-              <w:t>-технологиями</w:t>
-            </w:r>
-            <w:r>
-              <w:rPr>
-                <w:webHidden/>
-              </w:rPr>
-              <w:tab/>
-            </w:r>
-            <w:r>
-              <w:rPr>
-                <w:webHidden/>
-              </w:rPr>
-              <w:fldChar w:fldCharType="begin"/>
-            </w:r>
-            <w:r>
-              <w:rPr>
-                <w:webHidden/>
-              </w:rPr>
-              <w:instrText xml:space="preserve"> PAGEREF _Toc227093892 \h </w:instrText>
-            </w:r>
-            <w:r>
-              <w:rPr>
-                <w:webHidden/>
-              </w:rPr>
-            </w:r>
-            <w:r>
-              <w:rPr>
-                <w:webHidden/>
-              </w:rPr>
-              <w:fldChar w:fldCharType="separate"/>
-            </w:r>
-            <w:r>
-              <w:rPr>
-                <w:webHidden/>
-              </w:rPr>
-              <w:t>8</w:t>
-            </w:r>
-            <w:r>
-              <w:rPr>
-                <w:webHidden/>
-              </w:rPr>
-              <w:fldChar w:fldCharType="end"/>
-            </w:r>
-          </w:hyperlink>
-        </w:p>
-        <w:p>
-          <w:pPr>
-            <w:pStyle w:val="21"/>
-            <w:tabs>
-              <w:tab w:val="left" w:pos="880"/>
-            </w:tabs>
-            <w:rPr>
-              <w:rFonts w:asciiTheme="minorHAnsi" w:eastAsiaTheme="minorEastAsia" w:hAnsiTheme="minorHAnsi" w:cstheme="minorBidi"/>
-              <w:kern w:val="0"/>
-              <w:sz w:val="22"/>
-              <w:lang w:eastAsia="ru-RU"/>
-              <w14:ligatures w14:val="none"/>
-            </w:rPr>
-          </w:pPr>
-          <w:hyperlink w:anchor="_Toc227093893" w:history="1">
-            <w:r>
-              <w:rPr>
-                <w:rStyle w:val="a4"/>
-              </w:rPr>
-              <w:t>2.3.</w:t>
-            </w:r>
-            <w:r>
-              <w:rPr>
-                <w:rFonts w:asciiTheme="minorHAnsi" w:eastAsiaTheme="minorEastAsia" w:hAnsiTheme="minorHAnsi" w:cstheme="minorBidi"/>
-                <w:kern w:val="0"/>
-                <w:sz w:val="22"/>
-                <w:lang w:eastAsia="ru-RU"/>
-                <w14:ligatures w14:val="none"/>
-              </w:rPr>
-              <w:tab/>
-            </w:r>
-            <w:r>
-              <w:rPr>
-                <w:rStyle w:val="a4"/>
-              </w:rPr>
-              <w:t>Структурный анализ</w:t>
-            </w:r>
-            <w:r>
-              <w:rPr>
-                <w:webHidden/>
-              </w:rPr>
-              <w:tab/>
-            </w:r>
-            <w:r>
-              <w:rPr>
-                <w:webHidden/>
-              </w:rPr>
-              <w:fldChar w:fldCharType="begin"/>
-            </w:r>
-            <w:r>
-              <w:rPr>
-                <w:webHidden/>
-              </w:rPr>
-              <w:instrText xml:space="preserve"> PAGEREF _Toc227093893 \h </w:instrText>
-            </w:r>
-            <w:r>
-              <w:rPr>
-                <w:webHidden/>
-              </w:rPr>
-            </w:r>
-            <w:r>
-              <w:rPr>
-                <w:webHidden/>
-              </w:rPr>
-              <w:fldChar w:fldCharType="separate"/>
-            </w:r>
-            <w:r>
-              <w:rPr>
-                <w:webHidden/>
-              </w:rPr>
-              <w:t>10</w:t>
+              <w:t>22</w:t>
             </w:r>
             <w:r>
               <w:rPr>
@@ -1263,13 +1482,13 @@
               <w14:ligatures w14:val="none"/>
             </w:rPr>
           </w:pPr>
-          <w:hyperlink w:anchor="_Toc227093894" w:history="1">
+          <w:hyperlink w:anchor="_Toc227966925" w:history="1">
             <w:r>
               <w:rPr>
                 <w:rStyle w:val="a4"/>
                 <w:noProof/>
               </w:rPr>
-              <w:t>3.</w:t>
+              <w:t>4.</w:t>
             </w:r>
             <w:r>
               <w:rPr>
@@ -1287,7 +1506,7 @@
                 <w:rStyle w:val="a4"/>
                 <w:noProof/>
               </w:rPr>
-              <w:t>Проектирование БД</w:t>
+              <w:t>Разработка БД</w:t>
             </w:r>
             <w:r>
               <w:rPr>
@@ -1308,7 +1527,7 @@
                 <w:noProof/>
                 <w:webHidden/>
               </w:rPr>
-              <w:instrText xml:space="preserve"> PAGEREF _Toc227093894 \h </w:instrText>
+              <w:instrText xml:space="preserve"> PAGEREF _Toc227966925 \h </w:instrText>
             </w:r>
             <w:r>
               <w:rPr>
@@ -1328,7 +1547,7 @@
                 <w:noProof/>
                 <w:webHidden/>
               </w:rPr>
-              <w:t>21</w:t>
+              <w:t>24</w:t>
             </w:r>
             <w:r>
               <w:rPr>
@@ -1353,12 +1572,12 @@
               <w14:ligatures w14:val="none"/>
             </w:rPr>
           </w:pPr>
-          <w:hyperlink w:anchor="_Toc227093895" w:history="1">
+          <w:hyperlink w:anchor="_Toc227966926" w:history="1">
             <w:r>
               <w:rPr>
                 <w:rStyle w:val="a4"/>
               </w:rPr>
-              <w:t>3.1.</w:t>
+              <w:t>4.1.</w:t>
             </w:r>
             <w:r>
               <w:rPr>
@@ -1374,7 +1593,7 @@
               <w:rPr>
                 <w:rStyle w:val="a4"/>
               </w:rPr>
-              <w:t>Процесс нормализации</w:t>
+              <w:t>Схема данных</w:t>
             </w:r>
             <w:r>
               <w:rPr>
@@ -1392,7 +1611,7 @@
               <w:rPr>
                 <w:webHidden/>
               </w:rPr>
-              <w:instrText xml:space="preserve"> PAGEREF _Toc227093895 \h </w:instrText>
+              <w:instrText xml:space="preserve"> PAGEREF _Toc227966926 \h </w:instrText>
             </w:r>
             <w:r>
               <w:rPr>
@@ -1409,10 +1628,182 @@
               <w:rPr>
                 <w:webHidden/>
               </w:rPr>
-              <w:t>21</w:t>
-            </w:r>
-            <w:r>
-              <w:rPr>
+              <w:t>24</w:t>
+            </w:r>
+            <w:r>
+              <w:rPr>
+                <w:webHidden/>
+              </w:rPr>
+              <w:fldChar w:fldCharType="end"/>
+            </w:r>
+          </w:hyperlink>
+        </w:p>
+        <w:p>
+          <w:pPr>
+            <w:pStyle w:val="21"/>
+            <w:tabs>
+              <w:tab w:val="left" w:pos="880"/>
+            </w:tabs>
+            <w:rPr>
+              <w:rFonts w:asciiTheme="minorHAnsi" w:eastAsiaTheme="minorEastAsia" w:hAnsiTheme="minorHAnsi" w:cstheme="minorBidi"/>
+              <w:kern w:val="0"/>
+              <w:sz w:val="22"/>
+              <w:lang w:eastAsia="ru-RU"/>
+              <w14:ligatures w14:val="none"/>
+            </w:rPr>
+          </w:pPr>
+          <w:hyperlink w:anchor="_Toc227966927" w:history="1">
+            <w:r>
+              <w:rPr>
+                <w:rStyle w:val="a4"/>
+              </w:rPr>
+              <w:t>4.2.</w:t>
+            </w:r>
+            <w:r>
+              <w:rPr>
+                <w:rFonts w:asciiTheme="minorHAnsi" w:eastAsiaTheme="minorEastAsia" w:hAnsiTheme="minorHAnsi" w:cstheme="minorBidi"/>
+                <w:kern w:val="0"/>
+                <w:sz w:val="22"/>
+                <w:lang w:eastAsia="ru-RU"/>
+                <w14:ligatures w14:val="none"/>
+              </w:rPr>
+              <w:tab/>
+            </w:r>
+            <w:r>
+              <w:rPr>
+                <w:rStyle w:val="a4"/>
+              </w:rPr>
+              <w:t>Реализация запросов</w:t>
+            </w:r>
+            <w:r>
+              <w:rPr>
+                <w:webHidden/>
+              </w:rPr>
+              <w:tab/>
+            </w:r>
+            <w:r>
+              <w:rPr>
+                <w:webHidden/>
+              </w:rPr>
+              <w:fldChar w:fldCharType="begin"/>
+            </w:r>
+            <w:r>
+              <w:rPr>
+                <w:webHidden/>
+              </w:rPr>
+              <w:instrText xml:space="preserve"> PAGEREF _Toc227966927 \h </w:instrText>
+            </w:r>
+            <w:r>
+              <w:rPr>
+                <w:webHidden/>
+              </w:rPr>
+            </w:r>
+            <w:r>
+              <w:rPr>
+                <w:webHidden/>
+              </w:rPr>
+              <w:fldChar w:fldCharType="separate"/>
+            </w:r>
+            <w:r>
+              <w:rPr>
+                <w:webHidden/>
+              </w:rPr>
+              <w:t>24</w:t>
+            </w:r>
+            <w:r>
+              <w:rPr>
+                <w:webHidden/>
+              </w:rPr>
+              <w:fldChar w:fldCharType="end"/>
+            </w:r>
+          </w:hyperlink>
+        </w:p>
+        <w:p>
+          <w:pPr>
+            <w:pStyle w:val="11"/>
+            <w:tabs>
+              <w:tab w:val="left" w:pos="480"/>
+              <w:tab w:val="right" w:leader="dot" w:pos="9345"/>
+            </w:tabs>
+            <w:rPr>
+              <w:rFonts w:asciiTheme="minorHAnsi" w:eastAsiaTheme="minorEastAsia" w:hAnsiTheme="minorHAnsi"/>
+              <w:noProof/>
+              <w:kern w:val="0"/>
+              <w:sz w:val="22"/>
+              <w:lang w:eastAsia="ru-RU"/>
+              <w14:ligatures w14:val="none"/>
+            </w:rPr>
+          </w:pPr>
+          <w:hyperlink w:anchor="_Toc227966928" w:history="1">
+            <w:r>
+              <w:rPr>
+                <w:rStyle w:val="a4"/>
+                <w:noProof/>
+              </w:rPr>
+              <w:t>5.</w:t>
+            </w:r>
+            <w:r>
+              <w:rPr>
+                <w:rFonts w:asciiTheme="minorHAnsi" w:eastAsiaTheme="minorEastAsia" w:hAnsiTheme="minorHAnsi"/>
+                <w:noProof/>
+                <w:kern w:val="0"/>
+                <w:sz w:val="22"/>
+                <w:lang w:eastAsia="ru-RU"/>
+                <w14:ligatures w14:val="none"/>
+              </w:rPr>
+              <w:tab/>
+            </w:r>
+            <w:r>
+              <w:rPr>
+                <w:rStyle w:val="a4"/>
+                <w:noProof/>
+              </w:rPr>
+              <w:t>Прототипирование</w:t>
+            </w:r>
+            <w:r>
+              <w:rPr>
+                <w:noProof/>
+                <w:webHidden/>
+              </w:rPr>
+              <w:tab/>
+            </w:r>
+            <w:r>
+              <w:rPr>
+                <w:noProof/>
+                <w:webHidden/>
+              </w:rPr>
+              <w:fldChar w:fldCharType="begin"/>
+            </w:r>
+            <w:r>
+              <w:rPr>
+                <w:noProof/>
+                <w:webHidden/>
+              </w:rPr>
+              <w:instrText xml:space="preserve"> PAGEREF _Toc227966928 \h </w:instrText>
+            </w:r>
+            <w:r>
+              <w:rPr>
+                <w:noProof/>
+                <w:webHidden/>
+              </w:rPr>
+            </w:r>
+            <w:r>
+              <w:rPr>
+                <w:noProof/>
+                <w:webHidden/>
+              </w:rPr>
+              <w:fldChar w:fldCharType="separate"/>
+            </w:r>
+            <w:r>
+              <w:rPr>
+                <w:noProof/>
+                <w:webHidden/>
+              </w:rPr>
+              <w:t>28</w:t>
+            </w:r>
+            <w:r>
+              <w:rPr>
+                <w:noProof/>
                 <w:webHidden/>
               </w:rPr>
               <w:fldChar w:fldCharType="end"/>
@@ -1602,16 +1993,15 @@
       <w:pPr>
         <w:pStyle w:val="1"/>
       </w:pPr>
-      <w:bookmarkStart w:id="0" w:name="_Toc227093505"/>
-      <w:bookmarkStart w:id="1" w:name="_Toc227093801"/>
-      <w:bookmarkStart w:id="2" w:name="_Toc227093885"/>
-      <w:r>
-        <w:lastRenderedPageBreak/>
+      <w:bookmarkStart w:id="1" w:name="_Toc227093505"/>
+      <w:bookmarkStart w:id="2" w:name="_Toc227093801"/>
+      <w:bookmarkStart w:id="3" w:name="_Toc227966914"/>
+      <w:r>
         <w:t>Постановка задачи</w:t>
       </w:r>
-      <w:bookmarkEnd w:id="0"/>
       <w:bookmarkEnd w:id="1"/>
       <w:bookmarkEnd w:id="2"/>
+      <w:bookmarkEnd w:id="3"/>
     </w:p>
     <w:p>
       <w:r>
@@ -1622,43 +2012,43 @@
       <w:pPr>
         <w:pStyle w:val="1"/>
       </w:pPr>
-      <w:bookmarkStart w:id="3" w:name="_Toc227093506"/>
-      <w:bookmarkStart w:id="4" w:name="_Toc227093802"/>
-      <w:bookmarkStart w:id="5" w:name="_Toc227093886"/>
+      <w:bookmarkStart w:id="4" w:name="_Toc227093506"/>
+      <w:bookmarkStart w:id="5" w:name="_Toc227093802"/>
+      <w:bookmarkStart w:id="6" w:name="_Toc227966915"/>
       <w:r>
         <w:t>Проектирование предметной области</w:t>
       </w:r>
-      <w:bookmarkEnd w:id="3"/>
       <w:bookmarkEnd w:id="4"/>
       <w:bookmarkEnd w:id="5"/>
+      <w:bookmarkEnd w:id="6"/>
     </w:p>
     <w:p>
       <w:pPr>
         <w:pStyle w:val="2"/>
       </w:pPr>
-      <w:bookmarkStart w:id="6" w:name="_Toc227093507"/>
-      <w:bookmarkStart w:id="7" w:name="_Toc227093803"/>
-      <w:bookmarkStart w:id="8" w:name="_Toc227093887"/>
+      <w:bookmarkStart w:id="7" w:name="_Toc227093507"/>
+      <w:bookmarkStart w:id="8" w:name="_Toc227093803"/>
+      <w:bookmarkStart w:id="9" w:name="_Toc227966916"/>
       <w:r>
         <w:t>Этапы выполнения функционального анализа</w:t>
       </w:r>
-      <w:bookmarkEnd w:id="6"/>
       <w:bookmarkEnd w:id="7"/>
       <w:bookmarkEnd w:id="8"/>
+      <w:bookmarkEnd w:id="9"/>
     </w:p>
     <w:p>
       <w:pPr>
         <w:pStyle w:val="3"/>
       </w:pPr>
-      <w:bookmarkStart w:id="9" w:name="_Toc227093508"/>
-      <w:bookmarkStart w:id="10" w:name="_Toc227093804"/>
-      <w:bookmarkStart w:id="11" w:name="_Toc227093888"/>
+      <w:bookmarkStart w:id="10" w:name="_Toc227093508"/>
+      <w:bookmarkStart w:id="11" w:name="_Toc227093804"/>
+      <w:bookmarkStart w:id="12" w:name="_Toc227966917"/>
       <w:r>
         <w:t>Моделирование диаграммы вариантов использования</w:t>
       </w:r>
-      <w:bookmarkEnd w:id="9"/>
       <w:bookmarkEnd w:id="10"/>
       <w:bookmarkEnd w:id="11"/>
+      <w:bookmarkEnd w:id="12"/>
     </w:p>
     <w:p>
       <w:pPr>
@@ -1735,16 +2125,16 @@
       <w:pPr>
         <w:pStyle w:val="3"/>
       </w:pPr>
-      <w:bookmarkStart w:id="12" w:name="_Toc227093509"/>
-      <w:bookmarkStart w:id="13" w:name="_Toc227093805"/>
-      <w:bookmarkStart w:id="14" w:name="_Toc227093889"/>
+      <w:bookmarkStart w:id="13" w:name="_Toc227093509"/>
+      <w:bookmarkStart w:id="14" w:name="_Toc227093805"/>
+      <w:bookmarkStart w:id="15" w:name="_Toc227966918"/>
       <w:r>
         <w:lastRenderedPageBreak/>
         <w:t>Графическое представление функций</w:t>
       </w:r>
-      <w:bookmarkEnd w:id="12"/>
       <w:bookmarkEnd w:id="13"/>
       <w:bookmarkEnd w:id="14"/>
+      <w:bookmarkEnd w:id="15"/>
     </w:p>
     <w:p>
       <w:pPr>
@@ -3382,7 +3772,7 @@
                 <w:szCs w:val="24"/>
               </w:rPr>
             </w:pPr>
-            <w:bookmarkStart w:id="15" w:name="_Hlk166344136"/>
+            <w:bookmarkStart w:id="16" w:name="_Hlk166344136"/>
           </w:p>
         </w:tc>
         <w:tc>
@@ -3446,7 +3836,7 @@
           </w:p>
         </w:tc>
       </w:tr>
-      <w:bookmarkEnd w:id="15"/>
+      <w:bookmarkEnd w:id="16"/>
       <w:tr>
         <w:trPr>
           <w:trHeight w:val="64"/>
@@ -4172,15 +4562,15 @@
       <w:pPr>
         <w:pStyle w:val="3"/>
       </w:pPr>
-      <w:bookmarkStart w:id="16" w:name="_Toc227093510"/>
-      <w:bookmarkStart w:id="17" w:name="_Toc227093806"/>
-      <w:bookmarkStart w:id="18" w:name="_Toc227093890"/>
+      <w:bookmarkStart w:id="17" w:name="_Toc227093510"/>
+      <w:bookmarkStart w:id="18" w:name="_Toc227093806"/>
+      <w:bookmarkStart w:id="19" w:name="_Toc227966919"/>
       <w:r>
         <w:t>Анализ входной и выходной информации</w:t>
       </w:r>
-      <w:bookmarkEnd w:id="16"/>
       <w:bookmarkEnd w:id="17"/>
       <w:bookmarkEnd w:id="18"/>
+      <w:bookmarkEnd w:id="19"/>
     </w:p>
     <w:p>
       <w:pPr>
@@ -5138,9 +5528,9 @@
       <w:pPr>
         <w:pStyle w:val="3"/>
       </w:pPr>
-      <w:bookmarkStart w:id="19" w:name="_Toc227093511"/>
-      <w:bookmarkStart w:id="20" w:name="_Toc227093807"/>
-      <w:bookmarkStart w:id="21" w:name="_Toc227093891"/>
+      <w:bookmarkStart w:id="20" w:name="_Toc227093511"/>
+      <w:bookmarkStart w:id="21" w:name="_Toc227093807"/>
+      <w:bookmarkStart w:id="22" w:name="_Toc227966920"/>
       <w:r>
         <w:lastRenderedPageBreak/>
         <w:t xml:space="preserve">Составление </w:t>
@@ -5149,9 +5539,9 @@
       <w:r>
         <w:t>органиограммы</w:t>
       </w:r>
-      <w:bookmarkEnd w:id="19"/>
       <w:bookmarkEnd w:id="20"/>
       <w:bookmarkEnd w:id="21"/>
+      <w:bookmarkEnd w:id="22"/>
       <w:proofErr w:type="spellEnd"/>
     </w:p>
     <w:p>
@@ -7573,9 +7963,9 @@
       <w:pPr>
         <w:pStyle w:val="2"/>
       </w:pPr>
-      <w:bookmarkStart w:id="22" w:name="_Toc227093512"/>
-      <w:bookmarkStart w:id="23" w:name="_Toc227093808"/>
-      <w:bookmarkStart w:id="24" w:name="_Toc227093892"/>
+      <w:bookmarkStart w:id="23" w:name="_Toc227093512"/>
+      <w:bookmarkStart w:id="24" w:name="_Toc227093808"/>
+      <w:bookmarkStart w:id="25" w:name="_Toc227966921"/>
       <w:r>
         <w:t xml:space="preserve">Моделирование </w:t>
       </w:r>
@@ -7603,9 +7993,9 @@
       <w:r>
         <w:t>технологиями</w:t>
       </w:r>
-      <w:bookmarkEnd w:id="22"/>
       <w:bookmarkEnd w:id="23"/>
       <w:bookmarkEnd w:id="24"/>
+      <w:bookmarkEnd w:id="25"/>
     </w:p>
     <w:p>
       <w:r>
@@ -7900,6 +8290,7 @@
         </w:rPr>
       </w:pPr>
       <w:r>
+        <w:lastRenderedPageBreak/>
         <w:t xml:space="preserve">Технология </w:t>
       </w:r>
       <w:r>
@@ -7911,23 +8302,2056 @@
     </w:p>
     <w:p>
       <w:r>
+        <w:rPr>
+          <w:noProof/>
+          <w:lang w:eastAsia="ru-RU"/>
+        </w:rPr>
+        <w:drawing>
+          <wp:inline distT="0" distB="0" distL="0" distR="0" wp14:anchorId="20CC3413" wp14:editId="0E673DB9">
+            <wp:extent cx="3429479" cy="4801270"/>
+            <wp:effectExtent l="0" t="0" r="0" b="0"/>
+            <wp:docPr id="57" name="Рисунок 57"/>
+            <wp:cNvGraphicFramePr>
+              <a:graphicFrameLocks xmlns:a="http://schemas.openxmlformats.org/drawingml/2006/main" noChangeAspect="1"/>
+            </wp:cNvGraphicFramePr>
+            <a:graphic xmlns:a="http://schemas.openxmlformats.org/drawingml/2006/main">
+              <a:graphicData uri="http://schemas.openxmlformats.org/drawingml/2006/picture">
+                <pic:pic xmlns:pic="http://schemas.openxmlformats.org/drawingml/2006/picture">
+                  <pic:nvPicPr>
+                    <pic:cNvPr id="1" name=""/>
+                    <pic:cNvPicPr/>
+                  </pic:nvPicPr>
+                  <pic:blipFill>
+                    <a:blip r:embed="rId11"/>
+                    <a:stretch>
+                      <a:fillRect/>
+                    </a:stretch>
+                  </pic:blipFill>
+                  <pic:spPr>
+                    <a:xfrm>
+                      <a:off x="0" y="0"/>
+                      <a:ext cx="3429479" cy="4801270"/>
+                    </a:xfrm>
+                    <a:prstGeom prst="rect">
+                      <a:avLst/>
+                    </a:prstGeom>
+                  </pic:spPr>
+                </pic:pic>
+              </a:graphicData>
+            </a:graphic>
+          </wp:inline>
+        </w:drawing>
+      </w:r>
+    </w:p>
+    <w:p>
+      <w:pPr>
+        <w:jc w:val="center"/>
+        <w:rPr>
+          <w:lang w:val="en-US"/>
+        </w:rPr>
+      </w:pPr>
+      <w:r>
+        <w:t xml:space="preserve">Рис. №6 </w:t>
+      </w:r>
+      <w:r>
+        <w:rPr>
+          <w:lang w:val="en-US"/>
+        </w:rPr>
+        <w:t>“UML”</w:t>
+      </w:r>
+    </w:p>
+    <w:p>
+      <w:pPr>
+        <w:jc w:val="center"/>
+        <w:rPr>
+          <w:lang w:val="en-US"/>
+        </w:rPr>
+      </w:pPr>
+    </w:p>
+    <w:p>
+      <w:pPr>
+        <w:rPr>
+          <w:b/>
+        </w:rPr>
+      </w:pPr>
+      <w:r>
+        <w:rPr>
+          <w:b/>
+        </w:rPr>
+        <w:t>1 этап. Определение бизнес-процессов</w:t>
+      </w:r>
+    </w:p>
+    <w:p>
+      <w:pPr>
+        <w:jc w:val="right"/>
+      </w:pPr>
+      <w:r>
+        <w:t>Таблица №16 «Бизнес процессы»</w:t>
+      </w:r>
+    </w:p>
+    <w:tbl>
+      <w:tblPr>
+        <w:tblStyle w:val="a5"/>
+        <w:tblW w:w="0" w:type="auto"/>
+        <w:tblLook w:val="04A0" w:firstRow="1" w:lastRow="0" w:firstColumn="1" w:lastColumn="0" w:noHBand="0" w:noVBand="1"/>
+      </w:tblPr>
+      <w:tblGrid>
+        <w:gridCol w:w="4672"/>
+        <w:gridCol w:w="4673"/>
+      </w:tblGrid>
+      <w:tr>
+        <w:tc>
+          <w:tcPr>
+            <w:tcW w:w="4672" w:type="dxa"/>
+          </w:tcPr>
+          <w:p>
+            <w:pPr>
+              <w:jc w:val="center"/>
+            </w:pPr>
+            <w:r>
+              <w:t>Номер бизнес процесса</w:t>
+            </w:r>
+          </w:p>
+        </w:tc>
+        <w:tc>
+          <w:tcPr>
+            <w:tcW w:w="4673" w:type="dxa"/>
+          </w:tcPr>
+          <w:p>
+            <w:pPr>
+              <w:jc w:val="center"/>
+            </w:pPr>
+            <w:r>
+              <w:t>Название бизнес процесса</w:t>
+            </w:r>
+          </w:p>
+        </w:tc>
+      </w:tr>
+      <w:tr>
+        <w:tc>
+          <w:tcPr>
+            <w:tcW w:w="4672" w:type="dxa"/>
+          </w:tcPr>
+          <w:p>
+            <w:r>
+              <w:t xml:space="preserve">1 - </w:t>
+            </w:r>
+            <w:proofErr w:type="spellStart"/>
+            <w:r>
+              <w:t>сдгав</w:t>
+            </w:r>
+            <w:proofErr w:type="spellEnd"/>
+          </w:p>
+        </w:tc>
+        <w:tc>
+          <w:tcPr>
+            <w:tcW w:w="4673" w:type="dxa"/>
+          </w:tcPr>
+          <w:p>
+            <w:pPr>
+              <w:jc w:val="center"/>
+            </w:pPr>
+            <w:r>
+              <w:t>Сдаёт авто</w:t>
+            </w:r>
+          </w:p>
+        </w:tc>
+      </w:tr>
+      <w:tr>
+        <w:tc>
+          <w:tcPr>
+            <w:tcW w:w="4672" w:type="dxa"/>
+          </w:tcPr>
+          <w:p>
+            <w:r>
+              <w:t xml:space="preserve">2 - </w:t>
+            </w:r>
+            <w:proofErr w:type="spellStart"/>
+            <w:r>
+              <w:t>сздатзак</w:t>
+            </w:r>
+            <w:proofErr w:type="spellEnd"/>
+          </w:p>
+        </w:tc>
+        <w:tc>
+          <w:tcPr>
+            <w:tcW w:w="4673" w:type="dxa"/>
+          </w:tcPr>
+          <w:p>
+            <w:pPr>
+              <w:jc w:val="center"/>
+            </w:pPr>
+            <w:r>
+              <w:t>Создаёт заказ</w:t>
+            </w:r>
+          </w:p>
+        </w:tc>
+      </w:tr>
+      <w:tr>
+        <w:tc>
+          <w:tcPr>
+            <w:tcW w:w="4672" w:type="dxa"/>
+          </w:tcPr>
+          <w:p>
+            <w:r>
+              <w:t xml:space="preserve">3 – </w:t>
+            </w:r>
+            <w:proofErr w:type="spellStart"/>
+            <w:r>
+              <w:t>опрраб</w:t>
+            </w:r>
+            <w:proofErr w:type="spellEnd"/>
+          </w:p>
+        </w:tc>
+        <w:tc>
+          <w:tcPr>
+            <w:tcW w:w="4673" w:type="dxa"/>
+          </w:tcPr>
+          <w:p>
+            <w:pPr>
+              <w:jc w:val="center"/>
+            </w:pPr>
+            <w:r>
+              <w:t>Определяет рабочих</w:t>
+            </w:r>
+          </w:p>
+        </w:tc>
+      </w:tr>
+      <w:tr>
+        <w:tc>
+          <w:tcPr>
+            <w:tcW w:w="4672" w:type="dxa"/>
+          </w:tcPr>
+          <w:p>
+            <w:r>
+              <w:t>4 - Проврем</w:t>
+            </w:r>
+          </w:p>
+        </w:tc>
+        <w:tc>
+          <w:tcPr>
+            <w:tcW w:w="4673" w:type="dxa"/>
+          </w:tcPr>
+          <w:p>
+            <w:pPr>
+              <w:jc w:val="center"/>
+            </w:pPr>
+            <w:r>
+              <w:t>Проводят ремонт</w:t>
+            </w:r>
+          </w:p>
+        </w:tc>
+      </w:tr>
+      <w:tr>
+        <w:tc>
+          <w:tcPr>
+            <w:tcW w:w="4672" w:type="dxa"/>
+          </w:tcPr>
+          <w:p>
+            <w:r>
+              <w:t>5 - забав</w:t>
+            </w:r>
+          </w:p>
+        </w:tc>
+        <w:tc>
+          <w:tcPr>
+            <w:tcW w:w="4673" w:type="dxa"/>
+          </w:tcPr>
+          <w:p>
+            <w:pPr>
+              <w:jc w:val="center"/>
+            </w:pPr>
+            <w:r>
+              <w:t>Забирает авто</w:t>
+            </w:r>
+          </w:p>
+        </w:tc>
+      </w:tr>
+    </w:tbl>
+    <w:p/>
+    <w:p>
+      <w:pPr>
+        <w:rPr>
+          <w:b/>
+        </w:rPr>
+      </w:pPr>
+      <w:r>
+        <w:t>2</w:t>
+      </w:r>
+      <w:r>
+        <w:rPr>
+          <w:b/>
+        </w:rPr>
+        <w:t xml:space="preserve"> этап. Словесный алгоритм</w:t>
+      </w:r>
+    </w:p>
+    <w:p>
+      <w:pPr>
+        <w:shd w:val="clear" w:color="auto" w:fill="FAFCFF"/>
+        <w:tabs>
+          <w:tab w:val="left" w:pos="916"/>
+          <w:tab w:val="left" w:pos="1832"/>
+          <w:tab w:val="left" w:pos="2748"/>
+          <w:tab w:val="left" w:pos="3664"/>
+          <w:tab w:val="left" w:pos="4580"/>
+          <w:tab w:val="left" w:pos="5496"/>
+          <w:tab w:val="left" w:pos="6412"/>
+          <w:tab w:val="left" w:pos="7328"/>
+          <w:tab w:val="left" w:pos="8244"/>
+          <w:tab w:val="left" w:pos="9160"/>
+          <w:tab w:val="left" w:pos="10076"/>
+          <w:tab w:val="left" w:pos="10992"/>
+          <w:tab w:val="left" w:pos="11908"/>
+          <w:tab w:val="left" w:pos="12824"/>
+          <w:tab w:val="left" w:pos="13740"/>
+          <w:tab w:val="left" w:pos="14656"/>
+        </w:tabs>
+        <w:spacing w:after="0" w:line="240" w:lineRule="auto"/>
+        <w:textAlignment w:val="baseline"/>
+        <w:rPr>
+          <w:rFonts w:eastAsia="Times New Roman" w:cs="Times New Roman"/>
+          <w:spacing w:val="-5"/>
+          <w:kern w:val="0"/>
+          <w:szCs w:val="24"/>
+          <w:lang w:eastAsia="ru-RU"/>
+          <w14:ligatures w14:val="none"/>
+        </w:rPr>
+      </w:pPr>
+      <w:r>
+        <w:rPr>
+          <w:rFonts w:eastAsia="Times New Roman" w:cs="Times New Roman"/>
+          <w:spacing w:val="-5"/>
+          <w:kern w:val="0"/>
+          <w:szCs w:val="24"/>
+          <w:bdr w:val="none" w:sz="0" w:space="0" w:color="auto" w:frame="1"/>
+          <w:lang w:eastAsia="ru-RU"/>
+          <w14:ligatures w14:val="none"/>
+        </w:rPr>
+        <w:t xml:space="preserve">Рассмотрим подробнее бизнес-процесс </w:t>
+      </w:r>
+      <w:r>
+        <w:rPr>
+          <w:rFonts w:eastAsia="Times New Roman" w:cs="Times New Roman"/>
+          <w:b/>
+          <w:bCs/>
+          <w:color w:val="222222"/>
+          <w:spacing w:val="-5"/>
+          <w:kern w:val="0"/>
+          <w:szCs w:val="24"/>
+          <w:bdr w:val="none" w:sz="0" w:space="0" w:color="auto" w:frame="1"/>
+          <w:lang w:eastAsia="ru-RU"/>
+          <w14:ligatures w14:val="none"/>
+        </w:rPr>
+        <w:t>№2 «Создание заказа-наряда» (</w:t>
+      </w:r>
+      <w:proofErr w:type="spellStart"/>
+      <w:r>
+        <w:rPr>
+          <w:rFonts w:eastAsia="Times New Roman" w:cs="Times New Roman"/>
+          <w:b/>
+          <w:bCs/>
+          <w:color w:val="222222"/>
+          <w:spacing w:val="-5"/>
+          <w:kern w:val="0"/>
+          <w:szCs w:val="24"/>
+          <w:bdr w:val="none" w:sz="0" w:space="0" w:color="auto" w:frame="1"/>
+          <w:lang w:eastAsia="ru-RU"/>
+          <w14:ligatures w14:val="none"/>
+        </w:rPr>
+        <w:t>создаказ</w:t>
+      </w:r>
+      <w:proofErr w:type="spellEnd"/>
+      <w:r>
+        <w:rPr>
+          <w:rFonts w:eastAsia="Times New Roman" w:cs="Times New Roman"/>
+          <w:b/>
+          <w:bCs/>
+          <w:color w:val="222222"/>
+          <w:spacing w:val="-5"/>
+          <w:kern w:val="0"/>
+          <w:szCs w:val="24"/>
+          <w:bdr w:val="none" w:sz="0" w:space="0" w:color="auto" w:frame="1"/>
+          <w:lang w:eastAsia="ru-RU"/>
+          <w14:ligatures w14:val="none"/>
+        </w:rPr>
+        <w:t>)</w:t>
+      </w:r>
+      <w:r>
+        <w:rPr>
+          <w:rFonts w:eastAsia="Times New Roman" w:cs="Times New Roman"/>
+          <w:spacing w:val="-5"/>
+          <w:kern w:val="0"/>
+          <w:szCs w:val="24"/>
+          <w:bdr w:val="none" w:sz="0" w:space="0" w:color="auto" w:frame="1"/>
+          <w:lang w:eastAsia="ru-RU"/>
+          <w14:ligatures w14:val="none"/>
+        </w:rPr>
         <w:t>.</w:t>
       </w:r>
     </w:p>
     <w:p>
       <w:pPr>
+        <w:shd w:val="clear" w:color="auto" w:fill="FAFCFF"/>
+        <w:tabs>
+          <w:tab w:val="left" w:pos="916"/>
+          <w:tab w:val="left" w:pos="1832"/>
+          <w:tab w:val="left" w:pos="2748"/>
+          <w:tab w:val="left" w:pos="3664"/>
+          <w:tab w:val="left" w:pos="4580"/>
+          <w:tab w:val="left" w:pos="5496"/>
+          <w:tab w:val="left" w:pos="6412"/>
+          <w:tab w:val="left" w:pos="7328"/>
+          <w:tab w:val="left" w:pos="8244"/>
+          <w:tab w:val="left" w:pos="9160"/>
+          <w:tab w:val="left" w:pos="10076"/>
+          <w:tab w:val="left" w:pos="10992"/>
+          <w:tab w:val="left" w:pos="11908"/>
+          <w:tab w:val="left" w:pos="12824"/>
+          <w:tab w:val="left" w:pos="13740"/>
+          <w:tab w:val="left" w:pos="14656"/>
+        </w:tabs>
+        <w:spacing w:after="0" w:line="240" w:lineRule="auto"/>
+        <w:textAlignment w:val="baseline"/>
+        <w:rPr>
+          <w:rFonts w:eastAsia="Times New Roman" w:cs="Times New Roman"/>
+          <w:spacing w:val="-5"/>
+          <w:kern w:val="0"/>
+          <w:szCs w:val="24"/>
+          <w:lang w:eastAsia="ru-RU"/>
+          <w14:ligatures w14:val="none"/>
+        </w:rPr>
+      </w:pPr>
+      <w:r>
+        <w:rPr>
+          <w:rFonts w:eastAsia="Times New Roman" w:cs="Times New Roman"/>
+          <w:spacing w:val="-5"/>
+          <w:kern w:val="0"/>
+          <w:szCs w:val="24"/>
+          <w:bdr w:val="none" w:sz="0" w:space="0" w:color="auto" w:frame="1"/>
+          <w:lang w:eastAsia="ru-RU"/>
+          <w14:ligatures w14:val="none"/>
+        </w:rPr>
+        <w:t>Процесс «Создание заказа-наряда» включает следующие шаги:</w:t>
+      </w:r>
+    </w:p>
+    <w:p>
+      <w:pPr>
+        <w:numPr>
+          <w:ilvl w:val="0"/>
+          <w:numId w:val="6"/>
+        </w:numPr>
+        <w:shd w:val="clear" w:color="auto" w:fill="FAFCFF"/>
+        <w:tabs>
+          <w:tab w:val="clear" w:pos="720"/>
+          <w:tab w:val="left" w:pos="916"/>
+          <w:tab w:val="left" w:pos="1832"/>
+          <w:tab w:val="left" w:pos="2748"/>
+          <w:tab w:val="left" w:pos="3664"/>
+          <w:tab w:val="left" w:pos="4580"/>
+          <w:tab w:val="left" w:pos="5496"/>
+          <w:tab w:val="left" w:pos="6412"/>
+          <w:tab w:val="left" w:pos="7328"/>
+          <w:tab w:val="left" w:pos="8244"/>
+          <w:tab w:val="left" w:pos="9160"/>
+          <w:tab w:val="left" w:pos="10076"/>
+          <w:tab w:val="left" w:pos="10992"/>
+          <w:tab w:val="left" w:pos="11908"/>
+          <w:tab w:val="left" w:pos="12824"/>
+          <w:tab w:val="left" w:pos="13740"/>
+          <w:tab w:val="left" w:pos="14656"/>
+        </w:tabs>
+        <w:spacing w:after="0" w:line="240" w:lineRule="auto"/>
+        <w:ind w:left="0"/>
+        <w:textAlignment w:val="baseline"/>
+        <w:rPr>
+          <w:rFonts w:eastAsia="Times New Roman" w:cs="Times New Roman"/>
+          <w:spacing w:val="-5"/>
+          <w:kern w:val="0"/>
+          <w:szCs w:val="24"/>
+          <w:lang w:eastAsia="ru-RU"/>
+          <w14:ligatures w14:val="none"/>
+        </w:rPr>
+      </w:pPr>
+      <w:r>
+        <w:rPr>
+          <w:rFonts w:eastAsia="Times New Roman" w:cs="Times New Roman"/>
+          <w:b/>
+          <w:bCs/>
+          <w:color w:val="222222"/>
+          <w:spacing w:val="-5"/>
+          <w:kern w:val="0"/>
+          <w:szCs w:val="24"/>
+          <w:bdr w:val="none" w:sz="0" w:space="0" w:color="auto" w:frame="1"/>
+          <w:lang w:eastAsia="ru-RU"/>
+          <w14:ligatures w14:val="none"/>
+        </w:rPr>
+        <w:t xml:space="preserve">Приём клиента </w:t>
+      </w:r>
+      <w:r>
+        <w:rPr>
+          <w:rFonts w:eastAsia="Times New Roman" w:cs="Times New Roman"/>
+          <w:b/>
+          <w:bCs/>
+          <w:color w:val="222222"/>
+          <w:spacing w:val="-5"/>
+          <w:kern w:val="0"/>
+          <w:szCs w:val="24"/>
+          <w:bdr w:val="none" w:sz="0" w:space="0" w:color="auto" w:frame="1"/>
+          <w:lang w:eastAsia="ru-RU"/>
+          <w14:ligatures w14:val="none"/>
+        </w:rPr>
+        <w:t>диспетчером</w:t>
+      </w:r>
+      <w:r>
+        <w:rPr>
+          <w:rFonts w:eastAsia="Times New Roman" w:cs="Times New Roman"/>
+          <w:b/>
+          <w:bCs/>
+          <w:color w:val="222222"/>
+          <w:spacing w:val="-5"/>
+          <w:kern w:val="0"/>
+          <w:szCs w:val="24"/>
+          <w:bdr w:val="none" w:sz="0" w:space="0" w:color="auto" w:frame="1"/>
+          <w:lang w:eastAsia="ru-RU"/>
+          <w14:ligatures w14:val="none"/>
+        </w:rPr>
+        <w:t>.</w:t>
+      </w:r>
+      <w:r>
+        <w:rPr>
+          <w:rFonts w:eastAsia="Times New Roman" w:cs="Times New Roman"/>
+          <w:b/>
+          <w:bCs/>
+          <w:color w:val="222222"/>
+          <w:spacing w:val="-5"/>
+          <w:kern w:val="0"/>
+          <w:szCs w:val="24"/>
+          <w:bdr w:val="none" w:sz="0" w:space="0" w:color="auto" w:frame="1"/>
+          <w:lang w:eastAsia="ru-RU"/>
+          <w14:ligatures w14:val="none"/>
+        </w:rPr>
+        <w:t xml:space="preserve"> </w:t>
+      </w:r>
+      <w:proofErr w:type="gramStart"/>
+      <w:r>
+        <w:rPr>
+          <w:rFonts w:eastAsia="Times New Roman" w:cs="Times New Roman"/>
+          <w:spacing w:val="-5"/>
+          <w:kern w:val="0"/>
+          <w:szCs w:val="24"/>
+          <w:bdr w:val="none" w:sz="0" w:space="0" w:color="auto" w:frame="1"/>
+          <w:lang w:eastAsia="ru-RU"/>
+          <w14:ligatures w14:val="none"/>
+        </w:rPr>
+        <w:t xml:space="preserve">Диспетчер  </w:t>
+      </w:r>
+      <w:r>
+        <w:rPr>
+          <w:rFonts w:eastAsia="Times New Roman" w:cs="Times New Roman"/>
+          <w:spacing w:val="-5"/>
+          <w:kern w:val="0"/>
+          <w:szCs w:val="24"/>
+          <w:bdr w:val="none" w:sz="0" w:space="0" w:color="auto" w:frame="1"/>
+          <w:lang w:eastAsia="ru-RU"/>
+          <w14:ligatures w14:val="none"/>
+        </w:rPr>
+        <w:t>принимает</w:t>
+      </w:r>
+      <w:proofErr w:type="gramEnd"/>
+      <w:r>
+        <w:rPr>
+          <w:rFonts w:eastAsia="Times New Roman" w:cs="Times New Roman"/>
+          <w:spacing w:val="-5"/>
+          <w:kern w:val="0"/>
+          <w:szCs w:val="24"/>
+          <w:bdr w:val="none" w:sz="0" w:space="0" w:color="auto" w:frame="1"/>
+          <w:lang w:eastAsia="ru-RU"/>
+          <w14:ligatures w14:val="none"/>
+        </w:rPr>
+        <w:t xml:space="preserve"> автомобиль от клиента, фиксируя паспортные данные владельца, государственный регистрационный знак транспортного средства, марку, год выпуска и пробег автомобиля.</w:t>
+      </w:r>
+    </w:p>
+    <w:p>
+      <w:pPr>
+        <w:numPr>
+          <w:ilvl w:val="0"/>
+          <w:numId w:val="6"/>
+        </w:numPr>
+        <w:shd w:val="clear" w:color="auto" w:fill="FAFCFF"/>
+        <w:tabs>
+          <w:tab w:val="clear" w:pos="720"/>
+          <w:tab w:val="left" w:pos="916"/>
+          <w:tab w:val="left" w:pos="1832"/>
+          <w:tab w:val="left" w:pos="2748"/>
+          <w:tab w:val="left" w:pos="3664"/>
+          <w:tab w:val="left" w:pos="4580"/>
+          <w:tab w:val="left" w:pos="5496"/>
+          <w:tab w:val="left" w:pos="6412"/>
+          <w:tab w:val="left" w:pos="7328"/>
+          <w:tab w:val="left" w:pos="8244"/>
+          <w:tab w:val="left" w:pos="9160"/>
+          <w:tab w:val="left" w:pos="10076"/>
+          <w:tab w:val="left" w:pos="10992"/>
+          <w:tab w:val="left" w:pos="11908"/>
+          <w:tab w:val="left" w:pos="12824"/>
+          <w:tab w:val="left" w:pos="13740"/>
+          <w:tab w:val="left" w:pos="14656"/>
+        </w:tabs>
+        <w:spacing w:after="0" w:line="240" w:lineRule="auto"/>
+        <w:ind w:left="0"/>
+        <w:textAlignment w:val="baseline"/>
+        <w:rPr>
+          <w:rFonts w:eastAsia="Times New Roman" w:cs="Times New Roman"/>
+          <w:spacing w:val="-5"/>
+          <w:kern w:val="0"/>
+          <w:szCs w:val="24"/>
+          <w:lang w:eastAsia="ru-RU"/>
+          <w14:ligatures w14:val="none"/>
+        </w:rPr>
+      </w:pPr>
+      <w:r>
+        <w:rPr>
+          <w:rFonts w:eastAsia="Times New Roman" w:cs="Times New Roman"/>
+          <w:b/>
+          <w:bCs/>
+          <w:color w:val="222222"/>
+          <w:spacing w:val="-5"/>
+          <w:kern w:val="0"/>
+          <w:szCs w:val="24"/>
+          <w:bdr w:val="none" w:sz="0" w:space="0" w:color="auto" w:frame="1"/>
+          <w:lang w:eastAsia="ru-RU"/>
+          <w14:ligatures w14:val="none"/>
+        </w:rPr>
+        <w:lastRenderedPageBreak/>
+        <w:t>Диагностика неисправностей.</w:t>
+      </w:r>
+      <w:r>
+        <w:rPr>
+          <w:rFonts w:eastAsia="Times New Roman" w:cs="Times New Roman"/>
+          <w:b/>
+          <w:bCs/>
+          <w:color w:val="222222"/>
+          <w:spacing w:val="-5"/>
+          <w:kern w:val="0"/>
+          <w:szCs w:val="24"/>
+          <w:bdr w:val="none" w:sz="0" w:space="0" w:color="auto" w:frame="1"/>
+          <w:lang w:eastAsia="ru-RU"/>
+          <w14:ligatures w14:val="none"/>
+        </w:rPr>
+        <w:t xml:space="preserve"> </w:t>
+      </w:r>
+      <w:r>
+        <w:rPr>
+          <w:rFonts w:eastAsia="Times New Roman" w:cs="Times New Roman"/>
+          <w:spacing w:val="-5"/>
+          <w:kern w:val="0"/>
+          <w:szCs w:val="24"/>
+          <w:bdr w:val="none" w:sz="0" w:space="0" w:color="auto" w:frame="1"/>
+          <w:lang w:eastAsia="ru-RU"/>
+          <w14:ligatures w14:val="none"/>
+        </w:rPr>
+        <w:t>Работники(Механики)</w:t>
+      </w:r>
+      <w:r>
+        <w:rPr>
+          <w:rFonts w:eastAsia="Times New Roman" w:cs="Times New Roman"/>
+          <w:spacing w:val="-5"/>
+          <w:kern w:val="0"/>
+          <w:szCs w:val="24"/>
+          <w:bdr w:val="none" w:sz="0" w:space="0" w:color="auto" w:frame="1"/>
+          <w:lang w:eastAsia="ru-RU"/>
+          <w14:ligatures w14:val="none"/>
+        </w:rPr>
+        <w:t xml:space="preserve"> проводит первичную диагностику неисправности, выявляя перечень необходимых работ и запчастей.</w:t>
+      </w:r>
+    </w:p>
+    <w:p>
+      <w:pPr>
+        <w:numPr>
+          <w:ilvl w:val="0"/>
+          <w:numId w:val="6"/>
+        </w:numPr>
+        <w:shd w:val="clear" w:color="auto" w:fill="FAFCFF"/>
+        <w:tabs>
+          <w:tab w:val="clear" w:pos="720"/>
+          <w:tab w:val="left" w:pos="916"/>
+          <w:tab w:val="left" w:pos="1832"/>
+          <w:tab w:val="left" w:pos="2748"/>
+          <w:tab w:val="left" w:pos="3664"/>
+          <w:tab w:val="left" w:pos="4580"/>
+          <w:tab w:val="left" w:pos="5496"/>
+          <w:tab w:val="left" w:pos="6412"/>
+          <w:tab w:val="left" w:pos="7328"/>
+          <w:tab w:val="left" w:pos="8244"/>
+          <w:tab w:val="left" w:pos="9160"/>
+          <w:tab w:val="left" w:pos="10076"/>
+          <w:tab w:val="left" w:pos="10992"/>
+          <w:tab w:val="left" w:pos="11908"/>
+          <w:tab w:val="left" w:pos="12824"/>
+          <w:tab w:val="left" w:pos="13740"/>
+          <w:tab w:val="left" w:pos="14656"/>
+        </w:tabs>
+        <w:spacing w:after="0" w:line="240" w:lineRule="auto"/>
+        <w:ind w:left="0"/>
+        <w:textAlignment w:val="baseline"/>
+        <w:rPr>
+          <w:rFonts w:eastAsia="Times New Roman" w:cs="Times New Roman"/>
+          <w:spacing w:val="-5"/>
+          <w:kern w:val="0"/>
+          <w:szCs w:val="24"/>
+          <w:lang w:eastAsia="ru-RU"/>
+          <w14:ligatures w14:val="none"/>
+        </w:rPr>
+      </w:pPr>
+      <w:r>
+        <w:rPr>
+          <w:rFonts w:eastAsia="Times New Roman" w:cs="Times New Roman"/>
+          <w:b/>
+          <w:bCs/>
+          <w:color w:val="222222"/>
+          <w:spacing w:val="-5"/>
+          <w:kern w:val="0"/>
+          <w:szCs w:val="24"/>
+          <w:bdr w:val="none" w:sz="0" w:space="0" w:color="auto" w:frame="1"/>
+          <w:lang w:eastAsia="ru-RU"/>
+          <w14:ligatures w14:val="none"/>
+        </w:rPr>
+        <w:t>Формирование перечня услуг и расчётов стоимости.</w:t>
+      </w:r>
+      <w:r>
+        <w:rPr>
+          <w:rFonts w:eastAsia="Times New Roman" w:cs="Times New Roman"/>
+          <w:b/>
+          <w:bCs/>
+          <w:color w:val="222222"/>
+          <w:spacing w:val="-5"/>
+          <w:kern w:val="0"/>
+          <w:szCs w:val="24"/>
+          <w:bdr w:val="none" w:sz="0" w:space="0" w:color="auto" w:frame="1"/>
+          <w:lang w:eastAsia="ru-RU"/>
+          <w14:ligatures w14:val="none"/>
+        </w:rPr>
+        <w:t xml:space="preserve"> </w:t>
+      </w:r>
+      <w:r>
+        <w:rPr>
+          <w:rFonts w:eastAsia="Times New Roman" w:cs="Times New Roman"/>
+          <w:spacing w:val="-5"/>
+          <w:kern w:val="0"/>
+          <w:szCs w:val="24"/>
+          <w:bdr w:val="none" w:sz="0" w:space="0" w:color="auto" w:frame="1"/>
+          <w:lang w:eastAsia="ru-RU"/>
+          <w14:ligatures w14:val="none"/>
+        </w:rPr>
+        <w:t>На основании диагностики мастер составляет предварительную смету предстоящих работ и согласовывает стоимость с клиентом.</w:t>
+      </w:r>
+    </w:p>
+    <w:p>
+      <w:pPr>
+        <w:numPr>
+          <w:ilvl w:val="0"/>
+          <w:numId w:val="6"/>
+        </w:numPr>
+        <w:shd w:val="clear" w:color="auto" w:fill="FAFCFF"/>
+        <w:tabs>
+          <w:tab w:val="clear" w:pos="720"/>
+          <w:tab w:val="left" w:pos="916"/>
+          <w:tab w:val="left" w:pos="1832"/>
+          <w:tab w:val="left" w:pos="2748"/>
+          <w:tab w:val="left" w:pos="3664"/>
+          <w:tab w:val="left" w:pos="4580"/>
+          <w:tab w:val="left" w:pos="5496"/>
+          <w:tab w:val="left" w:pos="6412"/>
+          <w:tab w:val="left" w:pos="7328"/>
+          <w:tab w:val="left" w:pos="8244"/>
+          <w:tab w:val="left" w:pos="9160"/>
+          <w:tab w:val="left" w:pos="10076"/>
+          <w:tab w:val="left" w:pos="10992"/>
+          <w:tab w:val="left" w:pos="11908"/>
+          <w:tab w:val="left" w:pos="12824"/>
+          <w:tab w:val="left" w:pos="13740"/>
+          <w:tab w:val="left" w:pos="14656"/>
+        </w:tabs>
+        <w:spacing w:after="0" w:line="240" w:lineRule="auto"/>
+        <w:ind w:left="0"/>
+        <w:textAlignment w:val="baseline"/>
+        <w:rPr>
+          <w:rFonts w:eastAsia="Times New Roman" w:cs="Times New Roman"/>
+          <w:spacing w:val="-5"/>
+          <w:kern w:val="0"/>
+          <w:szCs w:val="24"/>
+          <w:lang w:eastAsia="ru-RU"/>
+          <w14:ligatures w14:val="none"/>
+        </w:rPr>
+      </w:pPr>
+      <w:r>
+        <w:rPr>
+          <w:rFonts w:eastAsia="Times New Roman" w:cs="Times New Roman"/>
+          <w:b/>
+          <w:bCs/>
+          <w:color w:val="222222"/>
+          <w:spacing w:val="-5"/>
+          <w:kern w:val="0"/>
+          <w:szCs w:val="24"/>
+          <w:bdr w:val="none" w:sz="0" w:space="0" w:color="auto" w:frame="1"/>
+          <w:lang w:eastAsia="ru-RU"/>
+          <w14:ligatures w14:val="none"/>
+        </w:rPr>
+        <w:t>Оформление заказа-наряда.</w:t>
+      </w:r>
+      <w:r>
+        <w:rPr>
+          <w:rFonts w:eastAsia="Times New Roman" w:cs="Times New Roman"/>
+          <w:b/>
+          <w:bCs/>
+          <w:color w:val="222222"/>
+          <w:spacing w:val="-5"/>
+          <w:kern w:val="0"/>
+          <w:szCs w:val="24"/>
+          <w:bdr w:val="none" w:sz="0" w:space="0" w:color="auto" w:frame="1"/>
+          <w:lang w:eastAsia="ru-RU"/>
+          <w14:ligatures w14:val="none"/>
+        </w:rPr>
+        <w:t xml:space="preserve"> </w:t>
+      </w:r>
+      <w:r>
+        <w:rPr>
+          <w:rFonts w:eastAsia="Times New Roman" w:cs="Times New Roman"/>
+          <w:spacing w:val="-5"/>
+          <w:kern w:val="0"/>
+          <w:szCs w:val="24"/>
+          <w:bdr w:val="none" w:sz="0" w:space="0" w:color="auto" w:frame="1"/>
+          <w:lang w:eastAsia="ru-RU"/>
+          <w14:ligatures w14:val="none"/>
+        </w:rPr>
+        <w:t>После согласования условий мастер оформляет заказ-наряд, содержащий следующую информацию:</w:t>
+      </w:r>
+    </w:p>
+    <w:p>
+      <w:pPr>
+        <w:numPr>
+          <w:ilvl w:val="0"/>
+          <w:numId w:val="7"/>
+        </w:numPr>
+        <w:shd w:val="clear" w:color="auto" w:fill="FAFCFF"/>
+        <w:tabs>
+          <w:tab w:val="clear" w:pos="720"/>
+          <w:tab w:val="left" w:pos="916"/>
+          <w:tab w:val="left" w:pos="1832"/>
+          <w:tab w:val="left" w:pos="2748"/>
+          <w:tab w:val="left" w:pos="3664"/>
+          <w:tab w:val="left" w:pos="4580"/>
+          <w:tab w:val="left" w:pos="5496"/>
+          <w:tab w:val="left" w:pos="6412"/>
+          <w:tab w:val="left" w:pos="7328"/>
+          <w:tab w:val="left" w:pos="8244"/>
+          <w:tab w:val="left" w:pos="9160"/>
+          <w:tab w:val="left" w:pos="10076"/>
+          <w:tab w:val="left" w:pos="10992"/>
+          <w:tab w:val="left" w:pos="11908"/>
+          <w:tab w:val="left" w:pos="12824"/>
+          <w:tab w:val="left" w:pos="13740"/>
+          <w:tab w:val="left" w:pos="14656"/>
+        </w:tabs>
+        <w:spacing w:after="0" w:line="240" w:lineRule="auto"/>
+        <w:ind w:left="0"/>
+        <w:textAlignment w:val="baseline"/>
+        <w:rPr>
+          <w:rFonts w:eastAsia="Times New Roman" w:cs="Times New Roman"/>
+          <w:spacing w:val="-5"/>
+          <w:kern w:val="0"/>
+          <w:szCs w:val="24"/>
+          <w:lang w:eastAsia="ru-RU"/>
+          <w14:ligatures w14:val="none"/>
+        </w:rPr>
+      </w:pPr>
+      <w:r>
+        <w:rPr>
+          <w:rFonts w:eastAsia="Times New Roman" w:cs="Times New Roman"/>
+          <w:spacing w:val="-5"/>
+          <w:kern w:val="0"/>
+          <w:szCs w:val="24"/>
+          <w:bdr w:val="none" w:sz="0" w:space="0" w:color="auto" w:frame="1"/>
+          <w:lang w:eastAsia="ru-RU"/>
+          <w14:ligatures w14:val="none"/>
+        </w:rPr>
+        <w:t xml:space="preserve">уникальный номер заказа;  </w:t>
+      </w:r>
+    </w:p>
+    <w:p>
+      <w:pPr>
+        <w:numPr>
+          <w:ilvl w:val="0"/>
+          <w:numId w:val="7"/>
+        </w:numPr>
+        <w:shd w:val="clear" w:color="auto" w:fill="FAFCFF"/>
+        <w:tabs>
+          <w:tab w:val="clear" w:pos="720"/>
+          <w:tab w:val="left" w:pos="916"/>
+          <w:tab w:val="left" w:pos="1832"/>
+          <w:tab w:val="left" w:pos="2748"/>
+          <w:tab w:val="left" w:pos="3664"/>
+          <w:tab w:val="left" w:pos="4580"/>
+          <w:tab w:val="left" w:pos="5496"/>
+          <w:tab w:val="left" w:pos="6412"/>
+          <w:tab w:val="left" w:pos="7328"/>
+          <w:tab w:val="left" w:pos="8244"/>
+          <w:tab w:val="left" w:pos="9160"/>
+          <w:tab w:val="left" w:pos="10076"/>
+          <w:tab w:val="left" w:pos="10992"/>
+          <w:tab w:val="left" w:pos="11908"/>
+          <w:tab w:val="left" w:pos="12824"/>
+          <w:tab w:val="left" w:pos="13740"/>
+          <w:tab w:val="left" w:pos="14656"/>
+        </w:tabs>
+        <w:spacing w:after="0" w:line="240" w:lineRule="auto"/>
+        <w:ind w:left="0"/>
+        <w:textAlignment w:val="baseline"/>
+        <w:rPr>
+          <w:rFonts w:eastAsia="Times New Roman" w:cs="Times New Roman"/>
+          <w:spacing w:val="-5"/>
+          <w:kern w:val="0"/>
+          <w:szCs w:val="24"/>
+          <w:lang w:eastAsia="ru-RU"/>
+          <w14:ligatures w14:val="none"/>
+        </w:rPr>
+      </w:pPr>
+      <w:r>
+        <w:rPr>
+          <w:rFonts w:eastAsia="Times New Roman" w:cs="Times New Roman"/>
+          <w:spacing w:val="-5"/>
+          <w:kern w:val="0"/>
+          <w:szCs w:val="24"/>
+          <w:bdr w:val="none" w:sz="0" w:space="0" w:color="auto" w:frame="1"/>
+          <w:lang w:eastAsia="ru-RU"/>
+          <w14:ligatures w14:val="none"/>
+        </w:rPr>
+        <w:t xml:space="preserve">данные клиента (Ф.И.О., телефон);  </w:t>
+      </w:r>
+    </w:p>
+    <w:p>
+      <w:pPr>
+        <w:numPr>
+          <w:ilvl w:val="0"/>
+          <w:numId w:val="7"/>
+        </w:numPr>
+        <w:shd w:val="clear" w:color="auto" w:fill="FAFCFF"/>
+        <w:tabs>
+          <w:tab w:val="clear" w:pos="720"/>
+          <w:tab w:val="left" w:pos="916"/>
+          <w:tab w:val="left" w:pos="1832"/>
+          <w:tab w:val="left" w:pos="2748"/>
+          <w:tab w:val="left" w:pos="3664"/>
+          <w:tab w:val="left" w:pos="4580"/>
+          <w:tab w:val="left" w:pos="5496"/>
+          <w:tab w:val="left" w:pos="6412"/>
+          <w:tab w:val="left" w:pos="7328"/>
+          <w:tab w:val="left" w:pos="8244"/>
+          <w:tab w:val="left" w:pos="9160"/>
+          <w:tab w:val="left" w:pos="10076"/>
+          <w:tab w:val="left" w:pos="10992"/>
+          <w:tab w:val="left" w:pos="11908"/>
+          <w:tab w:val="left" w:pos="12824"/>
+          <w:tab w:val="left" w:pos="13740"/>
+          <w:tab w:val="left" w:pos="14656"/>
+        </w:tabs>
+        <w:spacing w:after="0" w:line="240" w:lineRule="auto"/>
+        <w:ind w:left="0"/>
+        <w:textAlignment w:val="baseline"/>
+        <w:rPr>
+          <w:rFonts w:eastAsia="Times New Roman" w:cs="Times New Roman"/>
+          <w:spacing w:val="-5"/>
+          <w:kern w:val="0"/>
+          <w:szCs w:val="24"/>
+          <w:lang w:eastAsia="ru-RU"/>
+          <w14:ligatures w14:val="none"/>
+        </w:rPr>
+      </w:pPr>
+      <w:r>
+        <w:rPr>
+          <w:rFonts w:eastAsia="Times New Roman" w:cs="Times New Roman"/>
+          <w:spacing w:val="-5"/>
+          <w:kern w:val="0"/>
+          <w:szCs w:val="24"/>
+          <w:bdr w:val="none" w:sz="0" w:space="0" w:color="auto" w:frame="1"/>
+          <w:lang w:eastAsia="ru-RU"/>
+          <w14:ligatures w14:val="none"/>
+        </w:rPr>
+        <w:t xml:space="preserve">данные автомобиля (марка, </w:t>
+      </w:r>
+      <w:proofErr w:type="spellStart"/>
+      <w:r>
+        <w:rPr>
+          <w:rFonts w:eastAsia="Times New Roman" w:cs="Times New Roman"/>
+          <w:spacing w:val="-5"/>
+          <w:kern w:val="0"/>
+          <w:szCs w:val="24"/>
+          <w:bdr w:val="none" w:sz="0" w:space="0" w:color="auto" w:frame="1"/>
+          <w:lang w:eastAsia="ru-RU"/>
+          <w14:ligatures w14:val="none"/>
+        </w:rPr>
+        <w:t>госномер</w:t>
+      </w:r>
+      <w:proofErr w:type="spellEnd"/>
+      <w:r>
+        <w:rPr>
+          <w:rFonts w:eastAsia="Times New Roman" w:cs="Times New Roman"/>
+          <w:spacing w:val="-5"/>
+          <w:kern w:val="0"/>
+          <w:szCs w:val="24"/>
+          <w:bdr w:val="none" w:sz="0" w:space="0" w:color="auto" w:frame="1"/>
+          <w:lang w:eastAsia="ru-RU"/>
+          <w14:ligatures w14:val="none"/>
+        </w:rPr>
+        <w:t xml:space="preserve">, VIN-код);  </w:t>
+      </w:r>
+    </w:p>
+    <w:p>
+      <w:pPr>
+        <w:numPr>
+          <w:ilvl w:val="0"/>
+          <w:numId w:val="7"/>
+        </w:numPr>
+        <w:shd w:val="clear" w:color="auto" w:fill="FAFCFF"/>
+        <w:tabs>
+          <w:tab w:val="clear" w:pos="720"/>
+          <w:tab w:val="left" w:pos="916"/>
+          <w:tab w:val="left" w:pos="1832"/>
+          <w:tab w:val="left" w:pos="2748"/>
+          <w:tab w:val="left" w:pos="3664"/>
+          <w:tab w:val="left" w:pos="4580"/>
+          <w:tab w:val="left" w:pos="5496"/>
+          <w:tab w:val="left" w:pos="6412"/>
+          <w:tab w:val="left" w:pos="7328"/>
+          <w:tab w:val="left" w:pos="8244"/>
+          <w:tab w:val="left" w:pos="9160"/>
+          <w:tab w:val="left" w:pos="10076"/>
+          <w:tab w:val="left" w:pos="10992"/>
+          <w:tab w:val="left" w:pos="11908"/>
+          <w:tab w:val="left" w:pos="12824"/>
+          <w:tab w:val="left" w:pos="13740"/>
+          <w:tab w:val="left" w:pos="14656"/>
+        </w:tabs>
+        <w:spacing w:after="0" w:line="240" w:lineRule="auto"/>
+        <w:ind w:left="0"/>
+        <w:textAlignment w:val="baseline"/>
+        <w:rPr>
+          <w:rFonts w:eastAsia="Times New Roman" w:cs="Times New Roman"/>
+          <w:spacing w:val="-5"/>
+          <w:kern w:val="0"/>
+          <w:szCs w:val="24"/>
+          <w:lang w:eastAsia="ru-RU"/>
+          <w14:ligatures w14:val="none"/>
+        </w:rPr>
+      </w:pPr>
+      <w:r>
+        <w:rPr>
+          <w:rFonts w:eastAsia="Times New Roman" w:cs="Times New Roman"/>
+          <w:spacing w:val="-5"/>
+          <w:kern w:val="0"/>
+          <w:szCs w:val="24"/>
+          <w:bdr w:val="none" w:sz="0" w:space="0" w:color="auto" w:frame="1"/>
+          <w:lang w:eastAsia="ru-RU"/>
+          <w14:ligatures w14:val="none"/>
+        </w:rPr>
+        <w:t xml:space="preserve">перечень планируемых работ и используемых материалов;  </w:t>
+      </w:r>
+    </w:p>
+    <w:p>
+      <w:pPr>
+        <w:numPr>
+          <w:ilvl w:val="0"/>
+          <w:numId w:val="7"/>
+        </w:numPr>
+        <w:shd w:val="clear" w:color="auto" w:fill="FAFCFF"/>
+        <w:tabs>
+          <w:tab w:val="clear" w:pos="720"/>
+          <w:tab w:val="left" w:pos="916"/>
+          <w:tab w:val="left" w:pos="1832"/>
+          <w:tab w:val="left" w:pos="2748"/>
+          <w:tab w:val="left" w:pos="3664"/>
+          <w:tab w:val="left" w:pos="4580"/>
+          <w:tab w:val="left" w:pos="5496"/>
+          <w:tab w:val="left" w:pos="6412"/>
+          <w:tab w:val="left" w:pos="7328"/>
+          <w:tab w:val="left" w:pos="8244"/>
+          <w:tab w:val="left" w:pos="9160"/>
+          <w:tab w:val="left" w:pos="10076"/>
+          <w:tab w:val="left" w:pos="10992"/>
+          <w:tab w:val="left" w:pos="11908"/>
+          <w:tab w:val="left" w:pos="12824"/>
+          <w:tab w:val="left" w:pos="13740"/>
+          <w:tab w:val="left" w:pos="14656"/>
+        </w:tabs>
+        <w:spacing w:after="0" w:line="240" w:lineRule="auto"/>
+        <w:ind w:left="0"/>
+        <w:textAlignment w:val="baseline"/>
+        <w:rPr>
+          <w:rFonts w:eastAsia="Times New Roman" w:cs="Times New Roman"/>
+          <w:spacing w:val="-5"/>
+          <w:kern w:val="0"/>
+          <w:szCs w:val="24"/>
+          <w:lang w:eastAsia="ru-RU"/>
+          <w14:ligatures w14:val="none"/>
+        </w:rPr>
+      </w:pPr>
+      <w:r>
+        <w:rPr>
+          <w:rFonts w:eastAsia="Times New Roman" w:cs="Times New Roman"/>
+          <w:spacing w:val="-5"/>
+          <w:kern w:val="0"/>
+          <w:szCs w:val="24"/>
+          <w:bdr w:val="none" w:sz="0" w:space="0" w:color="auto" w:frame="1"/>
+          <w:lang w:eastAsia="ru-RU"/>
+          <w14:ligatures w14:val="none"/>
+        </w:rPr>
+        <w:t xml:space="preserve">сроки выполнения ремонта;  </w:t>
+      </w:r>
+    </w:p>
+    <w:p>
+      <w:pPr>
+        <w:numPr>
+          <w:ilvl w:val="0"/>
+          <w:numId w:val="7"/>
+        </w:numPr>
+        <w:shd w:val="clear" w:color="auto" w:fill="FAFCFF"/>
+        <w:tabs>
+          <w:tab w:val="clear" w:pos="720"/>
+          <w:tab w:val="left" w:pos="916"/>
+          <w:tab w:val="left" w:pos="1832"/>
+          <w:tab w:val="left" w:pos="2748"/>
+          <w:tab w:val="left" w:pos="3664"/>
+          <w:tab w:val="left" w:pos="4580"/>
+          <w:tab w:val="left" w:pos="5496"/>
+          <w:tab w:val="left" w:pos="6412"/>
+          <w:tab w:val="left" w:pos="7328"/>
+          <w:tab w:val="left" w:pos="8244"/>
+          <w:tab w:val="left" w:pos="9160"/>
+          <w:tab w:val="left" w:pos="10076"/>
+          <w:tab w:val="left" w:pos="10992"/>
+          <w:tab w:val="left" w:pos="11908"/>
+          <w:tab w:val="left" w:pos="12824"/>
+          <w:tab w:val="left" w:pos="13740"/>
+          <w:tab w:val="left" w:pos="14656"/>
+        </w:tabs>
+        <w:spacing w:after="0" w:line="240" w:lineRule="auto"/>
+        <w:ind w:left="0"/>
+        <w:textAlignment w:val="baseline"/>
+        <w:rPr>
+          <w:rFonts w:eastAsia="Times New Roman" w:cs="Times New Roman"/>
+          <w:spacing w:val="-5"/>
+          <w:kern w:val="0"/>
+          <w:szCs w:val="24"/>
+          <w:lang w:eastAsia="ru-RU"/>
+          <w14:ligatures w14:val="none"/>
+        </w:rPr>
+      </w:pPr>
+      <w:r>
+        <w:rPr>
+          <w:rFonts w:eastAsia="Times New Roman" w:cs="Times New Roman"/>
+          <w:spacing w:val="-5"/>
+          <w:kern w:val="0"/>
+          <w:szCs w:val="24"/>
+          <w:bdr w:val="none" w:sz="0" w:space="0" w:color="auto" w:frame="1"/>
+          <w:lang w:eastAsia="ru-RU"/>
+          <w14:ligatures w14:val="none"/>
+        </w:rPr>
+        <w:t>итоговая сумма ремонта.</w:t>
+      </w:r>
+    </w:p>
+    <w:p>
+      <w:pPr>
+        <w:numPr>
+          <w:ilvl w:val="0"/>
+          <w:numId w:val="8"/>
+        </w:numPr>
+        <w:shd w:val="clear" w:color="auto" w:fill="FAFCFF"/>
+        <w:tabs>
+          <w:tab w:val="clear" w:pos="720"/>
+          <w:tab w:val="left" w:pos="916"/>
+          <w:tab w:val="left" w:pos="1832"/>
+          <w:tab w:val="left" w:pos="2748"/>
+          <w:tab w:val="left" w:pos="3664"/>
+          <w:tab w:val="left" w:pos="4580"/>
+          <w:tab w:val="left" w:pos="5496"/>
+          <w:tab w:val="left" w:pos="6412"/>
+          <w:tab w:val="left" w:pos="7328"/>
+          <w:tab w:val="left" w:pos="8244"/>
+          <w:tab w:val="left" w:pos="9160"/>
+          <w:tab w:val="left" w:pos="10076"/>
+          <w:tab w:val="left" w:pos="10992"/>
+          <w:tab w:val="left" w:pos="11908"/>
+          <w:tab w:val="left" w:pos="12824"/>
+          <w:tab w:val="left" w:pos="13740"/>
+          <w:tab w:val="left" w:pos="14656"/>
+        </w:tabs>
+        <w:spacing w:after="0" w:line="240" w:lineRule="auto"/>
+        <w:ind w:left="0"/>
+        <w:textAlignment w:val="baseline"/>
+        <w:rPr>
+          <w:rFonts w:eastAsia="Times New Roman" w:cs="Times New Roman"/>
+          <w:spacing w:val="-5"/>
+          <w:kern w:val="0"/>
+          <w:szCs w:val="24"/>
+          <w:lang w:eastAsia="ru-RU"/>
+          <w14:ligatures w14:val="none"/>
+        </w:rPr>
+      </w:pPr>
+      <w:r>
+        <w:rPr>
+          <w:rFonts w:eastAsia="Times New Roman" w:cs="Times New Roman"/>
+          <w:b/>
+          <w:bCs/>
+          <w:color w:val="222222"/>
+          <w:spacing w:val="-5"/>
+          <w:kern w:val="0"/>
+          <w:szCs w:val="24"/>
+          <w:bdr w:val="none" w:sz="0" w:space="0" w:color="auto" w:frame="1"/>
+          <w:lang w:eastAsia="ru-RU"/>
+          <w14:ligatures w14:val="none"/>
+        </w:rPr>
+        <w:t xml:space="preserve">Подписание </w:t>
+      </w:r>
+      <w:r>
+        <w:rPr>
+          <w:rFonts w:eastAsia="Times New Roman" w:cs="Times New Roman"/>
+          <w:b/>
+          <w:bCs/>
+          <w:color w:val="222222"/>
+          <w:spacing w:val="-5"/>
+          <w:kern w:val="0"/>
+          <w:szCs w:val="24"/>
+          <w:bdr w:val="none" w:sz="0" w:space="0" w:color="auto" w:frame="1"/>
+          <w:lang w:eastAsia="ru-RU"/>
+          <w14:ligatures w14:val="none"/>
+        </w:rPr>
+        <w:t>клиентом</w:t>
+      </w:r>
+      <w:r>
+        <w:rPr>
+          <w:rFonts w:eastAsia="Times New Roman" w:cs="Times New Roman"/>
+          <w:b/>
+          <w:bCs/>
+          <w:color w:val="222222"/>
+          <w:spacing w:val="-5"/>
+          <w:kern w:val="0"/>
+          <w:szCs w:val="24"/>
+          <w:bdr w:val="none" w:sz="0" w:space="0" w:color="auto" w:frame="1"/>
+          <w:lang w:eastAsia="ru-RU"/>
+          <w14:ligatures w14:val="none"/>
+        </w:rPr>
+        <w:t>.</w:t>
+      </w:r>
+      <w:r>
+        <w:rPr>
+          <w:rFonts w:eastAsia="Times New Roman" w:cs="Times New Roman"/>
+          <w:b/>
+          <w:bCs/>
+          <w:color w:val="222222"/>
+          <w:spacing w:val="-5"/>
+          <w:kern w:val="0"/>
+          <w:szCs w:val="24"/>
+          <w:bdr w:val="none" w:sz="0" w:space="0" w:color="auto" w:frame="1"/>
+          <w:lang w:eastAsia="ru-RU"/>
+          <w14:ligatures w14:val="none"/>
+        </w:rPr>
+        <w:t xml:space="preserve"> </w:t>
+      </w:r>
+      <w:r>
+        <w:rPr>
+          <w:rFonts w:eastAsia="Times New Roman" w:cs="Times New Roman"/>
+          <w:bCs/>
+          <w:color w:val="222222"/>
+          <w:spacing w:val="-5"/>
+          <w:kern w:val="0"/>
+          <w:szCs w:val="24"/>
+          <w:bdr w:val="none" w:sz="0" w:space="0" w:color="auto" w:frame="1"/>
+          <w:lang w:eastAsia="ru-RU"/>
+          <w14:ligatures w14:val="none"/>
+        </w:rPr>
+        <w:t>Клиентом</w:t>
+      </w:r>
+      <w:r>
+        <w:rPr>
+          <w:rFonts w:eastAsia="Times New Roman" w:cs="Times New Roman"/>
+          <w:spacing w:val="-5"/>
+          <w:kern w:val="0"/>
+          <w:szCs w:val="24"/>
+          <w:bdr w:val="none" w:sz="0" w:space="0" w:color="auto" w:frame="1"/>
+          <w:lang w:eastAsia="ru-RU"/>
+          <w14:ligatures w14:val="none"/>
+        </w:rPr>
+        <w:t xml:space="preserve"> подписывает заказ-наряд, подтверждая согласие на выполнение указанных работ и оплату суммы.</w:t>
+      </w:r>
+    </w:p>
+    <w:p>
+      <w:pPr>
+        <w:numPr>
+          <w:ilvl w:val="0"/>
+          <w:numId w:val="8"/>
+        </w:numPr>
+        <w:shd w:val="clear" w:color="auto" w:fill="FAFCFF"/>
+        <w:tabs>
+          <w:tab w:val="clear" w:pos="720"/>
+          <w:tab w:val="left" w:pos="916"/>
+          <w:tab w:val="left" w:pos="1832"/>
+          <w:tab w:val="left" w:pos="2748"/>
+          <w:tab w:val="left" w:pos="3664"/>
+          <w:tab w:val="left" w:pos="4580"/>
+          <w:tab w:val="left" w:pos="5496"/>
+          <w:tab w:val="left" w:pos="6412"/>
+          <w:tab w:val="left" w:pos="7328"/>
+          <w:tab w:val="left" w:pos="8244"/>
+          <w:tab w:val="left" w:pos="9160"/>
+          <w:tab w:val="left" w:pos="10076"/>
+          <w:tab w:val="left" w:pos="10992"/>
+          <w:tab w:val="left" w:pos="11908"/>
+          <w:tab w:val="left" w:pos="12824"/>
+          <w:tab w:val="left" w:pos="13740"/>
+          <w:tab w:val="left" w:pos="14656"/>
+        </w:tabs>
+        <w:spacing w:after="0" w:line="240" w:lineRule="auto"/>
+        <w:ind w:left="0"/>
+        <w:textAlignment w:val="baseline"/>
+        <w:rPr>
+          <w:rFonts w:eastAsia="Times New Roman" w:cs="Times New Roman"/>
+          <w:spacing w:val="-5"/>
+          <w:kern w:val="0"/>
+          <w:szCs w:val="24"/>
+          <w:lang w:eastAsia="ru-RU"/>
+          <w14:ligatures w14:val="none"/>
+        </w:rPr>
+      </w:pPr>
+      <w:r>
+        <w:rPr>
+          <w:rFonts w:eastAsia="Times New Roman" w:cs="Times New Roman"/>
+          <w:b/>
+          <w:bCs/>
+          <w:color w:val="222222"/>
+          <w:spacing w:val="-5"/>
+          <w:kern w:val="0"/>
+          <w:szCs w:val="24"/>
+          <w:bdr w:val="none" w:sz="0" w:space="0" w:color="auto" w:frame="1"/>
+          <w:lang w:eastAsia="ru-RU"/>
+          <w14:ligatures w14:val="none"/>
+        </w:rPr>
+        <w:t>Передача заказа-наряда исполнителям.</w:t>
+      </w:r>
+      <w:r>
+        <w:rPr>
+          <w:rFonts w:eastAsia="Times New Roman" w:cs="Times New Roman"/>
+          <w:b/>
+          <w:bCs/>
+          <w:color w:val="222222"/>
+          <w:spacing w:val="-5"/>
+          <w:kern w:val="0"/>
+          <w:szCs w:val="24"/>
+          <w:bdr w:val="none" w:sz="0" w:space="0" w:color="auto" w:frame="1"/>
+          <w:lang w:eastAsia="ru-RU"/>
+          <w14:ligatures w14:val="none"/>
+        </w:rPr>
+        <w:t xml:space="preserve"> </w:t>
+      </w:r>
+      <w:r>
+        <w:rPr>
+          <w:rFonts w:eastAsia="Times New Roman" w:cs="Times New Roman"/>
+          <w:spacing w:val="-5"/>
+          <w:kern w:val="0"/>
+          <w:szCs w:val="24"/>
+          <w:bdr w:val="none" w:sz="0" w:space="0" w:color="auto" w:frame="1"/>
+          <w:lang w:eastAsia="ru-RU"/>
+          <w14:ligatures w14:val="none"/>
+        </w:rPr>
+        <w:t xml:space="preserve">Готовый заказ-наряд направляется </w:t>
+      </w:r>
+      <w:r>
+        <w:rPr>
+          <w:rFonts w:eastAsia="Times New Roman" w:cs="Times New Roman"/>
+          <w:spacing w:val="-5"/>
+          <w:kern w:val="0"/>
+          <w:szCs w:val="24"/>
+          <w:bdr w:val="none" w:sz="0" w:space="0" w:color="auto" w:frame="1"/>
+          <w:lang w:eastAsia="ru-RU"/>
+          <w14:ligatures w14:val="none"/>
+        </w:rPr>
+        <w:t xml:space="preserve">диспетчеру </w:t>
+      </w:r>
+      <w:r>
+        <w:rPr>
+          <w:rFonts w:eastAsia="Times New Roman" w:cs="Times New Roman"/>
+          <w:spacing w:val="-5"/>
+          <w:kern w:val="0"/>
+          <w:szCs w:val="24"/>
+          <w:bdr w:val="none" w:sz="0" w:space="0" w:color="auto" w:frame="1"/>
+          <w:lang w:eastAsia="ru-RU"/>
+          <w14:ligatures w14:val="none"/>
+        </w:rPr>
+        <w:t>участка, который распределяет работу среди мастеров.</w:t>
+      </w:r>
+    </w:p>
+    <w:p>
+      <w:pPr>
+        <w:rPr>
+          <w:rFonts w:eastAsia="Times New Roman" w:cs="Times New Roman"/>
+          <w:b/>
+          <w:bCs/>
+          <w:color w:val="222222"/>
+          <w:spacing w:val="-5"/>
+          <w:kern w:val="0"/>
+          <w:szCs w:val="24"/>
+          <w:bdr w:val="none" w:sz="0" w:space="0" w:color="auto" w:frame="1"/>
+          <w:lang w:eastAsia="ru-RU"/>
+          <w14:ligatures w14:val="none"/>
+        </w:rPr>
+      </w:pPr>
+    </w:p>
+    <w:p>
+      <w:pPr>
+        <w:rPr>
+          <w:b/>
+        </w:rPr>
+      </w:pPr>
+      <w:r>
+        <w:rPr>
+          <w:b/>
+        </w:rPr>
+        <w:t>3</w:t>
+      </w:r>
+      <w:r>
+        <w:rPr>
+          <w:b/>
+        </w:rPr>
+        <w:t xml:space="preserve"> этап. Формирование таблицы с результатом</w:t>
+      </w:r>
+    </w:p>
+    <w:p>
+      <w:pPr>
+        <w:jc w:val="right"/>
+      </w:pPr>
+      <w:r>
+        <w:t>Таблица №17 «Формирование результата»</w:t>
+      </w:r>
+    </w:p>
+    <w:p>
+      <w:pPr>
+        <w:rPr>
+          <w:b/>
+        </w:rPr>
+      </w:pPr>
+    </w:p>
+    <w:tbl>
+      <w:tblPr>
+        <w:tblStyle w:val="a5"/>
+        <w:tblW w:w="0" w:type="auto"/>
+        <w:tblLook w:val="04A0" w:firstRow="1" w:lastRow="0" w:firstColumn="1" w:lastColumn="0" w:noHBand="0" w:noVBand="1"/>
+      </w:tblPr>
+      <w:tblGrid>
+        <w:gridCol w:w="1117"/>
+        <w:gridCol w:w="1655"/>
+        <w:gridCol w:w="1316"/>
+        <w:gridCol w:w="906"/>
+        <w:gridCol w:w="1666"/>
+        <w:gridCol w:w="1666"/>
+        <w:gridCol w:w="1019"/>
+      </w:tblGrid>
+      <w:tr>
+        <w:tc>
+          <w:tcPr>
+            <w:tcW w:w="1117" w:type="dxa"/>
+          </w:tcPr>
+          <w:p>
+            <w:r>
+              <w:t>Код операции</w:t>
+            </w:r>
+          </w:p>
+        </w:tc>
+        <w:tc>
+          <w:tcPr>
+            <w:tcW w:w="1655" w:type="dxa"/>
+          </w:tcPr>
+          <w:p>
+            <w:r>
+              <w:t>Операция</w:t>
+            </w:r>
+          </w:p>
+        </w:tc>
+        <w:tc>
+          <w:tcPr>
+            <w:tcW w:w="1316" w:type="dxa"/>
+          </w:tcPr>
+          <w:p>
+            <w:r>
+              <w:t>Исполнитель</w:t>
+            </w:r>
+          </w:p>
+        </w:tc>
+        <w:tc>
+          <w:tcPr>
+            <w:tcW w:w="906" w:type="dxa"/>
+          </w:tcPr>
+          <w:p>
+            <w:r>
+              <w:t>Частота</w:t>
+            </w:r>
+          </w:p>
+        </w:tc>
+        <w:tc>
+          <w:tcPr>
+            <w:tcW w:w="1666" w:type="dxa"/>
+          </w:tcPr>
+          <w:p>
+            <w:r>
+              <w:t>Входящие документы</w:t>
+            </w:r>
+          </w:p>
+        </w:tc>
+        <w:tc>
+          <w:tcPr>
+            <w:tcW w:w="1666" w:type="dxa"/>
+          </w:tcPr>
+          <w:p>
+            <w:r>
+              <w:t>Исходящий документ</w:t>
+            </w:r>
+          </w:p>
+        </w:tc>
+        <w:tc>
+          <w:tcPr>
+            <w:tcW w:w="1019" w:type="dxa"/>
+          </w:tcPr>
+          <w:p>
+            <w:r>
+              <w:t>Проводка</w:t>
+            </w:r>
+          </w:p>
+        </w:tc>
+      </w:tr>
+      <w:tr>
+        <w:tc>
+          <w:tcPr>
+            <w:tcW w:w="1117" w:type="dxa"/>
+          </w:tcPr>
+          <w:p>
+            <w:r>
+              <w:t>создаказ_1</w:t>
+            </w:r>
+          </w:p>
+        </w:tc>
+        <w:tc>
+          <w:tcPr>
+            <w:tcW w:w="1655" w:type="dxa"/>
+          </w:tcPr>
+          <w:p>
+            <w:r>
+              <w:t>Прием автомобиля и первичной документации</w:t>
+            </w:r>
+          </w:p>
+        </w:tc>
+        <w:tc>
+          <w:tcPr>
+            <w:tcW w:w="1316" w:type="dxa"/>
+          </w:tcPr>
+          <w:p>
+            <w:r>
+              <w:t>Диспетчер</w:t>
+            </w:r>
+          </w:p>
+        </w:tc>
+        <w:tc>
+          <w:tcPr>
+            <w:tcW w:w="906" w:type="dxa"/>
+          </w:tcPr>
+          <w:p>
+            <w:r>
+              <w:t>Каждый приём</w:t>
+            </w:r>
+          </w:p>
+        </w:tc>
+        <w:tc>
+          <w:tcPr>
+            <w:tcW w:w="1666" w:type="dxa"/>
+          </w:tcPr>
+          <w:p>
+            <w:r>
+              <w:t>Заявка клиента, паспорт ТС</w:t>
+            </w:r>
+          </w:p>
+        </w:tc>
+        <w:tc>
+          <w:tcPr>
+            <w:tcW w:w="1666" w:type="dxa"/>
+          </w:tcPr>
+          <w:p>
+            <w:r>
+              <w:t>Карточка учёта автомобиля</w:t>
+            </w:r>
+          </w:p>
+        </w:tc>
+        <w:tc>
+          <w:tcPr>
+            <w:tcW w:w="1019" w:type="dxa"/>
+          </w:tcPr>
+          <w:p>
+            <w:r>
+              <w:t>Нет</w:t>
+            </w:r>
+          </w:p>
+        </w:tc>
+      </w:tr>
+      <w:tr>
+        <w:tc>
+          <w:tcPr>
+            <w:tcW w:w="1117" w:type="dxa"/>
+          </w:tcPr>
+          <w:p>
+            <w:r>
+              <w:t>создаказ_2</w:t>
+            </w:r>
+          </w:p>
+        </w:tc>
+        <w:tc>
+          <w:tcPr>
+            <w:tcW w:w="1655" w:type="dxa"/>
+          </w:tcPr>
+          <w:p>
+            <w:r>
+              <w:t>Первичная диагностика неисправностей</w:t>
+            </w:r>
+          </w:p>
+        </w:tc>
+        <w:tc>
+          <w:tcPr>
+            <w:tcW w:w="1316" w:type="dxa"/>
+          </w:tcPr>
+          <w:p>
+            <w:r>
+              <w:t>Диспетчер</w:t>
+            </w:r>
+          </w:p>
+        </w:tc>
+        <w:tc>
+          <w:tcPr>
+            <w:tcW w:w="906" w:type="dxa"/>
+          </w:tcPr>
+          <w:p>
+            <w:r>
+              <w:t>Каждый приём</w:t>
+            </w:r>
+          </w:p>
+        </w:tc>
+        <w:tc>
+          <w:tcPr>
+            <w:tcW w:w="1666" w:type="dxa"/>
+          </w:tcPr>
+          <w:p>
+            <w:r>
+              <w:t>Карточка учёта автомобиля</w:t>
+            </w:r>
+          </w:p>
+        </w:tc>
+        <w:tc>
+          <w:tcPr>
+            <w:tcW w:w="1666" w:type="dxa"/>
+          </w:tcPr>
+          <w:p>
+            <w:r>
+              <w:t>Акт диагностики</w:t>
+            </w:r>
+          </w:p>
+        </w:tc>
+        <w:tc>
+          <w:tcPr>
+            <w:tcW w:w="1019" w:type="dxa"/>
+          </w:tcPr>
+          <w:p>
+            <w:r>
+              <w:t>Нет</w:t>
+            </w:r>
+          </w:p>
+        </w:tc>
+      </w:tr>
+      <w:tr>
+        <w:tc>
+          <w:tcPr>
+            <w:tcW w:w="1117" w:type="dxa"/>
+          </w:tcPr>
+          <w:p>
+            <w:r>
+              <w:t>создаказ_3</w:t>
+            </w:r>
+          </w:p>
+        </w:tc>
+        <w:tc>
+          <w:tcPr>
+            <w:tcW w:w="1655" w:type="dxa"/>
+          </w:tcPr>
+          <w:p>
+            <w:r>
+              <w:t>Составление предварительной сметы</w:t>
+            </w:r>
+          </w:p>
+        </w:tc>
+        <w:tc>
+          <w:tcPr>
+            <w:tcW w:w="1316" w:type="dxa"/>
+          </w:tcPr>
+          <w:p>
+            <w:r>
+              <w:t>Диспетчер</w:t>
+            </w:r>
+          </w:p>
+        </w:tc>
+        <w:tc>
+          <w:tcPr>
+            <w:tcW w:w="906" w:type="dxa"/>
+          </w:tcPr>
+          <w:p>
+            <w:r>
+              <w:t>Каждый приём</w:t>
+            </w:r>
+          </w:p>
+        </w:tc>
+        <w:tc>
+          <w:tcPr>
+            <w:tcW w:w="1666" w:type="dxa"/>
+          </w:tcPr>
+          <w:p>
+            <w:r>
+              <w:t>Акт диагностики</w:t>
+            </w:r>
+          </w:p>
+        </w:tc>
+        <w:tc>
+          <w:tcPr>
+            <w:tcW w:w="1666" w:type="dxa"/>
+          </w:tcPr>
+          <w:p>
+            <w:r>
+              <w:t>Предварительная смета</w:t>
+            </w:r>
+          </w:p>
+        </w:tc>
+        <w:tc>
+          <w:tcPr>
+            <w:tcW w:w="1019" w:type="dxa"/>
+          </w:tcPr>
+          <w:p>
+            <w:r>
+              <w:t>Нет</w:t>
+            </w:r>
+          </w:p>
+        </w:tc>
+      </w:tr>
+      <w:tr>
+        <w:tc>
+          <w:tcPr>
+            <w:tcW w:w="1117" w:type="dxa"/>
+          </w:tcPr>
+          <w:p>
+            <w:r>
+              <w:t>создаказ_4</w:t>
+            </w:r>
+          </w:p>
+        </w:tc>
+        <w:tc>
+          <w:tcPr>
+            <w:tcW w:w="1655" w:type="dxa"/>
+          </w:tcPr>
+          <w:p>
+            <w:r>
+              <w:t>Согласование сметы с клиентом</w:t>
+            </w:r>
+          </w:p>
+        </w:tc>
+        <w:tc>
+          <w:tcPr>
+            <w:tcW w:w="1316" w:type="dxa"/>
+          </w:tcPr>
+          <w:p>
+            <w:r>
+              <w:t>Диспетчер</w:t>
+            </w:r>
+          </w:p>
+        </w:tc>
+        <w:tc>
+          <w:tcPr>
+            <w:tcW w:w="906" w:type="dxa"/>
+          </w:tcPr>
+          <w:p>
+            <w:r>
+              <w:t>Каждый приём</w:t>
+            </w:r>
+          </w:p>
+        </w:tc>
+        <w:tc>
+          <w:tcPr>
+            <w:tcW w:w="1666" w:type="dxa"/>
+          </w:tcPr>
+          <w:p>
+            <w:r>
+              <w:t>Предварительная смета</w:t>
+            </w:r>
+          </w:p>
+        </w:tc>
+        <w:tc>
+          <w:tcPr>
+            <w:tcW w:w="1666" w:type="dxa"/>
+          </w:tcPr>
+          <w:p>
+            <w:r>
+              <w:t>Согласованная смета</w:t>
+            </w:r>
+          </w:p>
+        </w:tc>
+        <w:tc>
+          <w:tcPr>
+            <w:tcW w:w="1019" w:type="dxa"/>
+          </w:tcPr>
+          <w:p>
+            <w:r>
+              <w:t>Нет</w:t>
+            </w:r>
+          </w:p>
+        </w:tc>
+      </w:tr>
+      <w:tr>
+        <w:tc>
+          <w:tcPr>
+            <w:tcW w:w="1117" w:type="dxa"/>
+          </w:tcPr>
+          <w:p>
+            <w:r>
+              <w:t>создаказ_5</w:t>
+            </w:r>
+          </w:p>
+        </w:tc>
+        <w:tc>
+          <w:tcPr>
+            <w:tcW w:w="1655" w:type="dxa"/>
+          </w:tcPr>
+          <w:p>
+            <w:r>
+              <w:t>Оформление заказа-наряда</w:t>
+            </w:r>
+          </w:p>
+        </w:tc>
+        <w:tc>
+          <w:tcPr>
+            <w:tcW w:w="1316" w:type="dxa"/>
+          </w:tcPr>
+          <w:p>
+            <w:r>
+              <w:t>Диспетчер</w:t>
+            </w:r>
+          </w:p>
+        </w:tc>
+        <w:tc>
+          <w:tcPr>
+            <w:tcW w:w="906" w:type="dxa"/>
+          </w:tcPr>
+          <w:p>
+            <w:r>
+              <w:t>Каждый приём</w:t>
+            </w:r>
+          </w:p>
+        </w:tc>
+        <w:tc>
+          <w:tcPr>
+            <w:tcW w:w="1666" w:type="dxa"/>
+          </w:tcPr>
+          <w:p>
+            <w:r>
+              <w:t>Согласованная смета</w:t>
+            </w:r>
+          </w:p>
+        </w:tc>
+        <w:tc>
+          <w:tcPr>
+            <w:tcW w:w="1666" w:type="dxa"/>
+          </w:tcPr>
+          <w:p>
+            <w:r>
+              <w:t>Заказ-наряд</w:t>
+            </w:r>
+          </w:p>
+        </w:tc>
+        <w:tc>
+          <w:tcPr>
+            <w:tcW w:w="1019" w:type="dxa"/>
+          </w:tcPr>
+          <w:p>
+            <w:r>
+              <w:t>Нет</w:t>
+            </w:r>
+          </w:p>
+        </w:tc>
+      </w:tr>
+      <w:tr>
+        <w:tc>
+          <w:tcPr>
+            <w:tcW w:w="1117" w:type="dxa"/>
+          </w:tcPr>
+          <w:p>
+            <w:r>
+              <w:t>создаказ_6</w:t>
+            </w:r>
+          </w:p>
+        </w:tc>
+        <w:tc>
+          <w:tcPr>
+            <w:tcW w:w="1655" w:type="dxa"/>
+          </w:tcPr>
+          <w:p>
+            <w:r>
+              <w:t>Подписание заказа-наряда клиентом</w:t>
+            </w:r>
+          </w:p>
+        </w:tc>
+        <w:tc>
+          <w:tcPr>
+            <w:tcW w:w="1316" w:type="dxa"/>
+          </w:tcPr>
+          <w:p>
+            <w:r>
+              <w:t>Диспетчер</w:t>
+            </w:r>
+          </w:p>
+        </w:tc>
+        <w:tc>
+          <w:tcPr>
+            <w:tcW w:w="906" w:type="dxa"/>
+          </w:tcPr>
+          <w:p>
+            <w:r>
+              <w:t>Каждый приём</w:t>
+            </w:r>
+          </w:p>
+        </w:tc>
+        <w:tc>
+          <w:tcPr>
+            <w:tcW w:w="1666" w:type="dxa"/>
+          </w:tcPr>
+          <w:p>
+            <w:r>
+              <w:t>Заказ-наряд</w:t>
+            </w:r>
+          </w:p>
+        </w:tc>
+        <w:tc>
+          <w:tcPr>
+            <w:tcW w:w="1666" w:type="dxa"/>
+          </w:tcPr>
+          <w:p>
+            <w:r>
+              <w:t>Подписанный заказ-наряд</w:t>
+            </w:r>
+          </w:p>
+        </w:tc>
+        <w:tc>
+          <w:tcPr>
+            <w:tcW w:w="1019" w:type="dxa"/>
+          </w:tcPr>
+          <w:p>
+            <w:r>
+              <w:t>Нет</w:t>
+            </w:r>
+          </w:p>
+        </w:tc>
+      </w:tr>
+      <w:tr>
+        <w:tc>
+          <w:tcPr>
+            <w:tcW w:w="1117" w:type="dxa"/>
+          </w:tcPr>
+          <w:p>
+            <w:r>
+              <w:t>Код операции</w:t>
+            </w:r>
+          </w:p>
+        </w:tc>
+        <w:tc>
+          <w:tcPr>
+            <w:tcW w:w="1655" w:type="dxa"/>
+          </w:tcPr>
+          <w:p>
+            <w:r>
+              <w:t>Операция</w:t>
+            </w:r>
+          </w:p>
+        </w:tc>
+        <w:tc>
+          <w:tcPr>
+            <w:tcW w:w="1316" w:type="dxa"/>
+          </w:tcPr>
+          <w:p>
+            <w:r>
+              <w:t>Диспетчер</w:t>
+            </w:r>
+          </w:p>
+        </w:tc>
+        <w:tc>
+          <w:tcPr>
+            <w:tcW w:w="906" w:type="dxa"/>
+          </w:tcPr>
+          <w:p>
+            <w:r>
+              <w:t>Частота</w:t>
+            </w:r>
+          </w:p>
+        </w:tc>
+        <w:tc>
+          <w:tcPr>
+            <w:tcW w:w="1666" w:type="dxa"/>
+          </w:tcPr>
+          <w:p>
+            <w:r>
+              <w:t>Входящие документы</w:t>
+            </w:r>
+          </w:p>
+        </w:tc>
+        <w:tc>
+          <w:tcPr>
+            <w:tcW w:w="1666" w:type="dxa"/>
+          </w:tcPr>
+          <w:p>
+            <w:r>
+              <w:t>Исходящий документ</w:t>
+            </w:r>
+          </w:p>
+        </w:tc>
+        <w:tc>
+          <w:tcPr>
+            <w:tcW w:w="1019" w:type="dxa"/>
+          </w:tcPr>
+          <w:p>
+            <w:r>
+              <w:t>Проводка</w:t>
+            </w:r>
+          </w:p>
+        </w:tc>
+      </w:tr>
+    </w:tbl>
+    <w:p>
+      <w:pPr>
+        <w:rPr>
+          <w:b/>
+        </w:rPr>
+      </w:pPr>
+    </w:p>
+    <w:p>
+      <w:pPr>
         <w:pStyle w:val="2"/>
       </w:pPr>
-      <w:bookmarkStart w:id="25" w:name="_Toc227093513"/>
-      <w:bookmarkStart w:id="26" w:name="_Toc227093809"/>
-      <w:bookmarkStart w:id="27" w:name="_Toc227093893"/>
+      <w:bookmarkStart w:id="26" w:name="_Toc227093513"/>
+      <w:bookmarkStart w:id="27" w:name="_Toc227093809"/>
+      <w:bookmarkStart w:id="28" w:name="_Toc227966922"/>
       <w:r>
         <w:lastRenderedPageBreak/>
         <w:t>Структурный анализ</w:t>
       </w:r>
-      <w:bookmarkEnd w:id="25"/>
       <w:bookmarkEnd w:id="26"/>
       <w:bookmarkEnd w:id="27"/>
+      <w:bookmarkEnd w:id="28"/>
     </w:p>
     <w:p>
       <w:pPr>
@@ -7961,11 +10385,42 @@
             <v:path o:extrusionok="f" gradientshapeok="t" o:connecttype="rect"/>
             <o:lock v:ext="edit" aspectratio="t"/>
           </v:shapetype>
-          <v:shape id="_x0000_i1030" type="#_x0000_t75" style="width:466.5pt;height:479.8pt">
-            <v:imagedata r:id="rId11" o:title="39765ed4c1e14180a82841a900828faa"/>
+          <v:shape id="_x0000_i1025" type="#_x0000_t75" style="width:466.5pt;height:480pt">
+            <v:imagedata r:id="rId12" o:title="39765ed4c1e14180a82841a900828faa"/>
           </v:shape>
         </w:pict>
       </w:r>
+    </w:p>
+    <w:p>
+      <w:pPr>
+        <w:jc w:val="center"/>
+      </w:pPr>
+      <w:r>
+        <w:t xml:space="preserve">Рис. №7 </w:t>
+      </w:r>
+      <w:r>
+        <w:rPr>
+          <w:lang w:val="en-US"/>
+        </w:rPr>
+        <w:t>“</w:t>
+      </w:r>
+      <w:r>
+        <w:t>Структурный анализ</w:t>
+      </w:r>
+      <w:r>
+        <w:rPr>
+          <w:lang w:val="en-US"/>
+        </w:rPr>
+        <w:t>”</w:t>
+      </w:r>
+    </w:p>
+    <w:p>
+      <w:pPr>
+        <w:rPr>
+          <w:noProof/>
+          <w:lang w:eastAsia="ru-RU"/>
+        </w:rPr>
+      </w:pPr>
     </w:p>
     <w:p>
       <w:r>
@@ -7992,7 +10447,7 @@
                     </pic:cNvPicPr>
                   </pic:nvPicPr>
                   <pic:blipFill>
-                    <a:blip r:embed="rId12">
+                    <a:blip r:embed="rId13">
                       <a:extLst>
                         <a:ext uri="{28A0092B-C50C-407E-A947-70E740481C1C}">
                           <a14:useLocalDpi xmlns:a14="http://schemas.microsoft.com/office/drawing/2010/main" val="0"/>
@@ -8025,6 +10480,29 @@
       </w:r>
     </w:p>
     <w:p>
+      <w:pPr>
+        <w:jc w:val="center"/>
+      </w:pPr>
+      <w:r>
+        <w:t xml:space="preserve">Рис. №8 </w:t>
+      </w:r>
+      <w:r>
+        <w:rPr>
+          <w:lang w:val="en-US"/>
+        </w:rPr>
+        <w:t>“</w:t>
+      </w:r>
+      <w:r>
+        <w:t>Структурный анализ</w:t>
+      </w:r>
+      <w:r>
+        <w:rPr>
+          <w:lang w:val="en-US"/>
+        </w:rPr>
+        <w:t>”</w:t>
+      </w:r>
+    </w:p>
+    <w:p>
       <w:r>
         <w:rPr>
           <w:noProof/>
@@ -8049,7 +10527,7 @@
                     </pic:cNvPicPr>
                   </pic:nvPicPr>
                   <pic:blipFill>
-                    <a:blip r:embed="rId13">
+                    <a:blip r:embed="rId14">
                       <a:extLst>
                         <a:ext uri="{28A0092B-C50C-407E-A947-70E740481C1C}">
                           <a14:useLocalDpi xmlns:a14="http://schemas.microsoft.com/office/drawing/2010/main" val="0"/>
@@ -8082,6 +10560,29 @@
       </w:r>
     </w:p>
     <w:p>
+      <w:pPr>
+        <w:jc w:val="center"/>
+      </w:pPr>
+      <w:r>
+        <w:t xml:space="preserve">Рис. №9 </w:t>
+      </w:r>
+      <w:r>
+        <w:rPr>
+          <w:lang w:val="en-US"/>
+        </w:rPr>
+        <w:t>“</w:t>
+      </w:r>
+      <w:r>
+        <w:t>Структурный анализ</w:t>
+      </w:r>
+      <w:r>
+        <w:rPr>
+          <w:lang w:val="en-US"/>
+        </w:rPr>
+        <w:t>”</w:t>
+      </w:r>
+    </w:p>
+    <w:p>
       <w:r>
         <w:rPr>
           <w:noProof/>
@@ -8106,7 +10607,7 @@
                     </pic:cNvPicPr>
                   </pic:nvPicPr>
                   <pic:blipFill>
-                    <a:blip r:embed="rId14">
+                    <a:blip r:embed="rId15">
                       <a:extLst>
                         <a:ext uri="{28A0092B-C50C-407E-A947-70E740481C1C}">
                           <a14:useLocalDpi xmlns:a14="http://schemas.microsoft.com/office/drawing/2010/main" val="0"/>
@@ -8139,6 +10640,29 @@
       </w:r>
     </w:p>
     <w:p>
+      <w:pPr>
+        <w:jc w:val="center"/>
+      </w:pPr>
+      <w:r>
+        <w:t xml:space="preserve">Рис. №10 </w:t>
+      </w:r>
+      <w:r>
+        <w:rPr>
+          <w:lang w:val="en-US"/>
+        </w:rPr>
+        <w:t>“</w:t>
+      </w:r>
+      <w:r>
+        <w:t>Структурный анализ</w:t>
+      </w:r>
+      <w:r>
+        <w:rPr>
+          <w:lang w:val="en-US"/>
+        </w:rPr>
+        <w:t>”</w:t>
+      </w:r>
+    </w:p>
+    <w:p>
       <w:r>
         <w:rPr>
           <w:noProof/>
@@ -8163,7 +10687,7 @@
                     </pic:cNvPicPr>
                   </pic:nvPicPr>
                   <pic:blipFill>
-                    <a:blip r:embed="rId15">
+                    <a:blip r:embed="rId16">
                       <a:extLst>
                         <a:ext uri="{28A0092B-C50C-407E-A947-70E740481C1C}">
                           <a14:useLocalDpi xmlns:a14="http://schemas.microsoft.com/office/drawing/2010/main" val="0"/>
@@ -8195,7 +10719,29 @@
         </w:drawing>
       </w:r>
     </w:p>
-    <w:p/>
+    <w:p>
+      <w:pPr>
+        <w:jc w:val="center"/>
+      </w:pPr>
+      <w:r>
+        <w:t xml:space="preserve">Рис. №11 </w:t>
+      </w:r>
+      <w:r>
+        <w:rPr>
+          <w:lang w:val="en-US"/>
+        </w:rPr>
+        <w:t>“</w:t>
+      </w:r>
+      <w:r>
+        <w:t>Структурный анализ</w:t>
+      </w:r>
+      <w:r>
+        <w:rPr>
+          <w:lang w:val="en-US"/>
+        </w:rPr>
+        <w:t>”</w:t>
+      </w:r>
+    </w:p>
     <w:p>
       <w:r>
         <w:rPr>
@@ -8221,7 +10767,7 @@
                     </pic:cNvPicPr>
                   </pic:nvPicPr>
                   <pic:blipFill>
-                    <a:blip r:embed="rId16">
+                    <a:blip r:embed="rId17">
                       <a:extLst>
                         <a:ext uri="{28A0092B-C50C-407E-A947-70E740481C1C}">
                           <a14:useLocalDpi xmlns:a14="http://schemas.microsoft.com/office/drawing/2010/main" val="0"/>
@@ -8254,6 +10800,29 @@
       </w:r>
     </w:p>
     <w:p>
+      <w:pPr>
+        <w:jc w:val="center"/>
+      </w:pPr>
+      <w:r>
+        <w:t xml:space="preserve">Рис. №12 </w:t>
+      </w:r>
+      <w:r>
+        <w:rPr>
+          <w:lang w:val="en-US"/>
+        </w:rPr>
+        <w:t>“</w:t>
+      </w:r>
+      <w:r>
+        <w:t>Структурный анализ</w:t>
+      </w:r>
+      <w:r>
+        <w:rPr>
+          <w:lang w:val="en-US"/>
+        </w:rPr>
+        <w:t>”</w:t>
+      </w:r>
+    </w:p>
+    <w:p>
       <w:r>
         <w:rPr>
           <w:noProof/>
@@ -8278,7 +10847,7 @@
                     </pic:cNvPicPr>
                   </pic:nvPicPr>
                   <pic:blipFill>
-                    <a:blip r:embed="rId17">
+                    <a:blip r:embed="rId18">
                       <a:extLst>
                         <a:ext uri="{28A0092B-C50C-407E-A947-70E740481C1C}">
                           <a14:useLocalDpi xmlns:a14="http://schemas.microsoft.com/office/drawing/2010/main" val="0"/>
@@ -8311,6 +10880,29 @@
       </w:r>
     </w:p>
     <w:p>
+      <w:pPr>
+        <w:jc w:val="center"/>
+      </w:pPr>
+      <w:r>
+        <w:t xml:space="preserve">Рис. №13 </w:t>
+      </w:r>
+      <w:r>
+        <w:rPr>
+          <w:lang w:val="en-US"/>
+        </w:rPr>
+        <w:t>“</w:t>
+      </w:r>
+      <w:r>
+        <w:t>Структурный анализ</w:t>
+      </w:r>
+      <w:r>
+        <w:rPr>
+          <w:lang w:val="en-US"/>
+        </w:rPr>
+        <w:t>”</w:t>
+      </w:r>
+    </w:p>
+    <w:p>
       <w:r>
         <w:rPr>
           <w:noProof/>
@@ -8335,7 +10927,7 @@
                     </pic:cNvPicPr>
                   </pic:nvPicPr>
                   <pic:blipFill>
-                    <a:blip r:embed="rId18">
+                    <a:blip r:embed="rId19">
                       <a:extLst>
                         <a:ext uri="{28A0092B-C50C-407E-A947-70E740481C1C}">
                           <a14:useLocalDpi xmlns:a14="http://schemas.microsoft.com/office/drawing/2010/main" val="0"/>
@@ -8368,6 +10960,29 @@
       </w:r>
     </w:p>
     <w:p>
+      <w:pPr>
+        <w:jc w:val="center"/>
+      </w:pPr>
+      <w:r>
+        <w:t xml:space="preserve">Рис. №14 </w:t>
+      </w:r>
+      <w:r>
+        <w:rPr>
+          <w:lang w:val="en-US"/>
+        </w:rPr>
+        <w:t>“</w:t>
+      </w:r>
+      <w:r>
+        <w:t>Структурный анализ</w:t>
+      </w:r>
+      <w:r>
+        <w:rPr>
+          <w:lang w:val="en-US"/>
+        </w:rPr>
+        <w:t>”</w:t>
+      </w:r>
+    </w:p>
+    <w:p>
       <w:r>
         <w:rPr>
           <w:noProof/>
@@ -8392,7 +11007,7 @@
                     </pic:cNvPicPr>
                   </pic:nvPicPr>
                   <pic:blipFill>
-                    <a:blip r:embed="rId19">
+                    <a:blip r:embed="rId20">
                       <a:extLst>
                         <a:ext uri="{28A0092B-C50C-407E-A947-70E740481C1C}">
                           <a14:useLocalDpi xmlns:a14="http://schemas.microsoft.com/office/drawing/2010/main" val="0"/>
@@ -8448,7 +11063,7 @@
                     </pic:cNvPicPr>
                   </pic:nvPicPr>
                   <pic:blipFill>
-                    <a:blip r:embed="rId20">
+                    <a:blip r:embed="rId21">
                       <a:extLst>
                         <a:ext uri="{28A0092B-C50C-407E-A947-70E740481C1C}">
                           <a14:useLocalDpi xmlns:a14="http://schemas.microsoft.com/office/drawing/2010/main" val="0"/>
@@ -8481,6 +11096,29 @@
       </w:r>
     </w:p>
     <w:p>
+      <w:pPr>
+        <w:jc w:val="center"/>
+      </w:pPr>
+      <w:r>
+        <w:t xml:space="preserve">Рис. №15 </w:t>
+      </w:r>
+      <w:r>
+        <w:rPr>
+          <w:lang w:val="en-US"/>
+        </w:rPr>
+        <w:t>“</w:t>
+      </w:r>
+      <w:r>
+        <w:t>Структурный анализ</w:t>
+      </w:r>
+      <w:r>
+        <w:rPr>
+          <w:lang w:val="en-US"/>
+        </w:rPr>
+        <w:t>”</w:t>
+      </w:r>
+    </w:p>
+    <w:p>
       <w:r>
         <w:rPr>
           <w:noProof/>
@@ -8505,7 +11143,7 @@
                     </pic:cNvPicPr>
                   </pic:nvPicPr>
                   <pic:blipFill>
-                    <a:blip r:embed="rId21">
+                    <a:blip r:embed="rId22">
                       <a:extLst>
                         <a:ext uri="{28A0092B-C50C-407E-A947-70E740481C1C}">
                           <a14:useLocalDpi xmlns:a14="http://schemas.microsoft.com/office/drawing/2010/main" val="0"/>
@@ -8538,6 +11176,29 @@
       </w:r>
     </w:p>
     <w:p>
+      <w:pPr>
+        <w:jc w:val="center"/>
+      </w:pPr>
+      <w:r>
+        <w:t xml:space="preserve">Рис. №16 </w:t>
+      </w:r>
+      <w:r>
+        <w:rPr>
+          <w:lang w:val="en-US"/>
+        </w:rPr>
+        <w:t>“</w:t>
+      </w:r>
+      <w:r>
+        <w:t>Структурный анализ</w:t>
+      </w:r>
+      <w:r>
+        <w:rPr>
+          <w:lang w:val="en-US"/>
+        </w:rPr>
+        <w:t>”</w:t>
+      </w:r>
+    </w:p>
+    <w:p>
       <w:r>
         <w:rPr>
           <w:noProof/>
@@ -8562,7 +11223,7 @@
                     </pic:cNvPicPr>
                   </pic:nvPicPr>
                   <pic:blipFill>
-                    <a:blip r:embed="rId22">
+                    <a:blip r:embed="rId23">
                       <a:extLst>
                         <a:ext uri="{28A0092B-C50C-407E-A947-70E740481C1C}">
                           <a14:useLocalDpi xmlns:a14="http://schemas.microsoft.com/office/drawing/2010/main" val="0"/>
@@ -8594,49 +11255,66 @@
         </w:drawing>
       </w:r>
     </w:p>
+    <w:p>
+      <w:pPr>
+        <w:jc w:val="center"/>
+      </w:pPr>
+      <w:r>
+        <w:t xml:space="preserve">Рис. №17 </w:t>
+      </w:r>
+      <w:r>
+        <w:rPr>
+          <w:lang w:val="en-US"/>
+        </w:rPr>
+        <w:t>“</w:t>
+      </w:r>
+      <w:r>
+        <w:t>Структурный анализ</w:t>
+      </w:r>
+      <w:r>
+        <w:rPr>
+          <w:lang w:val="en-US"/>
+        </w:rPr>
+        <w:t>”</w:t>
+      </w:r>
+    </w:p>
     <w:p/>
     <w:p/>
-    <w:p/>
-    <w:p/>
-    <w:p/>
     <w:p>
       <w:pPr>
         <w:pStyle w:val="1"/>
       </w:pPr>
-      <w:bookmarkStart w:id="28" w:name="_Toc227093514"/>
-      <w:bookmarkStart w:id="29" w:name="_Toc227093810"/>
-      <w:bookmarkStart w:id="30" w:name="_Toc227093894"/>
+      <w:bookmarkStart w:id="29" w:name="_Toc227093514"/>
+      <w:bookmarkStart w:id="30" w:name="_Toc227093810"/>
+      <w:bookmarkStart w:id="31" w:name="_Toc227966923"/>
       <w:r>
         <w:lastRenderedPageBreak/>
         <w:t>Проектирование БД</w:t>
       </w:r>
-      <w:bookmarkEnd w:id="28"/>
       <w:bookmarkEnd w:id="29"/>
       <w:bookmarkEnd w:id="30"/>
+      <w:bookmarkEnd w:id="31"/>
     </w:p>
     <w:p>
       <w:pPr>
         <w:pStyle w:val="2"/>
       </w:pPr>
-      <w:bookmarkStart w:id="31" w:name="_Toc227093515"/>
-      <w:bookmarkStart w:id="32" w:name="_Toc227093811"/>
-      <w:bookmarkStart w:id="33" w:name="_Toc227093895"/>
+      <w:bookmarkStart w:id="32" w:name="_Toc227093515"/>
+      <w:bookmarkStart w:id="33" w:name="_Toc227093811"/>
+      <w:bookmarkStart w:id="34" w:name="_Toc227966924"/>
       <w:r>
         <w:t>Процесс нормализации</w:t>
       </w:r>
-      <w:bookmarkEnd w:id="31"/>
       <w:bookmarkEnd w:id="32"/>
       <w:bookmarkEnd w:id="33"/>
+      <w:bookmarkEnd w:id="34"/>
     </w:p>
     <w:p>
       <w:pPr>
         <w:jc w:val="right"/>
       </w:pPr>
       <w:r>
-        <w:t>Таблица №4</w:t>
-      </w:r>
-      <w:r>
-        <w:t xml:space="preserve"> </w:t>
+        <w:t xml:space="preserve">Таблица №4 </w:t>
       </w:r>
       <w:r>
         <w:rPr>
@@ -8657,20 +11335,24 @@
     <w:tbl>
       <w:tblPr>
         <w:tblStyle w:val="a5"/>
-        <w:tblW w:w="0" w:type="auto"/>
+        <w:tblW w:w="9777" w:type="dxa"/>
         <w:tblLook w:val="04A0" w:firstRow="1" w:lastRow="0" w:firstColumn="1" w:lastColumn="0" w:noHBand="0" w:noVBand="1"/>
       </w:tblPr>
       <w:tblGrid>
-        <w:gridCol w:w="1878"/>
-        <w:gridCol w:w="1881"/>
-        <w:gridCol w:w="2015"/>
-        <w:gridCol w:w="1997"/>
-        <w:gridCol w:w="1574"/>
+        <w:gridCol w:w="1361"/>
+        <w:gridCol w:w="1366"/>
+        <w:gridCol w:w="1753"/>
+        <w:gridCol w:w="1697"/>
+        <w:gridCol w:w="1608"/>
+        <w:gridCol w:w="1992"/>
       </w:tblGrid>
       <w:tr>
-        <w:tc>
-          <w:tcPr>
-            <w:tcW w:w="1878" w:type="dxa"/>
+        <w:trPr>
+          <w:trHeight w:val="145"/>
+        </w:trPr>
+        <w:tc>
+          <w:tcPr>
+            <w:tcW w:w="1361" w:type="dxa"/>
           </w:tcPr>
           <w:p>
             <w:pPr>
@@ -8689,7 +11371,7 @@
         </w:tc>
         <w:tc>
           <w:tcPr>
-            <w:tcW w:w="1881" w:type="dxa"/>
+            <w:tcW w:w="1366" w:type="dxa"/>
           </w:tcPr>
           <w:p>
             <w:pPr>
@@ -8708,7 +11390,7 @@
         </w:tc>
         <w:tc>
           <w:tcPr>
-            <w:tcW w:w="2015" w:type="dxa"/>
+            <w:tcW w:w="1753" w:type="dxa"/>
           </w:tcPr>
           <w:p>
             <w:pPr>
@@ -8727,7 +11409,7 @@
         </w:tc>
         <w:tc>
           <w:tcPr>
-            <w:tcW w:w="1997" w:type="dxa"/>
+            <w:tcW w:w="1697" w:type="dxa"/>
           </w:tcPr>
           <w:p>
             <w:pPr>
@@ -8740,13 +11422,13 @@
               <w:rPr>
                 <w:b/>
               </w:rPr>
-              <w:t>Обращение</w:t>
-            </w:r>
-          </w:p>
-        </w:tc>
-        <w:tc>
-          <w:tcPr>
-            <w:tcW w:w="1574" w:type="dxa"/>
+              <w:t>Обращения</w:t>
+            </w:r>
+          </w:p>
+        </w:tc>
+        <w:tc>
+          <w:tcPr>
+            <w:tcW w:w="1608" w:type="dxa"/>
           </w:tcPr>
           <w:p>
             <w:pPr>
@@ -8760,14 +11442,36 @@
                 <w:b/>
               </w:rPr>
               <w:t>Ремонт</w:t>
+            </w:r>
+          </w:p>
+        </w:tc>
+        <w:tc>
+          <w:tcPr>
+            <w:tcW w:w="1992" w:type="dxa"/>
+          </w:tcPr>
+          <w:p>
+            <w:pPr>
+              <w:jc w:val="center"/>
+              <w:rPr>
+                <w:b/>
+              </w:rPr>
+            </w:pPr>
+            <w:r>
+              <w:rPr>
+                <w:b/>
+              </w:rPr>
+              <w:t>Специальность</w:t>
             </w:r>
           </w:p>
         </w:tc>
       </w:tr>
       <w:tr>
-        <w:tc>
-          <w:tcPr>
-            <w:tcW w:w="1878" w:type="dxa"/>
+        <w:trPr>
+          <w:trHeight w:val="284"/>
+        </w:trPr>
+        <w:tc>
+          <w:tcPr>
+            <w:tcW w:w="1361" w:type="dxa"/>
           </w:tcPr>
           <w:p>
             <w:pPr>
@@ -8780,7 +11484,7 @@
         </w:tc>
         <w:tc>
           <w:tcPr>
-            <w:tcW w:w="3896" w:type="dxa"/>
+            <w:tcW w:w="3119" w:type="dxa"/>
             <w:gridSpan w:val="2"/>
           </w:tcPr>
           <w:p>
@@ -8794,7 +11498,7 @@
         </w:tc>
         <w:tc>
           <w:tcPr>
-            <w:tcW w:w="1997" w:type="dxa"/>
+            <w:tcW w:w="1697" w:type="dxa"/>
           </w:tcPr>
           <w:p>
             <w:pPr>
@@ -8807,7 +11511,7 @@
         </w:tc>
         <w:tc>
           <w:tcPr>
-            <w:tcW w:w="1574" w:type="dxa"/>
+            <w:tcW w:w="1608" w:type="dxa"/>
           </w:tcPr>
           <w:p>
             <w:pPr>
@@ -8815,14 +11519,30 @@
             </w:pPr>
             <w:r>
               <w:t>Услуги</w:t>
+            </w:r>
+          </w:p>
+        </w:tc>
+        <w:tc>
+          <w:tcPr>
+            <w:tcW w:w="1992" w:type="dxa"/>
+          </w:tcPr>
+          <w:p>
+            <w:pPr>
+              <w:jc w:val="center"/>
+            </w:pPr>
+            <w:r>
+              <w:t>Код сотрудника</w:t>
             </w:r>
           </w:p>
         </w:tc>
       </w:tr>
       <w:tr>
-        <w:tc>
-          <w:tcPr>
-            <w:tcW w:w="1878" w:type="dxa"/>
+        <w:trPr>
+          <w:trHeight w:val="290"/>
+        </w:trPr>
+        <w:tc>
+          <w:tcPr>
+            <w:tcW w:w="1361" w:type="dxa"/>
           </w:tcPr>
           <w:p>
             <w:pPr>
@@ -8835,7 +11555,7 @@
         </w:tc>
         <w:tc>
           <w:tcPr>
-            <w:tcW w:w="3896" w:type="dxa"/>
+            <w:tcW w:w="3119" w:type="dxa"/>
             <w:gridSpan w:val="2"/>
           </w:tcPr>
           <w:p>
@@ -8849,7 +11569,7 @@
         </w:tc>
         <w:tc>
           <w:tcPr>
-            <w:tcW w:w="1997" w:type="dxa"/>
+            <w:tcW w:w="1697" w:type="dxa"/>
           </w:tcPr>
           <w:p>
             <w:pPr>
@@ -8862,7 +11582,7 @@
         </w:tc>
         <w:tc>
           <w:tcPr>
-            <w:tcW w:w="1574" w:type="dxa"/>
+            <w:tcW w:w="1608" w:type="dxa"/>
           </w:tcPr>
           <w:p>
             <w:pPr>
@@ -8870,14 +11590,30 @@
             </w:pPr>
             <w:r>
               <w:t>Кто ремонтирует</w:t>
+            </w:r>
+          </w:p>
+        </w:tc>
+        <w:tc>
+          <w:tcPr>
+            <w:tcW w:w="1992" w:type="dxa"/>
+          </w:tcPr>
+          <w:p>
+            <w:pPr>
+              <w:jc w:val="center"/>
+            </w:pPr>
+            <w:r>
+              <w:t>Должность</w:t>
             </w:r>
           </w:p>
         </w:tc>
       </w:tr>
       <w:tr>
-        <w:tc>
-          <w:tcPr>
-            <w:tcW w:w="1878" w:type="dxa"/>
+        <w:trPr>
+          <w:trHeight w:val="284"/>
+        </w:trPr>
+        <w:tc>
+          <w:tcPr>
+            <w:tcW w:w="1361" w:type="dxa"/>
           </w:tcPr>
           <w:p>
             <w:pPr>
@@ -8890,7 +11626,7 @@
         </w:tc>
         <w:tc>
           <w:tcPr>
-            <w:tcW w:w="1881" w:type="dxa"/>
+            <w:tcW w:w="1366" w:type="dxa"/>
           </w:tcPr>
           <w:p>
             <w:pPr>
@@ -8903,20 +11639,20 @@
         </w:tc>
         <w:tc>
           <w:tcPr>
-            <w:tcW w:w="2015" w:type="dxa"/>
-          </w:tcPr>
-          <w:p>
-            <w:pPr>
-              <w:jc w:val="center"/>
-            </w:pPr>
-            <w:r>
-              <w:t>Должность</w:t>
-            </w:r>
-          </w:p>
-        </w:tc>
-        <w:tc>
-          <w:tcPr>
-            <w:tcW w:w="1997" w:type="dxa"/>
+            <w:tcW w:w="1753" w:type="dxa"/>
+          </w:tcPr>
+          <w:p>
+            <w:pPr>
+              <w:jc w:val="center"/>
+            </w:pPr>
+            <w:r>
+              <w:t>-</w:t>
+            </w:r>
+          </w:p>
+        </w:tc>
+        <w:tc>
+          <w:tcPr>
+            <w:tcW w:w="1697" w:type="dxa"/>
           </w:tcPr>
           <w:p>
             <w:pPr>
@@ -8929,30 +11665,38 @@
         </w:tc>
         <w:tc>
           <w:tcPr>
-            <w:tcW w:w="1574" w:type="dxa"/>
-          </w:tcPr>
-          <w:p>
-            <w:pPr>
-              <w:jc w:val="center"/>
-            </w:pPr>
-            <w:r>
-              <w:t xml:space="preserve">Дата </w:t>
-            </w:r>
-            <w:proofErr w:type="spellStart"/>
-            <w:r>
-              <w:t>нач</w:t>
-            </w:r>
-            <w:proofErr w:type="spellEnd"/>
-            <w:r>
-              <w:t>-кон</w:t>
+            <w:tcW w:w="1608" w:type="dxa"/>
+          </w:tcPr>
+          <w:p>
+            <w:pPr>
+              <w:jc w:val="center"/>
+            </w:pPr>
+            <w:r>
+              <w:t>Дата нач.</w:t>
+            </w:r>
+          </w:p>
+        </w:tc>
+        <w:tc>
+          <w:tcPr>
+            <w:tcW w:w="1992" w:type="dxa"/>
+          </w:tcPr>
+          <w:p>
+            <w:pPr>
+              <w:jc w:val="center"/>
+            </w:pPr>
+            <w:r>
+              <w:t>-</w:t>
             </w:r>
           </w:p>
         </w:tc>
       </w:tr>
       <w:tr>
-        <w:tc>
-          <w:tcPr>
-            <w:tcW w:w="1878" w:type="dxa"/>
+        <w:trPr>
+          <w:trHeight w:val="284"/>
+        </w:trPr>
+        <w:tc>
+          <w:tcPr>
+            <w:tcW w:w="1361" w:type="dxa"/>
           </w:tcPr>
           <w:p>
             <w:pPr>
@@ -8971,7 +11715,7 @@
         </w:tc>
         <w:tc>
           <w:tcPr>
-            <w:tcW w:w="1881" w:type="dxa"/>
+            <w:tcW w:w="1366" w:type="dxa"/>
           </w:tcPr>
           <w:p>
             <w:pPr>
@@ -8984,7 +11728,7 @@
         </w:tc>
         <w:tc>
           <w:tcPr>
-            <w:tcW w:w="2015" w:type="dxa"/>
+            <w:tcW w:w="1753" w:type="dxa"/>
           </w:tcPr>
           <w:p>
             <w:pPr>
@@ -8993,13 +11737,11 @@
             <w:r>
               <w:t>-</w:t>
             </w:r>
-            <w:bookmarkStart w:id="34" w:name="_GoBack"/>
-            <w:bookmarkEnd w:id="34"/>
-          </w:p>
-        </w:tc>
-        <w:tc>
-          <w:tcPr>
-            <w:tcW w:w="1997" w:type="dxa"/>
+          </w:p>
+        </w:tc>
+        <w:tc>
+          <w:tcPr>
+            <w:tcW w:w="1697" w:type="dxa"/>
           </w:tcPr>
           <w:p>
             <w:pPr>
@@ -9012,7 +11754,20 @@
         </w:tc>
         <w:tc>
           <w:tcPr>
-            <w:tcW w:w="1574" w:type="dxa"/>
+            <w:tcW w:w="1608" w:type="dxa"/>
+          </w:tcPr>
+          <w:p>
+            <w:pPr>
+              <w:jc w:val="center"/>
+            </w:pPr>
+            <w:r>
+              <w:t>-</w:t>
+            </w:r>
+          </w:p>
+        </w:tc>
+        <w:tc>
+          <w:tcPr>
+            <w:tcW w:w="1992" w:type="dxa"/>
           </w:tcPr>
           <w:p>
             <w:pPr>
@@ -9028,10 +11783,7 @@
     <w:p/>
     <w:p>
       <w:r>
-        <w:t>2</w:t>
-      </w:r>
-      <w:r>
-        <w:t xml:space="preserve"> НФ:</w:t>
+        <w:t>2 НФ:</w:t>
       </w:r>
     </w:p>
     <w:p>
@@ -9052,8 +11804,6 @@
       </w:r>
       <w:r>
         <w:tab/>
-      </w:r>
-      <w:r>
         <w:t xml:space="preserve">Таблица №6 </w:t>
       </w:r>
       <w:r>
@@ -9385,6 +12135,36 @@
         </w:rPr>
         <w:t>”</w:t>
       </w:r>
+      <w:r>
+        <w:rPr>
+          <w:lang w:val="en-US"/>
+        </w:rPr>
+        <w:tab/>
+      </w:r>
+      <w:r>
+        <w:rPr>
+          <w:lang w:val="en-US"/>
+        </w:rPr>
+        <w:tab/>
+      </w:r>
+      <w:r>
+        <w:t xml:space="preserve">Таблица №15 </w:t>
+      </w:r>
+      <w:r>
+        <w:rPr>
+          <w:lang w:val="en-US"/>
+        </w:rPr>
+        <w:t>“</w:t>
+      </w:r>
+      <w:r>
+        <w:t>Специальность</w:t>
+      </w:r>
+      <w:r>
+        <w:rPr>
+          <w:lang w:val="en-US"/>
+        </w:rPr>
+        <w:t>”</w:t>
+      </w:r>
     </w:p>
     <w:tbl>
       <w:tblPr>
@@ -9401,7 +12181,7 @@
         </w:trPr>
         <w:tc>
           <w:tcPr>
-            <w:tcW w:w="1946" w:type="dxa"/>
+            <w:tcW w:w="2094" w:type="dxa"/>
           </w:tcPr>
           <w:p>
             <w:pPr>
@@ -9426,7 +12206,7 @@
         </w:trPr>
         <w:tc>
           <w:tcPr>
-            <w:tcW w:w="1946" w:type="dxa"/>
+            <w:tcW w:w="2094" w:type="dxa"/>
           </w:tcPr>
           <w:p>
             <w:pPr>
@@ -9451,7 +12231,7 @@
         </w:trPr>
         <w:tc>
           <w:tcPr>
-            <w:tcW w:w="1946" w:type="dxa"/>
+            <w:tcW w:w="2094" w:type="dxa"/>
           </w:tcPr>
           <w:p>
             <w:pPr>
@@ -9459,16 +12239,12 @@
                 <w:rFonts w:cs="Times New Roman"/>
               </w:rPr>
             </w:pPr>
-            <w:proofErr w:type="spellStart"/>
             <w:r>
               <w:rPr>
                 <w:rFonts w:cs="Times New Roman"/>
-                <w:spacing w:val="-5"/>
-                <w:shd w:val="clear" w:color="auto" w:fill="FAFCFF"/>
-              </w:rPr>
-              <w:t>Дата_конца</w:t>
-            </w:r>
-            <w:proofErr w:type="spellEnd"/>
+              </w:rPr>
+              <w:t>Услуги</w:t>
+            </w:r>
           </w:p>
         </w:tc>
       </w:tr>
@@ -9478,7 +12254,7 @@
         </w:trPr>
         <w:tc>
           <w:tcPr>
-            <w:tcW w:w="1946" w:type="dxa"/>
+            <w:tcW w:w="2094" w:type="dxa"/>
           </w:tcPr>
           <w:p>
             <w:pPr>
@@ -9488,16 +12264,6 @@
                 <w:shd w:val="clear" w:color="auto" w:fill="FAFCFF"/>
               </w:rPr>
             </w:pPr>
-            <w:proofErr w:type="spellStart"/>
-            <w:r>
-              <w:rPr>
-                <w:rFonts w:cs="Times New Roman"/>
-                <w:spacing w:val="-5"/>
-                <w:shd w:val="clear" w:color="auto" w:fill="FAFCFF"/>
-              </w:rPr>
-              <w:t>Перечень_работ</w:t>
-            </w:r>
-            <w:proofErr w:type="spellEnd"/>
           </w:p>
         </w:tc>
       </w:tr>
@@ -9507,7 +12273,7 @@
         </w:trPr>
         <w:tc>
           <w:tcPr>
-            <w:tcW w:w="1946" w:type="dxa"/>
+            <w:tcW w:w="2094" w:type="dxa"/>
           </w:tcPr>
           <w:p>
             <w:pPr>
@@ -9531,13 +12297,130 @@
         </w:tc>
       </w:tr>
     </w:tbl>
+    <w:tbl>
+      <w:tblPr>
+        <w:tblStyle w:val="a5"/>
+        <w:tblpPr w:leftFromText="180" w:rightFromText="180" w:vertAnchor="text" w:horzAnchor="margin" w:tblpXSpec="center" w:tblpY="-1584"/>
+        <w:tblW w:w="0" w:type="auto"/>
+        <w:tblLook w:val="04A0" w:firstRow="1" w:lastRow="0" w:firstColumn="1" w:lastColumn="0" w:noHBand="0" w:noVBand="1"/>
+      </w:tblPr>
+      <w:tblGrid>
+        <w:gridCol w:w="2155"/>
+      </w:tblGrid>
+      <w:tr>
+        <w:trPr>
+          <w:trHeight w:val="342"/>
+        </w:trPr>
+        <w:tc>
+          <w:tcPr>
+            <w:tcW w:w="2066" w:type="dxa"/>
+          </w:tcPr>
+          <w:p>
+            <w:proofErr w:type="spellStart"/>
+            <w:r>
+              <w:t>Специальность</w:t>
+            </w:r>
+            <w:r>
+              <w:t>_ID</w:t>
+            </w:r>
+            <w:proofErr w:type="spellEnd"/>
+          </w:p>
+        </w:tc>
+      </w:tr>
+      <w:tr>
+        <w:trPr>
+          <w:trHeight w:val="342"/>
+        </w:trPr>
+        <w:tc>
+          <w:tcPr>
+            <w:tcW w:w="2066" w:type="dxa"/>
+          </w:tcPr>
+          <w:p>
+            <w:r>
+              <w:t>Код сотрудника</w:t>
+            </w:r>
+          </w:p>
+        </w:tc>
+      </w:tr>
+      <w:tr>
+        <w:trPr>
+          <w:trHeight w:val="342"/>
+        </w:trPr>
+        <w:tc>
+          <w:tcPr>
+            <w:tcW w:w="2066" w:type="dxa"/>
+          </w:tcPr>
+          <w:p>
+            <w:r>
+              <w:t>Должность</w:t>
+            </w:r>
+          </w:p>
+        </w:tc>
+      </w:tr>
+    </w:tbl>
     <w:p/>
     <w:p>
       <w:r>
         <w:t>3 НФ:</w:t>
       </w:r>
     </w:p>
-    <w:p>
+    <w:tbl>
+      <w:tblPr>
+        <w:tblStyle w:val="a5"/>
+        <w:tblpPr w:leftFromText="180" w:rightFromText="180" w:vertAnchor="text" w:horzAnchor="page" w:tblpX="4647" w:tblpY="394"/>
+        <w:tblW w:w="0" w:type="auto"/>
+        <w:tblLook w:val="04A0" w:firstRow="1" w:lastRow="0" w:firstColumn="1" w:lastColumn="0" w:noHBand="0" w:noVBand="1"/>
+      </w:tblPr>
+      <w:tblGrid>
+        <w:gridCol w:w="1474"/>
+      </w:tblGrid>
+      <w:tr>
+        <w:trPr>
+          <w:trHeight w:val="290"/>
+        </w:trPr>
+        <w:tc>
+          <w:tcPr>
+            <w:tcW w:w="1474" w:type="dxa"/>
+          </w:tcPr>
+          <w:p>
+            <w:proofErr w:type="spellStart"/>
+            <w:r>
+              <w:t>Клиент_ID</w:t>
+            </w:r>
+            <w:proofErr w:type="spellEnd"/>
+          </w:p>
+        </w:tc>
+      </w:tr>
+      <w:tr>
+        <w:trPr>
+          <w:trHeight w:val="290"/>
+        </w:trPr>
+        <w:tc>
+          <w:tcPr>
+            <w:tcW w:w="1474" w:type="dxa"/>
+          </w:tcPr>
+          <w:p>
+            <w:r>
+              <w:t>Авто</w:t>
+            </w:r>
+            <w:r>
+              <w:softHyphen/>
+              <w:t>_</w:t>
+            </w:r>
+            <w:r>
+              <w:rPr>
+                <w:lang w:val="en-US"/>
+              </w:rPr>
+              <w:t>ID</w:t>
+            </w:r>
+          </w:p>
+        </w:tc>
+      </w:tr>
+    </w:tbl>
+    <w:p>
+      <w:r>
+        <w:t xml:space="preserve"> </w:t>
+      </w:r>
       <w:r>
         <w:t>Та</w:t>
       </w:r>
@@ -9548,18 +12431,12 @@
         <w:t xml:space="preserve"> </w:t>
       </w:r>
       <w:r>
-        <w:rPr>
-          <w:lang w:val="en-US"/>
-        </w:rPr>
         <w:t>“</w:t>
       </w:r>
       <w:r>
         <w:t>Авто</w:t>
       </w:r>
       <w:r>
-        <w:rPr>
-          <w:lang w:val="en-US"/>
-        </w:rPr>
         <w:t>”</w:t>
       </w:r>
       <w:r>
@@ -9570,18 +12447,12 @@
         <w:t xml:space="preserve"> </w:t>
       </w:r>
       <w:r>
-        <w:rPr>
-          <w:lang w:val="en-US"/>
-        </w:rPr>
         <w:t>“</w:t>
       </w:r>
       <w:r>
         <w:t>Клиент</w:t>
       </w:r>
       <w:r>
-        <w:rPr>
-          <w:lang w:val="en-US"/>
-        </w:rPr>
         <w:t>”</w:t>
       </w:r>
     </w:p>
@@ -9611,52 +12482,12 @@
           </w:p>
         </w:tc>
       </w:tr>
-      <w:tr>
-        <w:trPr>
-          <w:trHeight w:val="353"/>
-        </w:trPr>
-        <w:tc>
-          <w:tcPr>
-            <w:tcW w:w="1559" w:type="dxa"/>
-          </w:tcPr>
-          <w:p>
-            <w:proofErr w:type="spellStart"/>
-            <w:r>
-              <w:t>Владелец_ID</w:t>
-            </w:r>
-            <w:proofErr w:type="spellEnd"/>
-          </w:p>
-        </w:tc>
-      </w:tr>
     </w:tbl>
-    <w:tbl>
-      <w:tblPr>
-        <w:tblStyle w:val="a5"/>
-        <w:tblpPr w:leftFromText="180" w:rightFromText="180" w:vertAnchor="text" w:horzAnchor="page" w:tblpX="4588" w:tblpY="-793"/>
-        <w:tblW w:w="0" w:type="auto"/>
-        <w:tblLook w:val="04A0" w:firstRow="1" w:lastRow="0" w:firstColumn="1" w:lastColumn="0" w:noHBand="0" w:noVBand="1"/>
-      </w:tblPr>
-      <w:tblGrid>
-        <w:gridCol w:w="1474"/>
-      </w:tblGrid>
-      <w:tr>
-        <w:trPr>
-          <w:trHeight w:val="290"/>
-        </w:trPr>
-        <w:tc>
-          <w:tcPr>
-            <w:tcW w:w="1474" w:type="dxa"/>
-          </w:tcPr>
-          <w:p>
-            <w:proofErr w:type="spellStart"/>
-            <w:r>
-              <w:t>Клиент_ID</w:t>
-            </w:r>
-            <w:proofErr w:type="spellEnd"/>
-          </w:p>
-        </w:tc>
-      </w:tr>
-    </w:tbl>
+    <w:p>
+      <w:r>
+        <w:t xml:space="preserve"> </w:t>
+      </w:r>
+    </w:p>
     <w:p>
       <w:r>
         <w:t>Таблица №12</w:t>
@@ -9764,7 +12595,7 @@
     <w:tbl>
       <w:tblPr>
         <w:tblStyle w:val="a5"/>
-        <w:tblpPr w:leftFromText="180" w:rightFromText="180" w:vertAnchor="text" w:horzAnchor="page" w:tblpX="5991" w:tblpY="32"/>
+        <w:tblpPr w:leftFromText="180" w:rightFromText="180" w:vertAnchor="text" w:horzAnchor="page" w:tblpX="5991" w:tblpY="92"/>
         <w:tblW w:w="0" w:type="auto"/>
         <w:tblLook w:val="04A0" w:firstRow="1" w:lastRow="0" w:firstColumn="1" w:lastColumn="0" w:noHBand="0" w:noVBand="1"/>
       </w:tblPr>
@@ -9826,6 +12657,11 @@
     <w:p/>
     <w:p/>
     <w:p>
+      <w:pPr>
+        <w:rPr>
+          <w:lang w:val="en-US"/>
+        </w:rPr>
+      </w:pPr>
       <w:r>
         <w:t>Таблица №14</w:t>
       </w:r>
@@ -9855,82 +12691,2324 @@
         <w:tblLook w:val="04A0" w:firstRow="1" w:lastRow="0" w:firstColumn="1" w:lastColumn="0" w:noHBand="0" w:noVBand="1"/>
       </w:tblPr>
       <w:tblGrid>
-        <w:gridCol w:w="1946"/>
+        <w:gridCol w:w="2334"/>
       </w:tblGrid>
       <w:tr>
         <w:trPr>
-          <w:trHeight w:val="308"/>
+          <w:trHeight w:val="270"/>
         </w:trPr>
         <w:tc>
           <w:tcPr>
-            <w:tcW w:w="1946" w:type="dxa"/>
+            <w:tcW w:w="2334" w:type="dxa"/>
           </w:tcPr>
           <w:p>
             <w:proofErr w:type="spellStart"/>
             <w:r>
-              <w:t>Ремонт_ID</w:t>
+              <w:t>Код_Обращения</w:t>
             </w:r>
             <w:proofErr w:type="spellEnd"/>
+          </w:p>
+        </w:tc>
+      </w:tr>
+    </w:tbl>
+    <w:p>
+      <w:pPr>
+        <w:rPr>
+          <w:lang w:val="en-US"/>
+        </w:rPr>
+      </w:pPr>
+    </w:p>
+    <w:p>
+      <w:pPr>
+        <w:jc w:val="right"/>
+      </w:pPr>
+      <w:r>
+        <w:lastRenderedPageBreak/>
+        <w:t>Таблица №15</w:t>
+      </w:r>
+      <w:r>
+        <w:t xml:space="preserve"> “</w:t>
+      </w:r>
+      <w:r>
+        <w:t>Словарь данных</w:t>
+      </w:r>
+      <w:r>
+        <w:t>”</w:t>
+      </w:r>
+    </w:p>
+    <w:tbl>
+      <w:tblPr>
+        <w:tblStyle w:val="a5"/>
+        <w:tblW w:w="9493" w:type="dxa"/>
+        <w:tblLook w:val="04A0" w:firstRow="1" w:lastRow="0" w:firstColumn="1" w:lastColumn="0" w:noHBand="0" w:noVBand="1"/>
+      </w:tblPr>
+      <w:tblGrid>
+        <w:gridCol w:w="1575"/>
+        <w:gridCol w:w="2803"/>
+        <w:gridCol w:w="1515"/>
+        <w:gridCol w:w="1707"/>
+        <w:gridCol w:w="1893"/>
+      </w:tblGrid>
+      <w:tr>
+        <w:tc>
+          <w:tcPr>
+            <w:tcW w:w="1575" w:type="dxa"/>
+          </w:tcPr>
+          <w:p>
+            <w:r>
+              <w:t>Ключ</w:t>
+            </w:r>
+          </w:p>
+        </w:tc>
+        <w:tc>
+          <w:tcPr>
+            <w:tcW w:w="2803" w:type="dxa"/>
+          </w:tcPr>
+          <w:p>
+            <w:r>
+              <w:t>Атрибут</w:t>
+            </w:r>
+          </w:p>
+        </w:tc>
+        <w:tc>
+          <w:tcPr>
+            <w:tcW w:w="1515" w:type="dxa"/>
+          </w:tcPr>
+          <w:p>
+            <w:r>
+              <w:t>Тип данных</w:t>
+            </w:r>
+          </w:p>
+        </w:tc>
+        <w:tc>
+          <w:tcPr>
+            <w:tcW w:w="1707" w:type="dxa"/>
+          </w:tcPr>
+          <w:p>
+            <w:r>
+              <w:t>Обязательное</w:t>
+            </w:r>
+          </w:p>
+        </w:tc>
+        <w:tc>
+          <w:tcPr>
+            <w:tcW w:w="1893" w:type="dxa"/>
+          </w:tcPr>
+          <w:p>
+            <w:r>
+              <w:t>Примечание</w:t>
+            </w:r>
           </w:p>
         </w:tc>
       </w:tr>
       <w:tr>
-        <w:trPr>
-          <w:trHeight w:val="295"/>
-        </w:trPr>
-        <w:tc>
-          <w:tcPr>
-            <w:tcW w:w="1946" w:type="dxa"/>
-          </w:tcPr>
-          <w:p>
-            <w:proofErr w:type="spellStart"/>
-            <w:r>
-              <w:t>Обращение_ID</w:t>
-            </w:r>
-            <w:proofErr w:type="spellEnd"/>
+        <w:tc>
+          <w:tcPr>
+            <w:tcW w:w="9493" w:type="dxa"/>
+            <w:gridSpan w:val="5"/>
+          </w:tcPr>
+          <w:p>
+            <w:pPr>
+              <w:jc w:val="center"/>
+            </w:pPr>
+            <w:r>
+              <w:t>Авто</w:t>
+            </w:r>
           </w:p>
         </w:tc>
       </w:tr>
       <w:tr>
-        <w:trPr>
-          <w:trHeight w:val="308"/>
-        </w:trPr>
-        <w:tc>
-          <w:tcPr>
-            <w:tcW w:w="1946" w:type="dxa"/>
+        <w:tc>
+          <w:tcPr>
+            <w:tcW w:w="1575" w:type="dxa"/>
+          </w:tcPr>
+          <w:p>
+            <w:pPr>
+              <w:jc w:val="center"/>
+            </w:pPr>
+            <w:r>
+              <w:t>Первичный</w:t>
+            </w:r>
+          </w:p>
+        </w:tc>
+        <w:tc>
+          <w:tcPr>
+            <w:tcW w:w="2803" w:type="dxa"/>
           </w:tcPr>
           <w:p>
             <w:proofErr w:type="spellStart"/>
             <w:r>
-              <w:rPr>
-                <w:rFonts w:ascii="Arial" w:hAnsi="Arial" w:cs="Arial"/>
-                <w:spacing w:val="-5"/>
-                <w:shd w:val="clear" w:color="auto" w:fill="FAFCFF"/>
-              </w:rPr>
-              <w:t>Сотрудник</w:t>
-            </w:r>
-            <w:r>
-              <w:rPr>
-                <w:rFonts w:ascii="Arial" w:hAnsi="Arial" w:cs="Arial"/>
-                <w:spacing w:val="-5"/>
-                <w:shd w:val="clear" w:color="auto" w:fill="FAFCFF"/>
-              </w:rPr>
-              <w:t>и</w:t>
-            </w:r>
-            <w:r>
-              <w:rPr>
-                <w:rFonts w:ascii="Arial" w:hAnsi="Arial" w:cs="Arial"/>
-                <w:spacing w:val="-5"/>
-                <w:shd w:val="clear" w:color="auto" w:fill="FAFCFF"/>
-              </w:rPr>
-              <w:t>_ID</w:t>
+              <w:t>Код_Авто</w:t>
             </w:r>
             <w:proofErr w:type="spellEnd"/>
           </w:p>
+        </w:tc>
+        <w:tc>
+          <w:tcPr>
+            <w:tcW w:w="1515" w:type="dxa"/>
+          </w:tcPr>
+          <w:p>
+            <w:r>
+              <w:t>Счётчик</w:t>
+            </w:r>
+          </w:p>
+        </w:tc>
+        <w:tc>
+          <w:tcPr>
+            <w:tcW w:w="1707" w:type="dxa"/>
+          </w:tcPr>
+          <w:p>
+            <w:r>
+              <w:t>Да</w:t>
+            </w:r>
+          </w:p>
+        </w:tc>
+        <w:tc>
+          <w:tcPr>
+            <w:tcW w:w="1893" w:type="dxa"/>
+          </w:tcPr>
+          <w:p>
+            <w:r>
+              <w:t>Идентификатор</w:t>
+            </w:r>
+          </w:p>
+        </w:tc>
+      </w:tr>
+      <w:tr>
+        <w:tc>
+          <w:tcPr>
+            <w:tcW w:w="1575" w:type="dxa"/>
+          </w:tcPr>
+          <w:p>
+            <w:pPr>
+              <w:jc w:val="center"/>
+            </w:pPr>
+          </w:p>
+        </w:tc>
+        <w:tc>
+          <w:tcPr>
+            <w:tcW w:w="2803" w:type="dxa"/>
+          </w:tcPr>
+          <w:p>
+            <w:pPr>
+              <w:jc w:val="center"/>
+            </w:pPr>
+            <w:r>
+              <w:t>Гос. номер</w:t>
+            </w:r>
+          </w:p>
+        </w:tc>
+        <w:tc>
+          <w:tcPr>
+            <w:tcW w:w="1515" w:type="dxa"/>
+          </w:tcPr>
+          <w:p>
+            <w:r>
+              <w:t>Текстовый</w:t>
+            </w:r>
+          </w:p>
+        </w:tc>
+        <w:tc>
+          <w:tcPr>
+            <w:tcW w:w="1707" w:type="dxa"/>
+          </w:tcPr>
+          <w:p>
+            <w:r>
+              <w:t>Нет</w:t>
+            </w:r>
+          </w:p>
+        </w:tc>
+        <w:tc>
+          <w:tcPr>
+            <w:tcW w:w="1893" w:type="dxa"/>
+          </w:tcPr>
+          <w:p/>
+        </w:tc>
+      </w:tr>
+      <w:tr>
+        <w:tc>
+          <w:tcPr>
+            <w:tcW w:w="1575" w:type="dxa"/>
+          </w:tcPr>
+          <w:p>
+            <w:pPr>
+              <w:jc w:val="center"/>
+            </w:pPr>
+          </w:p>
+        </w:tc>
+        <w:tc>
+          <w:tcPr>
+            <w:tcW w:w="2803" w:type="dxa"/>
+          </w:tcPr>
+          <w:p>
+            <w:pPr>
+              <w:jc w:val="center"/>
+            </w:pPr>
+            <w:r>
+              <w:t>Марка</w:t>
+            </w:r>
+          </w:p>
+        </w:tc>
+        <w:tc>
+          <w:tcPr>
+            <w:tcW w:w="1515" w:type="dxa"/>
+          </w:tcPr>
+          <w:p>
+            <w:r>
+              <w:t>Текстовый</w:t>
+            </w:r>
+          </w:p>
+        </w:tc>
+        <w:tc>
+          <w:tcPr>
+            <w:tcW w:w="1707" w:type="dxa"/>
+          </w:tcPr>
+          <w:p>
+            <w:r>
+              <w:t>Нет</w:t>
+            </w:r>
+          </w:p>
+        </w:tc>
+        <w:tc>
+          <w:tcPr>
+            <w:tcW w:w="1893" w:type="dxa"/>
+          </w:tcPr>
+          <w:p/>
+        </w:tc>
+      </w:tr>
+      <w:tr>
+        <w:tc>
+          <w:tcPr>
+            <w:tcW w:w="1575" w:type="dxa"/>
+          </w:tcPr>
+          <w:p>
+            <w:pPr>
+              <w:jc w:val="center"/>
+            </w:pPr>
+          </w:p>
+        </w:tc>
+        <w:tc>
+          <w:tcPr>
+            <w:tcW w:w="2803" w:type="dxa"/>
+          </w:tcPr>
+          <w:p>
+            <w:pPr>
+              <w:jc w:val="center"/>
+            </w:pPr>
+            <w:r>
+              <w:t>Год выпуска</w:t>
+            </w:r>
+          </w:p>
+        </w:tc>
+        <w:tc>
+          <w:tcPr>
+            <w:tcW w:w="1515" w:type="dxa"/>
+          </w:tcPr>
+          <w:p>
+            <w:r>
+              <w:t>Числовой</w:t>
+            </w:r>
+          </w:p>
+        </w:tc>
+        <w:tc>
+          <w:tcPr>
+            <w:tcW w:w="1707" w:type="dxa"/>
+          </w:tcPr>
+          <w:p>
+            <w:r>
+              <w:t>Нет</w:t>
+            </w:r>
+          </w:p>
+        </w:tc>
+        <w:tc>
+          <w:tcPr>
+            <w:tcW w:w="1893" w:type="dxa"/>
+          </w:tcPr>
+          <w:p/>
+        </w:tc>
+      </w:tr>
+      <w:tr>
+        <w:tc>
+          <w:tcPr>
+            <w:tcW w:w="1575" w:type="dxa"/>
+          </w:tcPr>
+          <w:p>
+            <w:pPr>
+              <w:jc w:val="center"/>
+            </w:pPr>
+          </w:p>
+        </w:tc>
+        <w:tc>
+          <w:tcPr>
+            <w:tcW w:w="2803" w:type="dxa"/>
+          </w:tcPr>
+          <w:p>
+            <w:pPr>
+              <w:jc w:val="center"/>
+            </w:pPr>
+            <w:r>
+              <w:rPr>
+                <w:lang w:val="en-US"/>
+              </w:rPr>
+              <w:t>VIN-</w:t>
+            </w:r>
+            <w:r>
+              <w:t>номер</w:t>
+            </w:r>
+          </w:p>
+        </w:tc>
+        <w:tc>
+          <w:tcPr>
+            <w:tcW w:w="1515" w:type="dxa"/>
+          </w:tcPr>
+          <w:p>
+            <w:r>
+              <w:t>Текстовый</w:t>
+            </w:r>
+          </w:p>
+        </w:tc>
+        <w:tc>
+          <w:tcPr>
+            <w:tcW w:w="1707" w:type="dxa"/>
+          </w:tcPr>
+          <w:p>
+            <w:r>
+              <w:t>Нет</w:t>
+            </w:r>
+          </w:p>
+        </w:tc>
+        <w:tc>
+          <w:tcPr>
+            <w:tcW w:w="1893" w:type="dxa"/>
+          </w:tcPr>
+          <w:p/>
+        </w:tc>
+      </w:tr>
+      <w:tr>
+        <w:tc>
+          <w:tcPr>
+            <w:tcW w:w="9493" w:type="dxa"/>
+            <w:gridSpan w:val="5"/>
+          </w:tcPr>
+          <w:p>
+            <w:pPr>
+              <w:jc w:val="center"/>
+            </w:pPr>
+            <w:r>
+              <w:t>Клиент</w:t>
+            </w:r>
+          </w:p>
+        </w:tc>
+      </w:tr>
+      <w:tr>
+        <w:tc>
+          <w:tcPr>
+            <w:tcW w:w="1575" w:type="dxa"/>
+          </w:tcPr>
+          <w:p>
+            <w:pPr>
+              <w:jc w:val="center"/>
+            </w:pPr>
+            <w:r>
+              <w:t>Первичный</w:t>
+            </w:r>
+          </w:p>
+        </w:tc>
+        <w:tc>
+          <w:tcPr>
+            <w:tcW w:w="2803" w:type="dxa"/>
+          </w:tcPr>
+          <w:p>
+            <w:proofErr w:type="spellStart"/>
+            <w:r>
+              <w:t>Код_Клиент</w:t>
+            </w:r>
+            <w:proofErr w:type="spellEnd"/>
+          </w:p>
+        </w:tc>
+        <w:tc>
+          <w:tcPr>
+            <w:tcW w:w="1515" w:type="dxa"/>
+          </w:tcPr>
+          <w:p>
+            <w:r>
+              <w:t>Счётчик</w:t>
+            </w:r>
+          </w:p>
+        </w:tc>
+        <w:tc>
+          <w:tcPr>
+            <w:tcW w:w="1707" w:type="dxa"/>
+          </w:tcPr>
+          <w:p>
+            <w:r>
+              <w:t>Да</w:t>
+            </w:r>
+          </w:p>
+        </w:tc>
+        <w:tc>
+          <w:tcPr>
+            <w:tcW w:w="1893" w:type="dxa"/>
+          </w:tcPr>
+          <w:p/>
+        </w:tc>
+      </w:tr>
+      <w:tr>
+        <w:tc>
+          <w:tcPr>
+            <w:tcW w:w="1575" w:type="dxa"/>
+          </w:tcPr>
+          <w:p>
+            <w:pPr>
+              <w:jc w:val="center"/>
+            </w:pPr>
+          </w:p>
+        </w:tc>
+        <w:tc>
+          <w:tcPr>
+            <w:tcW w:w="2803" w:type="dxa"/>
+          </w:tcPr>
+          <w:p>
+            <w:pPr>
+              <w:jc w:val="center"/>
+            </w:pPr>
+            <w:r>
+              <w:t>ФИО</w:t>
+            </w:r>
+          </w:p>
+        </w:tc>
+        <w:tc>
+          <w:tcPr>
+            <w:tcW w:w="1515" w:type="dxa"/>
+          </w:tcPr>
+          <w:p>
+            <w:r>
+              <w:t>Текстовый</w:t>
+            </w:r>
+          </w:p>
+        </w:tc>
+        <w:tc>
+          <w:tcPr>
+            <w:tcW w:w="1707" w:type="dxa"/>
+          </w:tcPr>
+          <w:p>
+            <w:r>
+              <w:t>Нет</w:t>
+            </w:r>
+          </w:p>
+        </w:tc>
+        <w:tc>
+          <w:tcPr>
+            <w:tcW w:w="1893" w:type="dxa"/>
+          </w:tcPr>
+          <w:p/>
+        </w:tc>
+      </w:tr>
+      <w:tr>
+        <w:tc>
+          <w:tcPr>
+            <w:tcW w:w="1575" w:type="dxa"/>
+          </w:tcPr>
+          <w:p>
+            <w:pPr>
+              <w:jc w:val="center"/>
+            </w:pPr>
+          </w:p>
+        </w:tc>
+        <w:tc>
+          <w:tcPr>
+            <w:tcW w:w="2803" w:type="dxa"/>
+          </w:tcPr>
+          <w:p>
+            <w:pPr>
+              <w:jc w:val="center"/>
+            </w:pPr>
+            <w:r>
+              <w:t>Телефон</w:t>
+            </w:r>
+          </w:p>
+        </w:tc>
+        <w:tc>
+          <w:tcPr>
+            <w:tcW w:w="1515" w:type="dxa"/>
+          </w:tcPr>
+          <w:p>
+            <w:r>
+              <w:t>Числовой</w:t>
+            </w:r>
+          </w:p>
+        </w:tc>
+        <w:tc>
+          <w:tcPr>
+            <w:tcW w:w="1707" w:type="dxa"/>
+          </w:tcPr>
+          <w:p>
+            <w:r>
+              <w:t>Нет</w:t>
+            </w:r>
+          </w:p>
+        </w:tc>
+        <w:tc>
+          <w:tcPr>
+            <w:tcW w:w="1893" w:type="dxa"/>
+          </w:tcPr>
+          <w:p/>
+        </w:tc>
+      </w:tr>
+      <w:tr>
+        <w:tc>
+          <w:tcPr>
+            <w:tcW w:w="1575" w:type="dxa"/>
+          </w:tcPr>
+          <w:p>
+            <w:pPr>
+              <w:jc w:val="center"/>
+            </w:pPr>
+          </w:p>
+        </w:tc>
+        <w:tc>
+          <w:tcPr>
+            <w:tcW w:w="2803" w:type="dxa"/>
+          </w:tcPr>
+          <w:p>
+            <w:pPr>
+              <w:jc w:val="center"/>
+            </w:pPr>
+            <w:r>
+              <w:t>Адрес</w:t>
+            </w:r>
+          </w:p>
+        </w:tc>
+        <w:tc>
+          <w:tcPr>
+            <w:tcW w:w="1515" w:type="dxa"/>
+          </w:tcPr>
+          <w:p>
+            <w:r>
+              <w:t>Текстовый</w:t>
+            </w:r>
+          </w:p>
+        </w:tc>
+        <w:tc>
+          <w:tcPr>
+            <w:tcW w:w="1707" w:type="dxa"/>
+          </w:tcPr>
+          <w:p>
+            <w:r>
+              <w:t>Нет</w:t>
+            </w:r>
+          </w:p>
+        </w:tc>
+        <w:tc>
+          <w:tcPr>
+            <w:tcW w:w="1893" w:type="dxa"/>
+          </w:tcPr>
+          <w:p/>
+        </w:tc>
+      </w:tr>
+      <w:tr>
+        <w:tc>
+          <w:tcPr>
+            <w:tcW w:w="1575" w:type="dxa"/>
+          </w:tcPr>
+          <w:p>
+            <w:pPr>
+              <w:jc w:val="center"/>
+            </w:pPr>
+          </w:p>
+        </w:tc>
+        <w:tc>
+          <w:tcPr>
+            <w:tcW w:w="2803" w:type="dxa"/>
+          </w:tcPr>
+          <w:p>
+            <w:pPr>
+              <w:jc w:val="center"/>
+            </w:pPr>
+            <w:r>
+              <w:t>Паспорт</w:t>
+            </w:r>
+          </w:p>
+        </w:tc>
+        <w:tc>
+          <w:tcPr>
+            <w:tcW w:w="1515" w:type="dxa"/>
+          </w:tcPr>
+          <w:p>
+            <w:r>
+              <w:t>Числовой</w:t>
+            </w:r>
+          </w:p>
+        </w:tc>
+        <w:tc>
+          <w:tcPr>
+            <w:tcW w:w="1707" w:type="dxa"/>
+          </w:tcPr>
+          <w:p>
+            <w:r>
+              <w:t>Нет</w:t>
+            </w:r>
+          </w:p>
+        </w:tc>
+        <w:tc>
+          <w:tcPr>
+            <w:tcW w:w="1893" w:type="dxa"/>
+          </w:tcPr>
+          <w:p/>
+        </w:tc>
+      </w:tr>
+      <w:tr>
+        <w:tc>
+          <w:tcPr>
+            <w:tcW w:w="1575" w:type="dxa"/>
+          </w:tcPr>
+          <w:p>
+            <w:pPr>
+              <w:jc w:val="center"/>
+            </w:pPr>
+            <w:r>
+              <w:t>Вторичный</w:t>
+            </w:r>
+          </w:p>
+        </w:tc>
+        <w:tc>
+          <w:tcPr>
+            <w:tcW w:w="2803" w:type="dxa"/>
+          </w:tcPr>
+          <w:p>
+            <w:pPr>
+              <w:jc w:val="center"/>
+            </w:pPr>
+            <w:proofErr w:type="spellStart"/>
+            <w:r>
+              <w:t>Код_Авто</w:t>
+            </w:r>
+            <w:proofErr w:type="spellEnd"/>
+          </w:p>
+        </w:tc>
+        <w:tc>
+          <w:tcPr>
+            <w:tcW w:w="1515" w:type="dxa"/>
+          </w:tcPr>
+          <w:p>
+            <w:r>
+              <w:t>Счётчик</w:t>
+            </w:r>
+          </w:p>
+        </w:tc>
+        <w:tc>
+          <w:tcPr>
+            <w:tcW w:w="1707" w:type="dxa"/>
+          </w:tcPr>
+          <w:p>
+            <w:r>
+              <w:t>Да</w:t>
+            </w:r>
+          </w:p>
+        </w:tc>
+        <w:tc>
+          <w:tcPr>
+            <w:tcW w:w="1893" w:type="dxa"/>
+          </w:tcPr>
+          <w:p>
+            <w:r>
+              <w:t>Идентификатор</w:t>
+            </w:r>
+          </w:p>
+        </w:tc>
+      </w:tr>
+      <w:tr>
+        <w:tc>
+          <w:tcPr>
+            <w:tcW w:w="9493" w:type="dxa"/>
+            <w:gridSpan w:val="5"/>
+          </w:tcPr>
+          <w:p>
+            <w:pPr>
+              <w:jc w:val="center"/>
+            </w:pPr>
+            <w:r>
+              <w:t>Сотрудники</w:t>
+            </w:r>
+          </w:p>
+        </w:tc>
+      </w:tr>
+      <w:tr>
+        <w:tc>
+          <w:tcPr>
+            <w:tcW w:w="1575" w:type="dxa"/>
+          </w:tcPr>
+          <w:p>
+            <w:pPr>
+              <w:jc w:val="center"/>
+            </w:pPr>
+            <w:r>
+              <w:t>Первичный</w:t>
+            </w:r>
+          </w:p>
+        </w:tc>
+        <w:tc>
+          <w:tcPr>
+            <w:tcW w:w="2803" w:type="dxa"/>
+          </w:tcPr>
+          <w:p>
+            <w:proofErr w:type="spellStart"/>
+            <w:r>
+              <w:t>Код_Сотрудники</w:t>
+            </w:r>
+            <w:proofErr w:type="spellEnd"/>
+          </w:p>
+        </w:tc>
+        <w:tc>
+          <w:tcPr>
+            <w:tcW w:w="1515" w:type="dxa"/>
+          </w:tcPr>
+          <w:p>
+            <w:r>
+              <w:t>Счётчик</w:t>
+            </w:r>
+          </w:p>
+        </w:tc>
+        <w:tc>
+          <w:tcPr>
+            <w:tcW w:w="1707" w:type="dxa"/>
+          </w:tcPr>
+          <w:p>
+            <w:r>
+              <w:t>Да</w:t>
+            </w:r>
+          </w:p>
+        </w:tc>
+        <w:tc>
+          <w:tcPr>
+            <w:tcW w:w="1893" w:type="dxa"/>
+          </w:tcPr>
+          <w:p>
+            <w:r>
+              <w:t>Идентификатор</w:t>
+            </w:r>
+          </w:p>
+        </w:tc>
+      </w:tr>
+      <w:tr>
+        <w:tc>
+          <w:tcPr>
+            <w:tcW w:w="1575" w:type="dxa"/>
+          </w:tcPr>
+          <w:p>
+            <w:pPr>
+              <w:jc w:val="center"/>
+            </w:pPr>
+          </w:p>
+        </w:tc>
+        <w:tc>
+          <w:tcPr>
+            <w:tcW w:w="2803" w:type="dxa"/>
+          </w:tcPr>
+          <w:p>
+            <w:pPr>
+              <w:jc w:val="center"/>
+            </w:pPr>
+            <w:r>
+              <w:t>ФИО</w:t>
+            </w:r>
+          </w:p>
+        </w:tc>
+        <w:tc>
+          <w:tcPr>
+            <w:tcW w:w="1515" w:type="dxa"/>
+          </w:tcPr>
+          <w:p>
+            <w:r>
+              <w:t>Текстовый</w:t>
+            </w:r>
+          </w:p>
+        </w:tc>
+        <w:tc>
+          <w:tcPr>
+            <w:tcW w:w="1707" w:type="dxa"/>
+          </w:tcPr>
+          <w:p>
+            <w:r>
+              <w:t>Нет</w:t>
+            </w:r>
+          </w:p>
+        </w:tc>
+        <w:tc>
+          <w:tcPr>
+            <w:tcW w:w="1893" w:type="dxa"/>
+          </w:tcPr>
+          <w:p/>
+        </w:tc>
+      </w:tr>
+      <w:tr>
+        <w:tc>
+          <w:tcPr>
+            <w:tcW w:w="1575" w:type="dxa"/>
+          </w:tcPr>
+          <w:p>
+            <w:pPr>
+              <w:jc w:val="center"/>
+            </w:pPr>
+          </w:p>
+        </w:tc>
+        <w:tc>
+          <w:tcPr>
+            <w:tcW w:w="2803" w:type="dxa"/>
+          </w:tcPr>
+          <w:p>
+            <w:pPr>
+              <w:jc w:val="center"/>
+            </w:pPr>
+            <w:r>
+              <w:t>Телефон</w:t>
+            </w:r>
+          </w:p>
+        </w:tc>
+        <w:tc>
+          <w:tcPr>
+            <w:tcW w:w="1515" w:type="dxa"/>
+          </w:tcPr>
+          <w:p>
+            <w:r>
+              <w:t>Числовой</w:t>
+            </w:r>
+          </w:p>
+        </w:tc>
+        <w:tc>
+          <w:tcPr>
+            <w:tcW w:w="1707" w:type="dxa"/>
+          </w:tcPr>
+          <w:p>
+            <w:r>
+              <w:t>Нет</w:t>
+            </w:r>
+          </w:p>
+        </w:tc>
+        <w:tc>
+          <w:tcPr>
+            <w:tcW w:w="1893" w:type="dxa"/>
+          </w:tcPr>
+          <w:p/>
+        </w:tc>
+      </w:tr>
+      <w:tr>
+        <w:tc>
+          <w:tcPr>
+            <w:tcW w:w="1575" w:type="dxa"/>
+          </w:tcPr>
+          <w:p>
+            <w:pPr>
+              <w:jc w:val="center"/>
+            </w:pPr>
+          </w:p>
+        </w:tc>
+        <w:tc>
+          <w:tcPr>
+            <w:tcW w:w="2803" w:type="dxa"/>
+          </w:tcPr>
+          <w:p>
+            <w:pPr>
+              <w:jc w:val="center"/>
+            </w:pPr>
+            <w:r>
+              <w:t>Должность</w:t>
+            </w:r>
+          </w:p>
+        </w:tc>
+        <w:tc>
+          <w:tcPr>
+            <w:tcW w:w="1515" w:type="dxa"/>
+          </w:tcPr>
+          <w:p>
+            <w:r>
+              <w:t>Текстовый</w:t>
+            </w:r>
+          </w:p>
+        </w:tc>
+        <w:tc>
+          <w:tcPr>
+            <w:tcW w:w="1707" w:type="dxa"/>
+          </w:tcPr>
+          <w:p>
+            <w:r>
+              <w:t>Нет</w:t>
+            </w:r>
+          </w:p>
+        </w:tc>
+        <w:tc>
+          <w:tcPr>
+            <w:tcW w:w="1893" w:type="dxa"/>
+          </w:tcPr>
+          <w:p/>
+        </w:tc>
+      </w:tr>
+      <w:tr>
+        <w:tc>
+          <w:tcPr>
+            <w:tcW w:w="1575" w:type="dxa"/>
+          </w:tcPr>
+          <w:p>
+            <w:r>
+              <w:t>Вторичный</w:t>
+            </w:r>
+          </w:p>
+        </w:tc>
+        <w:tc>
+          <w:tcPr>
+            <w:tcW w:w="2803" w:type="dxa"/>
+          </w:tcPr>
+          <w:p>
+            <w:proofErr w:type="spellStart"/>
+            <w:r>
+              <w:t>Код_Специальность</w:t>
+            </w:r>
+            <w:proofErr w:type="spellEnd"/>
+          </w:p>
+        </w:tc>
+        <w:tc>
+          <w:tcPr>
+            <w:tcW w:w="1515" w:type="dxa"/>
+          </w:tcPr>
+          <w:p>
+            <w:r>
+              <w:t>Счётчик</w:t>
+            </w:r>
+          </w:p>
+        </w:tc>
+        <w:tc>
+          <w:tcPr>
+            <w:tcW w:w="1707" w:type="dxa"/>
+          </w:tcPr>
+          <w:p>
+            <w:r>
+              <w:t>Да</w:t>
+            </w:r>
+          </w:p>
+        </w:tc>
+        <w:tc>
+          <w:tcPr>
+            <w:tcW w:w="1893" w:type="dxa"/>
+          </w:tcPr>
+          <w:p>
+            <w:r>
+              <w:t>Идентификатор</w:t>
+            </w:r>
+          </w:p>
+        </w:tc>
+      </w:tr>
+      <w:tr>
+        <w:tc>
+          <w:tcPr>
+            <w:tcW w:w="9493" w:type="dxa"/>
+            <w:gridSpan w:val="5"/>
+          </w:tcPr>
+          <w:p>
+            <w:pPr>
+              <w:jc w:val="center"/>
+            </w:pPr>
+            <w:r>
+              <w:t>Обращения</w:t>
+            </w:r>
+          </w:p>
+        </w:tc>
+      </w:tr>
+      <w:tr>
+        <w:tc>
+          <w:tcPr>
+            <w:tcW w:w="1575" w:type="dxa"/>
+          </w:tcPr>
+          <w:p>
+            <w:r>
+              <w:t>Первичный</w:t>
+            </w:r>
+          </w:p>
+        </w:tc>
+        <w:tc>
+          <w:tcPr>
+            <w:tcW w:w="2803" w:type="dxa"/>
+          </w:tcPr>
+          <w:p>
+            <w:proofErr w:type="spellStart"/>
+            <w:r>
+              <w:t>Код_Обращения</w:t>
+            </w:r>
+            <w:proofErr w:type="spellEnd"/>
+          </w:p>
+        </w:tc>
+        <w:tc>
+          <w:tcPr>
+            <w:tcW w:w="1515" w:type="dxa"/>
+          </w:tcPr>
+          <w:p>
+            <w:r>
+              <w:t>Счётчик</w:t>
+            </w:r>
+          </w:p>
+        </w:tc>
+        <w:tc>
+          <w:tcPr>
+            <w:tcW w:w="1707" w:type="dxa"/>
+          </w:tcPr>
+          <w:p>
+            <w:r>
+              <w:t>Да</w:t>
+            </w:r>
+          </w:p>
+        </w:tc>
+        <w:tc>
+          <w:tcPr>
+            <w:tcW w:w="1893" w:type="dxa"/>
+          </w:tcPr>
+          <w:p>
+            <w:r>
+              <w:t>Идентификатор</w:t>
+            </w:r>
+          </w:p>
+        </w:tc>
+      </w:tr>
+      <w:tr>
+        <w:tc>
+          <w:tcPr>
+            <w:tcW w:w="1575" w:type="dxa"/>
+          </w:tcPr>
+          <w:p/>
+        </w:tc>
+        <w:tc>
+          <w:tcPr>
+            <w:tcW w:w="2803" w:type="dxa"/>
+          </w:tcPr>
+          <w:p>
+            <w:proofErr w:type="spellStart"/>
+            <w:r>
+              <w:t>ДатаОбращения</w:t>
+            </w:r>
+            <w:proofErr w:type="spellEnd"/>
+          </w:p>
+        </w:tc>
+        <w:tc>
+          <w:tcPr>
+            <w:tcW w:w="1515" w:type="dxa"/>
+          </w:tcPr>
+          <w:p>
+            <w:r>
+              <w:t>Дата и время</w:t>
+            </w:r>
+          </w:p>
+        </w:tc>
+        <w:tc>
+          <w:tcPr>
+            <w:tcW w:w="1707" w:type="dxa"/>
+          </w:tcPr>
+          <w:p>
+            <w:r>
+              <w:t>Нет</w:t>
+            </w:r>
+          </w:p>
+        </w:tc>
+        <w:tc>
+          <w:tcPr>
+            <w:tcW w:w="1893" w:type="dxa"/>
+          </w:tcPr>
+          <w:p/>
+        </w:tc>
+      </w:tr>
+      <w:tr>
+        <w:tc>
+          <w:tcPr>
+            <w:tcW w:w="1575" w:type="dxa"/>
+          </w:tcPr>
+          <w:p/>
+        </w:tc>
+        <w:tc>
+          <w:tcPr>
+            <w:tcW w:w="2803" w:type="dxa"/>
+          </w:tcPr>
+          <w:p>
+            <w:proofErr w:type="spellStart"/>
+            <w:r>
+              <w:t>ОписаниеНеисправности</w:t>
+            </w:r>
+            <w:proofErr w:type="spellEnd"/>
+          </w:p>
+        </w:tc>
+        <w:tc>
+          <w:tcPr>
+            <w:tcW w:w="1515" w:type="dxa"/>
+          </w:tcPr>
+          <w:p>
+            <w:r>
+              <w:t>Текстовый</w:t>
+            </w:r>
+          </w:p>
+        </w:tc>
+        <w:tc>
+          <w:tcPr>
+            <w:tcW w:w="1707" w:type="dxa"/>
+          </w:tcPr>
+          <w:p>
+            <w:r>
+              <w:t>Нет</w:t>
+            </w:r>
+          </w:p>
+        </w:tc>
+        <w:tc>
+          <w:tcPr>
+            <w:tcW w:w="1893" w:type="dxa"/>
+          </w:tcPr>
+          <w:p/>
+        </w:tc>
+      </w:tr>
+      <w:tr>
+        <w:tc>
+          <w:tcPr>
+            <w:tcW w:w="1575" w:type="dxa"/>
+          </w:tcPr>
+          <w:p>
+            <w:r>
+              <w:t>Вторичный</w:t>
+            </w:r>
+          </w:p>
+        </w:tc>
+        <w:tc>
+          <w:tcPr>
+            <w:tcW w:w="2803" w:type="dxa"/>
+          </w:tcPr>
+          <w:p>
+            <w:proofErr w:type="spellStart"/>
+            <w:r>
+              <w:t>Код_Авто</w:t>
+            </w:r>
+            <w:proofErr w:type="spellEnd"/>
+          </w:p>
+        </w:tc>
+        <w:tc>
+          <w:tcPr>
+            <w:tcW w:w="1515" w:type="dxa"/>
+          </w:tcPr>
+          <w:p>
+            <w:r>
+              <w:t>Счётчик</w:t>
+            </w:r>
+          </w:p>
+        </w:tc>
+        <w:tc>
+          <w:tcPr>
+            <w:tcW w:w="1707" w:type="dxa"/>
+          </w:tcPr>
+          <w:p>
+            <w:r>
+              <w:t>Да</w:t>
+            </w:r>
+          </w:p>
+        </w:tc>
+        <w:tc>
+          <w:tcPr>
+            <w:tcW w:w="1893" w:type="dxa"/>
+          </w:tcPr>
+          <w:p>
+            <w:r>
+              <w:t>Идентификатор</w:t>
+            </w:r>
+          </w:p>
+        </w:tc>
+      </w:tr>
+      <w:tr>
+        <w:tc>
+          <w:tcPr>
+            <w:tcW w:w="9493" w:type="dxa"/>
+            <w:gridSpan w:val="5"/>
+          </w:tcPr>
+          <w:p>
+            <w:pPr>
+              <w:jc w:val="center"/>
+            </w:pPr>
+            <w:r>
+              <w:t>Ремонт</w:t>
+            </w:r>
+          </w:p>
+        </w:tc>
+      </w:tr>
+      <w:tr>
+        <w:tc>
+          <w:tcPr>
+            <w:tcW w:w="1575" w:type="dxa"/>
+          </w:tcPr>
+          <w:p>
+            <w:r>
+              <w:t>Первичный</w:t>
+            </w:r>
+          </w:p>
+        </w:tc>
+        <w:tc>
+          <w:tcPr>
+            <w:tcW w:w="2803" w:type="dxa"/>
+          </w:tcPr>
+          <w:p>
+            <w:proofErr w:type="spellStart"/>
+            <w:r>
+              <w:t>Код_Ремонт</w:t>
+            </w:r>
+            <w:proofErr w:type="spellEnd"/>
+          </w:p>
+        </w:tc>
+        <w:tc>
+          <w:tcPr>
+            <w:tcW w:w="1515" w:type="dxa"/>
+          </w:tcPr>
+          <w:p>
+            <w:r>
+              <w:t>Счётчик</w:t>
+            </w:r>
+          </w:p>
+        </w:tc>
+        <w:tc>
+          <w:tcPr>
+            <w:tcW w:w="1707" w:type="dxa"/>
+          </w:tcPr>
+          <w:p>
+            <w:r>
+              <w:t>Да</w:t>
+            </w:r>
+          </w:p>
+        </w:tc>
+        <w:tc>
+          <w:tcPr>
+            <w:tcW w:w="1893" w:type="dxa"/>
+          </w:tcPr>
+          <w:p>
+            <w:r>
+              <w:t>Идентификатор</w:t>
+            </w:r>
+          </w:p>
+        </w:tc>
+      </w:tr>
+      <w:tr>
+        <w:tc>
+          <w:tcPr>
+            <w:tcW w:w="1575" w:type="dxa"/>
+          </w:tcPr>
+          <w:p/>
+        </w:tc>
+        <w:tc>
+          <w:tcPr>
+            <w:tcW w:w="2803" w:type="dxa"/>
+          </w:tcPr>
+          <w:p>
+            <w:r>
+              <w:t>Услуги</w:t>
+            </w:r>
+          </w:p>
+        </w:tc>
+        <w:tc>
+          <w:tcPr>
+            <w:tcW w:w="1515" w:type="dxa"/>
+          </w:tcPr>
+          <w:p>
+            <w:r>
+              <w:t>Текстовый</w:t>
+            </w:r>
+          </w:p>
+        </w:tc>
+        <w:tc>
+          <w:tcPr>
+            <w:tcW w:w="1707" w:type="dxa"/>
+          </w:tcPr>
+          <w:p>
+            <w:r>
+              <w:t>Нет</w:t>
+            </w:r>
+          </w:p>
+        </w:tc>
+        <w:tc>
+          <w:tcPr>
+            <w:tcW w:w="1893" w:type="dxa"/>
+          </w:tcPr>
+          <w:p/>
+        </w:tc>
+      </w:tr>
+      <w:tr>
+        <w:tc>
+          <w:tcPr>
+            <w:tcW w:w="1575" w:type="dxa"/>
+          </w:tcPr>
+          <w:p/>
+        </w:tc>
+        <w:tc>
+          <w:tcPr>
+            <w:tcW w:w="2803" w:type="dxa"/>
+          </w:tcPr>
+          <w:p>
+            <w:r>
+              <w:t>Стоимость</w:t>
+            </w:r>
+          </w:p>
+        </w:tc>
+        <w:tc>
+          <w:tcPr>
+            <w:tcW w:w="1515" w:type="dxa"/>
+          </w:tcPr>
+          <w:p>
+            <w:r>
+              <w:t>Числовой</w:t>
+            </w:r>
+          </w:p>
+        </w:tc>
+        <w:tc>
+          <w:tcPr>
+            <w:tcW w:w="1707" w:type="dxa"/>
+          </w:tcPr>
+          <w:p>
+            <w:r>
+              <w:t>Нет</w:t>
+            </w:r>
+          </w:p>
+        </w:tc>
+        <w:tc>
+          <w:tcPr>
+            <w:tcW w:w="1893" w:type="dxa"/>
+          </w:tcPr>
+          <w:p/>
+        </w:tc>
+      </w:tr>
+      <w:tr>
+        <w:tc>
+          <w:tcPr>
+            <w:tcW w:w="1575" w:type="dxa"/>
+          </w:tcPr>
+          <w:p>
+            <w:r>
+              <w:t>Вторичный</w:t>
+            </w:r>
+          </w:p>
+        </w:tc>
+        <w:tc>
+          <w:tcPr>
+            <w:tcW w:w="2803" w:type="dxa"/>
+          </w:tcPr>
+          <w:p>
+            <w:proofErr w:type="spellStart"/>
+            <w:r>
+              <w:t>Код_Обращения</w:t>
+            </w:r>
+            <w:proofErr w:type="spellEnd"/>
+          </w:p>
+        </w:tc>
+        <w:tc>
+          <w:tcPr>
+            <w:tcW w:w="1515" w:type="dxa"/>
+          </w:tcPr>
+          <w:p>
+            <w:r>
+              <w:t>Счётчик</w:t>
+            </w:r>
+          </w:p>
+        </w:tc>
+        <w:tc>
+          <w:tcPr>
+            <w:tcW w:w="1707" w:type="dxa"/>
+          </w:tcPr>
+          <w:p>
+            <w:r>
+              <w:t>Да</w:t>
+            </w:r>
+          </w:p>
+        </w:tc>
+        <w:tc>
+          <w:tcPr>
+            <w:tcW w:w="1893" w:type="dxa"/>
+          </w:tcPr>
+          <w:p>
+            <w:r>
+              <w:t>Идентификатор</w:t>
+            </w:r>
+          </w:p>
+        </w:tc>
+      </w:tr>
+      <w:tr>
+        <w:tc>
+          <w:tcPr>
+            <w:tcW w:w="1575" w:type="dxa"/>
+          </w:tcPr>
+          <w:p/>
+        </w:tc>
+        <w:tc>
+          <w:tcPr>
+            <w:tcW w:w="2803" w:type="dxa"/>
+          </w:tcPr>
+          <w:p>
+            <w:proofErr w:type="spellStart"/>
+            <w:r>
+              <w:t>Код_Сотрудники</w:t>
+            </w:r>
+            <w:proofErr w:type="spellEnd"/>
+          </w:p>
+        </w:tc>
+        <w:tc>
+          <w:tcPr>
+            <w:tcW w:w="1515" w:type="dxa"/>
+          </w:tcPr>
+          <w:p>
+            <w:r>
+              <w:t>Счётчик</w:t>
+            </w:r>
+          </w:p>
+        </w:tc>
+        <w:tc>
+          <w:tcPr>
+            <w:tcW w:w="1707" w:type="dxa"/>
+          </w:tcPr>
+          <w:p>
+            <w:r>
+              <w:t>Да</w:t>
+            </w:r>
+          </w:p>
+        </w:tc>
+        <w:tc>
+          <w:tcPr>
+            <w:tcW w:w="1893" w:type="dxa"/>
+          </w:tcPr>
+          <w:p>
+            <w:r>
+              <w:t>Идентификатор</w:t>
+            </w:r>
+          </w:p>
+        </w:tc>
+      </w:tr>
+      <w:tr>
+        <w:tc>
+          <w:tcPr>
+            <w:tcW w:w="9493" w:type="dxa"/>
+            <w:gridSpan w:val="5"/>
+          </w:tcPr>
+          <w:p>
+            <w:pPr>
+              <w:jc w:val="center"/>
+            </w:pPr>
+            <w:r>
+              <w:t>Специальность</w:t>
+            </w:r>
+          </w:p>
+        </w:tc>
+      </w:tr>
+      <w:tr>
+        <w:tc>
+          <w:tcPr>
+            <w:tcW w:w="1575" w:type="dxa"/>
+          </w:tcPr>
+          <w:p>
+            <w:r>
+              <w:t>Первичный</w:t>
+            </w:r>
+          </w:p>
+        </w:tc>
+        <w:tc>
+          <w:tcPr>
+            <w:tcW w:w="2803" w:type="dxa"/>
+          </w:tcPr>
+          <w:p>
+            <w:proofErr w:type="spellStart"/>
+            <w:r>
+              <w:t>Код_Специальность</w:t>
+            </w:r>
+            <w:proofErr w:type="spellEnd"/>
+          </w:p>
+        </w:tc>
+        <w:tc>
+          <w:tcPr>
+            <w:tcW w:w="1515" w:type="dxa"/>
+          </w:tcPr>
+          <w:p>
+            <w:r>
+              <w:t>Счётчик</w:t>
+            </w:r>
+          </w:p>
+        </w:tc>
+        <w:tc>
+          <w:tcPr>
+            <w:tcW w:w="1707" w:type="dxa"/>
+          </w:tcPr>
+          <w:p>
+            <w:r>
+              <w:t>Да</w:t>
+            </w:r>
+          </w:p>
+        </w:tc>
+        <w:tc>
+          <w:tcPr>
+            <w:tcW w:w="1893" w:type="dxa"/>
+          </w:tcPr>
+          <w:p>
+            <w:r>
+              <w:t>Идентификатор</w:t>
+            </w:r>
+          </w:p>
+        </w:tc>
+      </w:tr>
+      <w:tr>
+        <w:tc>
+          <w:tcPr>
+            <w:tcW w:w="1575" w:type="dxa"/>
+          </w:tcPr>
+          <w:p/>
+        </w:tc>
+        <w:tc>
+          <w:tcPr>
+            <w:tcW w:w="2803" w:type="dxa"/>
+          </w:tcPr>
+          <w:p>
+            <w:r>
+              <w:t>Должность</w:t>
+            </w:r>
+          </w:p>
+        </w:tc>
+        <w:tc>
+          <w:tcPr>
+            <w:tcW w:w="1515" w:type="dxa"/>
+          </w:tcPr>
+          <w:p>
+            <w:r>
+              <w:t>Текстовый</w:t>
+            </w:r>
+          </w:p>
+        </w:tc>
+        <w:tc>
+          <w:tcPr>
+            <w:tcW w:w="1707" w:type="dxa"/>
+          </w:tcPr>
+          <w:p>
+            <w:r>
+              <w:t>Нет</w:t>
+            </w:r>
+          </w:p>
+        </w:tc>
+        <w:tc>
+          <w:tcPr>
+            <w:tcW w:w="1893" w:type="dxa"/>
+          </w:tcPr>
+          <w:p/>
         </w:tc>
       </w:tr>
     </w:tbl>
     <w:p/>
+    <w:p/>
+    <w:p/>
+    <w:p/>
+    <w:p/>
+    <w:p/>
+    <w:p/>
+    <w:p/>
+    <w:p/>
+    <w:p/>
+    <w:p/>
+    <w:p/>
+    <w:p/>
+    <w:p>
+      <w:pPr>
+        <w:pStyle w:val="1"/>
+      </w:pPr>
+      <w:bookmarkStart w:id="35" w:name="_Toc227966925"/>
+      <w:r>
+        <w:t>Разработка БД</w:t>
+      </w:r>
+      <w:bookmarkEnd w:id="35"/>
+    </w:p>
+    <w:p>
+      <w:pPr>
+        <w:pStyle w:val="2"/>
+      </w:pPr>
+      <w:bookmarkStart w:id="36" w:name="_Toc227966926"/>
+      <w:r>
+        <w:t>Схема данных</w:t>
+      </w:r>
+      <w:bookmarkEnd w:id="36"/>
+    </w:p>
+    <w:p>
+      <w:r>
+        <w:rPr>
+          <w:noProof/>
+          <w:lang w:eastAsia="ru-RU"/>
+        </w:rPr>
+        <w:drawing>
+          <wp:inline distT="0" distB="0" distL="0" distR="0" wp14:anchorId="1C87E210" wp14:editId="784E7F2D">
+            <wp:extent cx="5940425" cy="3138170"/>
+            <wp:effectExtent l="0" t="0" r="3175" b="5080"/>
+            <wp:docPr id="46" name="Рисунок 46"/>
+            <wp:cNvGraphicFramePr>
+              <a:graphicFrameLocks xmlns:a="http://schemas.openxmlformats.org/drawingml/2006/main" noChangeAspect="1"/>
+            </wp:cNvGraphicFramePr>
+            <a:graphic xmlns:a="http://schemas.openxmlformats.org/drawingml/2006/main">
+              <a:graphicData uri="http://schemas.openxmlformats.org/drawingml/2006/picture">
+                <pic:pic xmlns:pic="http://schemas.openxmlformats.org/drawingml/2006/picture">
+                  <pic:nvPicPr>
+                    <pic:cNvPr id="1" name=""/>
+                    <pic:cNvPicPr/>
+                  </pic:nvPicPr>
+                  <pic:blipFill>
+                    <a:blip r:embed="rId24"/>
+                    <a:stretch>
+                      <a:fillRect/>
+                    </a:stretch>
+                  </pic:blipFill>
+                  <pic:spPr>
+                    <a:xfrm>
+                      <a:off x="0" y="0"/>
+                      <a:ext cx="5940425" cy="3138170"/>
+                    </a:xfrm>
+                    <a:prstGeom prst="rect">
+                      <a:avLst/>
+                    </a:prstGeom>
+                  </pic:spPr>
+                </pic:pic>
+              </a:graphicData>
+            </a:graphic>
+          </wp:inline>
+        </w:drawing>
+      </w:r>
+    </w:p>
+    <w:p>
+      <w:pPr>
+        <w:pStyle w:val="2"/>
+      </w:pPr>
+      <w:bookmarkStart w:id="37" w:name="_Toc227966927"/>
+      <w:r>
+        <w:t>Реализация запросов</w:t>
+      </w:r>
+      <w:bookmarkEnd w:id="37"/>
+    </w:p>
+    <w:p>
+      <w:r>
+        <w:rPr>
+          <w:noProof/>
+          <w:lang w:eastAsia="ru-RU"/>
+        </w:rPr>
+        <w:drawing>
+          <wp:inline distT="0" distB="0" distL="0" distR="0" wp14:anchorId="098474B7" wp14:editId="275338FC">
+            <wp:extent cx="3134162" cy="1448002"/>
+            <wp:effectExtent l="0" t="0" r="9525" b="0"/>
+            <wp:docPr id="47" name="Рисунок 47"/>
+            <wp:cNvGraphicFramePr>
+              <a:graphicFrameLocks xmlns:a="http://schemas.openxmlformats.org/drawingml/2006/main" noChangeAspect="1"/>
+            </wp:cNvGraphicFramePr>
+            <a:graphic xmlns:a="http://schemas.openxmlformats.org/drawingml/2006/main">
+              <a:graphicData uri="http://schemas.openxmlformats.org/drawingml/2006/picture">
+                <pic:pic xmlns:pic="http://schemas.openxmlformats.org/drawingml/2006/picture">
+                  <pic:nvPicPr>
+                    <pic:cNvPr id="1" name=""/>
+                    <pic:cNvPicPr/>
+                  </pic:nvPicPr>
+                  <pic:blipFill>
+                    <a:blip r:embed="rId25"/>
+                    <a:stretch>
+                      <a:fillRect/>
+                    </a:stretch>
+                  </pic:blipFill>
+                  <pic:spPr>
+                    <a:xfrm>
+                      <a:off x="0" y="0"/>
+                      <a:ext cx="3134162" cy="1448002"/>
+                    </a:xfrm>
+                    <a:prstGeom prst="rect">
+                      <a:avLst/>
+                    </a:prstGeom>
+                  </pic:spPr>
+                </pic:pic>
+              </a:graphicData>
+            </a:graphic>
+          </wp:inline>
+        </w:drawing>
+      </w:r>
+    </w:p>
+    <w:p>
+      <w:pPr>
+        <w:jc w:val="center"/>
+      </w:pPr>
+      <w:r>
+        <w:t xml:space="preserve">Рис. №18 </w:t>
+      </w:r>
+      <w:r>
+        <w:t>“</w:t>
+      </w:r>
+      <w:r>
+        <w:t xml:space="preserve">Запрос на выборку тех марок машин, которые </w:t>
+      </w:r>
+      <w:r>
+        <w:t>приехали на ТО</w:t>
+      </w:r>
+      <w:r>
+        <w:t>”</w:t>
+      </w:r>
+    </w:p>
+    <w:p>
+      <w:r>
+        <w:rPr>
+          <w:noProof/>
+          <w:lang w:eastAsia="ru-RU"/>
+        </w:rPr>
+        <w:drawing>
+          <wp:inline distT="0" distB="0" distL="0" distR="0" wp14:anchorId="2EFBA4EE" wp14:editId="3ED0F8A5">
+            <wp:extent cx="5940425" cy="702310"/>
+            <wp:effectExtent l="0" t="0" r="3175" b="2540"/>
+            <wp:docPr id="48" name="Рисунок 48"/>
+            <wp:cNvGraphicFramePr>
+              <a:graphicFrameLocks xmlns:a="http://schemas.openxmlformats.org/drawingml/2006/main" noChangeAspect="1"/>
+            </wp:cNvGraphicFramePr>
+            <a:graphic xmlns:a="http://schemas.openxmlformats.org/drawingml/2006/main">
+              <a:graphicData uri="http://schemas.openxmlformats.org/drawingml/2006/picture">
+                <pic:pic xmlns:pic="http://schemas.openxmlformats.org/drawingml/2006/picture">
+                  <pic:nvPicPr>
+                    <pic:cNvPr id="1" name=""/>
+                    <pic:cNvPicPr/>
+                  </pic:nvPicPr>
+                  <pic:blipFill>
+                    <a:blip r:embed="rId26"/>
+                    <a:stretch>
+                      <a:fillRect/>
+                    </a:stretch>
+                  </pic:blipFill>
+                  <pic:spPr>
+                    <a:xfrm>
+                      <a:off x="0" y="0"/>
+                      <a:ext cx="5940425" cy="702310"/>
+                    </a:xfrm>
+                    <a:prstGeom prst="rect">
+                      <a:avLst/>
+                    </a:prstGeom>
+                  </pic:spPr>
+                </pic:pic>
+              </a:graphicData>
+            </a:graphic>
+          </wp:inline>
+        </w:drawing>
+      </w:r>
+    </w:p>
+    <w:p>
+      <w:pPr>
+        <w:jc w:val="center"/>
+      </w:pPr>
+      <w:r>
+        <w:t xml:space="preserve">Рис. №19 </w:t>
+      </w:r>
+      <w:r>
+        <w:t>“</w:t>
+      </w:r>
+      <w:r>
+        <w:rPr>
+          <w:lang w:val="en-US"/>
+        </w:rPr>
+        <w:t xml:space="preserve">SQL </w:t>
+      </w:r>
+      <w:r>
+        <w:t>код</w:t>
+      </w:r>
+      <w:r>
+        <w:t>”</w:t>
+      </w:r>
+    </w:p>
+    <w:p/>
+    <w:p>
+      <w:r>
+        <w:rPr>
+          <w:noProof/>
+          <w:lang w:eastAsia="ru-RU"/>
+        </w:rPr>
+        <w:lastRenderedPageBreak/>
+        <w:drawing>
+          <wp:inline distT="0" distB="0" distL="0" distR="0" wp14:anchorId="7F26728F" wp14:editId="55CF7E1B">
+            <wp:extent cx="5582429" cy="3848637"/>
+            <wp:effectExtent l="0" t="0" r="0" b="0"/>
+            <wp:docPr id="49" name="Рисунок 49"/>
+            <wp:cNvGraphicFramePr>
+              <a:graphicFrameLocks xmlns:a="http://schemas.openxmlformats.org/drawingml/2006/main" noChangeAspect="1"/>
+            </wp:cNvGraphicFramePr>
+            <a:graphic xmlns:a="http://schemas.openxmlformats.org/drawingml/2006/main">
+              <a:graphicData uri="http://schemas.openxmlformats.org/drawingml/2006/picture">
+                <pic:pic xmlns:pic="http://schemas.openxmlformats.org/drawingml/2006/picture">
+                  <pic:nvPicPr>
+                    <pic:cNvPr id="1" name=""/>
+                    <pic:cNvPicPr/>
+                  </pic:nvPicPr>
+                  <pic:blipFill>
+                    <a:blip r:embed="rId27"/>
+                    <a:stretch>
+                      <a:fillRect/>
+                    </a:stretch>
+                  </pic:blipFill>
+                  <pic:spPr>
+                    <a:xfrm>
+                      <a:off x="0" y="0"/>
+                      <a:ext cx="5582429" cy="3848637"/>
+                    </a:xfrm>
+                    <a:prstGeom prst="rect">
+                      <a:avLst/>
+                    </a:prstGeom>
+                  </pic:spPr>
+                </pic:pic>
+              </a:graphicData>
+            </a:graphic>
+          </wp:inline>
+        </w:drawing>
+      </w:r>
+    </w:p>
+    <w:p>
+      <w:pPr>
+        <w:jc w:val="center"/>
+      </w:pPr>
+      <w:r>
+        <w:t xml:space="preserve">Рис. №20 </w:t>
+      </w:r>
+      <w:r>
+        <w:t>“</w:t>
+      </w:r>
+      <w:r>
+        <w:t>Конструктор запроса</w:t>
+      </w:r>
+      <w:r>
+        <w:t>”</w:t>
+      </w:r>
+    </w:p>
+    <w:p>
+      <w:r>
+        <w:rPr>
+          <w:noProof/>
+          <w:lang w:eastAsia="ru-RU"/>
+        </w:rPr>
+        <w:drawing>
+          <wp:inline distT="0" distB="0" distL="0" distR="0" wp14:anchorId="33A4DC26" wp14:editId="0D466A6B">
+            <wp:extent cx="3191320" cy="1038370"/>
+            <wp:effectExtent l="0" t="0" r="0" b="9525"/>
+            <wp:docPr id="50" name="Рисунок 50"/>
+            <wp:cNvGraphicFramePr>
+              <a:graphicFrameLocks xmlns:a="http://schemas.openxmlformats.org/drawingml/2006/main" noChangeAspect="1"/>
+            </wp:cNvGraphicFramePr>
+            <a:graphic xmlns:a="http://schemas.openxmlformats.org/drawingml/2006/main">
+              <a:graphicData uri="http://schemas.openxmlformats.org/drawingml/2006/picture">
+                <pic:pic xmlns:pic="http://schemas.openxmlformats.org/drawingml/2006/picture">
+                  <pic:nvPicPr>
+                    <pic:cNvPr id="1" name=""/>
+                    <pic:cNvPicPr/>
+                  </pic:nvPicPr>
+                  <pic:blipFill>
+                    <a:blip r:embed="rId28"/>
+                    <a:stretch>
+                      <a:fillRect/>
+                    </a:stretch>
+                  </pic:blipFill>
+                  <pic:spPr>
+                    <a:xfrm>
+                      <a:off x="0" y="0"/>
+                      <a:ext cx="3191320" cy="1038370"/>
+                    </a:xfrm>
+                    <a:prstGeom prst="rect">
+                      <a:avLst/>
+                    </a:prstGeom>
+                  </pic:spPr>
+                </pic:pic>
+              </a:graphicData>
+            </a:graphic>
+          </wp:inline>
+        </w:drawing>
+      </w:r>
+    </w:p>
+    <w:p>
+      <w:pPr>
+        <w:jc w:val="center"/>
+      </w:pPr>
+      <w:r>
+        <w:t xml:space="preserve">Рис. №21 </w:t>
+      </w:r>
+      <w:r>
+        <w:t>“</w:t>
+      </w:r>
+      <w:r>
+        <w:t xml:space="preserve">Запрос по работам </w:t>
+      </w:r>
+      <w:r>
+        <w:t>“</w:t>
+      </w:r>
+      <w:r>
+        <w:t>Развал</w:t>
+      </w:r>
+      <w:r>
+        <w:t>”</w:t>
+      </w:r>
+      <w:r>
+        <w:t xml:space="preserve"> по датам</w:t>
+      </w:r>
+      <w:r>
+        <w:t>”</w:t>
+      </w:r>
+    </w:p>
+    <w:p>
+      <w:pPr>
+        <w:rPr>
+          <w:b/>
+        </w:rPr>
+      </w:pPr>
+    </w:p>
+    <w:p>
+      <w:r>
+        <w:rPr>
+          <w:noProof/>
+          <w:lang w:eastAsia="ru-RU"/>
+        </w:rPr>
+        <w:drawing>
+          <wp:inline distT="0" distB="0" distL="0" distR="0" wp14:anchorId="727B9FD1" wp14:editId="18D2FAF1">
+            <wp:extent cx="5940425" cy="897890"/>
+            <wp:effectExtent l="0" t="0" r="3175" b="0"/>
+            <wp:docPr id="51" name="Рисунок 51"/>
+            <wp:cNvGraphicFramePr>
+              <a:graphicFrameLocks xmlns:a="http://schemas.openxmlformats.org/drawingml/2006/main" noChangeAspect="1"/>
+            </wp:cNvGraphicFramePr>
+            <a:graphic xmlns:a="http://schemas.openxmlformats.org/drawingml/2006/main">
+              <a:graphicData uri="http://schemas.openxmlformats.org/drawingml/2006/picture">
+                <pic:pic xmlns:pic="http://schemas.openxmlformats.org/drawingml/2006/picture">
+                  <pic:nvPicPr>
+                    <pic:cNvPr id="1" name=""/>
+                    <pic:cNvPicPr/>
+                  </pic:nvPicPr>
+                  <pic:blipFill>
+                    <a:blip r:embed="rId29"/>
+                    <a:stretch>
+                      <a:fillRect/>
+                    </a:stretch>
+                  </pic:blipFill>
+                  <pic:spPr>
+                    <a:xfrm>
+                      <a:off x="0" y="0"/>
+                      <a:ext cx="5940425" cy="897890"/>
+                    </a:xfrm>
+                    <a:prstGeom prst="rect">
+                      <a:avLst/>
+                    </a:prstGeom>
+                  </pic:spPr>
+                </pic:pic>
+              </a:graphicData>
+            </a:graphic>
+          </wp:inline>
+        </w:drawing>
+      </w:r>
+    </w:p>
+    <w:p>
+      <w:pPr>
+        <w:jc w:val="center"/>
+      </w:pPr>
+      <w:r>
+        <w:t xml:space="preserve">Рис. №22 </w:t>
+      </w:r>
+      <w:r>
+        <w:t>“</w:t>
+      </w:r>
+      <w:r>
+        <w:rPr>
+          <w:lang w:val="en-US"/>
+        </w:rPr>
+        <w:t xml:space="preserve">SQL </w:t>
+      </w:r>
+      <w:r>
+        <w:t>код</w:t>
+      </w:r>
+      <w:r>
+        <w:t>”</w:t>
+      </w:r>
+    </w:p>
+    <w:p/>
+    <w:p>
+      <w:r>
+        <w:rPr>
+          <w:noProof/>
+          <w:lang w:eastAsia="ru-RU"/>
+        </w:rPr>
+        <w:lastRenderedPageBreak/>
+        <w:drawing>
+          <wp:inline distT="0" distB="0" distL="0" distR="0" wp14:anchorId="4F4F1621" wp14:editId="6F236EBB">
+            <wp:extent cx="5153744" cy="4277322"/>
+            <wp:effectExtent l="0" t="0" r="8890" b="9525"/>
+            <wp:docPr id="52" name="Рисунок 52"/>
+            <wp:cNvGraphicFramePr>
+              <a:graphicFrameLocks xmlns:a="http://schemas.openxmlformats.org/drawingml/2006/main" noChangeAspect="1"/>
+            </wp:cNvGraphicFramePr>
+            <a:graphic xmlns:a="http://schemas.openxmlformats.org/drawingml/2006/main">
+              <a:graphicData uri="http://schemas.openxmlformats.org/drawingml/2006/picture">
+                <pic:pic xmlns:pic="http://schemas.openxmlformats.org/drawingml/2006/picture">
+                  <pic:nvPicPr>
+                    <pic:cNvPr id="1" name=""/>
+                    <pic:cNvPicPr/>
+                  </pic:nvPicPr>
+                  <pic:blipFill>
+                    <a:blip r:embed="rId30"/>
+                    <a:stretch>
+                      <a:fillRect/>
+                    </a:stretch>
+                  </pic:blipFill>
+                  <pic:spPr>
+                    <a:xfrm>
+                      <a:off x="0" y="0"/>
+                      <a:ext cx="5153744" cy="4277322"/>
+                    </a:xfrm>
+                    <a:prstGeom prst="rect">
+                      <a:avLst/>
+                    </a:prstGeom>
+                  </pic:spPr>
+                </pic:pic>
+              </a:graphicData>
+            </a:graphic>
+          </wp:inline>
+        </w:drawing>
+      </w:r>
+    </w:p>
+    <w:p>
+      <w:pPr>
+        <w:jc w:val="center"/>
+      </w:pPr>
+      <w:r>
+        <w:t xml:space="preserve">Рис. №23 </w:t>
+      </w:r>
+      <w:r>
+        <w:t>“</w:t>
+      </w:r>
+      <w:r>
+        <w:t>Конструктор запроса</w:t>
+      </w:r>
+      <w:r>
+        <w:t>”</w:t>
+      </w:r>
+    </w:p>
+    <w:p>
+      <w:r>
+        <w:rPr>
+          <w:noProof/>
+          <w:lang w:eastAsia="ru-RU"/>
+        </w:rPr>
+        <w:drawing>
+          <wp:inline distT="0" distB="0" distL="0" distR="0" wp14:anchorId="6190E6F2" wp14:editId="63FE749C">
+            <wp:extent cx="4001058" cy="1228896"/>
+            <wp:effectExtent l="0" t="0" r="0" b="9525"/>
+            <wp:docPr id="56" name="Рисунок 56"/>
+            <wp:cNvGraphicFramePr>
+              <a:graphicFrameLocks xmlns:a="http://schemas.openxmlformats.org/drawingml/2006/main" noChangeAspect="1"/>
+            </wp:cNvGraphicFramePr>
+            <a:graphic xmlns:a="http://schemas.openxmlformats.org/drawingml/2006/main">
+              <a:graphicData uri="http://schemas.openxmlformats.org/drawingml/2006/picture">
+                <pic:pic xmlns:pic="http://schemas.openxmlformats.org/drawingml/2006/picture">
+                  <pic:nvPicPr>
+                    <pic:cNvPr id="1" name=""/>
+                    <pic:cNvPicPr/>
+                  </pic:nvPicPr>
+                  <pic:blipFill>
+                    <a:blip r:embed="rId31"/>
+                    <a:stretch>
+                      <a:fillRect/>
+                    </a:stretch>
+                  </pic:blipFill>
+                  <pic:spPr>
+                    <a:xfrm>
+                      <a:off x="0" y="0"/>
+                      <a:ext cx="4001058" cy="1228896"/>
+                    </a:xfrm>
+                    <a:prstGeom prst="rect">
+                      <a:avLst/>
+                    </a:prstGeom>
+                  </pic:spPr>
+                </pic:pic>
+              </a:graphicData>
+            </a:graphic>
+          </wp:inline>
+        </w:drawing>
+      </w:r>
+    </w:p>
+    <w:p>
+      <w:pPr>
+        <w:jc w:val="center"/>
+      </w:pPr>
+      <w:r>
+        <w:t xml:space="preserve">Рис. №24 </w:t>
+      </w:r>
+      <w:r>
+        <w:t>“</w:t>
+      </w:r>
+      <w:r>
+        <w:t>Запрос</w:t>
+      </w:r>
+      <w:r>
+        <w:t xml:space="preserve"> </w:t>
+      </w:r>
+      <w:r>
+        <w:t>какие сотрудники ремонтируют автомобили Лада Приора</w:t>
+      </w:r>
+      <w:r>
+        <w:t>”</w:t>
+      </w:r>
+    </w:p>
+    <w:p/>
+    <w:p>
+      <w:r>
+        <w:rPr>
+          <w:noProof/>
+          <w:lang w:eastAsia="ru-RU"/>
+        </w:rPr>
+        <w:drawing>
+          <wp:inline distT="0" distB="0" distL="0" distR="0" wp14:anchorId="3351CE68" wp14:editId="116EF765">
+            <wp:extent cx="5940425" cy="1085215"/>
+            <wp:effectExtent l="0" t="0" r="3175" b="635"/>
+            <wp:docPr id="54" name="Рисунок 54"/>
+            <wp:cNvGraphicFramePr>
+              <a:graphicFrameLocks xmlns:a="http://schemas.openxmlformats.org/drawingml/2006/main" noChangeAspect="1"/>
+            </wp:cNvGraphicFramePr>
+            <a:graphic xmlns:a="http://schemas.openxmlformats.org/drawingml/2006/main">
+              <a:graphicData uri="http://schemas.openxmlformats.org/drawingml/2006/picture">
+                <pic:pic xmlns:pic="http://schemas.openxmlformats.org/drawingml/2006/picture">
+                  <pic:nvPicPr>
+                    <pic:cNvPr id="1" name=""/>
+                    <pic:cNvPicPr/>
+                  </pic:nvPicPr>
+                  <pic:blipFill>
+                    <a:blip r:embed="rId32"/>
+                    <a:stretch>
+                      <a:fillRect/>
+                    </a:stretch>
+                  </pic:blipFill>
+                  <pic:spPr>
+                    <a:xfrm>
+                      <a:off x="0" y="0"/>
+                      <a:ext cx="5940425" cy="1085215"/>
+                    </a:xfrm>
+                    <a:prstGeom prst="rect">
+                      <a:avLst/>
+                    </a:prstGeom>
+                  </pic:spPr>
+                </pic:pic>
+              </a:graphicData>
+            </a:graphic>
+          </wp:inline>
+        </w:drawing>
+      </w:r>
+    </w:p>
+    <w:p>
+      <w:pPr>
+        <w:jc w:val="center"/>
+      </w:pPr>
+      <w:r>
+        <w:t xml:space="preserve">Рис. №25 </w:t>
+      </w:r>
+      <w:r>
+        <w:t>“</w:t>
+      </w:r>
+      <w:r>
+        <w:rPr>
+          <w:lang w:val="en-US"/>
+        </w:rPr>
+        <w:t xml:space="preserve">SQL </w:t>
+      </w:r>
+      <w:r>
+        <w:t>код</w:t>
+      </w:r>
+      <w:r>
+        <w:t>”</w:t>
+      </w:r>
+    </w:p>
+    <w:p/>
+    <w:p>
+      <w:r>
+        <w:rPr>
+          <w:noProof/>
+          <w:lang w:eastAsia="ru-RU"/>
+        </w:rPr>
+        <w:lastRenderedPageBreak/>
+        <w:drawing>
+          <wp:inline distT="0" distB="0" distL="0" distR="0" wp14:anchorId="04F7429B" wp14:editId="7C3FFBD1">
+            <wp:extent cx="5487166" cy="5696745"/>
+            <wp:effectExtent l="0" t="0" r="0" b="0"/>
+            <wp:docPr id="55" name="Рисунок 55"/>
+            <wp:cNvGraphicFramePr>
+              <a:graphicFrameLocks xmlns:a="http://schemas.openxmlformats.org/drawingml/2006/main" noChangeAspect="1"/>
+            </wp:cNvGraphicFramePr>
+            <a:graphic xmlns:a="http://schemas.openxmlformats.org/drawingml/2006/main">
+              <a:graphicData uri="http://schemas.openxmlformats.org/drawingml/2006/picture">
+                <pic:pic xmlns:pic="http://schemas.openxmlformats.org/drawingml/2006/picture">
+                  <pic:nvPicPr>
+                    <pic:cNvPr id="1" name=""/>
+                    <pic:cNvPicPr/>
+                  </pic:nvPicPr>
+                  <pic:blipFill>
+                    <a:blip r:embed="rId33"/>
+                    <a:stretch>
+                      <a:fillRect/>
+                    </a:stretch>
+                  </pic:blipFill>
+                  <pic:spPr>
+                    <a:xfrm>
+                      <a:off x="0" y="0"/>
+                      <a:ext cx="5487166" cy="5696745"/>
+                    </a:xfrm>
+                    <a:prstGeom prst="rect">
+                      <a:avLst/>
+                    </a:prstGeom>
+                  </pic:spPr>
+                </pic:pic>
+              </a:graphicData>
+            </a:graphic>
+          </wp:inline>
+        </w:drawing>
+      </w:r>
+    </w:p>
+    <w:p>
+      <w:pPr>
+        <w:jc w:val="center"/>
+      </w:pPr>
+      <w:r>
+        <w:t xml:space="preserve">Рис. №25 </w:t>
+      </w:r>
+      <w:r>
+        <w:t>“</w:t>
+      </w:r>
+      <w:r>
+        <w:t>Конструктор запроса</w:t>
+      </w:r>
+      <w:r>
+        <w:t>”</w:t>
+      </w:r>
+    </w:p>
+    <w:p/>
+    <w:p>
+      <w:pPr>
+        <w:pStyle w:val="1"/>
+      </w:pPr>
+      <w:bookmarkStart w:id="38" w:name="_Toc227966928"/>
+      <w:proofErr w:type="spellStart"/>
+      <w:r>
+        <w:lastRenderedPageBreak/>
+        <w:t>Прототипирование</w:t>
+      </w:r>
+      <w:bookmarkEnd w:id="38"/>
+      <w:proofErr w:type="spellEnd"/>
+    </w:p>
+    <w:p>
+      <w:r>
+        <w:pict>
+          <v:shape id="_x0000_i1026" type="#_x0000_t75" style="width:345pt;height:450pt">
+            <v:imagedata r:id="rId34" o:title="76724_9"/>
+          </v:shape>
+        </w:pict>
+      </w:r>
+    </w:p>
+    <w:p>
+      <w:pPr>
+        <w:jc w:val="center"/>
+      </w:pPr>
+      <w:r>
+        <w:t xml:space="preserve">Рис. №26 </w:t>
+      </w:r>
+      <w:r>
+        <w:t>“</w:t>
+      </w:r>
+      <w:r>
+        <w:t>Пример прототипа станции техобслуживания</w:t>
+      </w:r>
+      <w:r>
+        <w:t>”</w:t>
+      </w:r>
+    </w:p>
     <w:p/>
     <w:sectPr>
       <w:pgSz w:w="11906" w:h="16838"/>
@@ -9945,6 +15023,232 @@
 <file path=word/numbering.xml><?xml version="1.0" encoding="utf-8"?>
 <w:numbering xmlns:wpc="http://schemas.microsoft.com/office/word/2010/wordprocessingCanvas" xmlns:cx="http://schemas.microsoft.com/office/drawing/2014/chartex" xmlns:cx1="http://schemas.microsoft.com/office/drawing/2015/9/8/chartex" xmlns:mc="http://schemas.openxmlformats.org/markup-compatibility/2006" xmlns:o="urn:schemas-microsoft-com:office:office" xmlns:r="http://schemas.openxmlformats.org/officeDocument/2006/relationships" xmlns:m="http://schemas.openxmlformats.org/officeDocument/2006/math" xmlns:v="urn:schemas-microsoft-com:vml" xmlns:wp14="http://schemas.microsoft.com/office/word/2010/wordprocessingDrawing" xmlns:wp="http://schemas.openxmlformats.org/drawingml/2006/wordprocessingDrawing" xmlns:w10="urn:schemas-microsoft-com:office:word" xmlns:w="http://schemas.openxmlformats.org/wordprocessingml/2006/main" xmlns:w14="http://schemas.microsoft.com/office/word/2010/wordml" xmlns:w15="http://schemas.microsoft.com/office/word/2012/wordml" xmlns:w16se="http://schemas.microsoft.com/office/word/2015/wordml/symex" xmlns:wpg="http://schemas.microsoft.com/office/word/2010/wordprocessingGroup" xmlns:wpi="http://schemas.microsoft.com/office/word/2010/wordprocessingInk" xmlns:wne="http://schemas.microsoft.com/office/word/2006/wordml" xmlns:wps="http://schemas.microsoft.com/office/word/2010/wordprocessingShape" mc:Ignorable="w14 w15 w16se wp14">
   <w:abstractNum w:abstractNumId="0" w15:restartNumberingAfterBreak="0">
+    <w:nsid w:val="0C33236D"/>
+    <w:multiLevelType w:val="multilevel"/>
+    <w:tmpl w:val="69544820"/>
+    <w:lvl w:ilvl="0">
+      <w:start w:val="1"/>
+      <w:numFmt w:val="decimal"/>
+      <w:lvlText w:val="%1."/>
+      <w:lvlJc w:val="left"/>
+      <w:pPr>
+        <w:tabs>
+          <w:tab w:val="num" w:pos="720"/>
+        </w:tabs>
+        <w:ind w:left="720" w:hanging="360"/>
+      </w:pPr>
+    </w:lvl>
+    <w:lvl w:ilvl="1" w:tentative="1">
+      <w:start w:val="1"/>
+      <w:numFmt w:val="decimal"/>
+      <w:lvlText w:val="%2."/>
+      <w:lvlJc w:val="left"/>
+      <w:pPr>
+        <w:tabs>
+          <w:tab w:val="num" w:pos="1440"/>
+        </w:tabs>
+        <w:ind w:left="1440" w:hanging="360"/>
+      </w:pPr>
+    </w:lvl>
+    <w:lvl w:ilvl="2" w:tentative="1">
+      <w:start w:val="1"/>
+      <w:numFmt w:val="decimal"/>
+      <w:lvlText w:val="%3."/>
+      <w:lvlJc w:val="left"/>
+      <w:pPr>
+        <w:tabs>
+          <w:tab w:val="num" w:pos="2160"/>
+        </w:tabs>
+        <w:ind w:left="2160" w:hanging="360"/>
+      </w:pPr>
+    </w:lvl>
+    <w:lvl w:ilvl="3" w:tentative="1">
+      <w:start w:val="1"/>
+      <w:numFmt w:val="decimal"/>
+      <w:lvlText w:val="%4."/>
+      <w:lvlJc w:val="left"/>
+      <w:pPr>
+        <w:tabs>
+          <w:tab w:val="num" w:pos="2880"/>
+        </w:tabs>
+        <w:ind w:left="2880" w:hanging="360"/>
+      </w:pPr>
+    </w:lvl>
+    <w:lvl w:ilvl="4" w:tentative="1">
+      <w:start w:val="1"/>
+      <w:numFmt w:val="decimal"/>
+      <w:lvlText w:val="%5."/>
+      <w:lvlJc w:val="left"/>
+      <w:pPr>
+        <w:tabs>
+          <w:tab w:val="num" w:pos="3600"/>
+        </w:tabs>
+        <w:ind w:left="3600" w:hanging="360"/>
+      </w:pPr>
+    </w:lvl>
+    <w:lvl w:ilvl="5" w:tentative="1">
+      <w:start w:val="1"/>
+      <w:numFmt w:val="decimal"/>
+      <w:lvlText w:val="%6."/>
+      <w:lvlJc w:val="left"/>
+      <w:pPr>
+        <w:tabs>
+          <w:tab w:val="num" w:pos="4320"/>
+        </w:tabs>
+        <w:ind w:left="4320" w:hanging="360"/>
+      </w:pPr>
+    </w:lvl>
+    <w:lvl w:ilvl="6" w:tentative="1">
+      <w:start w:val="1"/>
+      <w:numFmt w:val="decimal"/>
+      <w:lvlText w:val="%7."/>
+      <w:lvlJc w:val="left"/>
+      <w:pPr>
+        <w:tabs>
+          <w:tab w:val="num" w:pos="5040"/>
+        </w:tabs>
+        <w:ind w:left="5040" w:hanging="360"/>
+      </w:pPr>
+    </w:lvl>
+    <w:lvl w:ilvl="7" w:tentative="1">
+      <w:start w:val="1"/>
+      <w:numFmt w:val="decimal"/>
+      <w:lvlText w:val="%8."/>
+      <w:lvlJc w:val="left"/>
+      <w:pPr>
+        <w:tabs>
+          <w:tab w:val="num" w:pos="5760"/>
+        </w:tabs>
+        <w:ind w:left="5760" w:hanging="360"/>
+      </w:pPr>
+    </w:lvl>
+    <w:lvl w:ilvl="8" w:tentative="1">
+      <w:start w:val="1"/>
+      <w:numFmt w:val="decimal"/>
+      <w:lvlText w:val="%9."/>
+      <w:lvlJc w:val="left"/>
+      <w:pPr>
+        <w:tabs>
+          <w:tab w:val="num" w:pos="6480"/>
+        </w:tabs>
+        <w:ind w:left="6480" w:hanging="360"/>
+      </w:pPr>
+    </w:lvl>
+  </w:abstractNum>
+  <w:abstractNum w:abstractNumId="1" w15:restartNumberingAfterBreak="0">
+    <w:nsid w:val="16C12042"/>
+    <w:multiLevelType w:val="multilevel"/>
+    <w:tmpl w:val="7764DC3C"/>
+    <w:lvl w:ilvl="0">
+      <w:start w:val="5"/>
+      <w:numFmt w:val="decimal"/>
+      <w:lvlText w:val="%1."/>
+      <w:lvlJc w:val="left"/>
+      <w:pPr>
+        <w:tabs>
+          <w:tab w:val="num" w:pos="720"/>
+        </w:tabs>
+        <w:ind w:left="720" w:hanging="360"/>
+      </w:pPr>
+    </w:lvl>
+    <w:lvl w:ilvl="1" w:tentative="1">
+      <w:start w:val="1"/>
+      <w:numFmt w:val="decimal"/>
+      <w:lvlText w:val="%2."/>
+      <w:lvlJc w:val="left"/>
+      <w:pPr>
+        <w:tabs>
+          <w:tab w:val="num" w:pos="1440"/>
+        </w:tabs>
+        <w:ind w:left="1440" w:hanging="360"/>
+      </w:pPr>
+    </w:lvl>
+    <w:lvl w:ilvl="2" w:tentative="1">
+      <w:start w:val="1"/>
+      <w:numFmt w:val="decimal"/>
+      <w:lvlText w:val="%3."/>
+      <w:lvlJc w:val="left"/>
+      <w:pPr>
+        <w:tabs>
+          <w:tab w:val="num" w:pos="2160"/>
+        </w:tabs>
+        <w:ind w:left="2160" w:hanging="360"/>
+      </w:pPr>
+    </w:lvl>
+    <w:lvl w:ilvl="3" w:tentative="1">
+      <w:start w:val="1"/>
+      <w:numFmt w:val="decimal"/>
+      <w:lvlText w:val="%4."/>
+      <w:lvlJc w:val="left"/>
+      <w:pPr>
+        <w:tabs>
+          <w:tab w:val="num" w:pos="2880"/>
+        </w:tabs>
+        <w:ind w:left="2880" w:hanging="360"/>
+      </w:pPr>
+    </w:lvl>
+    <w:lvl w:ilvl="4" w:tentative="1">
+      <w:start w:val="1"/>
+      <w:numFmt w:val="decimal"/>
+      <w:lvlText w:val="%5."/>
+      <w:lvlJc w:val="left"/>
+      <w:pPr>
+        <w:tabs>
+          <w:tab w:val="num" w:pos="3600"/>
+        </w:tabs>
+        <w:ind w:left="3600" w:hanging="360"/>
+      </w:pPr>
+    </w:lvl>
+    <w:lvl w:ilvl="5" w:tentative="1">
+      <w:start w:val="1"/>
+      <w:numFmt w:val="decimal"/>
+      <w:lvlText w:val="%6."/>
+      <w:lvlJc w:val="left"/>
+      <w:pPr>
+        <w:tabs>
+          <w:tab w:val="num" w:pos="4320"/>
+        </w:tabs>
+        <w:ind w:left="4320" w:hanging="360"/>
+      </w:pPr>
+    </w:lvl>
+    <w:lvl w:ilvl="6" w:tentative="1">
+      <w:start w:val="1"/>
+      <w:numFmt w:val="decimal"/>
+      <w:lvlText w:val="%7."/>
+      <w:lvlJc w:val="left"/>
+      <w:pPr>
+        <w:tabs>
+          <w:tab w:val="num" w:pos="5040"/>
+        </w:tabs>
+        <w:ind w:left="5040" w:hanging="360"/>
+      </w:pPr>
+    </w:lvl>
+    <w:lvl w:ilvl="7" w:tentative="1">
+      <w:start w:val="1"/>
+      <w:numFmt w:val="decimal"/>
+      <w:lvlText w:val="%8."/>
+      <w:lvlJc w:val="left"/>
+      <w:pPr>
+        <w:tabs>
+          <w:tab w:val="num" w:pos="5760"/>
+        </w:tabs>
+        <w:ind w:left="5760" w:hanging="360"/>
+      </w:pPr>
+    </w:lvl>
+    <w:lvl w:ilvl="8" w:tentative="1">
+      <w:start w:val="1"/>
+      <w:numFmt w:val="decimal"/>
+      <w:lvlText w:val="%9."/>
+      <w:lvlJc w:val="left"/>
+      <w:pPr>
+        <w:tabs>
+          <w:tab w:val="num" w:pos="6480"/>
+        </w:tabs>
+        <w:ind w:left="6480" w:hanging="360"/>
+      </w:pPr>
+    </w:lvl>
+  </w:abstractNum>
+  <w:abstractNum w:abstractNumId="2" w15:restartNumberingAfterBreak="0">
     <w:nsid w:val="1B5379C8"/>
     <w:multiLevelType w:val="multilevel"/>
     <w:tmpl w:val="028E7962"/>
@@ -10067,14 +15371,14 @@
       </w:rPr>
     </w:lvl>
   </w:abstractNum>
-  <w:abstractNum w:abstractNumId="1" w15:restartNumberingAfterBreak="0">
-    <w:nsid w:val="29F149FC"/>
+  <w:abstractNum w:abstractNumId="3" w15:restartNumberingAfterBreak="0">
+    <w:nsid w:val="1EB54715"/>
     <w:multiLevelType w:val="hybridMultilevel"/>
-    <w:tmpl w:val="BAFCE71C"/>
-    <w:lvl w:ilvl="0" w:tplc="C1DA5660">
+    <w:tmpl w:val="CBF29900"/>
+    <w:lvl w:ilvl="0" w:tplc="F8DCC0A4">
       <w:start w:val="1"/>
       <w:numFmt w:val="decimal"/>
-      <w:lvlText w:val="1.%1"/>
+      <w:lvlText w:val="%1-"/>
       <w:lvlJc w:val="left"/>
       <w:pPr>
         <w:ind w:left="720" w:hanging="360"/>
@@ -10156,7 +15460,245 @@
       </w:pPr>
     </w:lvl>
   </w:abstractNum>
-  <w:abstractNum w:abstractNumId="2" w15:restartNumberingAfterBreak="0">
+  <w:abstractNum w:abstractNumId="4" w15:restartNumberingAfterBreak="0">
+    <w:nsid w:val="24394735"/>
+    <w:multiLevelType w:val="multilevel"/>
+    <w:tmpl w:val="F332757A"/>
+    <w:lvl w:ilvl="0">
+      <w:start w:val="1"/>
+      <w:numFmt w:val="bullet"/>
+      <w:lvlText w:val=""/>
+      <w:lvlJc w:val="left"/>
+      <w:pPr>
+        <w:tabs>
+          <w:tab w:val="num" w:pos="720"/>
+        </w:tabs>
+        <w:ind w:left="720" w:hanging="360"/>
+      </w:pPr>
+      <w:rPr>
+        <w:rFonts w:ascii="Symbol" w:hAnsi="Symbol" w:hint="default"/>
+        <w:sz w:val="20"/>
+      </w:rPr>
+    </w:lvl>
+    <w:lvl w:ilvl="1" w:tentative="1">
+      <w:start w:val="1"/>
+      <w:numFmt w:val="bullet"/>
+      <w:lvlText w:val="o"/>
+      <w:lvlJc w:val="left"/>
+      <w:pPr>
+        <w:tabs>
+          <w:tab w:val="num" w:pos="1440"/>
+        </w:tabs>
+        <w:ind w:left="1440" w:hanging="360"/>
+      </w:pPr>
+      <w:rPr>
+        <w:rFonts w:ascii="Courier New" w:hAnsi="Courier New" w:hint="default"/>
+        <w:sz w:val="20"/>
+      </w:rPr>
+    </w:lvl>
+    <w:lvl w:ilvl="2" w:tentative="1">
+      <w:start w:val="1"/>
+      <w:numFmt w:val="bullet"/>
+      <w:lvlText w:val=""/>
+      <w:lvlJc w:val="left"/>
+      <w:pPr>
+        <w:tabs>
+          <w:tab w:val="num" w:pos="2160"/>
+        </w:tabs>
+        <w:ind w:left="2160" w:hanging="360"/>
+      </w:pPr>
+      <w:rPr>
+        <w:rFonts w:ascii="Wingdings" w:hAnsi="Wingdings" w:hint="default"/>
+        <w:sz w:val="20"/>
+      </w:rPr>
+    </w:lvl>
+    <w:lvl w:ilvl="3" w:tentative="1">
+      <w:start w:val="1"/>
+      <w:numFmt w:val="bullet"/>
+      <w:lvlText w:val=""/>
+      <w:lvlJc w:val="left"/>
+      <w:pPr>
+        <w:tabs>
+          <w:tab w:val="num" w:pos="2880"/>
+        </w:tabs>
+        <w:ind w:left="2880" w:hanging="360"/>
+      </w:pPr>
+      <w:rPr>
+        <w:rFonts w:ascii="Wingdings" w:hAnsi="Wingdings" w:hint="default"/>
+        <w:sz w:val="20"/>
+      </w:rPr>
+    </w:lvl>
+    <w:lvl w:ilvl="4" w:tentative="1">
+      <w:start w:val="1"/>
+      <w:numFmt w:val="bullet"/>
+      <w:lvlText w:val=""/>
+      <w:lvlJc w:val="left"/>
+      <w:pPr>
+        <w:tabs>
+          <w:tab w:val="num" w:pos="3600"/>
+        </w:tabs>
+        <w:ind w:left="3600" w:hanging="360"/>
+      </w:pPr>
+      <w:rPr>
+        <w:rFonts w:ascii="Wingdings" w:hAnsi="Wingdings" w:hint="default"/>
+        <w:sz w:val="20"/>
+      </w:rPr>
+    </w:lvl>
+    <w:lvl w:ilvl="5" w:tentative="1">
+      <w:start w:val="1"/>
+      <w:numFmt w:val="bullet"/>
+      <w:lvlText w:val=""/>
+      <w:lvlJc w:val="left"/>
+      <w:pPr>
+        <w:tabs>
+          <w:tab w:val="num" w:pos="4320"/>
+        </w:tabs>
+        <w:ind w:left="4320" w:hanging="360"/>
+      </w:pPr>
+      <w:rPr>
+        <w:rFonts w:ascii="Wingdings" w:hAnsi="Wingdings" w:hint="default"/>
+        <w:sz w:val="20"/>
+      </w:rPr>
+    </w:lvl>
+    <w:lvl w:ilvl="6" w:tentative="1">
+      <w:start w:val="1"/>
+      <w:numFmt w:val="bullet"/>
+      <w:lvlText w:val=""/>
+      <w:lvlJc w:val="left"/>
+      <w:pPr>
+        <w:tabs>
+          <w:tab w:val="num" w:pos="5040"/>
+        </w:tabs>
+        <w:ind w:left="5040" w:hanging="360"/>
+      </w:pPr>
+      <w:rPr>
+        <w:rFonts w:ascii="Wingdings" w:hAnsi="Wingdings" w:hint="default"/>
+        <w:sz w:val="20"/>
+      </w:rPr>
+    </w:lvl>
+    <w:lvl w:ilvl="7" w:tentative="1">
+      <w:start w:val="1"/>
+      <w:numFmt w:val="bullet"/>
+      <w:lvlText w:val=""/>
+      <w:lvlJc w:val="left"/>
+      <w:pPr>
+        <w:tabs>
+          <w:tab w:val="num" w:pos="5760"/>
+        </w:tabs>
+        <w:ind w:left="5760" w:hanging="360"/>
+      </w:pPr>
+      <w:rPr>
+        <w:rFonts w:ascii="Wingdings" w:hAnsi="Wingdings" w:hint="default"/>
+        <w:sz w:val="20"/>
+      </w:rPr>
+    </w:lvl>
+    <w:lvl w:ilvl="8" w:tentative="1">
+      <w:start w:val="1"/>
+      <w:numFmt w:val="bullet"/>
+      <w:lvlText w:val=""/>
+      <w:lvlJc w:val="left"/>
+      <w:pPr>
+        <w:tabs>
+          <w:tab w:val="num" w:pos="6480"/>
+        </w:tabs>
+        <w:ind w:left="6480" w:hanging="360"/>
+      </w:pPr>
+      <w:rPr>
+        <w:rFonts w:ascii="Wingdings" w:hAnsi="Wingdings" w:hint="default"/>
+        <w:sz w:val="20"/>
+      </w:rPr>
+    </w:lvl>
+  </w:abstractNum>
+  <w:abstractNum w:abstractNumId="5" w15:restartNumberingAfterBreak="0">
+    <w:nsid w:val="29F149FC"/>
+    <w:multiLevelType w:val="hybridMultilevel"/>
+    <w:tmpl w:val="BAFCE71C"/>
+    <w:lvl w:ilvl="0" w:tplc="C1DA5660">
+      <w:start w:val="1"/>
+      <w:numFmt w:val="decimal"/>
+      <w:lvlText w:val="1.%1"/>
+      <w:lvlJc w:val="left"/>
+      <w:pPr>
+        <w:ind w:left="720" w:hanging="360"/>
+      </w:pPr>
+      <w:rPr>
+        <w:rFonts w:hint="default"/>
+      </w:rPr>
+    </w:lvl>
+    <w:lvl w:ilvl="1" w:tplc="04190019" w:tentative="1">
+      <w:start w:val="1"/>
+      <w:numFmt w:val="lowerLetter"/>
+      <w:lvlText w:val="%2."/>
+      <w:lvlJc w:val="left"/>
+      <w:pPr>
+        <w:ind w:left="1440" w:hanging="360"/>
+      </w:pPr>
+    </w:lvl>
+    <w:lvl w:ilvl="2" w:tplc="0419001B" w:tentative="1">
+      <w:start w:val="1"/>
+      <w:numFmt w:val="lowerRoman"/>
+      <w:lvlText w:val="%3."/>
+      <w:lvlJc w:val="right"/>
+      <w:pPr>
+        <w:ind w:left="2160" w:hanging="180"/>
+      </w:pPr>
+    </w:lvl>
+    <w:lvl w:ilvl="3" w:tplc="0419000F" w:tentative="1">
+      <w:start w:val="1"/>
+      <w:numFmt w:val="decimal"/>
+      <w:lvlText w:val="%4."/>
+      <w:lvlJc w:val="left"/>
+      <w:pPr>
+        <w:ind w:left="2880" w:hanging="360"/>
+      </w:pPr>
+    </w:lvl>
+    <w:lvl w:ilvl="4" w:tplc="04190019" w:tentative="1">
+      <w:start w:val="1"/>
+      <w:numFmt w:val="lowerLetter"/>
+      <w:lvlText w:val="%5."/>
+      <w:lvlJc w:val="left"/>
+      <w:pPr>
+        <w:ind w:left="3600" w:hanging="360"/>
+      </w:pPr>
+    </w:lvl>
+    <w:lvl w:ilvl="5" w:tplc="0419001B" w:tentative="1">
+      <w:start w:val="1"/>
+      <w:numFmt w:val="lowerRoman"/>
+      <w:lvlText w:val="%6."/>
+      <w:lvlJc w:val="right"/>
+      <w:pPr>
+        <w:ind w:left="4320" w:hanging="180"/>
+      </w:pPr>
+    </w:lvl>
+    <w:lvl w:ilvl="6" w:tplc="0419000F" w:tentative="1">
+      <w:start w:val="1"/>
+      <w:numFmt w:val="decimal"/>
+      <w:lvlText w:val="%7."/>
+      <w:lvlJc w:val="left"/>
+      <w:pPr>
+        <w:ind w:left="5040" w:hanging="360"/>
+      </w:pPr>
+    </w:lvl>
+    <w:lvl w:ilvl="7" w:tplc="04190019" w:tentative="1">
+      <w:start w:val="1"/>
+      <w:numFmt w:val="lowerLetter"/>
+      <w:lvlText w:val="%8."/>
+      <w:lvlJc w:val="left"/>
+      <w:pPr>
+        <w:ind w:left="5760" w:hanging="360"/>
+      </w:pPr>
+    </w:lvl>
+    <w:lvl w:ilvl="8" w:tplc="0419001B" w:tentative="1">
+      <w:start w:val="1"/>
+      <w:numFmt w:val="lowerRoman"/>
+      <w:lvlText w:val="%9."/>
+      <w:lvlJc w:val="right"/>
+      <w:pPr>
+        <w:ind w:left="6480" w:hanging="180"/>
+      </w:pPr>
+    </w:lvl>
+  </w:abstractNum>
+  <w:abstractNum w:abstractNumId="6" w15:restartNumberingAfterBreak="0">
     <w:nsid w:val="320C336E"/>
     <w:multiLevelType w:val="hybridMultilevel"/>
     <w:tmpl w:val="CB3436FE"/>
@@ -10246,7 +15788,7 @@
       </w:pPr>
     </w:lvl>
   </w:abstractNum>
-  <w:abstractNum w:abstractNumId="3" w15:restartNumberingAfterBreak="0">
+  <w:abstractNum w:abstractNumId="7" w15:restartNumberingAfterBreak="0">
     <w:nsid w:val="60625A3A"/>
     <w:multiLevelType w:val="hybridMultilevel"/>
     <w:tmpl w:val="890281EA"/>
@@ -10337,16 +15879,28 @@
     </w:lvl>
   </w:abstractNum>
   <w:num w:numId="1">
+    <w:abstractNumId w:val="2"/>
+  </w:num>
+  <w:num w:numId="2">
+    <w:abstractNumId w:val="5"/>
+  </w:num>
+  <w:num w:numId="3">
+    <w:abstractNumId w:val="7"/>
+  </w:num>
+  <w:num w:numId="4">
+    <w:abstractNumId w:val="6"/>
+  </w:num>
+  <w:num w:numId="5">
+    <w:abstractNumId w:val="3"/>
+  </w:num>
+  <w:num w:numId="6">
     <w:abstractNumId w:val="0"/>
   </w:num>
-  <w:num w:numId="2">
+  <w:num w:numId="7">
+    <w:abstractNumId w:val="4"/>
+  </w:num>
+  <w:num w:numId="8">
     <w:abstractNumId w:val="1"/>
-  </w:num>
-  <w:num w:numId="3">
-    <w:abstractNumId w:val="3"/>
-  </w:num>
-  <w:num w:numId="4">
-    <w:abstractNumId w:val="2"/>
   </w:num>
 </w:numbering>
 </file>
@@ -11046,525 +16600,90 @@
       </w:tblBorders>
     </w:tblPr>
   </w:style>
-</w:styles>
-</file>
-
-<file path=word/glossary/document.xml><?xml version="1.0" encoding="utf-8"?>
-<w:glossaryDocument xmlns:wpc="http://schemas.microsoft.com/office/word/2010/wordprocessingCanvas" xmlns:cx="http://schemas.microsoft.com/office/drawing/2014/chartex" xmlns:cx1="http://schemas.microsoft.com/office/drawing/2015/9/8/chartex" xmlns:mc="http://schemas.openxmlformats.org/markup-compatibility/2006" xmlns:o="urn:schemas-microsoft-com:office:office" xmlns:r="http://schemas.openxmlformats.org/officeDocument/2006/relationships" xmlns:m="http://schemas.openxmlformats.org/officeDocument/2006/math" xmlns:v="urn:schemas-microsoft-com:vml" xmlns:wp14="http://schemas.microsoft.com/office/word/2010/wordprocessingDrawing" xmlns:wp="http://schemas.openxmlformats.org/drawingml/2006/wordprocessingDrawing" xmlns:w10="urn:schemas-microsoft-com:office:word" xmlns:w="http://schemas.openxmlformats.org/wordprocessingml/2006/main" xmlns:w14="http://schemas.microsoft.com/office/word/2010/wordml" xmlns:w15="http://schemas.microsoft.com/office/word/2012/wordml" xmlns:w16se="http://schemas.microsoft.com/office/word/2015/wordml/symex" xmlns:wpg="http://schemas.microsoft.com/office/word/2010/wordprocessingGroup" xmlns:wpi="http://schemas.microsoft.com/office/word/2010/wordprocessingInk" xmlns:wne="http://schemas.microsoft.com/office/word/2006/wordml" xmlns:wps="http://schemas.microsoft.com/office/word/2010/wordprocessingShape" mc:Ignorable="w14 w15 w16se wp14"/>
-</file>
-
-<file path=word/glossary/fontTable.xml><?xml version="1.0" encoding="utf-8"?>
-<w:fonts xmlns:mc="http://schemas.openxmlformats.org/markup-compatibility/2006" xmlns:r="http://schemas.openxmlformats.org/officeDocument/2006/relationships" xmlns:w="http://schemas.openxmlformats.org/wordprocessingml/2006/main" xmlns:w14="http://schemas.microsoft.com/office/word/2010/wordml" xmlns:w15="http://schemas.microsoft.com/office/word/2012/wordml" xmlns:w16se="http://schemas.microsoft.com/office/word/2015/wordml/symex" mc:Ignorable="w14 w15 w16se">
-  <w:font w:name="Times New Roman">
-    <w:panose1 w:val="02020603050405020304"/>
-    <w:charset w:val="CC"/>
-    <w:family w:val="roman"/>
-    <w:pitch w:val="variable"/>
-    <w:sig w:usb0="E0002EFF" w:usb1="C000785B" w:usb2="00000009" w:usb3="00000000" w:csb0="000001FF" w:csb1="00000000"/>
-  </w:font>
-  <w:font w:name="Calibri">
-    <w:panose1 w:val="020F0502020204030204"/>
-    <w:charset w:val="CC"/>
-    <w:family w:val="swiss"/>
-    <w:pitch w:val="variable"/>
-    <w:sig w:usb0="E1002AFF" w:usb1="4000ACFF" w:usb2="00000009" w:usb3="00000000" w:csb0="000001FF" w:csb1="00000000"/>
-  </w:font>
-  <w:font w:name="Arial">
-    <w:panose1 w:val="020B0604020202020204"/>
-    <w:charset w:val="CC"/>
-    <w:family w:val="swiss"/>
-    <w:pitch w:val="variable"/>
-    <w:sig w:usb0="E0002EFF" w:usb1="C000785B" w:usb2="00000009" w:usb3="00000000" w:csb0="000001FF" w:csb1="00000000"/>
-  </w:font>
-  <w:font w:name="Calibri Light">
-    <w:panose1 w:val="020F0302020204030204"/>
-    <w:charset w:val="CC"/>
-    <w:family w:val="swiss"/>
-    <w:pitch w:val="variable"/>
-    <w:sig w:usb0="E4002EFF" w:usb1="C200247B" w:usb2="00000009" w:usb3="00000000" w:csb0="000001FF" w:csb1="00000000"/>
-  </w:font>
-</w:fonts>
-</file>
-
-<file path=word/glossary/settings.xml><?xml version="1.0" encoding="utf-8"?>
-<w:settings xmlns:mc="http://schemas.openxmlformats.org/markup-compatibility/2006" xmlns:o="urn:schemas-microsoft-com:office:office" xmlns:r="http://schemas.openxmlformats.org/officeDocument/2006/relationships" xmlns:m="http://schemas.openxmlformats.org/officeDocument/2006/math" xmlns:v="urn:schemas-microsoft-com:vml" xmlns:w10="urn:schemas-microsoft-com:office:word" xmlns:w="http://schemas.openxmlformats.org/wordprocessingml/2006/main" xmlns:w14="http://schemas.microsoft.com/office/word/2010/wordml" xmlns:w15="http://schemas.microsoft.com/office/word/2012/wordml" xmlns:w16se="http://schemas.microsoft.com/office/word/2015/wordml/symex" xmlns:sl="http://schemas.openxmlformats.org/schemaLibrary/2006/main" mc:Ignorable="w14 w15 w16se">
-  <w:view w:val="normal"/>
-  <w:defaultTabStop w:val="708"/>
-  <w:characterSpacingControl w:val="doNotCompress"/>
-  <w:compat>
-    <w:useFELayout/>
-    <w:compatSetting w:name="compatibilityMode" w:uri="http://schemas.microsoft.com/office/word" w:val="15"/>
-    <w:compatSetting w:name="overrideTableStyleFontSizeAndJustification" w:uri="http://schemas.microsoft.com/office/word" w:val="1"/>
-    <w:compatSetting w:name="enableOpenTypeFeatures" w:uri="http://schemas.microsoft.com/office/word" w:val="1"/>
-    <w:compatSetting w:name="doNotFlipMirrorIndents" w:uri="http://schemas.microsoft.com/office/word" w:val="1"/>
-    <w:compatSetting w:name="differentiateMultirowTableHeaders" w:uri="http://schemas.microsoft.com/office/word" w:val="1"/>
-  </w:compat>
-  <w:rsids>
-    <w:rsidRoot w:val="0022297A"/>
-    <w:rsid w:val="0022297A"/>
-  </w:rsids>
-  <m:mathPr>
-    <m:mathFont m:val="Cambria Math"/>
-    <m:brkBin m:val="before"/>
-    <m:brkBinSub m:val="--"/>
-    <m:smallFrac m:val="0"/>
-    <m:dispDef/>
-    <m:lMargin m:val="0"/>
-    <m:rMargin m:val="0"/>
-    <m:defJc m:val="centerGroup"/>
-    <m:wrapIndent m:val="1440"/>
-    <m:intLim m:val="subSup"/>
-    <m:naryLim m:val="undOvr"/>
-  </m:mathPr>
-  <w:themeFontLang w:val="ru-RU"/>
-  <w:clrSchemeMapping w:bg1="light1" w:t1="dark1" w:bg2="light2" w:t2="dark2" w:accent1="accent1" w:accent2="accent2" w:accent3="accent3" w:accent4="accent4" w:accent5="accent5" w:accent6="accent6" w:hyperlink="hyperlink" w:followedHyperlink="followedHyperlink"/>
-  <w:decimalSymbol w:val=","/>
-  <w:listSeparator w:val=";"/>
-  <w15:chartTrackingRefBased/>
-</w:settings>
-</file>
-
-<file path=word/glossary/styles.xml><?xml version="1.0" encoding="utf-8"?>
-<w:styles xmlns:mc="http://schemas.openxmlformats.org/markup-compatibility/2006" xmlns:r="http://schemas.openxmlformats.org/officeDocument/2006/relationships" xmlns:w="http://schemas.openxmlformats.org/wordprocessingml/2006/main" xmlns:w14="http://schemas.microsoft.com/office/word/2010/wordml" xmlns:w15="http://schemas.microsoft.com/office/word/2012/wordml" xmlns:w16se="http://schemas.microsoft.com/office/word/2015/wordml/symex" mc:Ignorable="w14 w15 w16se">
-  <w:docDefaults>
-    <w:rPrDefault>
-      <w:rPr>
-        <w:rFonts w:asciiTheme="minorHAnsi" w:eastAsiaTheme="minorEastAsia" w:hAnsiTheme="minorHAnsi" w:cstheme="minorBidi"/>
-        <w:sz w:val="22"/>
-        <w:szCs w:val="22"/>
-        <w:lang w:val="ru-RU" w:eastAsia="ru-RU" w:bidi="ar-SA"/>
-      </w:rPr>
-    </w:rPrDefault>
-    <w:pPrDefault>
-      <w:pPr>
-        <w:spacing w:after="160" w:line="259" w:lineRule="auto"/>
-      </w:pPr>
-    </w:pPrDefault>
-  </w:docDefaults>
-  <w:latentStyles w:defLockedState="0" w:defUIPriority="99" w:defSemiHidden="0" w:defUnhideWhenUsed="0" w:defQFormat="0" w:count="371">
-    <w:lsdException w:name="Normal" w:uiPriority="0" w:qFormat="1"/>
-    <w:lsdException w:name="heading 1" w:uiPriority="9" w:qFormat="1"/>
-    <w:lsdException w:name="heading 2" w:semiHidden="1" w:uiPriority="9" w:unhideWhenUsed="1" w:qFormat="1"/>
-    <w:lsdException w:name="heading 3" w:semiHidden="1" w:uiPriority="9" w:unhideWhenUsed="1" w:qFormat="1"/>
-    <w:lsdException w:name="heading 4" w:semiHidden="1" w:uiPriority="9" w:unhideWhenUsed="1" w:qFormat="1"/>
-    <w:lsdException w:name="heading 5" w:semiHidden="1" w:uiPriority="9" w:unhideWhenUsed="1" w:qFormat="1"/>
-    <w:lsdException w:name="heading 6" w:semiHidden="1" w:uiPriority="9" w:unhideWhenUsed="1" w:qFormat="1"/>
-    <w:lsdException w:name="heading 7" w:semiHidden="1" w:uiPriority="9" w:unhideWhenUsed="1" w:qFormat="1"/>
-    <w:lsdException w:name="heading 8" w:semiHidden="1" w:uiPriority="9" w:unhideWhenUsed="1" w:qFormat="1"/>
-    <w:lsdException w:name="heading 9" w:semiHidden="1" w:uiPriority="9" w:unhideWhenUsed="1" w:qFormat="1"/>
-    <w:lsdException w:name="index 1" w:semiHidden="1" w:unhideWhenUsed="1"/>
-    <w:lsdException w:name="index 2" w:semiHidden="1" w:unhideWhenUsed="1"/>
-    <w:lsdException w:name="index 3" w:semiHidden="1" w:unhideWhenUsed="1"/>
-    <w:lsdException w:name="index 4" w:semiHidden="1" w:unhideWhenUsed="1"/>
-    <w:lsdException w:name="index 5" w:semiHidden="1" w:unhideWhenUsed="1"/>
-    <w:lsdException w:name="index 6" w:semiHidden="1" w:unhideWhenUsed="1"/>
-    <w:lsdException w:name="index 7" w:semiHidden="1" w:unhideWhenUsed="1"/>
-    <w:lsdException w:name="index 8" w:semiHidden="1" w:unhideWhenUsed="1"/>
-    <w:lsdException w:name="index 9" w:semiHidden="1" w:unhideWhenUsed="1"/>
-    <w:lsdException w:name="toc 1" w:semiHidden="1" w:uiPriority="39" w:unhideWhenUsed="1"/>
-    <w:lsdException w:name="toc 2" w:semiHidden="1" w:uiPriority="39" w:unhideWhenUsed="1"/>
-    <w:lsdException w:name="toc 3" w:semiHidden="1" w:uiPriority="39" w:unhideWhenUsed="1"/>
-    <w:lsdException w:name="toc 4" w:semiHidden="1" w:uiPriority="39" w:unhideWhenUsed="1"/>
-    <w:lsdException w:name="toc 5" w:semiHidden="1" w:uiPriority="39" w:unhideWhenUsed="1"/>
-    <w:lsdException w:name="toc 6" w:semiHidden="1" w:uiPriority="39" w:unhideWhenUsed="1"/>
-    <w:lsdException w:name="toc 7" w:semiHidden="1" w:uiPriority="39" w:unhideWhenUsed="1"/>
-    <w:lsdException w:name="toc 8" w:semiHidden="1" w:uiPriority="39" w:unhideWhenUsed="1"/>
-    <w:lsdException w:name="toc 9" w:semiHidden="1" w:uiPriority="39" w:unhideWhenUsed="1"/>
-    <w:lsdException w:name="Normal Indent" w:semiHidden="1" w:unhideWhenUsed="1"/>
-    <w:lsdException w:name="footnote text" w:semiHidden="1" w:unhideWhenUsed="1"/>
-    <w:lsdException w:name="annotation text" w:semiHidden="1" w:unhideWhenUsed="1"/>
-    <w:lsdException w:name="header" w:semiHidden="1" w:unhideWhenUsed="1"/>
-    <w:lsdException w:name="footer" w:semiHidden="1" w:unhideWhenUsed="1"/>
-    <w:lsdException w:name="index heading" w:semiHidden="1" w:unhideWhenUsed="1"/>
-    <w:lsdException w:name="caption" w:semiHidden="1" w:uiPriority="35" w:unhideWhenUsed="1" w:qFormat="1"/>
-    <w:lsdException w:name="table of figures" w:semiHidden="1" w:unhideWhenUsed="1"/>
-    <w:lsdException w:name="envelope address" w:semiHidden="1" w:unhideWhenUsed="1"/>
-    <w:lsdException w:name="envelope return" w:semiHidden="1" w:unhideWhenUsed="1"/>
-    <w:lsdException w:name="footnote reference" w:semiHidden="1" w:unhideWhenUsed="1"/>
-    <w:lsdException w:name="annotation reference" w:semiHidden="1" w:unhideWhenUsed="1"/>
-    <w:lsdException w:name="line number" w:semiHidden="1" w:unhideWhenUsed="1"/>
-    <w:lsdException w:name="page number" w:semiHidden="1" w:unhideWhenUsed="1"/>
-    <w:lsdException w:name="endnote reference" w:semiHidden="1" w:unhideWhenUsed="1"/>
-    <w:lsdException w:name="endnote text" w:semiHidden="1" w:unhideWhenUsed="1"/>
-    <w:lsdException w:name="table of authorities" w:semiHidden="1" w:unhideWhenUsed="1"/>
-    <w:lsdException w:name="macro" w:semiHidden="1" w:unhideWhenUsed="1"/>
-    <w:lsdException w:name="toa heading" w:semiHidden="1" w:unhideWhenUsed="1"/>
-    <w:lsdException w:name="List" w:semiHidden="1" w:unhideWhenUsed="1"/>
-    <w:lsdException w:name="List Bullet" w:semiHidden="1" w:unhideWhenUsed="1"/>
-    <w:lsdException w:name="List Number" w:semiHidden="1" w:unhideWhenUsed="1"/>
-    <w:lsdException w:name="List 2" w:semiHidden="1" w:unhideWhenUsed="1"/>
-    <w:lsdException w:name="List 3" w:semiHidden="1" w:unhideWhenUsed="1"/>
-    <w:lsdException w:name="List 4" w:semiHidden="1" w:unhideWhenUsed="1"/>
-    <w:lsdException w:name="List 5" w:semiHidden="1" w:unhideWhenUsed="1"/>
-    <w:lsdException w:name="List Bullet 2" w:semiHidden="1" w:unhideWhenUsed="1"/>
-    <w:lsdException w:name="List Bullet 3" w:semiHidden="1" w:unhideWhenUsed="1"/>
-    <w:lsdException w:name="List Bullet 4" w:semiHidden="1" w:unhideWhenUsed="1"/>
-    <w:lsdException w:name="List Bullet 5" w:semiHidden="1" w:unhideWhenUsed="1"/>
-    <w:lsdException w:name="List Number 2" w:semiHidden="1" w:unhideWhenUsed="1"/>
-    <w:lsdException w:name="List Number 3" w:semiHidden="1" w:unhideWhenUsed="1"/>
-    <w:lsdException w:name="List Number 4" w:semiHidden="1" w:unhideWhenUsed="1"/>
-    <w:lsdException w:name="List Number 5" w:semiHidden="1" w:unhideWhenUsed="1"/>
-    <w:lsdException w:name="Title" w:uiPriority="10" w:qFormat="1"/>
-    <w:lsdException w:name="Closing" w:semiHidden="1" w:unhideWhenUsed="1"/>
-    <w:lsdException w:name="Signature" w:semiHidden="1" w:unhideWhenUsed="1"/>
-    <w:lsdException w:name="Default Paragraph Font" w:semiHidden="1" w:uiPriority="1" w:unhideWhenUsed="1"/>
-    <w:lsdException w:name="Body Text" w:semiHidden="1" w:unhideWhenUsed="1"/>
-    <w:lsdException w:name="Body Text Indent" w:semiHidden="1" w:unhideWhenUsed="1"/>
-    <w:lsdException w:name="List Continue" w:semiHidden="1" w:unhideWhenUsed="1"/>
-    <w:lsdException w:name="List Continue 2" w:semiHidden="1" w:unhideWhenUsed="1"/>
-    <w:lsdException w:name="List Continue 3" w:semiHidden="1" w:unhideWhenUsed="1"/>
-    <w:lsdException w:name="List Continue 4" w:semiHidden="1" w:unhideWhenUsed="1"/>
-    <w:lsdException w:name="List Continue 5" w:semiHidden="1" w:unhideWhenUsed="1"/>
-    <w:lsdException w:name="Message Header" w:semiHidden="1" w:unhideWhenUsed="1"/>
-    <w:lsdException w:name="Subtitle" w:uiPriority="11" w:qFormat="1"/>
-    <w:lsdException w:name="Salutation" w:semiHidden="1" w:unhideWhenUsed="1"/>
-    <w:lsdException w:name="Date" w:semiHidden="1" w:unhideWhenUsed="1"/>
-    <w:lsdException w:name="Body Text First Indent" w:semiHidden="1" w:unhideWhenUsed="1"/>
-    <w:lsdException w:name="Body Text First Indent 2" w:semiHidden="1" w:unhideWhenUsed="1"/>
-    <w:lsdException w:name="Note Heading" w:semiHidden="1" w:unhideWhenUsed="1"/>
-    <w:lsdException w:name="Body Text 2" w:semiHidden="1" w:unhideWhenUsed="1"/>
-    <w:lsdException w:name="Body Text 3" w:semiHidden="1" w:unhideWhenUsed="1"/>
-    <w:lsdException w:name="Body Text Indent 2" w:semiHidden="1" w:unhideWhenUsed="1"/>
-    <w:lsdException w:name="Body Text Indent 3" w:semiHidden="1" w:unhideWhenUsed="1"/>
-    <w:lsdException w:name="Block Text" w:semiHidden="1" w:unhideWhenUsed="1"/>
-    <w:lsdException w:name="Hyperlink" w:semiHidden="1" w:unhideWhenUsed="1"/>
-    <w:lsdException w:name="FollowedHyperlink" w:semiHidden="1" w:unhideWhenUsed="1"/>
-    <w:lsdException w:name="Strong" w:uiPriority="22" w:qFormat="1"/>
-    <w:lsdException w:name="Emphasis" w:uiPriority="20" w:qFormat="1"/>
-    <w:lsdException w:name="Document Map" w:semiHidden="1" w:unhideWhenUsed="1"/>
-    <w:lsdException w:name="Plain Text" w:semiHidden="1" w:unhideWhenUsed="1"/>
-    <w:lsdException w:name="E-mail Signature" w:semiHidden="1" w:unhideWhenUsed="1"/>
-    <w:lsdException w:name="HTML Top of Form" w:semiHidden="1" w:unhideWhenUsed="1"/>
-    <w:lsdException w:name="HTML Bottom of Form" w:semiHidden="1" w:unhideWhenUsed="1"/>
-    <w:lsdException w:name="Normal (Web)" w:semiHidden="1" w:unhideWhenUsed="1"/>
-    <w:lsdException w:name="HTML Acronym" w:semiHidden="1" w:unhideWhenUsed="1"/>
-    <w:lsdException w:name="HTML Address" w:semiHidden="1" w:unhideWhenUsed="1"/>
-    <w:lsdException w:name="HTML Cite" w:semiHidden="1" w:unhideWhenUsed="1"/>
-    <w:lsdException w:name="HTML Code" w:semiHidden="1" w:unhideWhenUsed="1"/>
-    <w:lsdException w:name="HTML Definition" w:semiHidden="1" w:unhideWhenUsed="1"/>
-    <w:lsdException w:name="HTML Keyboard" w:semiHidden="1" w:unhideWhenUsed="1"/>
-    <w:lsdException w:name="HTML Preformatted" w:semiHidden="1" w:unhideWhenUsed="1"/>
-    <w:lsdException w:name="HTML Sample" w:semiHidden="1" w:unhideWhenUsed="1"/>
-    <w:lsdException w:name="HTML Typewriter" w:semiHidden="1" w:unhideWhenUsed="1"/>
-    <w:lsdException w:name="HTML Variable" w:semiHidden="1" w:unhideWhenUsed="1"/>
-    <w:lsdException w:name="Normal Table" w:semiHidden="1" w:unhideWhenUsed="1"/>
-    <w:lsdException w:name="annotation subject" w:semiHidden="1" w:unhideWhenUsed="1"/>
-    <w:lsdException w:name="No List" w:semiHidden="1" w:unhideWhenUsed="1"/>
-    <w:lsdException w:name="Outline List 1" w:semiHidden="1" w:unhideWhenUsed="1"/>
-    <w:lsdException w:name="Outline List 2" w:semiHidden="1" w:unhideWhenUsed="1"/>
-    <w:lsdException w:name="Outline List 3" w:semiHidden="1" w:unhideWhenUsed="1"/>
-    <w:lsdException w:name="Table Simple 1" w:semiHidden="1" w:unhideWhenUsed="1"/>
-    <w:lsdException w:name="Table Simple 2" w:semiHidden="1" w:unhideWhenUsed="1"/>
-    <w:lsdException w:name="Table Simple 3" w:semiHidden="1" w:unhideWhenUsed="1"/>
-    <w:lsdException w:name="Table Classic 1" w:semiHidden="1" w:unhideWhenUsed="1"/>
-    <w:lsdException w:name="Table Classic 2" w:semiHidden="1" w:unhideWhenUsed="1"/>
-    <w:lsdException w:name="Table Classic 3" w:semiHidden="1" w:unhideWhenUsed="1"/>
-    <w:lsdException w:name="Table Classic 4" w:semiHidden="1" w:unhideWhenUsed="1"/>
-    <w:lsdException w:name="Table Colorful 1" w:semiHidden="1" w:unhideWhenUsed="1"/>
-    <w:lsdException w:name="Table Colorful 2" w:semiHidden="1" w:unhideWhenUsed="1"/>
-    <w:lsdException w:name="Table Colorful 3" w:semiHidden="1" w:unhideWhenUsed="1"/>
-    <w:lsdException w:name="Table Columns 1" w:semiHidden="1" w:unhideWhenUsed="1"/>
-    <w:lsdException w:name="Table Columns 2" w:semiHidden="1" w:unhideWhenUsed="1"/>
-    <w:lsdException w:name="Table Columns 3" w:semiHidden="1" w:unhideWhenUsed="1"/>
-    <w:lsdException w:name="Table Columns 4" w:semiHidden="1" w:unhideWhenUsed="1"/>
-    <w:lsdException w:name="Table Columns 5" w:semiHidden="1" w:unhideWhenUsed="1"/>
-    <w:lsdException w:name="Table Grid 1" w:semiHidden="1" w:unhideWhenUsed="1"/>
-    <w:lsdException w:name="Table Grid 2" w:semiHidden="1" w:unhideWhenUsed="1"/>
-    <w:lsdException w:name="Table Grid 3" w:semiHidden="1" w:unhideWhenUsed="1"/>
-    <w:lsdException w:name="Table Grid 4" w:semiHidden="1" w:unhideWhenUsed="1"/>
-    <w:lsdException w:name="Table Grid 5" w:semiHidden="1" w:unhideWhenUsed="1"/>
-    <w:lsdException w:name="Table Grid 6" w:semiHidden="1" w:unhideWhenUsed="1"/>
-    <w:lsdException w:name="Table Grid 7" w:semiHidden="1" w:unhideWhenUsed="1"/>
-    <w:lsdException w:name="Table Grid 8" w:semiHidden="1" w:unhideWhenUsed="1"/>
-    <w:lsdException w:name="Table List 1" w:semiHidden="1" w:unhideWhenUsed="1"/>
-    <w:lsdException w:name="Table List 2" w:semiHidden="1" w:unhideWhenUsed="1"/>
-    <w:lsdException w:name="Table List 3" w:semiHidden="1" w:unhideWhenUsed="1"/>
-    <w:lsdException w:name="Table List 4" w:semiHidden="1" w:unhideWhenUsed="1"/>
-    <w:lsdException w:name="Table List 5" w:semiHidden="1" w:unhideWhenUsed="1"/>
-    <w:lsdException w:name="Table List 6" w:semiHidden="1" w:unhideWhenUsed="1"/>
-    <w:lsdException w:name="Table List 7" w:semiHidden="1" w:unhideWhenUsed="1"/>
-    <w:lsdException w:name="Table List 8" w:semiHidden="1" w:unhideWhenUsed="1"/>
-    <w:lsdException w:name="Table 3D effects 1" w:semiHidden="1" w:unhideWhenUsed="1"/>
-    <w:lsdException w:name="Table 3D effects 2" w:semiHidden="1" w:unhideWhenUsed="1"/>
-    <w:lsdException w:name="Table 3D effects 3" w:semiHidden="1" w:unhideWhenUsed="1"/>
-    <w:lsdException w:name="Table Contemporary" w:semiHidden="1" w:unhideWhenUsed="1"/>
-    <w:lsdException w:name="Table Elegant" w:semiHidden="1" w:unhideWhenUsed="1"/>
-    <w:lsdException w:name="Table Professional" w:semiHidden="1" w:unhideWhenUsed="1"/>
-    <w:lsdException w:name="Table Subtle 1" w:semiHidden="1" w:unhideWhenUsed="1"/>
-    <w:lsdException w:name="Table Subtle 2" w:semiHidden="1" w:unhideWhenUsed="1"/>
-    <w:lsdException w:name="Table Web 1" w:semiHidden="1" w:unhideWhenUsed="1"/>
-    <w:lsdException w:name="Table Web 2" w:semiHidden="1" w:unhideWhenUsed="1"/>
-    <w:lsdException w:name="Table Web 3" w:semiHidden="1" w:unhideWhenUsed="1"/>
-    <w:lsdException w:name="Balloon Text" w:semiHidden="1" w:unhideWhenUsed="1"/>
-    <w:lsdException w:name="Table Grid" w:uiPriority="39"/>
-    <w:lsdException w:name="Table Theme" w:semiHidden="1" w:unhideWhenUsed="1"/>
-    <w:lsdException w:name="Placeholder Text" w:semiHidden="1"/>
-    <w:lsdException w:name="No Spacing" w:uiPriority="1" w:qFormat="1"/>
-    <w:lsdException w:name="Light Shading" w:uiPriority="60"/>
-    <w:lsdException w:name="Light List" w:uiPriority="61"/>
-    <w:lsdException w:name="Light Grid" w:uiPriority="62"/>
-    <w:lsdException w:name="Medium Shading 1" w:uiPriority="63"/>
-    <w:lsdException w:name="Medium Shading 2" w:uiPriority="64"/>
-    <w:lsdException w:name="Medium List 1" w:uiPriority="65"/>
-    <w:lsdException w:name="Medium List 2" w:uiPriority="66"/>
-    <w:lsdException w:name="Medium Grid 1" w:uiPriority="67"/>
-    <w:lsdException w:name="Medium Grid 2" w:uiPriority="68"/>
-    <w:lsdException w:name="Medium Grid 3" w:uiPriority="69"/>
-    <w:lsdException w:name="Dark List" w:uiPriority="70"/>
-    <w:lsdException w:name="Colorful Shading" w:uiPriority="71"/>
-    <w:lsdException w:name="Colorful List" w:uiPriority="72"/>
-    <w:lsdException w:name="Colorful Grid" w:uiPriority="73"/>
-    <w:lsdException w:name="Light Shading Accent 1" w:uiPriority="60"/>
-    <w:lsdException w:name="Light List Accent 1" w:uiPriority="61"/>
-    <w:lsdException w:name="Light Grid Accent 1" w:uiPriority="62"/>
-    <w:lsdException w:name="Medium Shading 1 Accent 1" w:uiPriority="63"/>
-    <w:lsdException w:name="Medium Shading 2 Accent 1" w:uiPriority="64"/>
-    <w:lsdException w:name="Medium List 1 Accent 1" w:uiPriority="65"/>
-    <w:lsdException w:name="Revision" w:semiHidden="1"/>
-    <w:lsdException w:name="List Paragraph" w:uiPriority="34" w:qFormat="1"/>
-    <w:lsdException w:name="Quote" w:uiPriority="29" w:qFormat="1"/>
-    <w:lsdException w:name="Intense Quote" w:uiPriority="30" w:qFormat="1"/>
-    <w:lsdException w:name="Medium List 2 Accent 1" w:uiPriority="66"/>
-    <w:lsdException w:name="Medium Grid 1 Accent 1" w:uiPriority="67"/>
-    <w:lsdException w:name="Medium Grid 2 Accent 1" w:uiPriority="68"/>
-    <w:lsdException w:name="Medium Grid 3 Accent 1" w:uiPriority="69"/>
-    <w:lsdException w:name="Dark List Accent 1" w:uiPriority="70"/>
-    <w:lsdException w:name="Colorful Shading Accent 1" w:uiPriority="71"/>
-    <w:lsdException w:name="Colorful List Accent 1" w:uiPriority="72"/>
-    <w:lsdException w:name="Colorful Grid Accent 1" w:uiPriority="73"/>
-    <w:lsdException w:name="Light Shading Accent 2" w:uiPriority="60"/>
-    <w:lsdException w:name="Light List Accent 2" w:uiPriority="61"/>
-    <w:lsdException w:name="Light Grid Accent 2" w:uiPriority="62"/>
-    <w:lsdException w:name="Medium Shading 1 Accent 2" w:uiPriority="63"/>
-    <w:lsdException w:name="Medium Shading 2 Accent 2" w:uiPriority="64"/>
-    <w:lsdException w:name="Medium List 1 Accent 2" w:uiPriority="65"/>
-    <w:lsdException w:name="Medium List 2 Accent 2" w:uiPriority="66"/>
-    <w:lsdException w:name="Medium Grid 1 Accent 2" w:uiPriority="67"/>
-    <w:lsdException w:name="Medium Grid 2 Accent 2" w:uiPriority="68"/>
-    <w:lsdException w:name="Medium Grid 3 Accent 2" w:uiPriority="69"/>
-    <w:lsdException w:name="Dark List Accent 2" w:uiPriority="70"/>
-    <w:lsdException w:name="Colorful Shading Accent 2" w:uiPriority="71"/>
-    <w:lsdException w:name="Colorful List Accent 2" w:uiPriority="72"/>
-    <w:lsdException w:name="Colorful Grid Accent 2" w:uiPriority="73"/>
-    <w:lsdException w:name="Light Shading Accent 3" w:uiPriority="60"/>
-    <w:lsdException w:name="Light List Accent 3" w:uiPriority="61"/>
-    <w:lsdException w:name="Light Grid Accent 3" w:uiPriority="62"/>
-    <w:lsdException w:name="Medium Shading 1 Accent 3" w:uiPriority="63"/>
-    <w:lsdException w:name="Medium Shading 2 Accent 3" w:uiPriority="64"/>
-    <w:lsdException w:name="Medium List 1 Accent 3" w:uiPriority="65"/>
-    <w:lsdException w:name="Medium List 2 Accent 3" w:uiPriority="66"/>
-    <w:lsdException w:name="Medium Grid 1 Accent 3" w:uiPriority="67"/>
-    <w:lsdException w:name="Medium Grid 2 Accent 3" w:uiPriority="68"/>
-    <w:lsdException w:name="Medium Grid 3 Accent 3" w:uiPriority="69"/>
-    <w:lsdException w:name="Dark List Accent 3" w:uiPriority="70"/>
-    <w:lsdException w:name="Colorful Shading Accent 3" w:uiPriority="71"/>
-    <w:lsdException w:name="Colorful List Accent 3" w:uiPriority="72"/>
-    <w:lsdException w:name="Colorful Grid Accent 3" w:uiPriority="73"/>
-    <w:lsdException w:name="Light Shading Accent 4" w:uiPriority="60"/>
-    <w:lsdException w:name="Light List Accent 4" w:uiPriority="61"/>
-    <w:lsdException w:name="Light Grid Accent 4" w:uiPriority="62"/>
-    <w:lsdException w:name="Medium Shading 1 Accent 4" w:uiPriority="63"/>
-    <w:lsdException w:name="Medium Shading 2 Accent 4" w:uiPriority="64"/>
-    <w:lsdException w:name="Medium List 1 Accent 4" w:uiPriority="65"/>
-    <w:lsdException w:name="Medium List 2 Accent 4" w:uiPriority="66"/>
-    <w:lsdException w:name="Medium Grid 1 Accent 4" w:uiPriority="67"/>
-    <w:lsdException w:name="Medium Grid 2 Accent 4" w:uiPriority="68"/>
-    <w:lsdException w:name="Medium Grid 3 Accent 4" w:uiPriority="69"/>
-    <w:lsdException w:name="Dark List Accent 4" w:uiPriority="70"/>
-    <w:lsdException w:name="Colorful Shading Accent 4" w:uiPriority="71"/>
-    <w:lsdException w:name="Colorful List Accent 4" w:uiPriority="72"/>
-    <w:lsdException w:name="Colorful Grid Accent 4" w:uiPriority="73"/>
-    <w:lsdException w:name="Light Shading Accent 5" w:uiPriority="60"/>
-    <w:lsdException w:name="Light List Accent 5" w:uiPriority="61"/>
-    <w:lsdException w:name="Light Grid Accent 5" w:uiPriority="62"/>
-    <w:lsdException w:name="Medium Shading 1 Accent 5" w:uiPriority="63"/>
-    <w:lsdException w:name="Medium Shading 2 Accent 5" w:uiPriority="64"/>
-    <w:lsdException w:name="Medium List 1 Accent 5" w:uiPriority="65"/>
-    <w:lsdException w:name="Medium List 2 Accent 5" w:uiPriority="66"/>
-    <w:lsdException w:name="Medium Grid 1 Accent 5" w:uiPriority="67"/>
-    <w:lsdException w:name="Medium Grid 2 Accent 5" w:uiPriority="68"/>
-    <w:lsdException w:name="Medium Grid 3 Accent 5" w:uiPriority="69"/>
-    <w:lsdException w:name="Dark List Accent 5" w:uiPriority="70"/>
-    <w:lsdException w:name="Colorful Shading Accent 5" w:uiPriority="71"/>
-    <w:lsdException w:name="Colorful List Accent 5" w:uiPriority="72"/>
-    <w:lsdException w:name="Colorful Grid Accent 5" w:uiPriority="73"/>
-    <w:lsdException w:name="Light Shading Accent 6" w:uiPriority="60"/>
-    <w:lsdException w:name="Light List Accent 6" w:uiPriority="61"/>
-    <w:lsdException w:name="Light Grid Accent 6" w:uiPriority="62"/>
-    <w:lsdException w:name="Medium Shading 1 Accent 6" w:uiPriority="63"/>
-    <w:lsdException w:name="Medium Shading 2 Accent 6" w:uiPriority="64"/>
-    <w:lsdException w:name="Medium List 1 Accent 6" w:uiPriority="65"/>
-    <w:lsdException w:name="Medium List 2 Accent 6" w:uiPriority="66"/>
-    <w:lsdException w:name="Medium Grid 1 Accent 6" w:uiPriority="67"/>
-    <w:lsdException w:name="Medium Grid 2 Accent 6" w:uiPriority="68"/>
-    <w:lsdException w:name="Medium Grid 3 Accent 6" w:uiPriority="69"/>
-    <w:lsdException w:name="Dark List Accent 6" w:uiPriority="70"/>
-    <w:lsdException w:name="Colorful Shading Accent 6" w:uiPriority="71"/>
-    <w:lsdException w:name="Colorful List Accent 6" w:uiPriority="72"/>
-    <w:lsdException w:name="Colorful Grid Accent 6" w:uiPriority="73"/>
-    <w:lsdException w:name="Subtle Emphasis" w:uiPriority="19" w:qFormat="1"/>
-    <w:lsdException w:name="Intense Emphasis" w:uiPriority="21" w:qFormat="1"/>
-    <w:lsdException w:name="Subtle Reference" w:uiPriority="31" w:qFormat="1"/>
-    <w:lsdException w:name="Intense Reference" w:uiPriority="32" w:qFormat="1"/>
-    <w:lsdException w:name="Book Title" w:uiPriority="33" w:qFormat="1"/>
-    <w:lsdException w:name="Bibliography" w:semiHidden="1" w:uiPriority="37" w:unhideWhenUsed="1"/>
-    <w:lsdException w:name="TOC Heading" w:semiHidden="1" w:uiPriority="39" w:unhideWhenUsed="1" w:qFormat="1"/>
-    <w:lsdException w:name="Plain Table 1" w:uiPriority="41"/>
-    <w:lsdException w:name="Plain Table 2" w:uiPriority="42"/>
-    <w:lsdException w:name="Plain Table 3" w:uiPriority="43"/>
-    <w:lsdException w:name="Plain Table 4" w:uiPriority="44"/>
-    <w:lsdException w:name="Plain Table 5" w:uiPriority="45"/>
-    <w:lsdException w:name="Grid Table Light" w:uiPriority="40"/>
-    <w:lsdException w:name="Grid Table 1 Light" w:uiPriority="46"/>
-    <w:lsdException w:name="Grid Table 2" w:uiPriority="47"/>
-    <w:lsdException w:name="Grid Table 3" w:uiPriority="48"/>
-    <w:lsdException w:name="Grid Table 4" w:uiPriority="49"/>
-    <w:lsdException w:name="Grid Table 5 Dark" w:uiPriority="50"/>
-    <w:lsdException w:name="Grid Table 6 Colorful" w:uiPriority="51"/>
-    <w:lsdException w:name="Grid Table 7 Colorful" w:uiPriority="52"/>
-    <w:lsdException w:name="Grid Table 1 Light Accent 1" w:uiPriority="46"/>
-    <w:lsdException w:name="Grid Table 2 Accent 1" w:uiPriority="47"/>
-    <w:lsdException w:name="Grid Table 3 Accent 1" w:uiPriority="48"/>
-    <w:lsdException w:name="Grid Table 4 Accent 1" w:uiPriority="49"/>
-    <w:lsdException w:name="Grid Table 5 Dark Accent 1" w:uiPriority="50"/>
-    <w:lsdException w:name="Grid Table 6 Colorful Accent 1" w:uiPriority="51"/>
-    <w:lsdException w:name="Grid Table 7 Colorful Accent 1" w:uiPriority="52"/>
-    <w:lsdException w:name="Grid Table 1 Light Accent 2" w:uiPriority="46"/>
-    <w:lsdException w:name="Grid Table 2 Accent 2" w:uiPriority="47"/>
-    <w:lsdException w:name="Grid Table 3 Accent 2" w:uiPriority="48"/>
-    <w:lsdException w:name="Grid Table 4 Accent 2" w:uiPriority="49"/>
-    <w:lsdException w:name="Grid Table 5 Dark Accent 2" w:uiPriority="50"/>
-    <w:lsdException w:name="Grid Table 6 Colorful Accent 2" w:uiPriority="51"/>
-    <w:lsdException w:name="Grid Table 7 Colorful Accent 2" w:uiPriority="52"/>
-    <w:lsdException w:name="Grid Table 1 Light Accent 3" w:uiPriority="46"/>
-    <w:lsdException w:name="Grid Table 2 Accent 3" w:uiPriority="47"/>
-    <w:lsdException w:name="Grid Table 3 Accent 3" w:uiPriority="48"/>
-    <w:lsdException w:name="Grid Table 4 Accent 3" w:uiPriority="49"/>
-    <w:lsdException w:name="Grid Table 5 Dark Accent 3" w:uiPriority="50"/>
-    <w:lsdException w:name="Grid Table 6 Colorful Accent 3" w:uiPriority="51"/>
-    <w:lsdException w:name="Grid Table 7 Colorful Accent 3" w:uiPriority="52"/>
-    <w:lsdException w:name="Grid Table 1 Light Accent 4" w:uiPriority="46"/>
-    <w:lsdException w:name="Grid Table 2 Accent 4" w:uiPriority="47"/>
-    <w:lsdException w:name="Grid Table 3 Accent 4" w:uiPriority="48"/>
-    <w:lsdException w:name="Grid Table 4 Accent 4" w:uiPriority="49"/>
-    <w:lsdException w:name="Grid Table 5 Dark Accent 4" w:uiPriority="50"/>
-    <w:lsdException w:name="Grid Table 6 Colorful Accent 4" w:uiPriority="51"/>
-    <w:lsdException w:name="Grid Table 7 Colorful Accent 4" w:uiPriority="52"/>
-    <w:lsdException w:name="Grid Table 1 Light Accent 5" w:uiPriority="46"/>
-    <w:lsdException w:name="Grid Table 2 Accent 5" w:uiPriority="47"/>
-    <w:lsdException w:name="Grid Table 3 Accent 5" w:uiPriority="48"/>
-    <w:lsdException w:name="Grid Table 4 Accent 5" w:uiPriority="49"/>
-    <w:lsdException w:name="Grid Table 5 Dark Accent 5" w:uiPriority="50"/>
-    <w:lsdException w:name="Grid Table 6 Colorful Accent 5" w:uiPriority="51"/>
-    <w:lsdException w:name="Grid Table 7 Colorful Accent 5" w:uiPriority="52"/>
-    <w:lsdException w:name="Grid Table 1 Light Accent 6" w:uiPriority="46"/>
-    <w:lsdException w:name="Grid Table 2 Accent 6" w:uiPriority="47"/>
-    <w:lsdException w:name="Grid Table 3 Accent 6" w:uiPriority="48"/>
-    <w:lsdException w:name="Grid Table 4 Accent 6" w:uiPriority="49"/>
-    <w:lsdException w:name="Grid Table 5 Dark Accent 6" w:uiPriority="50"/>
-    <w:lsdException w:name="Grid Table 6 Colorful Accent 6" w:uiPriority="51"/>
-    <w:lsdException w:name="Grid Table 7 Colorful Accent 6" w:uiPriority="52"/>
-    <w:lsdException w:name="List Table 1 Light" w:uiPriority="46"/>
-    <w:lsdException w:name="List Table 2" w:uiPriority="47"/>
-    <w:lsdException w:name="List Table 3" w:uiPriority="48"/>
-    <w:lsdException w:name="List Table 4" w:uiPriority="49"/>
-    <w:lsdException w:name="List Table 5 Dark" w:uiPriority="50"/>
-    <w:lsdException w:name="List Table 6 Colorful" w:uiPriority="51"/>
-    <w:lsdException w:name="List Table 7 Colorful" w:uiPriority="52"/>
-    <w:lsdException w:name="List Table 1 Light Accent 1" w:uiPriority="46"/>
-    <w:lsdException w:name="List Table 2 Accent 1" w:uiPriority="47"/>
-    <w:lsdException w:name="List Table 3 Accent 1" w:uiPriority="48"/>
-    <w:lsdException w:name="List Table 4 Accent 1" w:uiPriority="49"/>
-    <w:lsdException w:name="List Table 5 Dark Accent 1" w:uiPriority="50"/>
-    <w:lsdException w:name="List Table 6 Colorful Accent 1" w:uiPriority="51"/>
-    <w:lsdException w:name="List Table 7 Colorful Accent 1" w:uiPriority="52"/>
-    <w:lsdException w:name="List Table 1 Light Accent 2" w:uiPriority="46"/>
-    <w:lsdException w:name="List Table 2 Accent 2" w:uiPriority="47"/>
-    <w:lsdException w:name="List Table 3 Accent 2" w:uiPriority="48"/>
-    <w:lsdException w:name="List Table 4 Accent 2" w:uiPriority="49"/>
-    <w:lsdException w:name="List Table 5 Dark Accent 2" w:uiPriority="50"/>
-    <w:lsdException w:name="List Table 6 Colorful Accent 2" w:uiPriority="51"/>
-    <w:lsdException w:name="List Table 7 Colorful Accent 2" w:uiPriority="52"/>
-    <w:lsdException w:name="List Table 1 Light Accent 3" w:uiPriority="46"/>
-    <w:lsdException w:name="List Table 2 Accent 3" w:uiPriority="47"/>
-    <w:lsdException w:name="List Table 3 Accent 3" w:uiPriority="48"/>
-    <w:lsdException w:name="List Table 4 Accent 3" w:uiPriority="49"/>
-    <w:lsdException w:name="List Table 5 Dark Accent 3" w:uiPriority="50"/>
-    <w:lsdException w:name="List Table 6 Colorful Accent 3" w:uiPriority="51"/>
-    <w:lsdException w:name="List Table 7 Colorful Accent 3" w:uiPriority="52"/>
-    <w:lsdException w:name="List Table 1 Light Accent 4" w:uiPriority="46"/>
-    <w:lsdException w:name="List Table 2 Accent 4" w:uiPriority="47"/>
-    <w:lsdException w:name="List Table 3 Accent 4" w:uiPriority="48"/>
-    <w:lsdException w:name="List Table 4 Accent 4" w:uiPriority="49"/>
-    <w:lsdException w:name="List Table 5 Dark Accent 4" w:uiPriority="50"/>
-    <w:lsdException w:name="List Table 6 Colorful Accent 4" w:uiPriority="51"/>
-    <w:lsdException w:name="List Table 7 Colorful Accent 4" w:uiPriority="52"/>
-    <w:lsdException w:name="List Table 1 Light Accent 5" w:uiPriority="46"/>
-    <w:lsdException w:name="List Table 2 Accent 5" w:uiPriority="47"/>
-    <w:lsdException w:name="List Table 3 Accent 5" w:uiPriority="48"/>
-    <w:lsdException w:name="List Table 4 Accent 5" w:uiPriority="49"/>
-    <w:lsdException w:name="List Table 5 Dark Accent 5" w:uiPriority="50"/>
-    <w:lsdException w:name="List Table 6 Colorful Accent 5" w:uiPriority="51"/>
-    <w:lsdException w:name="List Table 7 Colorful Accent 5" w:uiPriority="52"/>
-    <w:lsdException w:name="List Table 1 Light Accent 6" w:uiPriority="46"/>
-    <w:lsdException w:name="List Table 2 Accent 6" w:uiPriority="47"/>
-    <w:lsdException w:name="List Table 3 Accent 6" w:uiPriority="48"/>
-    <w:lsdException w:name="List Table 4 Accent 6" w:uiPriority="49"/>
-    <w:lsdException w:name="List Table 5 Dark Accent 6" w:uiPriority="50"/>
-    <w:lsdException w:name="List Table 6 Colorful Accent 6" w:uiPriority="51"/>
-    <w:lsdException w:name="List Table 7 Colorful Accent 6" w:uiPriority="52"/>
-  </w:latentStyles>
-  <w:style w:type="paragraph" w:default="1" w:styleId="a">
-    <w:name w:val="Normal"/>
+  <w:style w:type="paragraph" w:styleId="a6">
+    <w:name w:val="List Paragraph"/>
+    <w:basedOn w:val="a"/>
+    <w:uiPriority w:val="34"/>
     <w:qFormat/>
+    <w:rsid w:val="00725BB5"/>
+    <w:pPr>
+      <w:ind w:left="720"/>
+      <w:contextualSpacing/>
+    </w:pPr>
   </w:style>
-  <w:style w:type="character" w:default="1" w:styleId="a0">
-    <w:name w:val="Default Paragraph Font"/>
-    <w:uiPriority w:val="1"/>
-    <w:semiHidden/>
-    <w:unhideWhenUsed/>
-  </w:style>
-  <w:style w:type="table" w:default="1" w:styleId="a1">
-    <w:name w:val="Normal Table"/>
+  <w:style w:type="paragraph" w:styleId="HTML">
+    <w:name w:val="HTML Preformatted"/>
+    <w:basedOn w:val="a"/>
+    <w:link w:val="HTML0"/>
     <w:uiPriority w:val="99"/>
     <w:semiHidden/>
     <w:unhideWhenUsed/>
-    <w:tblPr>
-      <w:tblInd w:w="0" w:type="dxa"/>
-      <w:tblCellMar>
-        <w:top w:w="0" w:type="dxa"/>
-        <w:left w:w="108" w:type="dxa"/>
-        <w:bottom w:w="0" w:type="dxa"/>
-        <w:right w:w="108" w:type="dxa"/>
-      </w:tblCellMar>
-    </w:tblPr>
+    <w:rsid w:val="00725BB5"/>
+    <w:pPr>
+      <w:tabs>
+        <w:tab w:val="left" w:pos="916"/>
+        <w:tab w:val="left" w:pos="1832"/>
+        <w:tab w:val="left" w:pos="2748"/>
+        <w:tab w:val="left" w:pos="3664"/>
+        <w:tab w:val="left" w:pos="4580"/>
+        <w:tab w:val="left" w:pos="5496"/>
+        <w:tab w:val="left" w:pos="6412"/>
+        <w:tab w:val="left" w:pos="7328"/>
+        <w:tab w:val="left" w:pos="8244"/>
+        <w:tab w:val="left" w:pos="9160"/>
+        <w:tab w:val="left" w:pos="10076"/>
+        <w:tab w:val="left" w:pos="10992"/>
+        <w:tab w:val="left" w:pos="11908"/>
+        <w:tab w:val="left" w:pos="12824"/>
+        <w:tab w:val="left" w:pos="13740"/>
+        <w:tab w:val="left" w:pos="14656"/>
+      </w:tabs>
+      <w:spacing w:after="0" w:line="240" w:lineRule="auto"/>
+    </w:pPr>
+    <w:rPr>
+      <w:rFonts w:ascii="Courier New" w:eastAsia="Times New Roman" w:hAnsi="Courier New" w:cs="Courier New"/>
+      <w:kern w:val="0"/>
+      <w:sz w:val="20"/>
+      <w:szCs w:val="20"/>
+      <w:lang w:eastAsia="ru-RU"/>
+      <w14:ligatures w14:val="none"/>
+    </w:rPr>
   </w:style>
-  <w:style w:type="numbering" w:default="1" w:styleId="a2">
-    <w:name w:val="No List"/>
+  <w:style w:type="character" w:customStyle="1" w:styleId="HTML0">
+    <w:name w:val="Стандартный HTML Знак"/>
+    <w:basedOn w:val="a0"/>
+    <w:link w:val="HTML"/>
     <w:uiPriority w:val="99"/>
     <w:semiHidden/>
-    <w:unhideWhenUsed/>
+    <w:rsid w:val="00725BB5"/>
+    <w:rPr>
+      <w:rFonts w:ascii="Courier New" w:eastAsia="Times New Roman" w:hAnsi="Courier New" w:cs="Courier New"/>
+      <w:sz w:val="20"/>
+      <w:szCs w:val="20"/>
+      <w:lang w:eastAsia="ru-RU"/>
+    </w:rPr>
   </w:style>
-  <w:style w:type="paragraph" w:customStyle="1" w:styleId="4A1C092CE1CE4B80BB0BE9298998DF4A">
-    <w:name w:val="4A1C092CE1CE4B80BB0BE9298998DF4A"/>
-    <w:rsid w:val="0022297A"/>
+  <w:style w:type="paragraph" w:customStyle="1" w:styleId="sc-kguayh">
+    <w:name w:val="sc-kguayh"/>
+    <w:basedOn w:val="a"/>
+    <w:rsid w:val="00725BB5"/>
+    <w:pPr>
+      <w:spacing w:before="100" w:beforeAutospacing="1" w:after="100" w:afterAutospacing="1" w:line="240" w:lineRule="auto"/>
+    </w:pPr>
+    <w:rPr>
+      <w:rFonts w:eastAsia="Times New Roman" w:cs="Times New Roman"/>
+      <w:kern w:val="0"/>
+      <w:szCs w:val="24"/>
+      <w:lang w:eastAsia="ru-RU"/>
+      <w14:ligatures w14:val="none"/>
+    </w:rPr>
   </w:style>
-  <w:style w:type="paragraph" w:customStyle="1" w:styleId="9CC62277DD804EF1B0417AAA6F20F96D">
-    <w:name w:val="9CC62277DD804EF1B0417AAA6F20F96D"/>
-    <w:rsid w:val="0022297A"/>
-  </w:style>
-  <w:style w:type="paragraph" w:customStyle="1" w:styleId="ACA0A467C3984191A20D94F91610F0DB">
-    <w:name w:val="ACA0A467C3984191A20D94F91610F0DB"/>
-    <w:rsid w:val="0022297A"/>
+  <w:style w:type="character" w:customStyle="1" w:styleId="sc-bznhio">
+    <w:name w:val="sc-bznhio"/>
+    <w:basedOn w:val="a0"/>
+    <w:rsid w:val="00725BB5"/>
   </w:style>
 </w:styles>
-</file>
-
-<file path=word/glossary/webSettings.xml><?xml version="1.0" encoding="utf-8"?>
-<w:webSettings xmlns:mc="http://schemas.openxmlformats.org/markup-compatibility/2006" xmlns:r="http://schemas.openxmlformats.org/officeDocument/2006/relationships" xmlns:w="http://schemas.openxmlformats.org/wordprocessingml/2006/main" xmlns:w14="http://schemas.microsoft.com/office/word/2010/wordml" xmlns:w15="http://schemas.microsoft.com/office/word/2012/wordml" xmlns:w16se="http://schemas.microsoft.com/office/word/2015/wordml/symex" mc:Ignorable="w14 w15 w16se">
-  <w:optimizeForBrowser/>
-  <w:allowPNG/>
-</w:webSettings>
 </file>
 
 <file path=word/theme/theme1.xml><?xml version="1.0" encoding="utf-8"?>
@@ -11833,7 +16952,7 @@
 </file>
 
 <file path=customXml/itemProps1.xml><?xml version="1.0" encoding="utf-8"?>
-<ds:datastoreItem xmlns:ds="http://schemas.openxmlformats.org/officeDocument/2006/customXml" ds:itemID="{C66032FA-035B-499B-B90F-DA04F7A7EE25}">
+<ds:datastoreItem xmlns:ds="http://schemas.openxmlformats.org/officeDocument/2006/customXml" ds:itemID="{E9A0F552-B2BF-4F59-934D-B39FC4CFBF9B}">
   <ds:schemaRefs>
     <ds:schemaRef ds:uri="http://schemas.openxmlformats.org/officeDocument/2006/bibliography"/>
   </ds:schemaRefs>

--- a/Содержание_итого_вариат_сам_работы.docx
+++ b/Содержание_итого_вариат_сам_работы.docx
@@ -445,128 +445,81 @@
           <w:r>
             <w:fldChar w:fldCharType="separate"/>
           </w:r>
-          <w:bookmarkStart w:id="0" w:name="_GoBack"/>
-          <w:bookmarkEnd w:id="0"/>
-          <w:r>
-            <w:rPr>
-              <w:rStyle w:val="a4"/>
-              <w:noProof/>
-            </w:rPr>
-            <w:fldChar w:fldCharType="begin"/>
-          </w:r>
-          <w:r>
-            <w:rPr>
-              <w:rStyle w:val="a4"/>
-              <w:noProof/>
-            </w:rPr>
-            <w:instrText xml:space="preserve"> </w:instrText>
-          </w:r>
-          <w:r>
-            <w:rPr>
-              <w:noProof/>
-            </w:rPr>
-            <w:instrText>HYPERLINK \l "_Toc227966914"</w:instrText>
-          </w:r>
-          <w:r>
-            <w:rPr>
-              <w:rStyle w:val="a4"/>
-              <w:noProof/>
-            </w:rPr>
-            <w:instrText xml:space="preserve"> </w:instrText>
-          </w:r>
-          <w:r>
-            <w:rPr>
-              <w:rStyle w:val="a4"/>
-              <w:noProof/>
-            </w:rPr>
-          </w:r>
-          <w:r>
-            <w:rPr>
-              <w:rStyle w:val="a4"/>
-              <w:noProof/>
-            </w:rPr>
-            <w:fldChar w:fldCharType="separate"/>
-          </w:r>
-          <w:r>
-            <w:rPr>
-              <w:rStyle w:val="a4"/>
-              <w:noProof/>
-            </w:rPr>
-            <w:t>1.</w:t>
-          </w:r>
-          <w:r>
-            <w:rPr>
-              <w:rFonts w:asciiTheme="minorHAnsi" w:eastAsiaTheme="minorEastAsia" w:hAnsiTheme="minorHAnsi"/>
-              <w:noProof/>
-              <w:kern w:val="0"/>
-              <w:sz w:val="22"/>
-              <w:lang w:eastAsia="ru-RU"/>
-              <w14:ligatures w14:val="none"/>
-            </w:rPr>
-            <w:tab/>
-          </w:r>
-          <w:r>
-            <w:rPr>
-              <w:rStyle w:val="a4"/>
-              <w:noProof/>
-            </w:rPr>
-            <w:t>Постановка задачи</w:t>
-          </w:r>
-          <w:r>
-            <w:rPr>
-              <w:noProof/>
-              <w:webHidden/>
-            </w:rPr>
-            <w:tab/>
-          </w:r>
-          <w:r>
-            <w:rPr>
-              <w:noProof/>
-              <w:webHidden/>
-            </w:rPr>
-            <w:fldChar w:fldCharType="begin"/>
-          </w:r>
-          <w:r>
-            <w:rPr>
-              <w:noProof/>
-              <w:webHidden/>
-            </w:rPr>
-            <w:instrText xml:space="preserve"> PAGEREF _Toc227966914 \h </w:instrText>
-          </w:r>
-          <w:r>
-            <w:rPr>
-              <w:noProof/>
-              <w:webHidden/>
-            </w:rPr>
-          </w:r>
-          <w:r>
-            <w:rPr>
-              <w:noProof/>
-              <w:webHidden/>
-            </w:rPr>
-            <w:fldChar w:fldCharType="separate"/>
-          </w:r>
-          <w:r>
-            <w:rPr>
-              <w:noProof/>
-              <w:webHidden/>
-            </w:rPr>
-            <w:t>3</w:t>
-          </w:r>
-          <w:r>
-            <w:rPr>
-              <w:noProof/>
-              <w:webHidden/>
-            </w:rPr>
-            <w:fldChar w:fldCharType="end"/>
-          </w:r>
-          <w:r>
-            <w:rPr>
-              <w:rStyle w:val="a4"/>
-              <w:noProof/>
-            </w:rPr>
-            <w:fldChar w:fldCharType="end"/>
-          </w:r>
+          <w:hyperlink w:anchor="_Toc227966914" w:history="1">
+            <w:r>
+              <w:rPr>
+                <w:rStyle w:val="a4"/>
+                <w:noProof/>
+              </w:rPr>
+              <w:t>1.</w:t>
+            </w:r>
+            <w:r>
+              <w:rPr>
+                <w:rFonts w:asciiTheme="minorHAnsi" w:eastAsiaTheme="minorEastAsia" w:hAnsiTheme="minorHAnsi"/>
+                <w:noProof/>
+                <w:kern w:val="0"/>
+                <w:sz w:val="22"/>
+                <w:lang w:eastAsia="ru-RU"/>
+                <w14:ligatures w14:val="none"/>
+              </w:rPr>
+              <w:tab/>
+            </w:r>
+            <w:r>
+              <w:rPr>
+                <w:rStyle w:val="a4"/>
+                <w:noProof/>
+              </w:rPr>
+              <w:t>Постановка задачи</w:t>
+            </w:r>
+            <w:r>
+              <w:rPr>
+                <w:noProof/>
+                <w:webHidden/>
+              </w:rPr>
+              <w:tab/>
+            </w:r>
+            <w:r>
+              <w:rPr>
+                <w:noProof/>
+                <w:webHidden/>
+              </w:rPr>
+              <w:fldChar w:fldCharType="begin"/>
+            </w:r>
+            <w:r>
+              <w:rPr>
+                <w:noProof/>
+                <w:webHidden/>
+              </w:rPr>
+              <w:instrText xml:space="preserve"> PAGEREF _Toc227966914 \h </w:instrText>
+            </w:r>
+            <w:r>
+              <w:rPr>
+                <w:noProof/>
+                <w:webHidden/>
+              </w:rPr>
+            </w:r>
+            <w:r>
+              <w:rPr>
+                <w:noProof/>
+                <w:webHidden/>
+              </w:rPr>
+              <w:fldChar w:fldCharType="separate"/>
+            </w:r>
+            <w:r>
+              <w:rPr>
+                <w:noProof/>
+                <w:webHidden/>
+              </w:rPr>
+              <w:t>3</w:t>
+            </w:r>
+            <w:r>
+              <w:rPr>
+                <w:noProof/>
+                <w:webHidden/>
+              </w:rPr>
+              <w:fldChar w:fldCharType="end"/>
+            </w:r>
+          </w:hyperlink>
         </w:p>
         <w:p>
           <w:pPr>
@@ -1993,62 +1946,62 @@
       <w:pPr>
         <w:pStyle w:val="1"/>
       </w:pPr>
-      <w:bookmarkStart w:id="1" w:name="_Toc227093505"/>
-      <w:bookmarkStart w:id="2" w:name="_Toc227093801"/>
-      <w:bookmarkStart w:id="3" w:name="_Toc227966914"/>
+      <w:bookmarkStart w:id="0" w:name="_Toc227093505"/>
+      <w:bookmarkStart w:id="1" w:name="_Toc227093801"/>
+      <w:bookmarkStart w:id="2" w:name="_Toc227966914"/>
       <w:r>
         <w:t>Постановка задачи</w:t>
       </w:r>
+      <w:bookmarkEnd w:id="0"/>
       <w:bookmarkEnd w:id="1"/>
       <w:bookmarkEnd w:id="2"/>
+    </w:p>
+    <w:p>
+      <w:r>
+        <w:t>Вариант 10. Предметная область: Пусть требуется создать программную систему, предназначенную для диспетчера станции техобслуживания. Такая система должна обеспечивать хранение сведений об услугах, оказываемых станцией и их стоимости, о клиентах станции, о работниках станции и об автомобилях, которые они ремонтируют в текущий момент. Клиент станции — это человек, который хотя бы раз воспользовался услугами станции. О клиенте должны храниться следующие сведения: паспортные данные, включая фамилию, имя, отчество, дату рождения, прописку, а также даты обращения на станцию техобслуживания с указанием автомобилей, которые он сдавал в ремонт. Клиент сдает в ремонт не обязательно автомобиль, владельцем которого он является. Сведения об автомобилях включают в себя марку автомобиля, его цвет, год выпуска, номер государственной регистрации, перечень неисправностей и данные о владельце. Сведения о работнике — это его фамилия, имя, отчество, специальность, разряд, стаж работы. Диспетчер заносит в БД сведения об автомобиле и о клиенте, если клиент обращается на станцию впервые. После этого диспетчер определяет рабочих, которые будут устранять имеющиеся в автомобиле неисправности. Оставляя автомобиль на станции техобслуживания, клиент получает расписку, в которой указано, когда автомобиль был поставлен на ремонт, какие он имеет неисправности, когда станция обязуется возвратить отремонтированный автомобиль. После возвращения автомобиля клиенту данные о произведенном ремонте помещаются в архив, клиент получает счет, в котором содержится перечень устраненных неисправностей с указанием времени работы, стоимости работы и стоимости запчастей.</w:t>
+      </w:r>
+    </w:p>
+    <w:p>
+      <w:pPr>
+        <w:pStyle w:val="1"/>
+      </w:pPr>
+      <w:bookmarkStart w:id="3" w:name="_Toc227093506"/>
+      <w:bookmarkStart w:id="4" w:name="_Toc227093802"/>
+      <w:bookmarkStart w:id="5" w:name="_Toc227966915"/>
+      <w:r>
+        <w:t>Проектирование предметной области</w:t>
+      </w:r>
       <w:bookmarkEnd w:id="3"/>
-    </w:p>
-    <w:p>
-      <w:r>
-        <w:t>Вариант 10. Предметная область: Пусть требуется создать программную систему, предназначенную для диспетчера станции техобслуживания. Такая система должна обеспечивать хранение сведений об услугах, оказываемых станцией и их стоимости, о клиентах станции, о работниках станции и об автомобилях, которые они ремонтируют в текущий момент. Клиент станции — это человек, который хотя бы раз воспользовался услугами станции. О клиенте должны храниться следующие сведения: паспортные данные, включая фамилию, имя, отчество, дату рождения, прописку, а также даты обращения на станцию техобслуживания с указанием автомобилей, которые он сдавал в ремонт. Клиент сдает в ремонт не обязательно автомобиль, владельцем которого он является. Сведения об автомобилях включают в себя марку автомобиля, его цвет, год выпуска, номер государственной регистрации, перечень неисправностей и данные о владельце. Сведения о работнике — это его фамилия, имя, отчество, специальность, разряд, стаж работы. Диспетчер заносит в БД сведения об автомобиле и о клиенте, если клиент обращается на станцию впервые. После этого диспетчер определяет рабочих, которые будут устранять имеющиеся в автомобиле неисправности. Оставляя автомобиль на станции техобслуживания, клиент получает расписку, в которой указано, когда автомобиль был поставлен на ремонт, какие он имеет неисправности, когда станция обязуется возвратить отремонтированный автомобиль. После возвращения автомобиля клиенту данные о произведенном ремонте помещаются в архив, клиент получает счет, в котором содержится перечень устраненных неисправностей с указанием времени работы, стоимости работы и стоимости запчастей.</w:t>
-      </w:r>
-    </w:p>
-    <w:p>
-      <w:pPr>
-        <w:pStyle w:val="1"/>
-      </w:pPr>
-      <w:bookmarkStart w:id="4" w:name="_Toc227093506"/>
-      <w:bookmarkStart w:id="5" w:name="_Toc227093802"/>
-      <w:bookmarkStart w:id="6" w:name="_Toc227966915"/>
-      <w:r>
-        <w:t>Проектирование предметной области</w:t>
-      </w:r>
       <w:bookmarkEnd w:id="4"/>
       <w:bookmarkEnd w:id="5"/>
+    </w:p>
+    <w:p>
+      <w:pPr>
+        <w:pStyle w:val="2"/>
+      </w:pPr>
+      <w:bookmarkStart w:id="6" w:name="_Toc227093507"/>
+      <w:bookmarkStart w:id="7" w:name="_Toc227093803"/>
+      <w:bookmarkStart w:id="8" w:name="_Toc227966916"/>
+      <w:r>
+        <w:t>Этапы выполнения функционального анализа</w:t>
+      </w:r>
       <w:bookmarkEnd w:id="6"/>
-    </w:p>
-    <w:p>
-      <w:pPr>
-        <w:pStyle w:val="2"/>
-      </w:pPr>
-      <w:bookmarkStart w:id="7" w:name="_Toc227093507"/>
-      <w:bookmarkStart w:id="8" w:name="_Toc227093803"/>
-      <w:bookmarkStart w:id="9" w:name="_Toc227966916"/>
-      <w:r>
-        <w:t>Этапы выполнения функционального анализа</w:t>
-      </w:r>
       <w:bookmarkEnd w:id="7"/>
       <w:bookmarkEnd w:id="8"/>
+    </w:p>
+    <w:p>
+      <w:pPr>
+        <w:pStyle w:val="3"/>
+      </w:pPr>
+      <w:bookmarkStart w:id="9" w:name="_Toc227093508"/>
+      <w:bookmarkStart w:id="10" w:name="_Toc227093804"/>
+      <w:bookmarkStart w:id="11" w:name="_Toc227966917"/>
+      <w:r>
+        <w:t>Моделирование диаграммы вариантов использования</w:t>
+      </w:r>
       <w:bookmarkEnd w:id="9"/>
-    </w:p>
-    <w:p>
-      <w:pPr>
-        <w:pStyle w:val="3"/>
-      </w:pPr>
-      <w:bookmarkStart w:id="10" w:name="_Toc227093508"/>
-      <w:bookmarkStart w:id="11" w:name="_Toc227093804"/>
-      <w:bookmarkStart w:id="12" w:name="_Toc227966917"/>
-      <w:r>
-        <w:t>Моделирование диаграммы вариантов использования</w:t>
-      </w:r>
       <w:bookmarkEnd w:id="10"/>
       <w:bookmarkEnd w:id="11"/>
-      <w:bookmarkEnd w:id="12"/>
     </w:p>
     <w:p>
       <w:pPr>
@@ -2125,16 +2078,16 @@
       <w:pPr>
         <w:pStyle w:val="3"/>
       </w:pPr>
-      <w:bookmarkStart w:id="13" w:name="_Toc227093509"/>
-      <w:bookmarkStart w:id="14" w:name="_Toc227093805"/>
-      <w:bookmarkStart w:id="15" w:name="_Toc227966918"/>
+      <w:bookmarkStart w:id="12" w:name="_Toc227093509"/>
+      <w:bookmarkStart w:id="13" w:name="_Toc227093805"/>
+      <w:bookmarkStart w:id="14" w:name="_Toc227966918"/>
       <w:r>
         <w:lastRenderedPageBreak/>
         <w:t>Графическое представление функций</w:t>
       </w:r>
+      <w:bookmarkEnd w:id="12"/>
       <w:bookmarkEnd w:id="13"/>
       <w:bookmarkEnd w:id="14"/>
-      <w:bookmarkEnd w:id="15"/>
     </w:p>
     <w:p>
       <w:pPr>
@@ -3772,7 +3725,7 @@
                 <w:szCs w:val="24"/>
               </w:rPr>
             </w:pPr>
-            <w:bookmarkStart w:id="16" w:name="_Hlk166344136"/>
+            <w:bookmarkStart w:id="15" w:name="_Hlk166344136"/>
           </w:p>
         </w:tc>
         <w:tc>
@@ -3836,7 +3789,7 @@
           </w:p>
         </w:tc>
       </w:tr>
-      <w:bookmarkEnd w:id="16"/>
+      <w:bookmarkEnd w:id="15"/>
       <w:tr>
         <w:trPr>
           <w:trHeight w:val="64"/>
@@ -4562,15 +4515,15 @@
       <w:pPr>
         <w:pStyle w:val="3"/>
       </w:pPr>
-      <w:bookmarkStart w:id="17" w:name="_Toc227093510"/>
-      <w:bookmarkStart w:id="18" w:name="_Toc227093806"/>
-      <w:bookmarkStart w:id="19" w:name="_Toc227966919"/>
+      <w:bookmarkStart w:id="16" w:name="_Toc227093510"/>
+      <w:bookmarkStart w:id="17" w:name="_Toc227093806"/>
+      <w:bookmarkStart w:id="18" w:name="_Toc227966919"/>
       <w:r>
         <w:t>Анализ входной и выходной информации</w:t>
       </w:r>
+      <w:bookmarkEnd w:id="16"/>
       <w:bookmarkEnd w:id="17"/>
       <w:bookmarkEnd w:id="18"/>
-      <w:bookmarkEnd w:id="19"/>
     </w:p>
     <w:p>
       <w:pPr>
@@ -5528,9 +5481,9 @@
       <w:pPr>
         <w:pStyle w:val="3"/>
       </w:pPr>
-      <w:bookmarkStart w:id="20" w:name="_Toc227093511"/>
-      <w:bookmarkStart w:id="21" w:name="_Toc227093807"/>
-      <w:bookmarkStart w:id="22" w:name="_Toc227966920"/>
+      <w:bookmarkStart w:id="19" w:name="_Toc227093511"/>
+      <w:bookmarkStart w:id="20" w:name="_Toc227093807"/>
+      <w:bookmarkStart w:id="21" w:name="_Toc227966920"/>
       <w:r>
         <w:lastRenderedPageBreak/>
         <w:t xml:space="preserve">Составление </w:t>
@@ -5539,9 +5492,9 @@
       <w:r>
         <w:t>органиограммы</w:t>
       </w:r>
+      <w:bookmarkEnd w:id="19"/>
       <w:bookmarkEnd w:id="20"/>
       <w:bookmarkEnd w:id="21"/>
-      <w:bookmarkEnd w:id="22"/>
       <w:proofErr w:type="spellEnd"/>
     </w:p>
     <w:p>
@@ -7963,9 +7916,9 @@
       <w:pPr>
         <w:pStyle w:val="2"/>
       </w:pPr>
-      <w:bookmarkStart w:id="23" w:name="_Toc227093512"/>
-      <w:bookmarkStart w:id="24" w:name="_Toc227093808"/>
-      <w:bookmarkStart w:id="25" w:name="_Toc227966921"/>
+      <w:bookmarkStart w:id="22" w:name="_Toc227093512"/>
+      <w:bookmarkStart w:id="23" w:name="_Toc227093808"/>
+      <w:bookmarkStart w:id="24" w:name="_Toc227966921"/>
       <w:r>
         <w:t xml:space="preserve">Моделирование </w:t>
       </w:r>
@@ -7993,9 +7946,9 @@
       <w:r>
         <w:t>технологиями</w:t>
       </w:r>
+      <w:bookmarkEnd w:id="22"/>
       <w:bookmarkEnd w:id="23"/>
       <w:bookmarkEnd w:id="24"/>
-      <w:bookmarkEnd w:id="25"/>
     </w:p>
     <w:p>
       <w:r>
@@ -8346,26 +8299,26 @@
     <w:p>
       <w:pPr>
         <w:jc w:val="center"/>
+      </w:pPr>
+      <w:r>
+        <w:t xml:space="preserve">Рис. №6 </w:t>
+      </w:r>
+      <w:r>
+        <w:t>“</w:t>
+      </w:r>
+      <w:r>
         <w:rPr>
           <w:lang w:val="en-US"/>
         </w:rPr>
-      </w:pPr>
-      <w:r>
-        <w:t xml:space="preserve">Рис. №6 </w:t>
-      </w:r>
-      <w:r>
-        <w:rPr>
-          <w:lang w:val="en-US"/>
-        </w:rPr>
-        <w:t>“UML”</w:t>
+        <w:t>UML</w:t>
+      </w:r>
+      <w:r>
+        <w:t>”</w:t>
       </w:r>
     </w:p>
     <w:p>
       <w:pPr>
         <w:jc w:val="center"/>
-        <w:rPr>
-          <w:lang w:val="en-US"/>
-        </w:rPr>
       </w:pPr>
     </w:p>
     <w:p>
@@ -10342,16 +10295,16 @@
       <w:pPr>
         <w:pStyle w:val="2"/>
       </w:pPr>
-      <w:bookmarkStart w:id="26" w:name="_Toc227093513"/>
-      <w:bookmarkStart w:id="27" w:name="_Toc227093809"/>
-      <w:bookmarkStart w:id="28" w:name="_Toc227966922"/>
+      <w:bookmarkStart w:id="25" w:name="_Toc227093513"/>
+      <w:bookmarkStart w:id="26" w:name="_Toc227093809"/>
+      <w:bookmarkStart w:id="27" w:name="_Toc227966922"/>
       <w:r>
         <w:lastRenderedPageBreak/>
         <w:t>Структурный анализ</w:t>
       </w:r>
+      <w:bookmarkEnd w:id="25"/>
       <w:bookmarkEnd w:id="26"/>
       <w:bookmarkEnd w:id="27"/>
-      <w:bookmarkEnd w:id="28"/>
     </w:p>
     <w:p>
       <w:pPr>
@@ -11284,30 +11237,30 @@
       <w:pPr>
         <w:pStyle w:val="1"/>
       </w:pPr>
-      <w:bookmarkStart w:id="29" w:name="_Toc227093514"/>
-      <w:bookmarkStart w:id="30" w:name="_Toc227093810"/>
-      <w:bookmarkStart w:id="31" w:name="_Toc227966923"/>
+      <w:bookmarkStart w:id="28" w:name="_Toc227093514"/>
+      <w:bookmarkStart w:id="29" w:name="_Toc227093810"/>
+      <w:bookmarkStart w:id="30" w:name="_Toc227966923"/>
       <w:r>
         <w:lastRenderedPageBreak/>
         <w:t>Проектирование БД</w:t>
       </w:r>
+      <w:bookmarkEnd w:id="28"/>
       <w:bookmarkEnd w:id="29"/>
       <w:bookmarkEnd w:id="30"/>
+    </w:p>
+    <w:p>
+      <w:pPr>
+        <w:pStyle w:val="2"/>
+      </w:pPr>
+      <w:bookmarkStart w:id="31" w:name="_Toc227093515"/>
+      <w:bookmarkStart w:id="32" w:name="_Toc227093811"/>
+      <w:bookmarkStart w:id="33" w:name="_Toc227966924"/>
+      <w:r>
+        <w:t>Процесс нормализации</w:t>
+      </w:r>
       <w:bookmarkEnd w:id="31"/>
-    </w:p>
-    <w:p>
-      <w:pPr>
-        <w:pStyle w:val="2"/>
-      </w:pPr>
-      <w:bookmarkStart w:id="32" w:name="_Toc227093515"/>
-      <w:bookmarkStart w:id="33" w:name="_Toc227093811"/>
-      <w:bookmarkStart w:id="34" w:name="_Toc227966924"/>
-      <w:r>
-        <w:t>Процесс нормализации</w:t>
-      </w:r>
       <w:bookmarkEnd w:id="32"/>
       <w:bookmarkEnd w:id="33"/>
-      <w:bookmarkEnd w:id="34"/>
     </w:p>
     <w:p>
       <w:pPr>
@@ -14307,21 +14260,21 @@
       <w:pPr>
         <w:pStyle w:val="1"/>
       </w:pPr>
-      <w:bookmarkStart w:id="35" w:name="_Toc227966925"/>
+      <w:bookmarkStart w:id="34" w:name="_Toc227966925"/>
       <w:r>
         <w:t>Разработка БД</w:t>
       </w:r>
+      <w:bookmarkEnd w:id="34"/>
+    </w:p>
+    <w:p>
+      <w:pPr>
+        <w:pStyle w:val="2"/>
+      </w:pPr>
+      <w:bookmarkStart w:id="35" w:name="_Toc227966926"/>
+      <w:r>
+        <w:t>Схема данных</w:t>
+      </w:r>
       <w:bookmarkEnd w:id="35"/>
-    </w:p>
-    <w:p>
-      <w:pPr>
-        <w:pStyle w:val="2"/>
-      </w:pPr>
-      <w:bookmarkStart w:id="36" w:name="_Toc227966926"/>
-      <w:r>
-        <w:t>Схема данных</w:t>
-      </w:r>
-      <w:bookmarkEnd w:id="36"/>
     </w:p>
     <w:p>
       <w:r>
@@ -14370,11 +14323,11 @@
       <w:pPr>
         <w:pStyle w:val="2"/>
       </w:pPr>
-      <w:bookmarkStart w:id="37" w:name="_Toc227966927"/>
+      <w:bookmarkStart w:id="36" w:name="_Toc227966927"/>
       <w:r>
         <w:t>Реализация запросов</w:t>
       </w:r>
-      <w:bookmarkEnd w:id="37"/>
+      <w:bookmarkEnd w:id="36"/>
     </w:p>
     <w:p>
       <w:r>
@@ -14574,10 +14527,10 @@
           <w:lang w:eastAsia="ru-RU"/>
         </w:rPr>
         <w:drawing>
-          <wp:inline distT="0" distB="0" distL="0" distR="0" wp14:anchorId="33A4DC26" wp14:editId="0D466A6B">
-            <wp:extent cx="3191320" cy="1038370"/>
-            <wp:effectExtent l="0" t="0" r="0" b="9525"/>
-            <wp:docPr id="50" name="Рисунок 50"/>
+          <wp:inline distT="0" distB="0" distL="0" distR="0" wp14:anchorId="2D80F419" wp14:editId="1A5D53C9">
+            <wp:extent cx="3286584" cy="2257740"/>
+            <wp:effectExtent l="0" t="0" r="9525" b="9525"/>
+            <wp:docPr id="33" name="Рисунок 33"/>
             <wp:cNvGraphicFramePr>
               <a:graphicFrameLocks xmlns:a="http://schemas.openxmlformats.org/drawingml/2006/main" noChangeAspect="1"/>
             </wp:cNvGraphicFramePr>
@@ -14597,7 +14550,7 @@
                   <pic:spPr>
                     <a:xfrm>
                       <a:off x="0" y="0"/>
-                      <a:ext cx="3191320" cy="1038370"/>
+                      <a:ext cx="3286584" cy="2257740"/>
                     </a:xfrm>
                     <a:prstGeom prst="rect">
                       <a:avLst/>
@@ -14621,23 +14574,14 @@
         <w:t>“</w:t>
       </w:r>
       <w:r>
-        <w:t xml:space="preserve">Запрос по работам </w:t>
-      </w:r>
-      <w:r>
-        <w:t>“</w:t>
-      </w:r>
-      <w:r>
-        <w:t>Развал</w:t>
+        <w:t xml:space="preserve">Запрос </w:t>
+      </w:r>
+      <w:r>
+        <w:t>на добавление работников по разным специальностям</w:t>
       </w:r>
       <w:r>
         <w:t>”</w:t>
       </w:r>
-      <w:r>
-        <w:t xml:space="preserve"> по датам</w:t>
-      </w:r>
-      <w:r>
-        <w:t>”</w:t>
-      </w:r>
     </w:p>
     <w:p>
       <w:pPr>
@@ -14648,15 +14592,11 @@
     </w:p>
     <w:p>
       <w:r>
-        <w:rPr>
-          <w:noProof/>
-          <w:lang w:eastAsia="ru-RU"/>
-        </w:rPr>
         <w:drawing>
-          <wp:inline distT="0" distB="0" distL="0" distR="0" wp14:anchorId="727B9FD1" wp14:editId="18D2FAF1">
-            <wp:extent cx="5940425" cy="897890"/>
-            <wp:effectExtent l="0" t="0" r="3175" b="0"/>
-            <wp:docPr id="51" name="Рисунок 51"/>
+          <wp:inline distT="0" distB="0" distL="0" distR="0" wp14:anchorId="5666A337" wp14:editId="514E705E">
+            <wp:extent cx="2210108" cy="514422"/>
+            <wp:effectExtent l="0" t="0" r="0" b="0"/>
+            <wp:docPr id="45" name="Рисунок 45"/>
             <wp:cNvGraphicFramePr>
               <a:graphicFrameLocks xmlns:a="http://schemas.openxmlformats.org/drawingml/2006/main" noChangeAspect="1"/>
             </wp:cNvGraphicFramePr>
@@ -14676,7 +14616,7 @@
                   <pic:spPr>
                     <a:xfrm>
                       <a:off x="0" y="0"/>
-                      <a:ext cx="5940425" cy="897890"/>
+                      <a:ext cx="2210108" cy="514422"/>
                     </a:xfrm>
                     <a:prstGeom prst="rect">
                       <a:avLst/>
@@ -14715,16 +14655,12 @@
     <w:p/>
     <w:p>
       <w:r>
-        <w:rPr>
-          <w:noProof/>
-          <w:lang w:eastAsia="ru-RU"/>
-        </w:rPr>
         <w:lastRenderedPageBreak/>
         <w:drawing>
-          <wp:inline distT="0" distB="0" distL="0" distR="0" wp14:anchorId="4F4F1621" wp14:editId="6F236EBB">
-            <wp:extent cx="5153744" cy="4277322"/>
-            <wp:effectExtent l="0" t="0" r="8890" b="9525"/>
-            <wp:docPr id="52" name="Рисунок 52"/>
+          <wp:inline distT="0" distB="0" distL="0" distR="0" wp14:anchorId="069352FE" wp14:editId="3C66AFE1">
+            <wp:extent cx="2448267" cy="2953162"/>
+            <wp:effectExtent l="0" t="0" r="9525" b="0"/>
+            <wp:docPr id="53" name="Рисунок 53"/>
             <wp:cNvGraphicFramePr>
               <a:graphicFrameLocks xmlns:a="http://schemas.openxmlformats.org/drawingml/2006/main" noChangeAspect="1"/>
             </wp:cNvGraphicFramePr>
@@ -14744,7 +14680,7 @@
                   <pic:spPr>
                     <a:xfrm>
                       <a:off x="0" y="0"/>
-                      <a:ext cx="5153744" cy="4277322"/>
+                      <a:ext cx="2448267" cy="2953162"/>
                     </a:xfrm>
                     <a:prstGeom prst="rect">
                       <a:avLst/>
@@ -14776,15 +14712,11 @@
     </w:p>
     <w:p>
       <w:r>
-        <w:rPr>
-          <w:noProof/>
-          <w:lang w:eastAsia="ru-RU"/>
-        </w:rPr>
         <w:drawing>
-          <wp:inline distT="0" distB="0" distL="0" distR="0" wp14:anchorId="6190E6F2" wp14:editId="63FE749C">
-            <wp:extent cx="4001058" cy="1228896"/>
-            <wp:effectExtent l="0" t="0" r="0" b="9525"/>
-            <wp:docPr id="56" name="Рисунок 56"/>
+          <wp:inline distT="0" distB="0" distL="0" distR="0" wp14:anchorId="3C73EC5A" wp14:editId="7D88B9FF">
+            <wp:extent cx="2819794" cy="2419688"/>
+            <wp:effectExtent l="0" t="0" r="0" b="0"/>
+            <wp:docPr id="58" name="Рисунок 58"/>
             <wp:cNvGraphicFramePr>
               <a:graphicFrameLocks xmlns:a="http://schemas.openxmlformats.org/drawingml/2006/main" noChangeAspect="1"/>
             </wp:cNvGraphicFramePr>
@@ -14804,7 +14736,7 @@
                   <pic:spPr>
                     <a:xfrm>
                       <a:off x="0" y="0"/>
-                      <a:ext cx="4001058" cy="1228896"/>
+                      <a:ext cx="2819794" cy="2419688"/>
                     </a:xfrm>
                     <a:prstGeom prst="rect">
                       <a:avLst/>
@@ -14816,42 +14748,12 @@
           </wp:inline>
         </w:drawing>
       </w:r>
-    </w:p>
-    <w:p>
-      <w:pPr>
-        <w:jc w:val="center"/>
-      </w:pPr>
-      <w:r>
-        <w:t xml:space="preserve">Рис. №24 </w:t>
-      </w:r>
-      <w:r>
-        <w:t>“</w:t>
-      </w:r>
-      <w:r>
-        <w:t>Запрос</w:t>
-      </w:r>
-      <w:r>
-        <w:t xml:space="preserve"> </w:t>
-      </w:r>
-      <w:r>
-        <w:t>какие сотрудники ремонтируют автомобили Лада Приора</w:t>
-      </w:r>
-      <w:r>
-        <w:t>”</w:t>
-      </w:r>
-    </w:p>
-    <w:p/>
-    <w:p>
-      <w:r>
-        <w:rPr>
-          <w:noProof/>
-          <w:lang w:eastAsia="ru-RU"/>
-        </w:rPr>
+      <w:r>
         <w:drawing>
-          <wp:inline distT="0" distB="0" distL="0" distR="0" wp14:anchorId="3351CE68" wp14:editId="116EF765">
-            <wp:extent cx="5940425" cy="1085215"/>
-            <wp:effectExtent l="0" t="0" r="3175" b="635"/>
-            <wp:docPr id="54" name="Рисунок 54"/>
+          <wp:inline distT="0" distB="0" distL="0" distR="0" wp14:anchorId="1B30AD4B" wp14:editId="5D4775FC">
+            <wp:extent cx="2810267" cy="2305372"/>
+            <wp:effectExtent l="0" t="0" r="0" b="0"/>
+            <wp:docPr id="59" name="Рисунок 59"/>
             <wp:cNvGraphicFramePr>
               <a:graphicFrameLocks xmlns:a="http://schemas.openxmlformats.org/drawingml/2006/main" noChangeAspect="1"/>
             </wp:cNvGraphicFramePr>
@@ -14871,7 +14773,7 @@
                   <pic:spPr>
                     <a:xfrm>
                       <a:off x="0" y="0"/>
-                      <a:ext cx="5940425" cy="1085215"/>
+                      <a:ext cx="2810267" cy="2305372"/>
                     </a:xfrm>
                     <a:prstGeom prst="rect">
                       <a:avLst/>
@@ -14889,19 +14791,19 @@
         <w:jc w:val="center"/>
       </w:pPr>
       <w:r>
-        <w:t xml:space="preserve">Рис. №25 </w:t>
+        <w:t xml:space="preserve">Рис. №24 </w:t>
       </w:r>
       <w:r>
         <w:t>“</w:t>
       </w:r>
       <w:r>
-        <w:rPr>
-          <w:lang w:val="en-US"/>
-        </w:rPr>
-        <w:t xml:space="preserve">SQL </w:t>
-      </w:r>
-      <w:r>
-        <w:t>код</w:t>
+        <w:t>Запрос</w:t>
+      </w:r>
+      <w:r>
+        <w:t xml:space="preserve"> </w:t>
+      </w:r>
+      <w:r>
+        <w:t>на обновление цен по услугам</w:t>
       </w:r>
       <w:r>
         <w:t>”</w:t>
@@ -14910,16 +14812,11 @@
     <w:p/>
     <w:p>
       <w:r>
-        <w:rPr>
-          <w:noProof/>
-          <w:lang w:eastAsia="ru-RU"/>
-        </w:rPr>
-        <w:lastRenderedPageBreak/>
         <w:drawing>
-          <wp:inline distT="0" distB="0" distL="0" distR="0" wp14:anchorId="04F7429B" wp14:editId="7C3FFBD1">
-            <wp:extent cx="5487166" cy="5696745"/>
-            <wp:effectExtent l="0" t="0" r="0" b="0"/>
-            <wp:docPr id="55" name="Рисунок 55"/>
+          <wp:inline distT="0" distB="0" distL="0" distR="0" wp14:anchorId="3C270E5F" wp14:editId="231EC26E">
+            <wp:extent cx="2448267" cy="200053"/>
+            <wp:effectExtent l="0" t="0" r="0" b="9525"/>
+            <wp:docPr id="60" name="Рисунок 60"/>
             <wp:cNvGraphicFramePr>
               <a:graphicFrameLocks xmlns:a="http://schemas.openxmlformats.org/drawingml/2006/main" noChangeAspect="1"/>
             </wp:cNvGraphicFramePr>
@@ -14939,7 +14836,7 @@
                   <pic:spPr>
                     <a:xfrm>
                       <a:off x="0" y="0"/>
-                      <a:ext cx="5487166" cy="5696745"/>
+                      <a:ext cx="2448267" cy="200053"/>
                     </a:xfrm>
                     <a:prstGeom prst="rect">
                       <a:avLst/>
@@ -14963,31 +14860,506 @@
         <w:t>“</w:t>
       </w:r>
       <w:r>
+        <w:rPr>
+          <w:lang w:val="en-US"/>
+        </w:rPr>
+        <w:t xml:space="preserve">SQL </w:t>
+      </w:r>
+      <w:r>
+        <w:t>код</w:t>
+      </w:r>
+      <w:r>
+        <w:t>”</w:t>
+      </w:r>
+    </w:p>
+    <w:p/>
+    <w:p>
+      <w:r>
+        <w:lastRenderedPageBreak/>
+        <w:drawing>
+          <wp:inline distT="0" distB="0" distL="0" distR="0" wp14:anchorId="616C9373" wp14:editId="019E49B9">
+            <wp:extent cx="2276793" cy="2448267"/>
+            <wp:effectExtent l="0" t="0" r="9525" b="9525"/>
+            <wp:docPr id="61" name="Рисунок 61"/>
+            <wp:cNvGraphicFramePr>
+              <a:graphicFrameLocks xmlns:a="http://schemas.openxmlformats.org/drawingml/2006/main" noChangeAspect="1"/>
+            </wp:cNvGraphicFramePr>
+            <a:graphic xmlns:a="http://schemas.openxmlformats.org/drawingml/2006/main">
+              <a:graphicData uri="http://schemas.openxmlformats.org/drawingml/2006/picture">
+                <pic:pic xmlns:pic="http://schemas.openxmlformats.org/drawingml/2006/picture">
+                  <pic:nvPicPr>
+                    <pic:cNvPr id="1" name=""/>
+                    <pic:cNvPicPr/>
+                  </pic:nvPicPr>
+                  <pic:blipFill>
+                    <a:blip r:embed="rId34"/>
+                    <a:stretch>
+                      <a:fillRect/>
+                    </a:stretch>
+                  </pic:blipFill>
+                  <pic:spPr>
+                    <a:xfrm>
+                      <a:off x="0" y="0"/>
+                      <a:ext cx="2276793" cy="2448267"/>
+                    </a:xfrm>
+                    <a:prstGeom prst="rect">
+                      <a:avLst/>
+                    </a:prstGeom>
+                  </pic:spPr>
+                </pic:pic>
+              </a:graphicData>
+            </a:graphic>
+          </wp:inline>
+        </w:drawing>
+      </w:r>
+    </w:p>
+    <w:p>
+      <w:pPr>
+        <w:jc w:val="center"/>
+      </w:pPr>
+      <w:r>
+        <w:t xml:space="preserve">Рис. №25 </w:t>
+      </w:r>
+      <w:r>
+        <w:t>“</w:t>
+      </w:r>
+      <w:r>
         <w:t>Конструктор запроса</w:t>
       </w:r>
       <w:r>
         <w:t>”</w:t>
       </w:r>
     </w:p>
-    <w:p/>
+    <w:p>
+      <w:pPr>
+        <w:jc w:val="center"/>
+      </w:pPr>
+      <w:r>
+        <w:drawing>
+          <wp:inline distT="0" distB="0" distL="0" distR="0" wp14:anchorId="4F171FA1" wp14:editId="1B53DD06">
+            <wp:extent cx="3724795" cy="2200582"/>
+            <wp:effectExtent l="0" t="0" r="9525" b="9525"/>
+            <wp:docPr id="62" name="Рисунок 62"/>
+            <wp:cNvGraphicFramePr>
+              <a:graphicFrameLocks xmlns:a="http://schemas.openxmlformats.org/drawingml/2006/main" noChangeAspect="1"/>
+            </wp:cNvGraphicFramePr>
+            <a:graphic xmlns:a="http://schemas.openxmlformats.org/drawingml/2006/main">
+              <a:graphicData uri="http://schemas.openxmlformats.org/drawingml/2006/picture">
+                <pic:pic xmlns:pic="http://schemas.openxmlformats.org/drawingml/2006/picture">
+                  <pic:nvPicPr>
+                    <pic:cNvPr id="1" name=""/>
+                    <pic:cNvPicPr/>
+                  </pic:nvPicPr>
+                  <pic:blipFill>
+                    <a:blip r:embed="rId35"/>
+                    <a:stretch>
+                      <a:fillRect/>
+                    </a:stretch>
+                  </pic:blipFill>
+                  <pic:spPr>
+                    <a:xfrm>
+                      <a:off x="0" y="0"/>
+                      <a:ext cx="3724795" cy="2200582"/>
+                    </a:xfrm>
+                    <a:prstGeom prst="rect">
+                      <a:avLst/>
+                    </a:prstGeom>
+                  </pic:spPr>
+                </pic:pic>
+              </a:graphicData>
+            </a:graphic>
+          </wp:inline>
+        </w:drawing>
+      </w:r>
+    </w:p>
+    <w:p>
+      <w:pPr>
+        <w:jc w:val="center"/>
+      </w:pPr>
+      <w:r>
+        <w:t>Рис. №26</w:t>
+      </w:r>
+      <w:r>
+        <w:t xml:space="preserve"> </w:t>
+      </w:r>
+      <w:r>
+        <w:t>“</w:t>
+      </w:r>
+      <w:r>
+        <w:t>Итоговый запрос на просмотр клиентов</w:t>
+      </w:r>
+      <w:r>
+        <w:t>”</w:t>
+      </w:r>
+    </w:p>
+    <w:p>
+      <w:pPr>
+        <w:jc w:val="center"/>
+      </w:pPr>
+      <w:r>
+        <w:drawing>
+          <wp:inline distT="0" distB="0" distL="0" distR="0" wp14:anchorId="7EB9B9F5" wp14:editId="69EF0F37">
+            <wp:extent cx="5940425" cy="2165985"/>
+            <wp:effectExtent l="0" t="0" r="3175" b="5715"/>
+            <wp:docPr id="63" name="Рисунок 63"/>
+            <wp:cNvGraphicFramePr>
+              <a:graphicFrameLocks xmlns:a="http://schemas.openxmlformats.org/drawingml/2006/main" noChangeAspect="1"/>
+            </wp:cNvGraphicFramePr>
+            <a:graphic xmlns:a="http://schemas.openxmlformats.org/drawingml/2006/main">
+              <a:graphicData uri="http://schemas.openxmlformats.org/drawingml/2006/picture">
+                <pic:pic xmlns:pic="http://schemas.openxmlformats.org/drawingml/2006/picture">
+                  <pic:nvPicPr>
+                    <pic:cNvPr id="1" name=""/>
+                    <pic:cNvPicPr/>
+                  </pic:nvPicPr>
+                  <pic:blipFill>
+                    <a:blip r:embed="rId36"/>
+                    <a:stretch>
+                      <a:fillRect/>
+                    </a:stretch>
+                  </pic:blipFill>
+                  <pic:spPr>
+                    <a:xfrm>
+                      <a:off x="0" y="0"/>
+                      <a:ext cx="5940425" cy="2165985"/>
+                    </a:xfrm>
+                    <a:prstGeom prst="rect">
+                      <a:avLst/>
+                    </a:prstGeom>
+                  </pic:spPr>
+                </pic:pic>
+              </a:graphicData>
+            </a:graphic>
+          </wp:inline>
+        </w:drawing>
+      </w:r>
+    </w:p>
+    <w:p>
+      <w:pPr>
+        <w:jc w:val="center"/>
+      </w:pPr>
+      <w:r>
+        <w:t>Рис. №27</w:t>
+      </w:r>
+      <w:r>
+        <w:t xml:space="preserve"> </w:t>
+      </w:r>
+      <w:r>
+        <w:t>“</w:t>
+      </w:r>
+      <w:r>
+        <w:t>Конструктор запроса</w:t>
+      </w:r>
+      <w:r>
+        <w:t>”</w:t>
+      </w:r>
+    </w:p>
+    <w:p>
+      <w:pPr>
+        <w:jc w:val="center"/>
+      </w:pPr>
+      <w:r>
+        <w:drawing>
+          <wp:inline distT="0" distB="0" distL="0" distR="0" wp14:anchorId="7E1B9C14" wp14:editId="600F744A">
+            <wp:extent cx="5940425" cy="646430"/>
+            <wp:effectExtent l="0" t="0" r="3175" b="1270"/>
+            <wp:docPr id="64" name="Рисунок 64"/>
+            <wp:cNvGraphicFramePr>
+              <a:graphicFrameLocks xmlns:a="http://schemas.openxmlformats.org/drawingml/2006/main" noChangeAspect="1"/>
+            </wp:cNvGraphicFramePr>
+            <a:graphic xmlns:a="http://schemas.openxmlformats.org/drawingml/2006/main">
+              <a:graphicData uri="http://schemas.openxmlformats.org/drawingml/2006/picture">
+                <pic:pic xmlns:pic="http://schemas.openxmlformats.org/drawingml/2006/picture">
+                  <pic:nvPicPr>
+                    <pic:cNvPr id="1" name=""/>
+                    <pic:cNvPicPr/>
+                  </pic:nvPicPr>
+                  <pic:blipFill>
+                    <a:blip r:embed="rId37"/>
+                    <a:stretch>
+                      <a:fillRect/>
+                    </a:stretch>
+                  </pic:blipFill>
+                  <pic:spPr>
+                    <a:xfrm>
+                      <a:off x="0" y="0"/>
+                      <a:ext cx="5940425" cy="646430"/>
+                    </a:xfrm>
+                    <a:prstGeom prst="rect">
+                      <a:avLst/>
+                    </a:prstGeom>
+                  </pic:spPr>
+                </pic:pic>
+              </a:graphicData>
+            </a:graphic>
+          </wp:inline>
+        </w:drawing>
+      </w:r>
+    </w:p>
+    <w:p>
+      <w:pPr>
+        <w:jc w:val="center"/>
+      </w:pPr>
+      <w:r>
+        <w:t>Рис. №28</w:t>
+      </w:r>
+      <w:r>
+        <w:t xml:space="preserve"> </w:t>
+      </w:r>
+      <w:r>
+        <w:t>“</w:t>
+      </w:r>
+      <w:r>
+        <w:rPr>
+          <w:lang w:val="en-US"/>
+        </w:rPr>
+        <w:t xml:space="preserve">SQL </w:t>
+      </w:r>
+      <w:proofErr w:type="gramStart"/>
+      <w:r>
+        <w:t>код</w:t>
+      </w:r>
+      <w:r>
+        <w:t xml:space="preserve"> </w:t>
+      </w:r>
+      <w:r>
+        <w:t>”</w:t>
+      </w:r>
+      <w:proofErr w:type="gramEnd"/>
+    </w:p>
+    <w:p>
+      <w:pPr>
+        <w:jc w:val="center"/>
+      </w:pPr>
+    </w:p>
+    <w:p>
+      <w:pPr>
+        <w:jc w:val="center"/>
+      </w:pPr>
+      <w:r>
+        <w:drawing>
+          <wp:inline distT="0" distB="0" distL="0" distR="0" wp14:anchorId="08F8E668" wp14:editId="2F52D834">
+            <wp:extent cx="5940425" cy="1285240"/>
+            <wp:effectExtent l="0" t="0" r="3175" b="0"/>
+            <wp:docPr id="65" name="Рисунок 65"/>
+            <wp:cNvGraphicFramePr>
+              <a:graphicFrameLocks xmlns:a="http://schemas.openxmlformats.org/drawingml/2006/main" noChangeAspect="1"/>
+            </wp:cNvGraphicFramePr>
+            <a:graphic xmlns:a="http://schemas.openxmlformats.org/drawingml/2006/main">
+              <a:graphicData uri="http://schemas.openxmlformats.org/drawingml/2006/picture">
+                <pic:pic xmlns:pic="http://schemas.openxmlformats.org/drawingml/2006/picture">
+                  <pic:nvPicPr>
+                    <pic:cNvPr id="1" name=""/>
+                    <pic:cNvPicPr/>
+                  </pic:nvPicPr>
+                  <pic:blipFill>
+                    <a:blip r:embed="rId38"/>
+                    <a:stretch>
+                      <a:fillRect/>
+                    </a:stretch>
+                  </pic:blipFill>
+                  <pic:spPr>
+                    <a:xfrm>
+                      <a:off x="0" y="0"/>
+                      <a:ext cx="5940425" cy="1285240"/>
+                    </a:xfrm>
+                    <a:prstGeom prst="rect">
+                      <a:avLst/>
+                    </a:prstGeom>
+                  </pic:spPr>
+                </pic:pic>
+              </a:graphicData>
+            </a:graphic>
+          </wp:inline>
+        </w:drawing>
+      </w:r>
+    </w:p>
+    <w:p>
+      <w:pPr>
+        <w:jc w:val="center"/>
+      </w:pPr>
+      <w:r>
+        <w:t>Рис. №28</w:t>
+      </w:r>
+      <w:r>
+        <w:t xml:space="preserve"> </w:t>
+      </w:r>
+      <w:r>
+        <w:t>“</w:t>
+      </w:r>
+      <w:r>
+        <w:t xml:space="preserve">Сотрудники которые ремонтировали Лада </w:t>
+      </w:r>
+      <w:proofErr w:type="gramStart"/>
+      <w:r>
+        <w:t>Приора</w:t>
+      </w:r>
+      <w:r>
+        <w:t xml:space="preserve"> </w:t>
+      </w:r>
+      <w:r>
+        <w:t>”</w:t>
+      </w:r>
+      <w:proofErr w:type="gramEnd"/>
+    </w:p>
+    <w:p>
+      <w:pPr>
+        <w:jc w:val="center"/>
+      </w:pPr>
+      <w:r>
+        <w:drawing>
+          <wp:inline distT="0" distB="0" distL="0" distR="0" wp14:anchorId="41956262" wp14:editId="72741C90">
+            <wp:extent cx="5487166" cy="4115374"/>
+            <wp:effectExtent l="0" t="0" r="0" b="0"/>
+            <wp:docPr id="66" name="Рисунок 66"/>
+            <wp:cNvGraphicFramePr>
+              <a:graphicFrameLocks xmlns:a="http://schemas.openxmlformats.org/drawingml/2006/main" noChangeAspect="1"/>
+            </wp:cNvGraphicFramePr>
+            <a:graphic xmlns:a="http://schemas.openxmlformats.org/drawingml/2006/main">
+              <a:graphicData uri="http://schemas.openxmlformats.org/drawingml/2006/picture">
+                <pic:pic xmlns:pic="http://schemas.openxmlformats.org/drawingml/2006/picture">
+                  <pic:nvPicPr>
+                    <pic:cNvPr id="1" name=""/>
+                    <pic:cNvPicPr/>
+                  </pic:nvPicPr>
+                  <pic:blipFill>
+                    <a:blip r:embed="rId39"/>
+                    <a:stretch>
+                      <a:fillRect/>
+                    </a:stretch>
+                  </pic:blipFill>
+                  <pic:spPr>
+                    <a:xfrm>
+                      <a:off x="0" y="0"/>
+                      <a:ext cx="5487166" cy="4115374"/>
+                    </a:xfrm>
+                    <a:prstGeom prst="rect">
+                      <a:avLst/>
+                    </a:prstGeom>
+                  </pic:spPr>
+                </pic:pic>
+              </a:graphicData>
+            </a:graphic>
+          </wp:inline>
+        </w:drawing>
+      </w:r>
+    </w:p>
+    <w:p>
+      <w:pPr>
+        <w:jc w:val="center"/>
+      </w:pPr>
+      <w:r>
+        <w:t>Рис. №29</w:t>
+      </w:r>
+      <w:r>
+        <w:t xml:space="preserve"> </w:t>
+      </w:r>
+      <w:r>
+        <w:t>“</w:t>
+      </w:r>
+      <w:r>
+        <w:t xml:space="preserve">Конструктор </w:t>
+      </w:r>
+      <w:proofErr w:type="gramStart"/>
+      <w:r>
+        <w:t>запроса</w:t>
+      </w:r>
+      <w:r>
+        <w:t xml:space="preserve"> ”</w:t>
+      </w:r>
+      <w:proofErr w:type="gramEnd"/>
+    </w:p>
+    <w:p>
+      <w:pPr>
+        <w:jc w:val="center"/>
+      </w:pPr>
+      <w:r>
+        <w:drawing>
+          <wp:inline distT="0" distB="0" distL="0" distR="0" wp14:anchorId="07FBA8D0" wp14:editId="4D7D878D">
+            <wp:extent cx="5940425" cy="812800"/>
+            <wp:effectExtent l="0" t="0" r="3175" b="6350"/>
+            <wp:docPr id="67" name="Рисунок 67"/>
+            <wp:cNvGraphicFramePr>
+              <a:graphicFrameLocks xmlns:a="http://schemas.openxmlformats.org/drawingml/2006/main" noChangeAspect="1"/>
+            </wp:cNvGraphicFramePr>
+            <a:graphic xmlns:a="http://schemas.openxmlformats.org/drawingml/2006/main">
+              <a:graphicData uri="http://schemas.openxmlformats.org/drawingml/2006/picture">
+                <pic:pic xmlns:pic="http://schemas.openxmlformats.org/drawingml/2006/picture">
+                  <pic:nvPicPr>
+                    <pic:cNvPr id="1" name=""/>
+                    <pic:cNvPicPr/>
+                  </pic:nvPicPr>
+                  <pic:blipFill>
+                    <a:blip r:embed="rId40"/>
+                    <a:stretch>
+                      <a:fillRect/>
+                    </a:stretch>
+                  </pic:blipFill>
+                  <pic:spPr>
+                    <a:xfrm>
+                      <a:off x="0" y="0"/>
+                      <a:ext cx="5940425" cy="812800"/>
+                    </a:xfrm>
+                    <a:prstGeom prst="rect">
+                      <a:avLst/>
+                    </a:prstGeom>
+                  </pic:spPr>
+                </pic:pic>
+              </a:graphicData>
+            </a:graphic>
+          </wp:inline>
+        </w:drawing>
+      </w:r>
+    </w:p>
+    <w:p>
+      <w:pPr>
+        <w:jc w:val="center"/>
+      </w:pPr>
+      <w:r>
+        <w:t>Рис. №30</w:t>
+      </w:r>
+      <w:r>
+        <w:t xml:space="preserve"> </w:t>
+      </w:r>
+      <w:r>
+        <w:t>“</w:t>
+      </w:r>
+      <w:r>
+        <w:rPr>
+          <w:lang w:val="en-US"/>
+        </w:rPr>
+        <w:t xml:space="preserve">SQL </w:t>
+      </w:r>
+      <w:r>
+        <w:t>код</w:t>
+      </w:r>
+      <w:r>
+        <w:t>”</w:t>
+      </w:r>
+    </w:p>
+    <w:p>
+      <w:pPr>
+        <w:jc w:val="center"/>
+      </w:pPr>
+    </w:p>
     <w:p>
       <w:pPr>
         <w:pStyle w:val="1"/>
       </w:pPr>
-      <w:bookmarkStart w:id="38" w:name="_Toc227966928"/>
+      <w:bookmarkStart w:id="37" w:name="_Toc227966928"/>
       <w:proofErr w:type="spellStart"/>
       <w:r>
         <w:lastRenderedPageBreak/>
         <w:t>Прототипирование</w:t>
       </w:r>
-      <w:bookmarkEnd w:id="38"/>
+      <w:bookmarkEnd w:id="37"/>
       <w:proofErr w:type="spellEnd"/>
     </w:p>
     <w:p>
       <w:r>
         <w:pict>
           <v:shape id="_x0000_i1026" type="#_x0000_t75" style="width:345pt;height:450pt">
-            <v:imagedata r:id="rId34" o:title="76724_9"/>
+            <v:imagedata r:id="rId41" o:title="76724_9"/>
           </v:shape>
         </w:pict>
       </w:r>
@@ -14997,7 +15369,18 @@
         <w:jc w:val="center"/>
       </w:pPr>
       <w:r>
-        <w:t xml:space="preserve">Рис. №26 </w:t>
+        <w:t>Рис. №</w:t>
+      </w:r>
+      <w:r>
+        <w:rPr>
+          <w:lang w:val="en-US"/>
+        </w:rPr>
+        <w:t>31</w:t>
+      </w:r>
+      <w:bookmarkStart w:id="38" w:name="_GoBack"/>
+      <w:bookmarkEnd w:id="38"/>
+      <w:r>
+        <w:t xml:space="preserve"> </w:t>
       </w:r>
       <w:r>
         <w:t>“</w:t>
@@ -16952,7 +17335,7 @@
 </file>
 
 <file path=customXml/itemProps1.xml><?xml version="1.0" encoding="utf-8"?>
-<ds:datastoreItem xmlns:ds="http://schemas.openxmlformats.org/officeDocument/2006/customXml" ds:itemID="{E9A0F552-B2BF-4F59-934D-B39FC4CFBF9B}">
+<ds:datastoreItem xmlns:ds="http://schemas.openxmlformats.org/officeDocument/2006/customXml" ds:itemID="{C8B00250-0735-4C8C-A59F-684164E39944}">
   <ds:schemaRefs>
     <ds:schemaRef ds:uri="http://schemas.openxmlformats.org/officeDocument/2006/bibliography"/>
   </ds:schemaRefs>
